--- a/ind/docx/56.content.docx
+++ b/ind/docx/56.content.docx
@@ -11,6 +11,15 @@
         <w:pStyle w:val="Heading2"/>
       </w:pPr>
       <w:r>
+        <w:t>Resource: Catatan Studi (Tyndale)</w:t>
+      </w:r>
+      <w:r/>
+    </w:p>
+    <w:p>
+      <w:pPr>
+        <w:pStyle w:val="Heading2"/>
+      </w:pPr>
+      <w:r>
         <w:t>License Information</w:t>
       </w:r>
       <w:r/>
@@ -21,7 +30,7 @@
         <w:rPr>
           <w:b/>
         </w:rPr>
-        <w:t>Study Notes (Tyndale)</w:t>
+        <w:t>Catatan Studi (Tyndale)</w:t>
       </w:r>
       <w:r>
         <w:t xml:space="preserve"> (Indonesian) is based on</w:t>
@@ -74,7 +83,7 @@
         <w:pStyle w:val="Heading1"/>
       </w:pPr>
       <w:r>
-        <w:t>Study Notes (Tyndale)</w:t>
+        <w:t>Catatan Studi (Tyndale)</w:t>
       </w:r>
     </w:p>
     <w:p>
@@ -83,6 +92,51 @@
           <w:headerReference w:type="even" r:id="rId8"/>
           <w:headerReference w:type="default" r:id="rId9"/>
           <w:footerReference w:type="default" r:id="rId10"/>
+          <w:footnotePr>
+            <w:numRestart w:val="eachSect"/>
+          </w:footnotePr>
+          <w:type w:val="continuous"/>
+          <w:pgSz w:w="12240" w:h="15840" w:code="1"/>
+          <w:pgMar w:top="1440" w:right="1440" w:bottom="1440" w:left="1440" w:header="504" w:footer="504" w:gutter="0"/>
+          <w:cols w:space="708"/>
+          <w:titlePg/>
+          <w:docGrid w:linePitch="360"/>
+        </w:sectPr>
+      </w:pPr>
+    </w:p>
+    <w:p>
+      <w:r/>
+    </w:p>
+    <w:p>
+      <w:pPr>
+        <w:pStyle w:val="Heading2"/>
+      </w:pPr>
+      <w:r>
+        <w:t>TIT</w:t>
+      </w:r>
+      <w:r/>
+    </w:p>
+    <w:p>
+      <w:r/>
+      <w:r>
+        <w:rPr>
+          <w:i/>
+        </w:rPr>
+        <w:t>Titus 1:1, Titus 1:1–4, Titus 1:2, Titus 1:3, Titus 1:4, Titus 1:5, Titus 1:5–9, Titus 1:5–16, Titus 1:6, Titus 1:7, Titus 1:9, Titus 1:10, Titus 1:10–16, Titus 1:11, Titus 1:12, Titus 1:13, Titus 1:14, Titus 1:15, Titus 1:15–16, Titus 1:16, Titus 2:1–15, Titus 2:9–10, Titus 2:11, Titus 2:11–15, Titus 2:12, Titus 2:13, Titus 2:14, Titus 3:1, Titus 3:1–11, Titus 3:3, Titus 3:4, Titus 3:4–7, Titus 3:5, Titus 3:7, Titus 3:8, Titus 3:10–11, Titus 3:12, Titus 3:12–15, Titus 3:13, Titus 3:14, Titus 3:15</w:t>
+      </w:r>
+      <w:r/>
+    </w:p>
+    <w:p>
+      <w:r/>
+      <w:r>
+        <w:t xml:space="preserve"> </w:t>
+      </w:r>
+      <w:r/>
+      <w:r/>
+    </w:p>
+    <w:p>
+      <w:pPr>
+        <w:sectPr>
           <w:footnotePr>
             <w:numRestart w:val="eachSect"/>
           </w:footnotePr>

--- a/ind/docx/56.content.docx
+++ b/ind/docx/56.content.docx
@@ -4,49 +4,89 @@
   <w:body>
     <w:p/>
     <w:p>
-      <w:r/>
+      <w:pPr/>
+      <w:r>
+        <w:rPr>
+          <w:lang w:val="id_ID" w:bidi="id_ID"/>
+        </w:rPr>
+      </w:r>
     </w:p>
     <w:p>
       <w:pPr>
         <w:pStyle w:val="Heading2"/>
       </w:pPr>
       <w:r>
+        <w:rPr>
+          <w:lang w:val="id_ID" w:bidi="id_ID"/>
+        </w:rPr>
         <w:t>Resource: Catatan Studi (Tyndale)</w:t>
       </w:r>
-      <w:r/>
+      <w:r>
+        <w:rPr>
+          <w:lang w:val="id_ID" w:bidi="id_ID"/>
+        </w:rPr>
+      </w:r>
     </w:p>
     <w:p>
       <w:pPr>
         <w:pStyle w:val="Heading2"/>
       </w:pPr>
       <w:r>
+        <w:rPr>
+          <w:lang w:val="id_ID" w:bidi="id_ID"/>
+        </w:rPr>
         <w:t>License Information</w:t>
       </w:r>
-      <w:r/>
-    </w:p>
-    <w:p>
-      <w:r/>
+      <w:r>
+        <w:rPr>
+          <w:lang w:val="id_ID" w:bidi="id_ID"/>
+        </w:rPr>
+      </w:r>
+    </w:p>
+    <w:p>
+      <w:pPr/>
+      <w:r>
+        <w:rPr>
+          <w:lang w:val="id_ID" w:bidi="id_ID"/>
+        </w:rPr>
+      </w:r>
       <w:r>
         <w:rPr>
           <w:b/>
+          <w:lang w:val="id_ID" w:bidi="id_ID"/>
         </w:rPr>
         <w:t>Catatan Studi (Tyndale)</w:t>
       </w:r>
       <w:r>
+        <w:rPr>
+          <w:lang w:val="id_ID" w:bidi="id_ID"/>
+        </w:rPr>
         <w:t xml:space="preserve"> (Indonesian) is based on</w:t>
       </w:r>
       <w:r>
+        <w:rPr>
+          <w:lang w:val="id_ID" w:bidi="id_ID"/>
+        </w:rPr>
         <w:t xml:space="preserve">: </w:t>
       </w:r>
       <w:r>
+        <w:rPr>
+          <w:lang w:val="id_ID" w:bidi="id_ID"/>
+        </w:rPr>
         <w:t>Tyndale Open Study Notes</w:t>
       </w:r>
       <w:r>
+        <w:rPr>
+          <w:lang w:val="id_ID" w:bidi="id_ID"/>
+        </w:rPr>
         <w:t xml:space="preserve">, </w:t>
       </w:r>
       <w:hyperlink r:id="rId13">
         <w:r>
           <w:rPr>
+            <w:lang w:val="id_ID" w:bidi="id_ID"/>
+          </w:rPr>
+          <w:rPr>
             <w:color w:val="0000EE"/>
             <w:u w:val="single"/>
           </w:rPr>
@@ -54,11 +94,17 @@
         </w:r>
       </w:hyperlink>
       <w:r>
+        <w:rPr>
+          <w:lang w:val="id_ID" w:bidi="id_ID"/>
+        </w:rPr>
         <w:t xml:space="preserve">, 2019, which is licensed under a </w:t>
       </w:r>
       <w:hyperlink r:id="rId14">
         <w:r>
           <w:rPr>
+            <w:lang w:val="id_ID" w:bidi="id_ID"/>
+          </w:rPr>
+          <w:rPr>
             <w:color w:val="0000EE"/>
             <w:u w:val="single"/>
           </w:rPr>
@@ -66,23 +112,49 @@
         </w:r>
       </w:hyperlink>
       <w:r>
+        <w:rPr>
+          <w:lang w:val="id_ID" w:bidi="id_ID"/>
+        </w:rPr>
         <w:t>.</w:t>
       </w:r>
-      <w:r/>
-    </w:p>
-    <w:p>
-      <w:r/>
-      <w:r>
+      <w:r>
+        <w:rPr>
+          <w:lang w:val="id_ID" w:bidi="id_ID"/>
+        </w:rPr>
+      </w:r>
+    </w:p>
+    <w:p>
+      <w:pPr/>
+      <w:r>
+        <w:rPr>
+          <w:lang w:val="id_ID" w:bidi="id_ID"/>
+        </w:rPr>
+      </w:r>
+      <w:r>
+        <w:rPr>
+          <w:lang w:val="id_ID" w:bidi="id_ID"/>
+        </w:rPr>
         <w:t>This PDF version is provided under the same license.</w:t>
       </w:r>
-      <w:r/>
-      <w:r/>
+      <w:r>
+        <w:rPr>
+          <w:lang w:val="id_ID" w:bidi="id_ID"/>
+        </w:rPr>
+      </w:r>
+      <w:r>
+        <w:rPr>
+          <w:lang w:val="id_ID" w:bidi="id_ID"/>
+        </w:rPr>
+      </w:r>
     </w:p>
     <w:p>
       <w:pPr>
         <w:pStyle w:val="Heading1"/>
       </w:pPr>
       <w:r>
+        <w:rPr>
+          <w:lang w:val="id_ID" w:bidi="id_ID"/>
+        </w:rPr>
         <w:t>Catatan Studi (Tyndale)</w:t>
       </w:r>
     </w:p>
@@ -105,34 +177,72 @@
       </w:pPr>
     </w:p>
     <w:p>
-      <w:r/>
+      <w:pPr/>
+      <w:r>
+        <w:rPr>
+          <w:lang w:val="id_ID" w:bidi="id_ID"/>
+        </w:rPr>
+      </w:r>
     </w:p>
     <w:p>
       <w:pPr>
         <w:pStyle w:val="Heading2"/>
       </w:pPr>
       <w:r>
+        <w:rPr>
+          <w:lang w:val="id_ID" w:bidi="id_ID"/>
+        </w:rPr>
         <w:t>TIT</w:t>
       </w:r>
-      <w:r/>
-    </w:p>
-    <w:p>
-      <w:r/>
+      <w:r>
+        <w:rPr>
+          <w:lang w:val="id_ID" w:bidi="id_ID"/>
+        </w:rPr>
+      </w:r>
+    </w:p>
+    <w:p>
+      <w:pPr/>
+      <w:r>
+        <w:rPr>
+          <w:lang w:val="id_ID" w:bidi="id_ID"/>
+        </w:rPr>
+      </w:r>
       <w:r>
         <w:rPr>
           <w:i/>
+          <w:lang w:val="id_ID" w:bidi="id_ID"/>
         </w:rPr>
         <w:t>Titus 1:1, Titus 1:1–4, Titus 1:2, Titus 1:3, Titus 1:4, Titus 1:5, Titus 1:5–9, Titus 1:5–16, Titus 1:6, Titus 1:7, Titus 1:9, Titus 1:10, Titus 1:10–16, Titus 1:11, Titus 1:12, Titus 1:13, Titus 1:14, Titus 1:15, Titus 1:15–16, Titus 1:16, Titus 2:1–15, Titus 2:9–10, Titus 2:11, Titus 2:11–15, Titus 2:12, Titus 2:13, Titus 2:14, Titus 3:1, Titus 3:1–11, Titus 3:3, Titus 3:4, Titus 3:4–7, Titus 3:5, Titus 3:7, Titus 3:8, Titus 3:10–11, Titus 3:12, Titus 3:12–15, Titus 3:13, Titus 3:14, Titus 3:15</w:t>
       </w:r>
-      <w:r/>
-    </w:p>
-    <w:p>
-      <w:r/>
-      <w:r>
+      <w:r>
+        <w:rPr>
+          <w:lang w:val="id_ID" w:bidi="id_ID"/>
+        </w:rPr>
+      </w:r>
+    </w:p>
+    <w:p>
+      <w:pPr/>
+      <w:r>
+        <w:rPr>
+          <w:lang w:val="id_ID" w:bidi="id_ID"/>
+        </w:rPr>
+      </w:r>
+      <w:r>
+        <w:rPr>
+          <w:lang w:val="id_ID" w:bidi="id_ID"/>
+        </w:rPr>
         <w:t xml:space="preserve"> </w:t>
       </w:r>
-      <w:r/>
-      <w:r/>
+      <w:r>
+        <w:rPr>
+          <w:lang w:val="id_ID" w:bidi="id_ID"/>
+        </w:rPr>
+      </w:r>
+      <w:r>
+        <w:rPr>
+          <w:lang w:val="id_ID" w:bidi="id_ID"/>
+        </w:rPr>
+      </w:r>
     </w:p>
     <w:p>
       <w:pPr>
@@ -150,31 +260,55 @@
       </w:pPr>
     </w:p>
     <w:p>
-      <w:r/>
+      <w:pPr/>
+      <w:r>
+        <w:rPr>
+          <w:lang w:val="id_ID" w:bidi="id_ID"/>
+        </w:rPr>
+      </w:r>
     </w:p>
     <w:p>
       <w:pPr>
         <w:pStyle w:val="Heading2"/>
       </w:pPr>
       <w:r>
+        <w:rPr>
+          <w:lang w:val="id_ID" w:bidi="id_ID"/>
+        </w:rPr>
         <w:t>Titus 1:1</w:t>
       </w:r>
-      <w:r/>
-    </w:p>
-    <w:p>
-      <w:r/>
+      <w:r>
+        <w:rPr>
+          <w:lang w:val="id_ID" w:bidi="id_ID"/>
+        </w:rPr>
+      </w:r>
+    </w:p>
+    <w:p>
+      <w:pPr/>
+      <w:r>
+        <w:rPr>
+          <w:lang w:val="id_ID" w:bidi="id_ID"/>
+        </w:rPr>
+      </w:r>
       <w:r>
         <w:rPr>
           <w:i/>
+          <w:lang w:val="id_ID" w:bidi="id_ID"/>
         </w:rPr>
         <w:t>pengetahuan … akan kebenaran</w:t>
       </w:r>
       <w:r>
+        <w:rPr>
+          <w:lang w:val="id_ID" w:bidi="id_ID"/>
+        </w:rPr>
         <w:t xml:space="preserve">: Lihat </w:t>
       </w:r>
       <w:hyperlink r:id="rId15">
         <w:r>
           <w:rPr>
+            <w:lang w:val="id_ID" w:bidi="id_ID"/>
+          </w:rPr>
+          <w:rPr>
             <w:color w:val="0000EE"/>
             <w:u w:val="single"/>
           </w:rPr>
@@ -182,11 +316,17 @@
         </w:r>
       </w:hyperlink>
       <w:r>
+        <w:rPr>
+          <w:lang w:val="id_ID" w:bidi="id_ID"/>
+        </w:rPr>
         <w:t xml:space="preserve">; </w:t>
       </w:r>
       <w:hyperlink r:id="rId16">
         <w:r>
           <w:rPr>
+            <w:lang w:val="id_ID" w:bidi="id_ID"/>
+          </w:rPr>
+          <w:rPr>
             <w:color w:val="0000EE"/>
             <w:u w:val="single"/>
           </w:rPr>
@@ -194,31 +334,65 @@
         </w:r>
       </w:hyperlink>
       <w:r>
+        <w:rPr>
+          <w:lang w:val="id_ID" w:bidi="id_ID"/>
+        </w:rPr>
         <w:t>.</w:t>
       </w:r>
-      <w:r/>
-      <w:r/>
-    </w:p>
-    <w:p>
-      <w:r/>
+      <w:r>
+        <w:rPr>
+          <w:lang w:val="id_ID" w:bidi="id_ID"/>
+        </w:rPr>
+      </w:r>
+      <w:r>
+        <w:rPr>
+          <w:lang w:val="id_ID" w:bidi="id_ID"/>
+        </w:rPr>
+      </w:r>
+    </w:p>
+    <w:p>
+      <w:pPr/>
+      <w:r>
+        <w:rPr>
+          <w:lang w:val="id_ID" w:bidi="id_ID"/>
+        </w:rPr>
+      </w:r>
     </w:p>
     <w:p>
       <w:pPr>
         <w:pStyle w:val="Heading2"/>
       </w:pPr>
       <w:r>
+        <w:rPr>
+          <w:lang w:val="id_ID" w:bidi="id_ID"/>
+        </w:rPr>
         <w:t>Titus 1:1–4</w:t>
       </w:r>
-      <w:r/>
-    </w:p>
-    <w:p>
-      <w:r/>
-      <w:r>
+      <w:r>
+        <w:rPr>
+          <w:lang w:val="id_ID" w:bidi="id_ID"/>
+        </w:rPr>
+      </w:r>
+    </w:p>
+    <w:p>
+      <w:pPr/>
+      <w:r>
+        <w:rPr>
+          <w:lang w:val="id_ID" w:bidi="id_ID"/>
+        </w:rPr>
+      </w:r>
+      <w:r>
+        <w:rPr>
+          <w:lang w:val="id_ID" w:bidi="id_ID"/>
+        </w:rPr>
         <w:t>Bagian awal dari Kitab Titus, seperti halnya 1 Timotius (</w:t>
       </w:r>
       <w:hyperlink r:id="rId17">
         <w:r>
           <w:rPr>
+            <w:lang w:val="id_ID" w:bidi="id_ID"/>
+          </w:rPr>
+          <w:rPr>
             <w:color w:val="0000EE"/>
             <w:u w:val="single"/>
           </w:rPr>
@@ -226,22 +400,45 @@
         </w:r>
       </w:hyperlink>
       <w:r>
+        <w:rPr>
+          <w:lang w:val="id_ID" w:bidi="id_ID"/>
+        </w:rPr>
         <w:t>), menetapkan otoritas Paulus untuk wakilnya.</w:t>
       </w:r>
-      <w:r/>
-      <w:r/>
-    </w:p>
-    <w:p>
-      <w:r/>
+      <w:r>
+        <w:rPr>
+          <w:lang w:val="id_ID" w:bidi="id_ID"/>
+        </w:rPr>
+      </w:r>
+      <w:r>
+        <w:rPr>
+          <w:lang w:val="id_ID" w:bidi="id_ID"/>
+        </w:rPr>
+      </w:r>
+    </w:p>
+    <w:p>
+      <w:pPr/>
+      <w:r>
+        <w:rPr>
+          <w:lang w:val="id_ID" w:bidi="id_ID"/>
+        </w:rPr>
+      </w:r>
     </w:p>
     <w:p>
       <w:pPr>
         <w:pStyle w:val="Heading2"/>
       </w:pPr>
       <w:r>
+        <w:rPr>
+          <w:lang w:val="id_ID" w:bidi="id_ID"/>
+        </w:rPr>
         <w:t>Titus 1:2</w:t>
       </w:r>
-      <w:r/>
+      <w:r>
+        <w:rPr>
+          <w:lang w:val="id_ID" w:bidi="id_ID"/>
+        </w:rPr>
+      </w:r>
     </w:p>
     <w:p>
       <w:pPr>
@@ -249,13 +446,23 @@
         <w:spacing w:line="240" w:lineRule="auto"/>
         <w:ind w:left="720"/>
       </w:pPr>
-      <w:r/>
-      <w:r>
+      <w:r>
+        <w:rPr>
+          <w:lang w:val="id_ID" w:bidi="id_ID"/>
+        </w:rPr>
+      </w:r>
+      <w:r>
+        <w:rPr>
+          <w:lang w:val="id_ID" w:bidi="id_ID"/>
+        </w:rPr>
         <w:t xml:space="preserve">Mempercayai bahwa mereka memiliki kehidupan kekal memungkinkan umat Allah untuk menjalani hidup dengan baik saat ini (lihat </w:t>
       </w:r>
       <w:hyperlink r:id="rId15">
         <w:r>
           <w:rPr>
+            <w:lang w:val="id_ID" w:bidi="id_ID"/>
+          </w:rPr>
+          <w:rPr>
             <w:color w:val="0000EE"/>
             <w:u w:val="single"/>
           </w:rPr>
@@ -263,11 +470,17 @@
         </w:r>
       </w:hyperlink>
       <w:r>
+        <w:rPr>
+          <w:lang w:val="id_ID" w:bidi="id_ID"/>
+        </w:rPr>
         <w:t xml:space="preserve">; </w:t>
       </w:r>
       <w:hyperlink r:id="rId18">
         <w:r>
           <w:rPr>
+            <w:lang w:val="id_ID" w:bidi="id_ID"/>
+          </w:rPr>
+          <w:rPr>
             <w:color w:val="0000EE"/>
             <w:u w:val="single"/>
           </w:rPr>
@@ -275,6 +488,9 @@
         </w:r>
       </w:hyperlink>
       <w:r>
+        <w:rPr>
+          <w:lang w:val="id_ID" w:bidi="id_ID"/>
+        </w:rPr>
         <w:t>).</w:t>
       </w:r>
     </w:p>
@@ -284,25 +500,42 @@
         <w:spacing w:line="240" w:lineRule="auto"/>
         <w:ind w:left="720"/>
       </w:pPr>
-      <w:r/>
+      <w:r>
+        <w:rPr>
+          <w:lang w:val="id_ID" w:bidi="id_ID"/>
+        </w:rPr>
+      </w:r>
       <w:r>
         <w:rPr>
           <w:i/>
+          <w:lang w:val="id_ID" w:bidi="id_ID"/>
         </w:rPr>
         <w:t>Allah, yang tidak berdusta</w:t>
       </w:r>
       <w:r>
+        <w:rPr>
+          <w:lang w:val="id_ID" w:bidi="id_ID"/>
+        </w:rPr>
         <w:t xml:space="preserve">: Allah yang sejati berbeda dengan ide-ide populer di Kreta (lihat </w:t>
       </w:r>
       <w:r>
+        <w:rPr>
+          <w:lang w:val="id_ID" w:bidi="id_ID"/>
+        </w:rPr>
         <w:t>catatan studi pada Tit. 1:12</w:t>
       </w:r>
       <w:r>
+        <w:rPr>
+          <w:lang w:val="id_ID" w:bidi="id_ID"/>
+        </w:rPr>
         <w:t>). Pernyataan ini juga menekankan rencana keselamatan Allah yang tidak berubah (</w:t>
       </w:r>
       <w:hyperlink r:id="rId19">
         <w:r>
           <w:rPr>
+            <w:lang w:val="id_ID" w:bidi="id_ID"/>
+          </w:rPr>
+          <w:rPr>
             <w:color w:val="0000EE"/>
             <w:u w:val="single"/>
           </w:rPr>
@@ -310,11 +543,17 @@
         </w:r>
       </w:hyperlink>
       <w:r>
+        <w:rPr>
+          <w:lang w:val="id_ID" w:bidi="id_ID"/>
+        </w:rPr>
         <w:t xml:space="preserve">): Allah dapat dipercaya untuk memenuhi janji-janji-Nya (lihat </w:t>
       </w:r>
       <w:hyperlink r:id="rId20">
         <w:r>
           <w:rPr>
+            <w:lang w:val="id_ID" w:bidi="id_ID"/>
+          </w:rPr>
+          <w:rPr>
             <w:color w:val="0000EE"/>
             <w:u w:val="single"/>
           </w:rPr>
@@ -322,11 +561,17 @@
         </w:r>
       </w:hyperlink>
       <w:r>
+        <w:rPr>
+          <w:lang w:val="id_ID" w:bidi="id_ID"/>
+        </w:rPr>
         <w:t xml:space="preserve">; </w:t>
       </w:r>
       <w:hyperlink r:id="rId21">
         <w:r>
           <w:rPr>
+            <w:lang w:val="id_ID" w:bidi="id_ID"/>
+          </w:rPr>
+          <w:rPr>
             <w:color w:val="0000EE"/>
             <w:u w:val="single"/>
           </w:rPr>
@@ -334,11 +579,17 @@
         </w:r>
       </w:hyperlink>
       <w:r>
+        <w:rPr>
+          <w:lang w:val="id_ID" w:bidi="id_ID"/>
+        </w:rPr>
         <w:t xml:space="preserve">; </w:t>
       </w:r>
       <w:hyperlink r:id="rId22">
         <w:r>
           <w:rPr>
+            <w:lang w:val="id_ID" w:bidi="id_ID"/>
+          </w:rPr>
+          <w:rPr>
             <w:color w:val="0000EE"/>
             <w:u w:val="single"/>
           </w:rPr>
@@ -346,22 +597,45 @@
         </w:r>
       </w:hyperlink>
       <w:r>
+        <w:rPr>
+          <w:lang w:val="id_ID" w:bidi="id_ID"/>
+        </w:rPr>
         <w:t>).</w:t>
       </w:r>
-      <w:r/>
-      <w:r/>
-    </w:p>
-    <w:p>
-      <w:r/>
+      <w:r>
+        <w:rPr>
+          <w:lang w:val="id_ID" w:bidi="id_ID"/>
+        </w:rPr>
+      </w:r>
+      <w:r>
+        <w:rPr>
+          <w:lang w:val="id_ID" w:bidi="id_ID"/>
+        </w:rPr>
+      </w:r>
+    </w:p>
+    <w:p>
+      <w:pPr/>
+      <w:r>
+        <w:rPr>
+          <w:lang w:val="id_ID" w:bidi="id_ID"/>
+        </w:rPr>
+      </w:r>
     </w:p>
     <w:p>
       <w:pPr>
         <w:pStyle w:val="Heading2"/>
       </w:pPr>
       <w:r>
+        <w:rPr>
+          <w:lang w:val="id_ID" w:bidi="id_ID"/>
+        </w:rPr>
         <w:t>Titus 1:3</w:t>
       </w:r>
-      <w:r/>
+      <w:r>
+        <w:rPr>
+          <w:lang w:val="id_ID" w:bidi="id_ID"/>
+        </w:rPr>
+      </w:r>
     </w:p>
     <w:p>
       <w:pPr>
@@ -369,19 +643,30 @@
         <w:spacing w:line="240" w:lineRule="auto"/>
         <w:ind w:left="720"/>
       </w:pPr>
-      <w:r/>
+      <w:r>
+        <w:rPr>
+          <w:lang w:val="id_ID" w:bidi="id_ID"/>
+        </w:rPr>
+      </w:r>
       <w:r>
         <w:rPr>
           <w:i/>
+          <w:lang w:val="id_ID" w:bidi="id_ID"/>
         </w:rPr>
         <w:t>Pada waktu yang dikehendaki-Nya</w:t>
       </w:r>
       <w:r>
+        <w:rPr>
+          <w:lang w:val="id_ID" w:bidi="id_ID"/>
+        </w:rPr>
         <w:t xml:space="preserve">: Inisiatif sepenuhnya ada pada Allah, yang melaksanakan rencana-Nya sesuai dengan waktu dan kehendak-Nya (lihat </w:t>
       </w:r>
       <w:hyperlink r:id="rId23">
         <w:r>
           <w:rPr>
+            <w:lang w:val="id_ID" w:bidi="id_ID"/>
+          </w:rPr>
+          <w:rPr>
             <w:color w:val="0000EE"/>
             <w:u w:val="single"/>
           </w:rPr>
@@ -389,11 +674,17 @@
         </w:r>
       </w:hyperlink>
       <w:r>
+        <w:rPr>
+          <w:lang w:val="id_ID" w:bidi="id_ID"/>
+        </w:rPr>
         <w:t xml:space="preserve">; </w:t>
       </w:r>
       <w:hyperlink r:id="rId24">
         <w:r>
           <w:rPr>
+            <w:lang w:val="id_ID" w:bidi="id_ID"/>
+          </w:rPr>
+          <w:rPr>
             <w:color w:val="0000EE"/>
             <w:u w:val="single"/>
           </w:rPr>
@@ -401,11 +692,17 @@
         </w:r>
       </w:hyperlink>
       <w:r>
+        <w:rPr>
+          <w:lang w:val="id_ID" w:bidi="id_ID"/>
+        </w:rPr>
         <w:t xml:space="preserve">; </w:t>
       </w:r>
       <w:hyperlink r:id="rId25">
         <w:r>
           <w:rPr>
+            <w:lang w:val="id_ID" w:bidi="id_ID"/>
+          </w:rPr>
+          <w:rPr>
             <w:color w:val="0000EE"/>
             <w:u w:val="single"/>
           </w:rPr>
@@ -413,6 +710,9 @@
         </w:r>
       </w:hyperlink>
       <w:r>
+        <w:rPr>
+          <w:lang w:val="id_ID" w:bidi="id_ID"/>
+        </w:rPr>
         <w:t>).</w:t>
       </w:r>
     </w:p>
@@ -422,19 +722,30 @@
         <w:spacing w:line="240" w:lineRule="auto"/>
         <w:ind w:left="720"/>
       </w:pPr>
-      <w:r/>
+      <w:r>
+        <w:rPr>
+          <w:lang w:val="id_ID" w:bidi="id_ID"/>
+        </w:rPr>
+      </w:r>
       <w:r>
         <w:rPr>
           <w:i/>
+          <w:lang w:val="id_ID" w:bidi="id_ID"/>
         </w:rPr>
         <w:t>Allah Juruselamat kita</w:t>
       </w:r>
       <w:r>
+        <w:rPr>
+          <w:lang w:val="id_ID" w:bidi="id_ID"/>
+        </w:rPr>
         <w:t xml:space="preserve">: Dalam </w:t>
       </w:r>
       <w:hyperlink r:id="rId26">
         <w:r>
           <w:rPr>
+            <w:lang w:val="id_ID" w:bidi="id_ID"/>
+          </w:rPr>
+          <w:rPr>
             <w:color w:val="0000EE"/>
             <w:u w:val="single"/>
           </w:rPr>
@@ -442,11 +753,17 @@
         </w:r>
       </w:hyperlink>
       <w:r>
+        <w:rPr>
+          <w:lang w:val="id_ID" w:bidi="id_ID"/>
+        </w:rPr>
         <w:t xml:space="preserve">, Yesus juga disebut "Juruselamat kita," yang mengidentifikasi Yesus dengan Allah (lihat </w:t>
       </w:r>
       <w:hyperlink r:id="rId27">
         <w:r>
           <w:rPr>
+            <w:lang w:val="id_ID" w:bidi="id_ID"/>
+          </w:rPr>
+          <w:rPr>
             <w:color w:val="0000EE"/>
             <w:u w:val="single"/>
           </w:rPr>
@@ -454,11 +771,17 @@
         </w:r>
       </w:hyperlink>
       <w:r>
+        <w:rPr>
+          <w:lang w:val="id_ID" w:bidi="id_ID"/>
+        </w:rPr>
         <w:t xml:space="preserve">, </w:t>
       </w:r>
       <w:hyperlink r:id="rId28">
         <w:r>
           <w:rPr>
+            <w:lang w:val="id_ID" w:bidi="id_ID"/>
+          </w:rPr>
+          <w:rPr>
             <w:color w:val="0000EE"/>
             <w:u w:val="single"/>
           </w:rPr>
@@ -466,11 +789,17 @@
         </w:r>
       </w:hyperlink>
       <w:r>
+        <w:rPr>
+          <w:lang w:val="id_ID" w:bidi="id_ID"/>
+        </w:rPr>
         <w:t xml:space="preserve">; </w:t>
       </w:r>
       <w:hyperlink r:id="rId29">
         <w:r>
           <w:rPr>
+            <w:lang w:val="id_ID" w:bidi="id_ID"/>
+          </w:rPr>
+          <w:rPr>
             <w:color w:val="0000EE"/>
             <w:u w:val="single"/>
           </w:rPr>
@@ -478,11 +807,17 @@
         </w:r>
       </w:hyperlink>
       <w:r>
+        <w:rPr>
+          <w:lang w:val="id_ID" w:bidi="id_ID"/>
+        </w:rPr>
         <w:t xml:space="preserve">, </w:t>
       </w:r>
       <w:hyperlink r:id="rId30">
         <w:r>
           <w:rPr>
+            <w:lang w:val="id_ID" w:bidi="id_ID"/>
+          </w:rPr>
+          <w:rPr>
             <w:color w:val="0000EE"/>
             <w:u w:val="single"/>
           </w:rPr>
@@ -490,22 +825,45 @@
         </w:r>
       </w:hyperlink>
       <w:r>
+        <w:rPr>
+          <w:lang w:val="id_ID" w:bidi="id_ID"/>
+        </w:rPr>
         <w:t>).</w:t>
       </w:r>
-      <w:r/>
-      <w:r/>
-    </w:p>
-    <w:p>
-      <w:r/>
+      <w:r>
+        <w:rPr>
+          <w:lang w:val="id_ID" w:bidi="id_ID"/>
+        </w:rPr>
+      </w:r>
+      <w:r>
+        <w:rPr>
+          <w:lang w:val="id_ID" w:bidi="id_ID"/>
+        </w:rPr>
+      </w:r>
+    </w:p>
+    <w:p>
+      <w:pPr/>
+      <w:r>
+        <w:rPr>
+          <w:lang w:val="id_ID" w:bidi="id_ID"/>
+        </w:rPr>
+      </w:r>
     </w:p>
     <w:p>
       <w:pPr>
         <w:pStyle w:val="Heading2"/>
       </w:pPr>
       <w:r>
+        <w:rPr>
+          <w:lang w:val="id_ID" w:bidi="id_ID"/>
+        </w:rPr>
         <w:t>Titus 1:4</w:t>
       </w:r>
-      <w:r/>
+      <w:r>
+        <w:rPr>
+          <w:lang w:val="id_ID" w:bidi="id_ID"/>
+        </w:rPr>
+      </w:r>
     </w:p>
     <w:p>
       <w:pPr>
@@ -513,8 +871,15 @@
         <w:spacing w:line="240" w:lineRule="auto"/>
         <w:ind w:left="720"/>
       </w:pPr>
-      <w:r/>
-      <w:r>
+      <w:r>
+        <w:rPr>
+          <w:lang w:val="id_ID" w:bidi="id_ID"/>
+        </w:rPr>
+      </w:r>
+      <w:r>
+        <w:rPr>
+          <w:lang w:val="id_ID" w:bidi="id_ID"/>
+        </w:rPr>
         <w:t>Titus adalah wakil Paulus dalam mengelola gereja di Kreta. Seorang wakil adalah seseorang yang dikirim untuk mewakili orang lain.</w:t>
       </w:r>
     </w:p>
@@ -524,19 +889,30 @@
         <w:spacing w:line="240" w:lineRule="auto"/>
         <w:ind w:left="720"/>
       </w:pPr>
-      <w:r/>
+      <w:r>
+        <w:rPr>
+          <w:lang w:val="id_ID" w:bidi="id_ID"/>
+        </w:rPr>
+      </w:r>
       <w:r>
         <w:rPr>
           <w:i/>
+          <w:lang w:val="id_ID" w:bidi="id_ID"/>
         </w:rPr>
         <w:t>anakku yang sah</w:t>
       </w:r>
       <w:r>
+        <w:rPr>
+          <w:lang w:val="id_ID" w:bidi="id_ID"/>
+        </w:rPr>
         <w:t xml:space="preserve">: Ungkapan ini memberikan wewenang kepada delegasi (seperti dalam </w:t>
       </w:r>
       <w:hyperlink r:id="rId31">
         <w:r>
           <w:rPr>
+            <w:lang w:val="id_ID" w:bidi="id_ID"/>
+          </w:rPr>
+          <w:rPr>
             <w:color w:val="0000EE"/>
             <w:u w:val="single"/>
           </w:rPr>
@@ -544,22 +920,45 @@
         </w:r>
       </w:hyperlink>
       <w:r>
+        <w:rPr>
+          <w:lang w:val="id_ID" w:bidi="id_ID"/>
+        </w:rPr>
         <w:t>).</w:t>
       </w:r>
-      <w:r/>
-      <w:r/>
-    </w:p>
-    <w:p>
-      <w:r/>
+      <w:r>
+        <w:rPr>
+          <w:lang w:val="id_ID" w:bidi="id_ID"/>
+        </w:rPr>
+      </w:r>
+      <w:r>
+        <w:rPr>
+          <w:lang w:val="id_ID" w:bidi="id_ID"/>
+        </w:rPr>
+      </w:r>
+    </w:p>
+    <w:p>
+      <w:pPr/>
+      <w:r>
+        <w:rPr>
+          <w:lang w:val="id_ID" w:bidi="id_ID"/>
+        </w:rPr>
+      </w:r>
     </w:p>
     <w:p>
       <w:pPr>
         <w:pStyle w:val="Heading2"/>
       </w:pPr>
       <w:r>
+        <w:rPr>
+          <w:lang w:val="id_ID" w:bidi="id_ID"/>
+        </w:rPr>
         <w:t>Titus 1:5</w:t>
       </w:r>
-      <w:r/>
+      <w:r>
+        <w:rPr>
+          <w:lang w:val="id_ID" w:bidi="id_ID"/>
+        </w:rPr>
+      </w:r>
     </w:p>
     <w:p>
       <w:pPr>
@@ -567,13 +966,23 @@
         <w:spacing w:line="240" w:lineRule="auto"/>
         <w:ind w:left="720"/>
       </w:pPr>
-      <w:r/>
-      <w:r>
+      <w:r>
+        <w:rPr>
+          <w:lang w:val="id_ID" w:bidi="id_ID"/>
+        </w:rPr>
+      </w:r>
+      <w:r>
+        <w:rPr>
+          <w:lang w:val="id_ID" w:bidi="id_ID"/>
+        </w:rPr>
         <w:t>Kreta terletak di Mediterania, di selatan Laut Aegea. Lokasinya yang strategis menjadikannya penting untuk perjalanan dan perdagangan laut, sehingga memiliki campuran pengaruh budaya, termasuk populasi Yahudi. Beberapa orang dari Kreta hadir di Pentakosta (</w:t>
       </w:r>
       <w:hyperlink r:id="rId32">
         <w:r>
           <w:rPr>
+            <w:lang w:val="id_ID" w:bidi="id_ID"/>
+          </w:rPr>
+          <w:rPr>
             <w:color w:val="0000EE"/>
             <w:u w:val="single"/>
           </w:rPr>
@@ -581,6 +990,9 @@
         </w:r>
       </w:hyperlink>
       <w:r>
+        <w:rPr>
+          <w:lang w:val="id_ID" w:bidi="id_ID"/>
+        </w:rPr>
         <w:t>), tetapi surat ini tampaknya berurusan dengan gereja yang masih dalam tahap awal perkembangan.</w:t>
       </w:r>
     </w:p>
@@ -590,30 +1002,58 @@
         <w:spacing w:line="240" w:lineRule="auto"/>
         <w:ind w:left="720"/>
       </w:pPr>
-      <w:r/>
+      <w:r>
+        <w:rPr>
+          <w:lang w:val="id_ID" w:bidi="id_ID"/>
+        </w:rPr>
+      </w:r>
       <w:r>
         <w:rPr>
           <w:i/>
+          <w:lang w:val="id_ID" w:bidi="id_ID"/>
         </w:rPr>
         <w:t>penatua-penatua di setiap kota</w:t>
       </w:r>
       <w:r>
+        <w:rPr>
+          <w:lang w:val="id_ID" w:bidi="id_ID"/>
+        </w:rPr>
         <w:t>: Mungkin terdapat lebih dari satu gereja rumah di suatu kota dan mungkin juga lebih dari satu penatua di setiap gereja rumah. Jelas, terdapat gereja di setidaknya dua kota dengan kepemimpinan yang spesifik untuk setiap kota.</w:t>
       </w:r>
-      <w:r/>
-      <w:r/>
-    </w:p>
-    <w:p>
-      <w:r/>
+      <w:r>
+        <w:rPr>
+          <w:lang w:val="id_ID" w:bidi="id_ID"/>
+        </w:rPr>
+      </w:r>
+      <w:r>
+        <w:rPr>
+          <w:lang w:val="id_ID" w:bidi="id_ID"/>
+        </w:rPr>
+      </w:r>
+    </w:p>
+    <w:p>
+      <w:pPr/>
+      <w:r>
+        <w:rPr>
+          <w:lang w:val="id_ID" w:bidi="id_ID"/>
+        </w:rPr>
+      </w:r>
     </w:p>
     <w:p>
       <w:pPr>
         <w:pStyle w:val="Heading2"/>
       </w:pPr>
       <w:r>
+        <w:rPr>
+          <w:lang w:val="id_ID" w:bidi="id_ID"/>
+        </w:rPr>
         <w:t>Titus 1:5–9</w:t>
       </w:r>
-      <w:r/>
+      <w:r>
+        <w:rPr>
+          <w:lang w:val="id_ID" w:bidi="id_ID"/>
+        </w:rPr>
+      </w:r>
     </w:p>
     <w:p>
       <w:pPr>
@@ -621,13 +1061,23 @@
         <w:spacing w:line="240" w:lineRule="auto"/>
         <w:ind w:left="720"/>
       </w:pPr>
-      <w:r/>
-      <w:r>
+      <w:r>
+        <w:rPr>
+          <w:lang w:val="id_ID" w:bidi="id_ID"/>
+        </w:rPr>
+      </w:r>
+      <w:r>
+        <w:rPr>
+          <w:lang w:val="id_ID" w:bidi="id_ID"/>
+        </w:rPr>
         <w:t xml:space="preserve">Titus diperintahkan untuk menunjuk pemimpin guna menyelesaikan hal-hal yang belum terselesaikan—yaitu, mendirikan gereja (bdk. </w:t>
       </w:r>
       <w:hyperlink r:id="rId33">
         <w:r>
           <w:rPr>
+            <w:lang w:val="id_ID" w:bidi="id_ID"/>
+          </w:rPr>
+          <w:rPr>
             <w:color w:val="0000EE"/>
             <w:u w:val="single"/>
           </w:rPr>
@@ -635,6 +1085,9 @@
         </w:r>
       </w:hyperlink>
       <w:r>
+        <w:rPr>
+          <w:lang w:val="id_ID" w:bidi="id_ID"/>
+        </w:rPr>
         <w:t>). Diaken tidak disebutkan, mungkin karena gereja-gereja ini masih baru dan kecil.</w:t>
       </w:r>
     </w:p>
@@ -644,13 +1097,23 @@
         <w:spacing w:line="240" w:lineRule="auto"/>
         <w:ind w:left="720"/>
       </w:pPr>
-      <w:r/>
-      <w:r>
+      <w:r>
+        <w:rPr>
+          <w:lang w:val="id_ID" w:bidi="id_ID"/>
+        </w:rPr>
+      </w:r>
+      <w:r>
+        <w:rPr>
+          <w:lang w:val="id_ID" w:bidi="id_ID"/>
+        </w:rPr>
         <w:t xml:space="preserve">Kualitas kepemimpinan ini mungkin merupakan penyesuaian terhadap kebaruan para petobat ini dan kekasaran budaya mereka. Diasumsikan bahwa para penatua adalah seorang laki-laki (lihat </w:t>
       </w:r>
       <w:hyperlink r:id="rId34">
         <w:r>
           <w:rPr>
+            <w:lang w:val="id_ID" w:bidi="id_ID"/>
+          </w:rPr>
+          <w:rPr>
             <w:color w:val="0000EE"/>
             <w:u w:val="single"/>
           </w:rPr>
@@ -658,31 +1121,65 @@
         </w:r>
       </w:hyperlink>
       <w:r>
+        <w:rPr>
+          <w:lang w:val="id_ID" w:bidi="id_ID"/>
+        </w:rPr>
         <w:t>).</w:t>
       </w:r>
-      <w:r/>
-      <w:r/>
-    </w:p>
-    <w:p>
-      <w:r/>
+      <w:r>
+        <w:rPr>
+          <w:lang w:val="id_ID" w:bidi="id_ID"/>
+        </w:rPr>
+      </w:r>
+      <w:r>
+        <w:rPr>
+          <w:lang w:val="id_ID" w:bidi="id_ID"/>
+        </w:rPr>
+      </w:r>
+    </w:p>
+    <w:p>
+      <w:pPr/>
+      <w:r>
+        <w:rPr>
+          <w:lang w:val="id_ID" w:bidi="id_ID"/>
+        </w:rPr>
+      </w:r>
     </w:p>
     <w:p>
       <w:pPr>
         <w:pStyle w:val="Heading2"/>
       </w:pPr>
       <w:r>
+        <w:rPr>
+          <w:lang w:val="id_ID" w:bidi="id_ID"/>
+        </w:rPr>
         <w:t>Titus 1:5–16</w:t>
       </w:r>
-      <w:r/>
-    </w:p>
-    <w:p>
-      <w:r/>
-      <w:r>
+      <w:r>
+        <w:rPr>
+          <w:lang w:val="id_ID" w:bidi="id_ID"/>
+        </w:rPr>
+      </w:r>
+    </w:p>
+    <w:p>
+      <w:pPr/>
+      <w:r>
+        <w:rPr>
+          <w:lang w:val="id_ID" w:bidi="id_ID"/>
+        </w:rPr>
+      </w:r>
+      <w:r>
+        <w:rPr>
+          <w:lang w:val="id_ID" w:bidi="id_ID"/>
+        </w:rPr>
         <w:t>Kepemimpinan yang kuat dan setia diperlukan di gereja-gereja Kreta untuk menghadapi ancaman dari guru-guru palsu (</w:t>
       </w:r>
       <w:hyperlink r:id="rId35">
         <w:r>
           <w:rPr>
+            <w:lang w:val="id_ID" w:bidi="id_ID"/>
+          </w:rPr>
+          <w:rPr>
             <w:color w:val="0000EE"/>
             <w:u w:val="single"/>
           </w:rPr>
@@ -690,11 +1187,17 @@
         </w:r>
       </w:hyperlink>
       <w:r>
+        <w:rPr>
+          <w:lang w:val="id_ID" w:bidi="id_ID"/>
+        </w:rPr>
         <w:t xml:space="preserve">). Tugas Titus ini sejalan dengan tujuan utama surat tersebut: membentuk komunitas yang memberikan kesaksian tentang Kristus dengan mewujudkan kasih karunia Allah dalam perilaku mereka. Bandingkan dengan </w:t>
       </w:r>
       <w:hyperlink r:id="rId36">
         <w:r>
           <w:rPr>
+            <w:lang w:val="id_ID" w:bidi="id_ID"/>
+          </w:rPr>
+          <w:rPr>
             <w:color w:val="0000EE"/>
             <w:u w:val="single"/>
           </w:rPr>
@@ -702,22 +1205,45 @@
         </w:r>
       </w:hyperlink>
       <w:r>
+        <w:rPr>
+          <w:lang w:val="id_ID" w:bidi="id_ID"/>
+        </w:rPr>
         <w:t>.</w:t>
       </w:r>
-      <w:r/>
-      <w:r/>
-    </w:p>
-    <w:p>
-      <w:r/>
+      <w:r>
+        <w:rPr>
+          <w:lang w:val="id_ID" w:bidi="id_ID"/>
+        </w:rPr>
+      </w:r>
+      <w:r>
+        <w:rPr>
+          <w:lang w:val="id_ID" w:bidi="id_ID"/>
+        </w:rPr>
+      </w:r>
+    </w:p>
+    <w:p>
+      <w:pPr/>
+      <w:r>
+        <w:rPr>
+          <w:lang w:val="id_ID" w:bidi="id_ID"/>
+        </w:rPr>
+      </w:r>
     </w:p>
     <w:p>
       <w:pPr>
         <w:pStyle w:val="Heading2"/>
       </w:pPr>
       <w:r>
+        <w:rPr>
+          <w:lang w:val="id_ID" w:bidi="id_ID"/>
+        </w:rPr>
         <w:t>Titus 1:6</w:t>
       </w:r>
-      <w:r/>
+      <w:r>
+        <w:rPr>
+          <w:lang w:val="id_ID" w:bidi="id_ID"/>
+        </w:rPr>
+      </w:r>
     </w:p>
     <w:p>
       <w:pPr>
@@ -725,20 +1251,34 @@
         <w:spacing w:line="240" w:lineRule="auto"/>
         <w:ind w:left="720"/>
       </w:pPr>
-      <w:r/>
+      <w:r>
+        <w:rPr>
+          <w:lang w:val="id_ID" w:bidi="id_ID"/>
+        </w:rPr>
+      </w:r>
       <w:r>
         <w:rPr>
           <w:i/>
+          <w:lang w:val="id_ID" w:bidi="id_ID"/>
         </w:rPr>
         <w:t>yang hanya mempunyai satu istri</w:t>
       </w:r>
       <w:r>
+        <w:rPr>
+          <w:lang w:val="id_ID" w:bidi="id_ID"/>
+        </w:rPr>
         <w:t xml:space="preserve"> (atau setia kepada istrinya): Lihat </w:t>
       </w:r>
       <w:r>
+        <w:rPr>
+          <w:lang w:val="id_ID" w:bidi="id_ID"/>
+        </w:rPr>
         <w:t>catatan studi pada 1Tim. 3:2</w:t>
       </w:r>
       <w:r>
+        <w:rPr>
+          <w:lang w:val="id_ID" w:bidi="id_ID"/>
+        </w:rPr>
         <w:t>.</w:t>
       </w:r>
     </w:p>
@@ -748,19 +1288,30 @@
         <w:spacing w:line="240" w:lineRule="auto"/>
         <w:ind w:left="720"/>
       </w:pPr>
-      <w:r/>
+      <w:r>
+        <w:rPr>
+          <w:lang w:val="id_ID" w:bidi="id_ID"/>
+        </w:rPr>
+      </w:r>
       <w:r>
         <w:rPr>
           <w:i/>
+          <w:lang w:val="id_ID" w:bidi="id_ID"/>
         </w:rPr>
         <w:t>Hidup tidak senonoh atau hidup tidak tertib</w:t>
       </w:r>
       <w:r>
+        <w:rPr>
+          <w:lang w:val="id_ID" w:bidi="id_ID"/>
+        </w:rPr>
         <w:t xml:space="preserve"> (yaitu, perilaku sembrono atau pemberontakan): Ini mungkin mencerminkan budaya Kreta yang memiliki standar moral rendah (</w:t>
       </w:r>
       <w:hyperlink r:id="rId37">
         <w:r>
           <w:rPr>
+            <w:lang w:val="id_ID" w:bidi="id_ID"/>
+          </w:rPr>
+          <w:rPr>
             <w:color w:val="0000EE"/>
             <w:u w:val="single"/>
           </w:rPr>
@@ -768,22 +1319,45 @@
         </w:r>
       </w:hyperlink>
       <w:r>
+        <w:rPr>
+          <w:lang w:val="id_ID" w:bidi="id_ID"/>
+        </w:rPr>
         <w:t>).</w:t>
       </w:r>
-      <w:r/>
-      <w:r/>
-    </w:p>
-    <w:p>
-      <w:r/>
+      <w:r>
+        <w:rPr>
+          <w:lang w:val="id_ID" w:bidi="id_ID"/>
+        </w:rPr>
+      </w:r>
+      <w:r>
+        <w:rPr>
+          <w:lang w:val="id_ID" w:bidi="id_ID"/>
+        </w:rPr>
+      </w:r>
+    </w:p>
+    <w:p>
+      <w:pPr/>
+      <w:r>
+        <w:rPr>
+          <w:lang w:val="id_ID" w:bidi="id_ID"/>
+        </w:rPr>
+      </w:r>
     </w:p>
     <w:p>
       <w:pPr>
         <w:pStyle w:val="Heading2"/>
       </w:pPr>
       <w:r>
+        <w:rPr>
+          <w:lang w:val="id_ID" w:bidi="id_ID"/>
+        </w:rPr>
         <w:t>Titus 1:7</w:t>
       </w:r>
-      <w:r/>
+      <w:r>
+        <w:rPr>
+          <w:lang w:val="id_ID" w:bidi="id_ID"/>
+        </w:rPr>
+      </w:r>
     </w:p>
     <w:p>
       <w:pPr>
@@ -791,31 +1365,49 @@
         <w:spacing w:line="240" w:lineRule="auto"/>
         <w:ind w:left="720"/>
       </w:pPr>
-      <w:r/>
-      <w:r>
+      <w:r>
+        <w:rPr>
+          <w:lang w:val="id_ID" w:bidi="id_ID"/>
+        </w:rPr>
+      </w:r>
+      <w:r>
+        <w:rPr>
+          <w:lang w:val="id_ID" w:bidi="id_ID"/>
+        </w:rPr>
         <w:t xml:space="preserve">Seorang pemimpin gereja (atau </w:t>
       </w:r>
       <w:r>
         <w:rPr>
           <w:i/>
+          <w:lang w:val="id_ID" w:bidi="id_ID"/>
         </w:rPr>
         <w:t>penilik,</w:t>
       </w:r>
       <w:r>
+        <w:rPr>
+          <w:lang w:val="id_ID" w:bidi="id_ID"/>
+        </w:rPr>
         <w:t xml:space="preserve"> atau </w:t>
       </w:r>
       <w:r>
         <w:rPr>
           <w:i/>
+          <w:lang w:val="id_ID" w:bidi="id_ID"/>
         </w:rPr>
         <w:t>uskup</w:t>
       </w:r>
       <w:r>
+        <w:rPr>
+          <w:lang w:val="id_ID" w:bidi="id_ID"/>
+        </w:rPr>
         <w:t xml:space="preserve">) adalah pengatur rumah Allah: Lihat </w:t>
       </w:r>
       <w:hyperlink r:id="rId38">
         <w:r>
           <w:rPr>
+            <w:lang w:val="id_ID" w:bidi="id_ID"/>
+          </w:rPr>
+          <w:rPr>
             <w:color w:val="0000EE"/>
             <w:u w:val="single"/>
           </w:rPr>
@@ -823,11 +1415,17 @@
         </w:r>
       </w:hyperlink>
       <w:r>
+        <w:rPr>
+          <w:lang w:val="id_ID" w:bidi="id_ID"/>
+        </w:rPr>
         <w:t xml:space="preserve">; </w:t>
       </w:r>
       <w:hyperlink r:id="rId39">
         <w:r>
           <w:rPr>
+            <w:lang w:val="id_ID" w:bidi="id_ID"/>
+          </w:rPr>
+          <w:rPr>
             <w:color w:val="0000EE"/>
             <w:u w:val="single"/>
           </w:rPr>
@@ -835,11 +1433,17 @@
         </w:r>
       </w:hyperlink>
       <w:r>
+        <w:rPr>
+          <w:lang w:val="id_ID" w:bidi="id_ID"/>
+        </w:rPr>
         <w:t xml:space="preserve">; </w:t>
       </w:r>
       <w:hyperlink r:id="rId40">
         <w:r>
           <w:rPr>
+            <w:lang w:val="id_ID" w:bidi="id_ID"/>
+          </w:rPr>
+          <w:rPr>
             <w:color w:val="0000EE"/>
             <w:u w:val="single"/>
           </w:rPr>
@@ -847,11 +1451,17 @@
         </w:r>
       </w:hyperlink>
       <w:r>
+        <w:rPr>
+          <w:lang w:val="id_ID" w:bidi="id_ID"/>
+        </w:rPr>
         <w:t xml:space="preserve">; </w:t>
       </w:r>
       <w:hyperlink r:id="rId34">
         <w:r>
           <w:rPr>
+            <w:lang w:val="id_ID" w:bidi="id_ID"/>
+          </w:rPr>
+          <w:rPr>
             <w:color w:val="0000EE"/>
             <w:u w:val="single"/>
           </w:rPr>
@@ -859,11 +1469,17 @@
         </w:r>
       </w:hyperlink>
       <w:r>
+        <w:rPr>
+          <w:lang w:val="id_ID" w:bidi="id_ID"/>
+        </w:rPr>
         <w:t xml:space="preserve">, </w:t>
       </w:r>
       <w:hyperlink r:id="rId41">
         <w:r>
           <w:rPr>
+            <w:lang w:val="id_ID" w:bidi="id_ID"/>
+          </w:rPr>
+          <w:rPr>
             <w:color w:val="0000EE"/>
             <w:u w:val="single"/>
           </w:rPr>
@@ -871,11 +1487,17 @@
         </w:r>
       </w:hyperlink>
       <w:r>
+        <w:rPr>
+          <w:lang w:val="id_ID" w:bidi="id_ID"/>
+        </w:rPr>
         <w:t xml:space="preserve">, </w:t>
       </w:r>
       <w:hyperlink r:id="rId42">
         <w:r>
           <w:rPr>
+            <w:lang w:val="id_ID" w:bidi="id_ID"/>
+          </w:rPr>
+          <w:rPr>
             <w:color w:val="0000EE"/>
             <w:u w:val="single"/>
           </w:rPr>
@@ -883,11 +1505,17 @@
         </w:r>
       </w:hyperlink>
       <w:r>
+        <w:rPr>
+          <w:lang w:val="id_ID" w:bidi="id_ID"/>
+        </w:rPr>
         <w:t xml:space="preserve">; </w:t>
       </w:r>
       <w:hyperlink r:id="rId43">
         <w:r>
           <w:rPr>
+            <w:lang w:val="id_ID" w:bidi="id_ID"/>
+          </w:rPr>
+          <w:rPr>
             <w:color w:val="0000EE"/>
             <w:u w:val="single"/>
           </w:rPr>
@@ -895,6 +1523,9 @@
         </w:r>
       </w:hyperlink>
       <w:r>
+        <w:rPr>
+          <w:lang w:val="id_ID" w:bidi="id_ID"/>
+        </w:rPr>
         <w:t>.</w:t>
       </w:r>
     </w:p>
@@ -904,13 +1535,23 @@
         <w:spacing w:line="240" w:lineRule="auto"/>
         <w:ind w:left="720"/>
       </w:pPr>
-      <w:r/>
-      <w:r>
+      <w:r>
+        <w:rPr>
+          <w:lang w:val="id_ID" w:bidi="id_ID"/>
+        </w:rPr>
+      </w:r>
+      <w:r>
+        <w:rPr>
+          <w:lang w:val="id_ID" w:bidi="id_ID"/>
+        </w:rPr>
         <w:t xml:space="preserve">Sifat-sifat ini menunjukkan bahwa seorang penatua harus menghindari perilaku seperti orang-orang di Kreta yang dikenal karena ketidakmoralannya (lihat </w:t>
       </w:r>
       <w:hyperlink r:id="rId37">
         <w:r>
           <w:rPr>
+            <w:lang w:val="id_ID" w:bidi="id_ID"/>
+          </w:rPr>
+          <w:rPr>
             <w:color w:val="0000EE"/>
             <w:u w:val="single"/>
           </w:rPr>
@@ -918,22 +1559,45 @@
         </w:r>
       </w:hyperlink>
       <w:r>
+        <w:rPr>
+          <w:lang w:val="id_ID" w:bidi="id_ID"/>
+        </w:rPr>
         <w:t>).</w:t>
       </w:r>
-      <w:r/>
-      <w:r/>
-    </w:p>
-    <w:p>
-      <w:r/>
+      <w:r>
+        <w:rPr>
+          <w:lang w:val="id_ID" w:bidi="id_ID"/>
+        </w:rPr>
+      </w:r>
+      <w:r>
+        <w:rPr>
+          <w:lang w:val="id_ID" w:bidi="id_ID"/>
+        </w:rPr>
+      </w:r>
+    </w:p>
+    <w:p>
+      <w:pPr/>
+      <w:r>
+        <w:rPr>
+          <w:lang w:val="id_ID" w:bidi="id_ID"/>
+        </w:rPr>
+      </w:r>
     </w:p>
     <w:p>
       <w:pPr>
         <w:pStyle w:val="Heading2"/>
       </w:pPr>
       <w:r>
+        <w:rPr>
+          <w:lang w:val="id_ID" w:bidi="id_ID"/>
+        </w:rPr>
         <w:t>Titus 1:9</w:t>
       </w:r>
-      <w:r/>
+      <w:r>
+        <w:rPr>
+          <w:lang w:val="id_ID" w:bidi="id_ID"/>
+        </w:rPr>
+      </w:r>
     </w:p>
     <w:p>
       <w:pPr>
@@ -941,13 +1605,23 @@
         <w:spacing w:line="240" w:lineRule="auto"/>
         <w:ind w:left="720"/>
       </w:pPr>
-      <w:r/>
-      <w:r>
+      <w:r>
+        <w:rPr>
+          <w:lang w:val="id_ID" w:bidi="id_ID"/>
+        </w:rPr>
+      </w:r>
+      <w:r>
+        <w:rPr>
+          <w:lang w:val="id_ID" w:bidi="id_ID"/>
+        </w:rPr>
         <w:t xml:space="preserve">Para penatua memiliki peran utama dalam mendidik komunitas. Hal ini mungkin diperlukan dalam menghadapi ancaman langsung terhadap komunitas-komunitas tertentu (seperti di Efesus; lihat </w:t>
       </w:r>
       <w:hyperlink r:id="rId44">
         <w:r>
           <w:rPr>
+            <w:lang w:val="id_ID" w:bidi="id_ID"/>
+          </w:rPr>
+          <w:rPr>
             <w:color w:val="0000EE"/>
             <w:u w:val="single"/>
           </w:rPr>
@@ -955,6 +1629,9 @@
         </w:r>
       </w:hyperlink>
       <w:r>
+        <w:rPr>
+          <w:lang w:val="id_ID" w:bidi="id_ID"/>
+        </w:rPr>
         <w:t>).</w:t>
       </w:r>
     </w:p>
@@ -964,13 +1641,23 @@
         <w:spacing w:line="240" w:lineRule="auto"/>
         <w:ind w:left="720"/>
       </w:pPr>
-      <w:r/>
-      <w:r>
+      <w:r>
+        <w:rPr>
+          <w:lang w:val="id_ID" w:bidi="id_ID"/>
+        </w:rPr>
+      </w:r>
+      <w:r>
+        <w:rPr>
+          <w:lang w:val="id_ID" w:bidi="id_ID"/>
+        </w:rPr>
         <w:t xml:space="preserve">Hanya dengan keyakinan yang kuat pada kabar baik, seorang penatua dapat memberikan pengajaran yang sehat. Kekhawatiran khusus Paulus dibahas dalam </w:t>
       </w:r>
       <w:hyperlink r:id="rId45">
         <w:r>
           <w:rPr>
+            <w:lang w:val="id_ID" w:bidi="id_ID"/>
+          </w:rPr>
+          <w:rPr>
             <w:color w:val="0000EE"/>
             <w:u w:val="single"/>
           </w:rPr>
@@ -978,11 +1665,17 @@
         </w:r>
       </w:hyperlink>
       <w:r>
+        <w:rPr>
+          <w:lang w:val="id_ID" w:bidi="id_ID"/>
+        </w:rPr>
         <w:t xml:space="preserve">, dengan mempertimbangkan masalah yang disebutkan dalam </w:t>
       </w:r>
       <w:hyperlink r:id="rId35">
         <w:r>
           <w:rPr>
+            <w:lang w:val="id_ID" w:bidi="id_ID"/>
+          </w:rPr>
+          <w:rPr>
             <w:color w:val="0000EE"/>
             <w:u w:val="single"/>
           </w:rPr>
@@ -990,11 +1683,17 @@
         </w:r>
       </w:hyperlink>
       <w:r>
+        <w:rPr>
+          <w:lang w:val="id_ID" w:bidi="id_ID"/>
+        </w:rPr>
         <w:t xml:space="preserve"> dan </w:t>
       </w:r>
       <w:hyperlink r:id="rId46">
         <w:r>
           <w:rPr>
+            <w:lang w:val="id_ID" w:bidi="id_ID"/>
+          </w:rPr>
+          <w:rPr>
             <w:color w:val="0000EE"/>
             <w:u w:val="single"/>
           </w:rPr>
@@ -1002,11 +1701,17 @@
         </w:r>
       </w:hyperlink>
       <w:r>
+        <w:rPr>
+          <w:lang w:val="id_ID" w:bidi="id_ID"/>
+        </w:rPr>
         <w:t xml:space="preserve"> (lihat juga </w:t>
       </w:r>
       <w:hyperlink r:id="rId47">
         <w:r>
           <w:rPr>
+            <w:lang w:val="id_ID" w:bidi="id_ID"/>
+          </w:rPr>
+          <w:rPr>
             <w:color w:val="0000EE"/>
             <w:u w:val="single"/>
           </w:rPr>
@@ -1014,6 +1719,9 @@
         </w:r>
       </w:hyperlink>
       <w:r>
+        <w:rPr>
+          <w:lang w:val="id_ID" w:bidi="id_ID"/>
+        </w:rPr>
         <w:t>).</w:t>
       </w:r>
     </w:p>
@@ -1023,13 +1731,23 @@
         <w:spacing w:line="240" w:lineRule="auto"/>
         <w:ind w:left="720"/>
       </w:pPr>
-      <w:r/>
-      <w:r>
+      <w:r>
+        <w:rPr>
+          <w:lang w:val="id_ID" w:bidi="id_ID"/>
+        </w:rPr>
+      </w:r>
+      <w:r>
+        <w:rPr>
+          <w:lang w:val="id_ID" w:bidi="id_ID"/>
+        </w:rPr>
         <w:t xml:space="preserve">Titus memiliki peran yang serupa (lihat </w:t>
       </w:r>
       <w:hyperlink r:id="rId48">
         <w:r>
           <w:rPr>
+            <w:lang w:val="id_ID" w:bidi="id_ID"/>
+          </w:rPr>
+          <w:rPr>
             <w:color w:val="0000EE"/>
             <w:u w:val="single"/>
           </w:rPr>
@@ -1037,11 +1755,17 @@
         </w:r>
       </w:hyperlink>
       <w:r>
+        <w:rPr>
+          <w:lang w:val="id_ID" w:bidi="id_ID"/>
+        </w:rPr>
         <w:t xml:space="preserve">; </w:t>
       </w:r>
       <w:hyperlink r:id="rId49">
         <w:r>
           <w:rPr>
+            <w:lang w:val="id_ID" w:bidi="id_ID"/>
+          </w:rPr>
+          <w:rPr>
             <w:color w:val="0000EE"/>
             <w:u w:val="single"/>
           </w:rPr>
@@ -1049,11 +1773,17 @@
         </w:r>
       </w:hyperlink>
       <w:r>
+        <w:rPr>
+          <w:lang w:val="id_ID" w:bidi="id_ID"/>
+        </w:rPr>
         <w:t xml:space="preserve">; </w:t>
       </w:r>
       <w:hyperlink r:id="rId50">
         <w:r>
           <w:rPr>
+            <w:lang w:val="id_ID" w:bidi="id_ID"/>
+          </w:rPr>
+          <w:rPr>
             <w:color w:val="0000EE"/>
             <w:u w:val="single"/>
           </w:rPr>
@@ -1061,6 +1791,9 @@
         </w:r>
       </w:hyperlink>
       <w:r>
+        <w:rPr>
+          <w:lang w:val="id_ID" w:bidi="id_ID"/>
+        </w:rPr>
         <w:t>). Kepemimpinan lokal akan melanjutkan pekerjaan yang telah dimulai oleh Paulus dan para delegasinya.</w:t>
       </w:r>
     </w:p>
@@ -1070,13 +1803,23 @@
         <w:spacing w:line="240" w:lineRule="auto"/>
         <w:ind w:left="720"/>
       </w:pPr>
-      <w:r/>
-      <w:r>
+      <w:r>
+        <w:rPr>
+          <w:lang w:val="id_ID" w:bidi="id_ID"/>
+        </w:rPr>
+      </w:r>
+      <w:r>
+        <w:rPr>
+          <w:lang w:val="id_ID" w:bidi="id_ID"/>
+        </w:rPr>
         <w:t xml:space="preserve">Mereka yang menentangnya dijelaskan dalam </w:t>
       </w:r>
       <w:hyperlink r:id="rId35">
         <w:r>
           <w:rPr>
+            <w:lang w:val="id_ID" w:bidi="id_ID"/>
+          </w:rPr>
+          <w:rPr>
             <w:color w:val="0000EE"/>
             <w:u w:val="single"/>
           </w:rPr>
@@ -1084,22 +1827,45 @@
         </w:r>
       </w:hyperlink>
       <w:r>
+        <w:rPr>
+          <w:lang w:val="id_ID" w:bidi="id_ID"/>
+        </w:rPr>
         <w:t>.</w:t>
       </w:r>
-      <w:r/>
-      <w:r/>
-    </w:p>
-    <w:p>
-      <w:r/>
+      <w:r>
+        <w:rPr>
+          <w:lang w:val="id_ID" w:bidi="id_ID"/>
+        </w:rPr>
+      </w:r>
+      <w:r>
+        <w:rPr>
+          <w:lang w:val="id_ID" w:bidi="id_ID"/>
+        </w:rPr>
+      </w:r>
+    </w:p>
+    <w:p>
+      <w:pPr/>
+      <w:r>
+        <w:rPr>
+          <w:lang w:val="id_ID" w:bidi="id_ID"/>
+        </w:rPr>
+      </w:r>
     </w:p>
     <w:p>
       <w:pPr>
         <w:pStyle w:val="Heading2"/>
       </w:pPr>
       <w:r>
+        <w:rPr>
+          <w:lang w:val="id_ID" w:bidi="id_ID"/>
+        </w:rPr>
         <w:t>Titus 1:10</w:t>
       </w:r>
-      <w:r/>
+      <w:r>
+        <w:rPr>
+          <w:lang w:val="id_ID" w:bidi="id_ID"/>
+        </w:rPr>
+      </w:r>
     </w:p>
     <w:p>
       <w:pPr>
@@ -1107,19 +1873,30 @@
         <w:spacing w:line="240" w:lineRule="auto"/>
         <w:ind w:left="720"/>
       </w:pPr>
-      <w:r/>
+      <w:r>
+        <w:rPr>
+          <w:lang w:val="id_ID" w:bidi="id_ID"/>
+        </w:rPr>
+      </w:r>
       <w:r>
         <w:rPr>
           <w:i/>
+          <w:lang w:val="id_ID" w:bidi="id_ID"/>
         </w:rPr>
         <w:t>Hidup tidak tertib</w:t>
       </w:r>
       <w:r>
+        <w:rPr>
+          <w:lang w:val="id_ID" w:bidi="id_ID"/>
+        </w:rPr>
         <w:t xml:space="preserve">: Kata Yunani yang sama digunakan untuk anak-anak di </w:t>
       </w:r>
       <w:hyperlink r:id="rId51">
         <w:r>
           <w:rPr>
+            <w:lang w:val="id_ID" w:bidi="id_ID"/>
+          </w:rPr>
+          <w:rPr>
             <w:color w:val="0000EE"/>
             <w:u w:val="single"/>
           </w:rPr>
@@ -1127,6 +1904,9 @@
         </w:r>
       </w:hyperlink>
       <w:r>
+        <w:rPr>
+          <w:lang w:val="id_ID" w:bidi="id_ID"/>
+        </w:rPr>
         <w:t>.</w:t>
       </w:r>
     </w:p>
@@ -1136,28 +1916,43 @@
         <w:spacing w:line="240" w:lineRule="auto"/>
         <w:ind w:left="720"/>
       </w:pPr>
-      <w:r/>
+      <w:r>
+        <w:rPr>
+          <w:lang w:val="id_ID" w:bidi="id_ID"/>
+        </w:rPr>
+      </w:r>
       <w:r>
         <w:rPr>
           <w:i/>
+          <w:lang w:val="id_ID" w:bidi="id_ID"/>
         </w:rPr>
         <w:t xml:space="preserve">mereka yang berpegang pada hukum sunat </w:t>
       </w:r>
       <w:r>
+        <w:rPr>
+          <w:lang w:val="id_ID" w:bidi="id_ID"/>
+        </w:rPr>
         <w:t xml:space="preserve">(secara harfiah </w:t>
       </w:r>
       <w:r>
         <w:rPr>
           <w:i/>
+          <w:lang w:val="id_ID" w:bidi="id_ID"/>
         </w:rPr>
         <w:t>mereka dari golongan sunat</w:t>
       </w:r>
       <w:r>
+        <w:rPr>
+          <w:lang w:val="id_ID" w:bidi="id_ID"/>
+        </w:rPr>
         <w:t xml:space="preserve">): Ini mungkin merujuk pada orang Kristen Yahudi. Frasa Yunani tidak menjelaskan apakah mereka mengharuskan orang non-Yahudi untuk disunat atau tidak. Pengaruh Yahudi dari ajaran sesat ini diisyaratkan dalam </w:t>
       </w:r>
       <w:hyperlink r:id="rId52">
         <w:r>
           <w:rPr>
+            <w:lang w:val="id_ID" w:bidi="id_ID"/>
+          </w:rPr>
+          <w:rPr>
             <w:color w:val="0000EE"/>
             <w:u w:val="single"/>
           </w:rPr>
@@ -1165,11 +1960,17 @@
         </w:r>
       </w:hyperlink>
       <w:r>
+        <w:rPr>
+          <w:lang w:val="id_ID" w:bidi="id_ID"/>
+        </w:rPr>
         <w:t xml:space="preserve"> dan </w:t>
       </w:r>
       <w:hyperlink r:id="rId53">
         <w:r>
           <w:rPr>
+            <w:lang w:val="id_ID" w:bidi="id_ID"/>
+          </w:rPr>
+          <w:rPr>
             <w:color w:val="0000EE"/>
             <w:u w:val="single"/>
           </w:rPr>
@@ -1177,31 +1978,65 @@
         </w:r>
       </w:hyperlink>
       <w:r>
+        <w:rPr>
+          <w:lang w:val="id_ID" w:bidi="id_ID"/>
+        </w:rPr>
         <w:t>.</w:t>
       </w:r>
-      <w:r/>
-      <w:r/>
-    </w:p>
-    <w:p>
-      <w:r/>
+      <w:r>
+        <w:rPr>
+          <w:lang w:val="id_ID" w:bidi="id_ID"/>
+        </w:rPr>
+      </w:r>
+      <w:r>
+        <w:rPr>
+          <w:lang w:val="id_ID" w:bidi="id_ID"/>
+        </w:rPr>
+      </w:r>
+    </w:p>
+    <w:p>
+      <w:pPr/>
+      <w:r>
+        <w:rPr>
+          <w:lang w:val="id_ID" w:bidi="id_ID"/>
+        </w:rPr>
+      </w:r>
     </w:p>
     <w:p>
       <w:pPr>
         <w:pStyle w:val="Heading2"/>
       </w:pPr>
       <w:r>
+        <w:rPr>
+          <w:lang w:val="id_ID" w:bidi="id_ID"/>
+        </w:rPr>
         <w:t>Titus 1:10–16</w:t>
       </w:r>
-      <w:r/>
-    </w:p>
-    <w:p>
-      <w:r/>
-      <w:r>
+      <w:r>
+        <w:rPr>
+          <w:lang w:val="id_ID" w:bidi="id_ID"/>
+        </w:rPr>
+      </w:r>
+    </w:p>
+    <w:p>
+      <w:pPr/>
+      <w:r>
+        <w:rPr>
+          <w:lang w:val="id_ID" w:bidi="id_ID"/>
+        </w:rPr>
+      </w:r>
+      <w:r>
+        <w:rPr>
+          <w:lang w:val="id_ID" w:bidi="id_ID"/>
+        </w:rPr>
         <w:t>Di antara populasi para pembuat onar, Titus perlu memimpin dengan tegas untuk membersihkan komunitas Kristen ini dari perbuatan jahat dan menguatkan mereka dalam iman (</w:t>
       </w:r>
       <w:hyperlink r:id="rId54">
         <w:r>
           <w:rPr>
+            <w:lang w:val="id_ID" w:bidi="id_ID"/>
+          </w:rPr>
+          <w:rPr>
             <w:color w:val="0000EE"/>
             <w:u w:val="single"/>
           </w:rPr>
@@ -1209,22 +2044,45 @@
         </w:r>
       </w:hyperlink>
       <w:r>
+        <w:rPr>
+          <w:lang w:val="id_ID" w:bidi="id_ID"/>
+        </w:rPr>
         <w:t>).</w:t>
       </w:r>
-      <w:r/>
-      <w:r/>
-    </w:p>
-    <w:p>
-      <w:r/>
+      <w:r>
+        <w:rPr>
+          <w:lang w:val="id_ID" w:bidi="id_ID"/>
+        </w:rPr>
+      </w:r>
+      <w:r>
+        <w:rPr>
+          <w:lang w:val="id_ID" w:bidi="id_ID"/>
+        </w:rPr>
+      </w:r>
+    </w:p>
+    <w:p>
+      <w:pPr/>
+      <w:r>
+        <w:rPr>
+          <w:lang w:val="id_ID" w:bidi="id_ID"/>
+        </w:rPr>
+      </w:r>
     </w:p>
     <w:p>
       <w:pPr>
         <w:pStyle w:val="Heading2"/>
       </w:pPr>
       <w:r>
+        <w:rPr>
+          <w:lang w:val="id_ID" w:bidi="id_ID"/>
+        </w:rPr>
         <w:t>Titus 1:11</w:t>
       </w:r>
-      <w:r/>
+      <w:r>
+        <w:rPr>
+          <w:lang w:val="id_ID" w:bidi="id_ID"/>
+        </w:rPr>
+      </w:r>
     </w:p>
     <w:p>
       <w:pPr>
@@ -1232,19 +2090,30 @@
         <w:spacing w:line="240" w:lineRule="auto"/>
         <w:ind w:left="720"/>
       </w:pPr>
-      <w:r/>
+      <w:r>
+        <w:rPr>
+          <w:lang w:val="id_ID" w:bidi="id_ID"/>
+        </w:rPr>
+      </w:r>
       <w:r>
         <w:rPr>
           <w:i/>
+          <w:lang w:val="id_ID" w:bidi="id_ID"/>
         </w:rPr>
         <w:t>banyak keluarga</w:t>
       </w:r>
       <w:r>
+        <w:rPr>
+          <w:lang w:val="id_ID" w:bidi="id_ID"/>
+        </w:rPr>
         <w:t xml:space="preserve">: Hal ini juga terjadi di Efesus (lihat </w:t>
       </w:r>
       <w:hyperlink r:id="rId55">
         <w:r>
           <w:rPr>
+            <w:lang w:val="id_ID" w:bidi="id_ID"/>
+          </w:rPr>
+          <w:rPr>
             <w:color w:val="0000EE"/>
             <w:u w:val="single"/>
           </w:rPr>
@@ -1252,11 +2121,17 @@
         </w:r>
       </w:hyperlink>
       <w:r>
+        <w:rPr>
+          <w:lang w:val="id_ID" w:bidi="id_ID"/>
+        </w:rPr>
         <w:t xml:space="preserve">; </w:t>
       </w:r>
       <w:hyperlink r:id="rId56">
         <w:r>
           <w:rPr>
+            <w:lang w:val="id_ID" w:bidi="id_ID"/>
+          </w:rPr>
+          <w:rPr>
             <w:color w:val="0000EE"/>
             <w:u w:val="single"/>
           </w:rPr>
@@ -1264,11 +2139,17 @@
         </w:r>
       </w:hyperlink>
       <w:r>
+        <w:rPr>
+          <w:lang w:val="id_ID" w:bidi="id_ID"/>
+        </w:rPr>
         <w:t xml:space="preserve">; </w:t>
       </w:r>
       <w:hyperlink r:id="rId57">
         <w:r>
           <w:rPr>
+            <w:lang w:val="id_ID" w:bidi="id_ID"/>
+          </w:rPr>
+          <w:rPr>
             <w:color w:val="0000EE"/>
             <w:u w:val="single"/>
           </w:rPr>
@@ -1276,6 +2157,9 @@
         </w:r>
       </w:hyperlink>
       <w:r>
+        <w:rPr>
+          <w:lang w:val="id_ID" w:bidi="id_ID"/>
+        </w:rPr>
         <w:t>).</w:t>
       </w:r>
     </w:p>
@@ -1285,19 +2169,30 @@
         <w:spacing w:line="240" w:lineRule="auto"/>
         <w:ind w:left="720"/>
       </w:pPr>
-      <w:r/>
+      <w:r>
+        <w:rPr>
+          <w:lang w:val="id_ID" w:bidi="id_ID"/>
+        </w:rPr>
+      </w:r>
       <w:r>
         <w:rPr>
           <w:i/>
+          <w:lang w:val="id_ID" w:bidi="id_ID"/>
         </w:rPr>
         <w:t>untuk mendapat untung yang memalukan</w:t>
       </w:r>
       <w:r>
+        <w:rPr>
+          <w:lang w:val="id_ID" w:bidi="id_ID"/>
+        </w:rPr>
         <w:t>: Seorang penatua seharusnya tidak memiliki sifat ini (</w:t>
       </w:r>
       <w:hyperlink r:id="rId58">
         <w:r>
           <w:rPr>
+            <w:lang w:val="id_ID" w:bidi="id_ID"/>
+          </w:rPr>
+          <w:rPr>
             <w:color w:val="0000EE"/>
             <w:u w:val="single"/>
           </w:rPr>
@@ -1305,11 +2200,17 @@
         </w:r>
       </w:hyperlink>
       <w:r>
+        <w:rPr>
+          <w:lang w:val="id_ID" w:bidi="id_ID"/>
+        </w:rPr>
         <w:t xml:space="preserve">; lihat juga </w:t>
       </w:r>
       <w:hyperlink r:id="rId59">
         <w:r>
           <w:rPr>
+            <w:lang w:val="id_ID" w:bidi="id_ID"/>
+          </w:rPr>
+          <w:rPr>
             <w:color w:val="0000EE"/>
             <w:u w:val="single"/>
           </w:rPr>
@@ -1317,11 +2218,17 @@
         </w:r>
       </w:hyperlink>
       <w:r>
+        <w:rPr>
+          <w:lang w:val="id_ID" w:bidi="id_ID"/>
+        </w:rPr>
         <w:t xml:space="preserve">; </w:t>
       </w:r>
       <w:hyperlink r:id="rId60">
         <w:r>
           <w:rPr>
+            <w:lang w:val="id_ID" w:bidi="id_ID"/>
+          </w:rPr>
+          <w:rPr>
             <w:color w:val="0000EE"/>
             <w:u w:val="single"/>
           </w:rPr>
@@ -1329,11 +2236,17 @@
         </w:r>
       </w:hyperlink>
       <w:r>
+        <w:rPr>
+          <w:lang w:val="id_ID" w:bidi="id_ID"/>
+        </w:rPr>
         <w:t xml:space="preserve">; </w:t>
       </w:r>
       <w:hyperlink r:id="rId61">
         <w:r>
           <w:rPr>
+            <w:lang w:val="id_ID" w:bidi="id_ID"/>
+          </w:rPr>
+          <w:rPr>
             <w:color w:val="0000EE"/>
             <w:u w:val="single"/>
           </w:rPr>
@@ -1341,22 +2254,45 @@
         </w:r>
       </w:hyperlink>
       <w:r>
+        <w:rPr>
+          <w:lang w:val="id_ID" w:bidi="id_ID"/>
+        </w:rPr>
         <w:t>).</w:t>
       </w:r>
-      <w:r/>
-      <w:r/>
-    </w:p>
-    <w:p>
-      <w:r/>
+      <w:r>
+        <w:rPr>
+          <w:lang w:val="id_ID" w:bidi="id_ID"/>
+        </w:rPr>
+      </w:r>
+      <w:r>
+        <w:rPr>
+          <w:lang w:val="id_ID" w:bidi="id_ID"/>
+        </w:rPr>
+      </w:r>
+    </w:p>
+    <w:p>
+      <w:pPr/>
+      <w:r>
+        <w:rPr>
+          <w:lang w:val="id_ID" w:bidi="id_ID"/>
+        </w:rPr>
+      </w:r>
     </w:p>
     <w:p>
       <w:pPr>
         <w:pStyle w:val="Heading2"/>
       </w:pPr>
       <w:r>
+        <w:rPr>
+          <w:lang w:val="id_ID" w:bidi="id_ID"/>
+        </w:rPr>
         <w:t>Titus 1:12</w:t>
       </w:r>
-      <w:r/>
+      <w:r>
+        <w:rPr>
+          <w:lang w:val="id_ID" w:bidi="id_ID"/>
+        </w:rPr>
+      </w:r>
     </w:p>
     <w:p>
       <w:pPr>
@@ -1364,14 +2300,22 @@
         <w:spacing w:line="240" w:lineRule="auto"/>
         <w:ind w:left="720"/>
       </w:pPr>
-      <w:r/>
+      <w:r>
+        <w:rPr>
+          <w:lang w:val="id_ID" w:bidi="id_ID"/>
+        </w:rPr>
+      </w:r>
       <w:r>
         <w:rPr>
           <w:i/>
+          <w:lang w:val="id_ID" w:bidi="id_ID"/>
         </w:rPr>
         <w:t>Seorang dari kalangan mereka, nabi mereka sendiri</w:t>
       </w:r>
       <w:r>
+        <w:rPr>
+          <w:lang w:val="id_ID" w:bidi="id_ID"/>
+        </w:rPr>
         <w:t>: Kutipan ini berasal dari Epimenides dari Knossos, seorang filsuf yang tinggal di Kreta sekitar tahun 500 SM.</w:t>
       </w:r>
     </w:p>
@@ -1381,19 +2325,30 @@
         <w:spacing w:line="240" w:lineRule="auto"/>
         <w:ind w:left="720"/>
       </w:pPr>
-      <w:r/>
+      <w:r>
+        <w:rPr>
+          <w:lang w:val="id_ID" w:bidi="id_ID"/>
+        </w:rPr>
+      </w:r>
       <w:r>
         <w:rPr>
           <w:i/>
+          <w:lang w:val="id_ID" w:bidi="id_ID"/>
         </w:rPr>
         <w:t>Pembohong</w:t>
       </w:r>
       <w:r>
+        <w:rPr>
+          <w:lang w:val="id_ID" w:bidi="id_ID"/>
+        </w:rPr>
         <w:t>: Tuduhan ini khusus ditujukan pada klaim Kreta yang menyatakan bahwa makam Zeus berada di pulau tersebut. Menurut mitologi Kreta, Dewa Zeus dulunya adalah manusia biasa yang hidup dan meninggal di Kreta. Makamnya dikatakan berada di sana. Namun, Zeus mencapai status dewa melalui patronase (yaitu, pemberian hadiah dan manfaat) kepada manusia. Beberapa moralis Yunani menentang legenda ini dan menganggapnya sebagai kebohongan. Sebuah kutipan dari Aleksandria pada tahun 200-an SM berbunyi: “Orang Kreta selalu berbohong. Untuk sebuah makam, O Tuhan, orang Kreta membangun untukmu; tetapi engkau tidak mati, karena engkau selamanya.” Salah satu nabi Kreta sendiri (Epimenides) memiliki pandangan yang sama. Paulus mengutip suara hati nuraninya dengan persetujuan (</w:t>
       </w:r>
       <w:hyperlink r:id="rId48">
         <w:r>
           <w:rPr>
+            <w:lang w:val="id_ID" w:bidi="id_ID"/>
+          </w:rPr>
+          <w:rPr>
             <w:color w:val="0000EE"/>
             <w:u w:val="single"/>
           </w:rPr>
@@ -1401,11 +2356,17 @@
         </w:r>
       </w:hyperlink>
       <w:r>
+        <w:rPr>
+          <w:lang w:val="id_ID" w:bidi="id_ID"/>
+        </w:rPr>
         <w:t xml:space="preserve">; lihat </w:t>
       </w:r>
       <w:hyperlink r:id="rId62">
         <w:r>
           <w:rPr>
+            <w:lang w:val="id_ID" w:bidi="id_ID"/>
+          </w:rPr>
+          <w:rPr>
             <w:color w:val="0000EE"/>
             <w:u w:val="single"/>
           </w:rPr>
@@ -1413,11 +2374,17 @@
         </w:r>
       </w:hyperlink>
       <w:r>
+        <w:rPr>
+          <w:lang w:val="id_ID" w:bidi="id_ID"/>
+        </w:rPr>
         <w:t>), karena Allah yang tidak berbohong (</w:t>
       </w:r>
       <w:hyperlink r:id="rId63">
         <w:r>
           <w:rPr>
+            <w:lang w:val="id_ID" w:bidi="id_ID"/>
+          </w:rPr>
+          <w:rPr>
             <w:color w:val="0000EE"/>
             <w:u w:val="single"/>
           </w:rPr>
@@ -1425,6 +2392,9 @@
         </w:r>
       </w:hyperlink>
       <w:r>
+        <w:rPr>
+          <w:lang w:val="id_ID" w:bidi="id_ID"/>
+        </w:rPr>
         <w:t>) menentang kebohongan mitos semacam itu.</w:t>
       </w:r>
     </w:p>
@@ -1434,19 +2404,30 @@
         <w:spacing w:line="240" w:lineRule="auto"/>
         <w:ind w:left="720"/>
       </w:pPr>
-      <w:r/>
+      <w:r>
+        <w:rPr>
+          <w:lang w:val="id_ID" w:bidi="id_ID"/>
+        </w:rPr>
+      </w:r>
       <w:r>
         <w:rPr>
           <w:i/>
+          <w:lang w:val="id_ID" w:bidi="id_ID"/>
         </w:rPr>
         <w:t>Pembohong … binatang buas … pelahap</w:t>
       </w:r>
       <w:r>
+        <w:rPr>
+          <w:lang w:val="id_ID" w:bidi="id_ID"/>
+        </w:rPr>
         <w:t>: Dipercaya bahwa amoralitas orang Kreta disebabkan oleh keyakinan mereka tentang Zeus. Kebohongan religius telah menyebabkan kerusakan moral. Paulus kemudian menentang keburukan ini dengan menyajikan kebajikan yang berlawanan (kualitas atau perilaku positif) (</w:t>
       </w:r>
       <w:hyperlink r:id="rId64">
         <w:r>
           <w:rPr>
+            <w:lang w:val="id_ID" w:bidi="id_ID"/>
+          </w:rPr>
+          <w:rPr>
             <w:color w:val="0000EE"/>
             <w:u w:val="single"/>
           </w:rPr>
@@ -1454,11 +2435,17 @@
         </w:r>
       </w:hyperlink>
       <w:r>
+        <w:rPr>
+          <w:lang w:val="id_ID" w:bidi="id_ID"/>
+        </w:rPr>
         <w:t>). Dia mendesak orang Kreta untuk mencapai cita-cita etis yang dihargai dalam masyarakat manusia pada umumnya tetapi tidak ada di Kreta, seperti yang dikeluhkan oleh nabi mereka sendiri. Mereka akan mencapai cita-cita ini hanya melalui Injil Yesus Kristus (</w:t>
       </w:r>
       <w:hyperlink r:id="rId15">
         <w:r>
           <w:rPr>
+            <w:lang w:val="id_ID" w:bidi="id_ID"/>
+          </w:rPr>
+          <w:rPr>
             <w:color w:val="0000EE"/>
             <w:u w:val="single"/>
           </w:rPr>
@@ -1466,6 +2453,9 @@
         </w:r>
       </w:hyperlink>
       <w:r>
+        <w:rPr>
+          <w:lang w:val="id_ID" w:bidi="id_ID"/>
+        </w:rPr>
         <w:t>).</w:t>
       </w:r>
     </w:p>
@@ -1475,19 +2465,30 @@
         <w:spacing w:line="240" w:lineRule="auto"/>
         <w:ind w:left="720"/>
       </w:pPr>
-      <w:r/>
+      <w:r>
+        <w:rPr>
+          <w:lang w:val="id_ID" w:bidi="id_ID"/>
+        </w:rPr>
+      </w:r>
       <w:r>
         <w:rPr>
           <w:i/>
+          <w:lang w:val="id_ID" w:bidi="id_ID"/>
         </w:rPr>
         <w:t>pelahap yang malas</w:t>
       </w:r>
       <w:r>
+        <w:rPr>
+          <w:lang w:val="id_ID" w:bidi="id_ID"/>
+        </w:rPr>
         <w:t xml:space="preserve">: Orang Kreta dikenal melakukan apa saja demi uang. Mereka terkenal sebagai tentara bayaran dan konsumen yang berlebihan. Mereka dikatakan tidak merasa malu atas keserakahan mereka (lihat </w:t>
       </w:r>
       <w:hyperlink r:id="rId65">
         <w:r>
           <w:rPr>
+            <w:lang w:val="id_ID" w:bidi="id_ID"/>
+          </w:rPr>
+          <w:rPr>
             <w:color w:val="0000EE"/>
             <w:u w:val="single"/>
           </w:rPr>
@@ -1495,6 +2496,9 @@
         </w:r>
       </w:hyperlink>
       <w:r>
+        <w:rPr>
+          <w:lang w:val="id_ID" w:bidi="id_ID"/>
+        </w:rPr>
         <w:t>).</w:t>
       </w:r>
     </w:p>
@@ -1504,24 +2508,51 @@
         <w:spacing w:line="240" w:lineRule="auto"/>
         <w:ind w:left="720"/>
       </w:pPr>
-      <w:r/>
-      <w:r>
+      <w:r>
+        <w:rPr>
+          <w:lang w:val="id_ID" w:bidi="id_ID"/>
+        </w:rPr>
+      </w:r>
+      <w:r>
+        <w:rPr>
+          <w:lang w:val="id_ID" w:bidi="id_ID"/>
+        </w:rPr>
         <w:t>Paulus menerapkan kutipan tersebut lebih langsung kepada para pengajar palsu saat ini daripada kepada budaya Kreta secara umum. Para pengajar palsu melanjutkan tradisi Kreta tentang amoralitas yang didasarkan pada kebohongan.</w:t>
       </w:r>
-      <w:r/>
-      <w:r/>
-    </w:p>
-    <w:p>
-      <w:r/>
+      <w:r>
+        <w:rPr>
+          <w:lang w:val="id_ID" w:bidi="id_ID"/>
+        </w:rPr>
+      </w:r>
+      <w:r>
+        <w:rPr>
+          <w:lang w:val="id_ID" w:bidi="id_ID"/>
+        </w:rPr>
+      </w:r>
+    </w:p>
+    <w:p>
+      <w:pPr/>
+      <w:r>
+        <w:rPr>
+          <w:lang w:val="id_ID" w:bidi="id_ID"/>
+        </w:rPr>
+      </w:r>
     </w:p>
     <w:p>
       <w:pPr>
         <w:pStyle w:val="Heading2"/>
       </w:pPr>
       <w:r>
+        <w:rPr>
+          <w:lang w:val="id_ID" w:bidi="id_ID"/>
+        </w:rPr>
         <w:t>Titus 1:13</w:t>
       </w:r>
-      <w:r/>
+      <w:r>
+        <w:rPr>
+          <w:lang w:val="id_ID" w:bidi="id_ID"/>
+        </w:rPr>
+      </w:r>
     </w:p>
     <w:p>
       <w:pPr>
@@ -1529,20 +2560,34 @@
         <w:spacing w:line="240" w:lineRule="auto"/>
         <w:ind w:left="720"/>
       </w:pPr>
-      <w:r/>
+      <w:r>
+        <w:rPr>
+          <w:lang w:val="id_ID" w:bidi="id_ID"/>
+        </w:rPr>
+      </w:r>
       <w:r>
         <w:rPr>
           <w:i/>
+          <w:lang w:val="id_ID" w:bidi="id_ID"/>
         </w:rPr>
         <w:t>Kesaksian itu benar</w:t>
       </w:r>
       <w:r>
+        <w:rPr>
+          <w:lang w:val="id_ID" w:bidi="id_ID"/>
+        </w:rPr>
         <w:t xml:space="preserve">: Lihat </w:t>
       </w:r>
       <w:r>
+        <w:rPr>
+          <w:lang w:val="id_ID" w:bidi="id_ID"/>
+        </w:rPr>
         <w:t>catatan studi Tit. 1:12</w:t>
       </w:r>
       <w:r>
+        <w:rPr>
+          <w:lang w:val="id_ID" w:bidi="id_ID"/>
+        </w:rPr>
         <w:t>.</w:t>
       </w:r>
     </w:p>
@@ -1552,13 +2597,23 @@
         <w:spacing w:line="240" w:lineRule="auto"/>
         <w:ind w:left="720"/>
       </w:pPr>
-      <w:r/>
-      <w:r>
+      <w:r>
+        <w:rPr>
+          <w:lang w:val="id_ID" w:bidi="id_ID"/>
+        </w:rPr>
+      </w:r>
+      <w:r>
+        <w:rPr>
+          <w:lang w:val="id_ID" w:bidi="id_ID"/>
+        </w:rPr>
         <w:t xml:space="preserve">Menjadi sehat dalam iman di sini diartikan sebagai menolak ajaran sesat (lihat </w:t>
       </w:r>
       <w:hyperlink r:id="rId66">
         <w:r>
           <w:rPr>
+            <w:lang w:val="id_ID" w:bidi="id_ID"/>
+          </w:rPr>
+          <w:rPr>
             <w:color w:val="0000EE"/>
             <w:u w:val="single"/>
           </w:rPr>
@@ -1566,22 +2621,45 @@
         </w:r>
       </w:hyperlink>
       <w:r>
+        <w:rPr>
+          <w:lang w:val="id_ID" w:bidi="id_ID"/>
+        </w:rPr>
         <w:t>).</w:t>
       </w:r>
-      <w:r/>
-      <w:r/>
-    </w:p>
-    <w:p>
-      <w:r/>
+      <w:r>
+        <w:rPr>
+          <w:lang w:val="id_ID" w:bidi="id_ID"/>
+        </w:rPr>
+      </w:r>
+      <w:r>
+        <w:rPr>
+          <w:lang w:val="id_ID" w:bidi="id_ID"/>
+        </w:rPr>
+      </w:r>
+    </w:p>
+    <w:p>
+      <w:pPr/>
+      <w:r>
+        <w:rPr>
+          <w:lang w:val="id_ID" w:bidi="id_ID"/>
+        </w:rPr>
+      </w:r>
     </w:p>
     <w:p>
       <w:pPr>
         <w:pStyle w:val="Heading2"/>
       </w:pPr>
       <w:r>
+        <w:rPr>
+          <w:lang w:val="id_ID" w:bidi="id_ID"/>
+        </w:rPr>
         <w:t>Titus 1:14</w:t>
       </w:r>
-      <w:r/>
+      <w:r>
+        <w:rPr>
+          <w:lang w:val="id_ID" w:bidi="id_ID"/>
+        </w:rPr>
+      </w:r>
     </w:p>
     <w:p>
       <w:pPr>
@@ -1589,19 +2667,30 @@
         <w:spacing w:line="240" w:lineRule="auto"/>
         <w:ind w:left="720"/>
       </w:pPr>
-      <w:r/>
+      <w:r>
+        <w:rPr>
+          <w:lang w:val="id_ID" w:bidi="id_ID"/>
+        </w:rPr>
+      </w:r>
       <w:r>
         <w:rPr>
           <w:i/>
+          <w:lang w:val="id_ID" w:bidi="id_ID"/>
         </w:rPr>
         <w:t>Dongeng-dongeng Yahudi</w:t>
       </w:r>
       <w:r>
+        <w:rPr>
+          <w:lang w:val="id_ID" w:bidi="id_ID"/>
+        </w:rPr>
         <w:t xml:space="preserve">: Lihat </w:t>
       </w:r>
       <w:hyperlink r:id="rId53">
         <w:r>
           <w:rPr>
+            <w:lang w:val="id_ID" w:bidi="id_ID"/>
+          </w:rPr>
+          <w:rPr>
             <w:color w:val="0000EE"/>
             <w:u w:val="single"/>
           </w:rPr>
@@ -1609,11 +2698,17 @@
         </w:r>
       </w:hyperlink>
       <w:r>
+        <w:rPr>
+          <w:lang w:val="id_ID" w:bidi="id_ID"/>
+        </w:rPr>
         <w:t xml:space="preserve">; </w:t>
       </w:r>
       <w:hyperlink r:id="rId40">
         <w:r>
           <w:rPr>
+            <w:lang w:val="id_ID" w:bidi="id_ID"/>
+          </w:rPr>
+          <w:rPr>
             <w:color w:val="0000EE"/>
             <w:u w:val="single"/>
           </w:rPr>
@@ -1621,11 +2716,17 @@
         </w:r>
       </w:hyperlink>
       <w:r>
+        <w:rPr>
+          <w:lang w:val="id_ID" w:bidi="id_ID"/>
+        </w:rPr>
         <w:t xml:space="preserve">; </w:t>
       </w:r>
       <w:hyperlink r:id="rId67">
         <w:r>
           <w:rPr>
+            <w:lang w:val="id_ID" w:bidi="id_ID"/>
+          </w:rPr>
+          <w:rPr>
             <w:color w:val="0000EE"/>
             <w:u w:val="single"/>
           </w:rPr>
@@ -1633,11 +2734,17 @@
         </w:r>
       </w:hyperlink>
       <w:r>
+        <w:rPr>
+          <w:lang w:val="id_ID" w:bidi="id_ID"/>
+        </w:rPr>
         <w:t xml:space="preserve">; </w:t>
       </w:r>
       <w:hyperlink r:id="rId68">
         <w:r>
           <w:rPr>
+            <w:lang w:val="id_ID" w:bidi="id_ID"/>
+          </w:rPr>
+          <w:rPr>
             <w:color w:val="0000EE"/>
             <w:u w:val="single"/>
           </w:rPr>
@@ -1645,6 +2752,9 @@
         </w:r>
       </w:hyperlink>
       <w:r>
+        <w:rPr>
+          <w:lang w:val="id_ID" w:bidi="id_ID"/>
+        </w:rPr>
         <w:t>.</w:t>
       </w:r>
     </w:p>
@@ -1654,19 +2764,30 @@
         <w:spacing w:line="240" w:lineRule="auto"/>
         <w:ind w:left="720"/>
       </w:pPr>
-      <w:r/>
+      <w:r>
+        <w:rPr>
+          <w:lang w:val="id_ID" w:bidi="id_ID"/>
+        </w:rPr>
+      </w:r>
       <w:r>
         <w:rPr>
           <w:i/>
+          <w:lang w:val="id_ID" w:bidi="id_ID"/>
         </w:rPr>
         <w:t>yang berpaling dari kebenaran</w:t>
       </w:r>
       <w:r>
+        <w:rPr>
+          <w:lang w:val="id_ID" w:bidi="id_ID"/>
+        </w:rPr>
         <w:t xml:space="preserve">: Ini adalah kemurtadan, bukan sekadar ketidakpercayaan. Kemurtadan terjadi ketika seseorang meninggalkan atau menolak keyakinan mereka. Lihat </w:t>
       </w:r>
       <w:hyperlink r:id="rId69">
         <w:r>
           <w:rPr>
+            <w:lang w:val="id_ID" w:bidi="id_ID"/>
+          </w:rPr>
+          <w:rPr>
             <w:color w:val="0000EE"/>
             <w:u w:val="single"/>
           </w:rPr>
@@ -1674,31 +2795,65 @@
         </w:r>
       </w:hyperlink>
       <w:r>
+        <w:rPr>
+          <w:lang w:val="id_ID" w:bidi="id_ID"/>
+        </w:rPr>
         <w:t>.</w:t>
       </w:r>
-      <w:r/>
-      <w:r/>
-    </w:p>
-    <w:p>
-      <w:r/>
+      <w:r>
+        <w:rPr>
+          <w:lang w:val="id_ID" w:bidi="id_ID"/>
+        </w:rPr>
+      </w:r>
+      <w:r>
+        <w:rPr>
+          <w:lang w:val="id_ID" w:bidi="id_ID"/>
+        </w:rPr>
+      </w:r>
+    </w:p>
+    <w:p>
+      <w:pPr/>
+      <w:r>
+        <w:rPr>
+          <w:lang w:val="id_ID" w:bidi="id_ID"/>
+        </w:rPr>
+      </w:r>
     </w:p>
     <w:p>
       <w:pPr>
         <w:pStyle w:val="Heading2"/>
       </w:pPr>
       <w:r>
+        <w:rPr>
+          <w:lang w:val="id_ID" w:bidi="id_ID"/>
+        </w:rPr>
         <w:t>Titus 1:15</w:t>
       </w:r>
-      <w:r/>
-    </w:p>
-    <w:p>
-      <w:r/>
-      <w:r>
+      <w:r>
+        <w:rPr>
+          <w:lang w:val="id_ID" w:bidi="id_ID"/>
+        </w:rPr>
+      </w:r>
+    </w:p>
+    <w:p>
+      <w:pPr/>
+      <w:r>
+        <w:rPr>
+          <w:lang w:val="id_ID" w:bidi="id_ID"/>
+        </w:rPr>
+      </w:r>
+      <w:r>
+        <w:rPr>
+          <w:lang w:val="id_ID" w:bidi="id_ID"/>
+        </w:rPr>
         <w:t xml:space="preserve">Bandingkan dengan </w:t>
       </w:r>
       <w:hyperlink r:id="rId70">
         <w:r>
           <w:rPr>
+            <w:lang w:val="id_ID" w:bidi="id_ID"/>
+          </w:rPr>
+          <w:rPr>
             <w:color w:val="0000EE"/>
             <w:u w:val="single"/>
           </w:rPr>
@@ -1706,31 +2861,65 @@
         </w:r>
       </w:hyperlink>
       <w:r>
+        <w:rPr>
+          <w:lang w:val="id_ID" w:bidi="id_ID"/>
+        </w:rPr>
         <w:t>.</w:t>
       </w:r>
-      <w:r/>
-      <w:r/>
-    </w:p>
-    <w:p>
-      <w:r/>
+      <w:r>
+        <w:rPr>
+          <w:lang w:val="id_ID" w:bidi="id_ID"/>
+        </w:rPr>
+      </w:r>
+      <w:r>
+        <w:rPr>
+          <w:lang w:val="id_ID" w:bidi="id_ID"/>
+        </w:rPr>
+      </w:r>
+    </w:p>
+    <w:p>
+      <w:pPr/>
+      <w:r>
+        <w:rPr>
+          <w:lang w:val="id_ID" w:bidi="id_ID"/>
+        </w:rPr>
+      </w:r>
     </w:p>
     <w:p>
       <w:pPr>
         <w:pStyle w:val="Heading2"/>
       </w:pPr>
       <w:r>
+        <w:rPr>
+          <w:lang w:val="id_ID" w:bidi="id_ID"/>
+        </w:rPr>
         <w:t>Titus 1:15–16</w:t>
       </w:r>
-      <w:r/>
-    </w:p>
-    <w:p>
-      <w:r/>
-      <w:r>
+      <w:r>
+        <w:rPr>
+          <w:lang w:val="id_ID" w:bidi="id_ID"/>
+        </w:rPr>
+      </w:r>
+    </w:p>
+    <w:p>
+      <w:pPr/>
+      <w:r>
+        <w:rPr>
+          <w:lang w:val="id_ID" w:bidi="id_ID"/>
+        </w:rPr>
+      </w:r>
+      <w:r>
+        <w:rPr>
+          <w:lang w:val="id_ID" w:bidi="id_ID"/>
+        </w:rPr>
         <w:t xml:space="preserve">Kedua ayat ini mengomentari orang-orang dari </w:t>
       </w:r>
       <w:hyperlink r:id="rId71">
         <w:r>
           <w:rPr>
+            <w:lang w:val="id_ID" w:bidi="id_ID"/>
+          </w:rPr>
+          <w:rPr>
             <w:color w:val="0000EE"/>
             <w:u w:val="single"/>
           </w:rPr>
@@ -1738,11 +2927,17 @@
         </w:r>
       </w:hyperlink>
       <w:r>
+        <w:rPr>
+          <w:lang w:val="id_ID" w:bidi="id_ID"/>
+        </w:rPr>
         <w:t xml:space="preserve"> dan perintah mereka, sambil beralih ke diskusi tentang pengajaran yang mendorong kebaikan (</w:t>
       </w:r>
       <w:hyperlink r:id="rId45">
         <w:r>
           <w:rPr>
+            <w:lang w:val="id_ID" w:bidi="id_ID"/>
+          </w:rPr>
+          <w:rPr>
             <w:color w:val="0000EE"/>
             <w:u w:val="single"/>
           </w:rPr>
@@ -1750,22 +2945,45 @@
         </w:r>
       </w:hyperlink>
       <w:r>
+        <w:rPr>
+          <w:lang w:val="id_ID" w:bidi="id_ID"/>
+        </w:rPr>
         <w:t>).</w:t>
       </w:r>
-      <w:r/>
-      <w:r/>
-    </w:p>
-    <w:p>
-      <w:r/>
+      <w:r>
+        <w:rPr>
+          <w:lang w:val="id_ID" w:bidi="id_ID"/>
+        </w:rPr>
+      </w:r>
+      <w:r>
+        <w:rPr>
+          <w:lang w:val="id_ID" w:bidi="id_ID"/>
+        </w:rPr>
+      </w:r>
+    </w:p>
+    <w:p>
+      <w:pPr/>
+      <w:r>
+        <w:rPr>
+          <w:lang w:val="id_ID" w:bidi="id_ID"/>
+        </w:rPr>
+      </w:r>
     </w:p>
     <w:p>
       <w:pPr>
         <w:pStyle w:val="Heading2"/>
       </w:pPr>
       <w:r>
+        <w:rPr>
+          <w:lang w:val="id_ID" w:bidi="id_ID"/>
+        </w:rPr>
         <w:t>Titus 1:16</w:t>
       </w:r>
-      <w:r/>
+      <w:r>
+        <w:rPr>
+          <w:lang w:val="id_ID" w:bidi="id_ID"/>
+        </w:rPr>
+      </w:r>
     </w:p>
     <w:p>
       <w:pPr>
@@ -1773,13 +2991,23 @@
         <w:spacing w:line="240" w:lineRule="auto"/>
         <w:ind w:left="720"/>
       </w:pPr>
-      <w:r/>
-      <w:r>
+      <w:r>
+        <w:rPr>
+          <w:lang w:val="id_ID" w:bidi="id_ID"/>
+        </w:rPr>
+      </w:r>
+      <w:r>
+        <w:rPr>
+          <w:lang w:val="id_ID" w:bidi="id_ID"/>
+        </w:rPr>
         <w:t xml:space="preserve">Pengajaran yang sehat dan kesalehan selalu terkait dalam surat-surat kepada Timotius dan Titus (lihat </w:t>
       </w:r>
       <w:hyperlink r:id="rId72">
         <w:r>
           <w:rPr>
+            <w:lang w:val="id_ID" w:bidi="id_ID"/>
+          </w:rPr>
+          <w:rPr>
             <w:color w:val="0000EE"/>
             <w:u w:val="single"/>
           </w:rPr>
@@ -1787,11 +3015,17 @@
         </w:r>
       </w:hyperlink>
       <w:r>
+        <w:rPr>
+          <w:lang w:val="id_ID" w:bidi="id_ID"/>
+        </w:rPr>
         <w:t xml:space="preserve">; </w:t>
       </w:r>
       <w:hyperlink r:id="rId73">
         <w:r>
           <w:rPr>
+            <w:lang w:val="id_ID" w:bidi="id_ID"/>
+          </w:rPr>
+          <w:rPr>
             <w:color w:val="0000EE"/>
             <w:u w:val="single"/>
           </w:rPr>
@@ -1799,11 +3033,17 @@
         </w:r>
       </w:hyperlink>
       <w:r>
+        <w:rPr>
+          <w:lang w:val="id_ID" w:bidi="id_ID"/>
+        </w:rPr>
         <w:t xml:space="preserve">; </w:t>
       </w:r>
       <w:hyperlink r:id="rId74">
         <w:r>
           <w:rPr>
+            <w:lang w:val="id_ID" w:bidi="id_ID"/>
+          </w:rPr>
+          <w:rPr>
             <w:color w:val="0000EE"/>
             <w:u w:val="single"/>
           </w:rPr>
@@ -1811,11 +3051,17 @@
         </w:r>
       </w:hyperlink>
       <w:r>
+        <w:rPr>
+          <w:lang w:val="id_ID" w:bidi="id_ID"/>
+        </w:rPr>
         <w:t xml:space="preserve">; </w:t>
       </w:r>
       <w:hyperlink r:id="rId75">
         <w:r>
           <w:rPr>
+            <w:lang w:val="id_ID" w:bidi="id_ID"/>
+          </w:rPr>
+          <w:rPr>
             <w:color w:val="0000EE"/>
             <w:u w:val="single"/>
           </w:rPr>
@@ -1823,11 +3069,17 @@
         </w:r>
       </w:hyperlink>
       <w:r>
+        <w:rPr>
+          <w:lang w:val="id_ID" w:bidi="id_ID"/>
+        </w:rPr>
         <w:t xml:space="preserve">, </w:t>
       </w:r>
       <w:hyperlink r:id="rId76">
         <w:r>
           <w:rPr>
+            <w:lang w:val="id_ID" w:bidi="id_ID"/>
+          </w:rPr>
+          <w:rPr>
             <w:color w:val="0000EE"/>
             <w:u w:val="single"/>
           </w:rPr>
@@ -1835,6 +3087,9 @@
         </w:r>
       </w:hyperlink>
       <w:r>
+        <w:rPr>
+          <w:lang w:val="id_ID" w:bidi="id_ID"/>
+        </w:rPr>
         <w:t>). Demikian pula, cara hidup yang tidak saleh berhubungan dengan ajaran sesat.</w:t>
       </w:r>
     </w:p>
@@ -1844,19 +3099,30 @@
         <w:spacing w:line="240" w:lineRule="auto"/>
         <w:ind w:left="720"/>
       </w:pPr>
-      <w:r/>
+      <w:r>
+        <w:rPr>
+          <w:lang w:val="id_ID" w:bidi="id_ID"/>
+        </w:rPr>
+      </w:r>
       <w:r>
         <w:rPr>
           <w:i/>
+          <w:lang w:val="id_ID" w:bidi="id_ID"/>
         </w:rPr>
         <w:t>Berbuat sesuatu yang baik</w:t>
       </w:r>
       <w:r>
+        <w:rPr>
+          <w:lang w:val="id_ID" w:bidi="id_ID"/>
+        </w:rPr>
         <w:t xml:space="preserve">: Hal ini kontras dengan </w:t>
       </w:r>
       <w:hyperlink r:id="rId77">
         <w:r>
           <w:rPr>
+            <w:lang w:val="id_ID" w:bidi="id_ID"/>
+          </w:rPr>
+          <w:rPr>
             <w:color w:val="0000EE"/>
             <w:u w:val="single"/>
           </w:rPr>
@@ -1864,31 +3130,65 @@
         </w:r>
       </w:hyperlink>
       <w:r>
+        <w:rPr>
+          <w:lang w:val="id_ID" w:bidi="id_ID"/>
+        </w:rPr>
         <w:t>.</w:t>
       </w:r>
-      <w:r/>
-      <w:r/>
-    </w:p>
-    <w:p>
-      <w:r/>
+      <w:r>
+        <w:rPr>
+          <w:lang w:val="id_ID" w:bidi="id_ID"/>
+        </w:rPr>
+      </w:r>
+      <w:r>
+        <w:rPr>
+          <w:lang w:val="id_ID" w:bidi="id_ID"/>
+        </w:rPr>
+      </w:r>
+    </w:p>
+    <w:p>
+      <w:pPr/>
+      <w:r>
+        <w:rPr>
+          <w:lang w:val="id_ID" w:bidi="id_ID"/>
+        </w:rPr>
+      </w:r>
     </w:p>
     <w:p>
       <w:pPr>
         <w:pStyle w:val="Heading2"/>
       </w:pPr>
       <w:r>
+        <w:rPr>
+          <w:lang w:val="id_ID" w:bidi="id_ID"/>
+        </w:rPr>
         <w:t>Titus 2:1–15</w:t>
       </w:r>
-      <w:r/>
-    </w:p>
-    <w:p>
-      <w:r/>
-      <w:r>
+      <w:r>
+        <w:rPr>
+          <w:lang w:val="id_ID" w:bidi="id_ID"/>
+        </w:rPr>
+      </w:r>
+    </w:p>
+    <w:p>
+      <w:pPr/>
+      <w:r>
+        <w:rPr>
+          <w:lang w:val="id_ID" w:bidi="id_ID"/>
+        </w:rPr>
+      </w:r>
+      <w:r>
+        <w:rPr>
+          <w:lang w:val="id_ID" w:bidi="id_ID"/>
+        </w:rPr>
         <w:t>Pengajaran yang sehat sangat mendesak karena adanya pengajar palsu yang telah menimbulkan masalah dalam "banyak keluarga" (</w:t>
       </w:r>
       <w:hyperlink r:id="rId38">
         <w:r>
           <w:rPr>
+            <w:lang w:val="id_ID" w:bidi="id_ID"/>
+          </w:rPr>
+          <w:rPr>
             <w:color w:val="0000EE"/>
             <w:u w:val="single"/>
           </w:rPr>
@@ -1896,11 +3196,17 @@
         </w:r>
       </w:hyperlink>
       <w:r>
+        <w:rPr>
+          <w:lang w:val="id_ID" w:bidi="id_ID"/>
+        </w:rPr>
         <w:t xml:space="preserve">). Dalam </w:t>
       </w:r>
       <w:hyperlink r:id="rId78">
         <w:r>
           <w:rPr>
+            <w:lang w:val="id_ID" w:bidi="id_ID"/>
+          </w:rPr>
+          <w:rPr>
             <w:color w:val="0000EE"/>
             <w:u w:val="single"/>
           </w:rPr>
@@ -1908,11 +3214,17 @@
         </w:r>
       </w:hyperlink>
       <w:r>
+        <w:rPr>
+          <w:lang w:val="id_ID" w:bidi="id_ID"/>
+        </w:rPr>
         <w:t>, Paulus berbicara kepada berbagai kelompok dalam rumah tangga iman, menunjukkan perhatiannya terhadap kesaksian publik gereja (</w:t>
       </w:r>
       <w:hyperlink r:id="rId79">
         <w:r>
           <w:rPr>
+            <w:lang w:val="id_ID" w:bidi="id_ID"/>
+          </w:rPr>
+          <w:rPr>
             <w:color w:val="0000EE"/>
             <w:u w:val="single"/>
           </w:rPr>
@@ -1920,11 +3232,17 @@
         </w:r>
       </w:hyperlink>
       <w:r>
+        <w:rPr>
+          <w:lang w:val="id_ID" w:bidi="id_ID"/>
+        </w:rPr>
         <w:t xml:space="preserve">, </w:t>
       </w:r>
       <w:hyperlink r:id="rId80">
         <w:r>
           <w:rPr>
+            <w:lang w:val="id_ID" w:bidi="id_ID"/>
+          </w:rPr>
+          <w:rPr>
             <w:color w:val="0000EE"/>
             <w:u w:val="single"/>
           </w:rPr>
@@ -1932,11 +3250,17 @@
         </w:r>
       </w:hyperlink>
       <w:r>
+        <w:rPr>
+          <w:lang w:val="id_ID" w:bidi="id_ID"/>
+        </w:rPr>
         <w:t xml:space="preserve">, </w:t>
       </w:r>
       <w:hyperlink r:id="rId27">
         <w:r>
           <w:rPr>
+            <w:lang w:val="id_ID" w:bidi="id_ID"/>
+          </w:rPr>
+          <w:rPr>
             <w:color w:val="0000EE"/>
             <w:u w:val="single"/>
           </w:rPr>
@@ -1944,11 +3268,17 @@
         </w:r>
       </w:hyperlink>
       <w:r>
+        <w:rPr>
+          <w:lang w:val="id_ID" w:bidi="id_ID"/>
+        </w:rPr>
         <w:t xml:space="preserve">; lihat juga </w:t>
       </w:r>
       <w:hyperlink r:id="rId81">
         <w:r>
           <w:rPr>
+            <w:lang w:val="id_ID" w:bidi="id_ID"/>
+          </w:rPr>
+          <w:rPr>
             <w:color w:val="0000EE"/>
             <w:u w:val="single"/>
           </w:rPr>
@@ -1956,11 +3286,17 @@
         </w:r>
       </w:hyperlink>
       <w:r>
+        <w:rPr>
+          <w:lang w:val="id_ID" w:bidi="id_ID"/>
+        </w:rPr>
         <w:t>). Paulus kemudian menjelaskan tentang kedatangan Kristus (</w:t>
       </w:r>
       <w:hyperlink r:id="rId15">
         <w:r>
           <w:rPr>
+            <w:lang w:val="id_ID" w:bidi="id_ID"/>
+          </w:rPr>
+          <w:rPr>
             <w:color w:val="0000EE"/>
             <w:u w:val="single"/>
           </w:rPr>
@@ -1968,11 +3304,17 @@
         </w:r>
       </w:hyperlink>
       <w:r>
+        <w:rPr>
+          <w:lang w:val="id_ID" w:bidi="id_ID"/>
+        </w:rPr>
         <w:t>) sebelum memberikan perintah langsung kepada Titus (</w:t>
       </w:r>
       <w:hyperlink r:id="rId49">
         <w:r>
           <w:rPr>
+            <w:lang w:val="id_ID" w:bidi="id_ID"/>
+          </w:rPr>
+          <w:rPr>
             <w:color w:val="0000EE"/>
             <w:u w:val="single"/>
           </w:rPr>
@@ -1980,31 +3322,65 @@
         </w:r>
       </w:hyperlink>
       <w:r>
+        <w:rPr>
+          <w:lang w:val="id_ID" w:bidi="id_ID"/>
+        </w:rPr>
         <w:t>).</w:t>
       </w:r>
-      <w:r/>
-      <w:r/>
-    </w:p>
-    <w:p>
-      <w:r/>
+      <w:r>
+        <w:rPr>
+          <w:lang w:val="id_ID" w:bidi="id_ID"/>
+        </w:rPr>
+      </w:r>
+      <w:r>
+        <w:rPr>
+          <w:lang w:val="id_ID" w:bidi="id_ID"/>
+        </w:rPr>
+      </w:r>
+    </w:p>
+    <w:p>
+      <w:pPr/>
+      <w:r>
+        <w:rPr>
+          <w:lang w:val="id_ID" w:bidi="id_ID"/>
+        </w:rPr>
+      </w:r>
     </w:p>
     <w:p>
       <w:pPr>
         <w:pStyle w:val="Heading2"/>
       </w:pPr>
       <w:r>
+        <w:rPr>
+          <w:lang w:val="id_ID" w:bidi="id_ID"/>
+        </w:rPr>
         <w:t>Titus 2:9–10</w:t>
       </w:r>
-      <w:r/>
-    </w:p>
-    <w:p>
-      <w:r/>
-      <w:r>
+      <w:r>
+        <w:rPr>
+          <w:lang w:val="id_ID" w:bidi="id_ID"/>
+        </w:rPr>
+      </w:r>
+    </w:p>
+    <w:p>
+      <w:pPr/>
+      <w:r>
+        <w:rPr>
+          <w:lang w:val="id_ID" w:bidi="id_ID"/>
+        </w:rPr>
+      </w:r>
+      <w:r>
+        <w:rPr>
+          <w:lang w:val="id_ID" w:bidi="id_ID"/>
+        </w:rPr>
         <w:t xml:space="preserve">Tujuan dari perintah-perintah ini adalah untuk "memperindah ajaran tentang Allah." Terjemahan Baru (TB) menerjemahkannya sebagai: "dalam segala hal memuliakan ajaran Allah" (lihat </w:t>
       </w:r>
       <w:hyperlink r:id="rId82">
         <w:r>
           <w:rPr>
+            <w:lang w:val="id_ID" w:bidi="id_ID"/>
+          </w:rPr>
+          <w:rPr>
             <w:color w:val="0000EE"/>
             <w:u w:val="single"/>
           </w:rPr>
@@ -2012,22 +3388,45 @@
         </w:r>
       </w:hyperlink>
       <w:r>
+        <w:rPr>
+          <w:lang w:val="id_ID" w:bidi="id_ID"/>
+        </w:rPr>
         <w:t xml:space="preserve">). </w:t>
       </w:r>
-      <w:r/>
-      <w:r/>
-    </w:p>
-    <w:p>
-      <w:r/>
+      <w:r>
+        <w:rPr>
+          <w:lang w:val="id_ID" w:bidi="id_ID"/>
+        </w:rPr>
+      </w:r>
+      <w:r>
+        <w:rPr>
+          <w:lang w:val="id_ID" w:bidi="id_ID"/>
+        </w:rPr>
+      </w:r>
+    </w:p>
+    <w:p>
+      <w:pPr/>
+      <w:r>
+        <w:rPr>
+          <w:lang w:val="id_ID" w:bidi="id_ID"/>
+        </w:rPr>
+      </w:r>
     </w:p>
     <w:p>
       <w:pPr>
         <w:pStyle w:val="Heading2"/>
       </w:pPr>
       <w:r>
+        <w:rPr>
+          <w:lang w:val="id_ID" w:bidi="id_ID"/>
+        </w:rPr>
         <w:t>Titus 2:11</w:t>
       </w:r>
-      <w:r/>
+      <w:r>
+        <w:rPr>
+          <w:lang w:val="id_ID" w:bidi="id_ID"/>
+        </w:rPr>
+      </w:r>
     </w:p>
     <w:p>
       <w:pPr>
@@ -2035,29 +3434,47 @@
         <w:spacing w:line="240" w:lineRule="auto"/>
         <w:ind w:left="720"/>
       </w:pPr>
-      <w:r/>
+      <w:r>
+        <w:rPr>
+          <w:lang w:val="id_ID" w:bidi="id_ID"/>
+        </w:rPr>
+      </w:r>
       <w:r>
         <w:rPr>
           <w:i/>
+          <w:lang w:val="id_ID" w:bidi="id_ID"/>
         </w:rPr>
         <w:t xml:space="preserve">sudah nyata </w:t>
       </w:r>
       <w:r>
+        <w:rPr>
+          <w:lang w:val="id_ID" w:bidi="id_ID"/>
+        </w:rPr>
         <w:t xml:space="preserve">(secara harfiah </w:t>
       </w:r>
       <w:r>
         <w:rPr>
           <w:i/>
+          <w:lang w:val="id_ID" w:bidi="id_ID"/>
         </w:rPr>
         <w:t>telah muncul</w:t>
       </w:r>
       <w:r>
+        <w:rPr>
+          <w:lang w:val="id_ID" w:bidi="id_ID"/>
+        </w:rPr>
         <w:t xml:space="preserve">): Lihat </w:t>
       </w:r>
       <w:r>
+        <w:rPr>
+          <w:lang w:val="id_ID" w:bidi="id_ID"/>
+        </w:rPr>
         <w:t>catatan studi pada 1Tim. 6:14</w:t>
       </w:r>
       <w:r>
+        <w:rPr>
+          <w:lang w:val="id_ID" w:bidi="id_ID"/>
+        </w:rPr>
         <w:t>.</w:t>
       </w:r>
     </w:p>
@@ -2067,19 +3484,30 @@
         <w:spacing w:line="240" w:lineRule="auto"/>
         <w:ind w:left="720"/>
       </w:pPr>
-      <w:r/>
+      <w:r>
+        <w:rPr>
+          <w:lang w:val="id_ID" w:bidi="id_ID"/>
+        </w:rPr>
+      </w:r>
       <w:r>
         <w:rPr>
           <w:i/>
+          <w:lang w:val="id_ID" w:bidi="id_ID"/>
         </w:rPr>
         <w:t>menyelamatkan semua manusia</w:t>
       </w:r>
       <w:r>
+        <w:rPr>
+          <w:lang w:val="id_ID" w:bidi="id_ID"/>
+        </w:rPr>
         <w:t>: Paulus bermaksud agar rahmat Allah sepenuhnya mencapai tujuannya di antara orang Kreta dan, dalam prosesnya, melibatkan mereka dalam pekerjaan keselamatan Allah melalui penginjilan (</w:t>
       </w:r>
       <w:hyperlink r:id="rId64">
         <w:r>
           <w:rPr>
+            <w:lang w:val="id_ID" w:bidi="id_ID"/>
+          </w:rPr>
+          <w:rPr>
             <w:color w:val="0000EE"/>
             <w:u w:val="single"/>
           </w:rPr>
@@ -2087,11 +3515,17 @@
         </w:r>
       </w:hyperlink>
       <w:r>
+        <w:rPr>
+          <w:lang w:val="id_ID" w:bidi="id_ID"/>
+        </w:rPr>
         <w:t xml:space="preserve">; lihat </w:t>
       </w:r>
       <w:hyperlink r:id="rId83">
         <w:r>
           <w:rPr>
+            <w:lang w:val="id_ID" w:bidi="id_ID"/>
+          </w:rPr>
+          <w:rPr>
             <w:color w:val="0000EE"/>
             <w:u w:val="single"/>
           </w:rPr>
@@ -2099,11 +3533,17 @@
         </w:r>
       </w:hyperlink>
       <w:r>
+        <w:rPr>
+          <w:lang w:val="id_ID" w:bidi="id_ID"/>
+        </w:rPr>
         <w:t xml:space="preserve">; </w:t>
       </w:r>
       <w:hyperlink r:id="rId84">
         <w:r>
           <w:rPr>
+            <w:lang w:val="id_ID" w:bidi="id_ID"/>
+          </w:rPr>
+          <w:rPr>
             <w:color w:val="0000EE"/>
             <w:u w:val="single"/>
           </w:rPr>
@@ -2111,37 +3551,72 @@
         </w:r>
       </w:hyperlink>
       <w:r>
+        <w:rPr>
+          <w:lang w:val="id_ID" w:bidi="id_ID"/>
+        </w:rPr>
         <w:t>).</w:t>
       </w:r>
-      <w:r/>
-      <w:r/>
-    </w:p>
-    <w:p>
-      <w:r/>
+      <w:r>
+        <w:rPr>
+          <w:lang w:val="id_ID" w:bidi="id_ID"/>
+        </w:rPr>
+      </w:r>
+      <w:r>
+        <w:rPr>
+          <w:lang w:val="id_ID" w:bidi="id_ID"/>
+        </w:rPr>
+      </w:r>
+    </w:p>
+    <w:p>
+      <w:pPr/>
+      <w:r>
+        <w:rPr>
+          <w:lang w:val="id_ID" w:bidi="id_ID"/>
+        </w:rPr>
+      </w:r>
     </w:p>
     <w:p>
       <w:pPr>
         <w:pStyle w:val="Heading2"/>
       </w:pPr>
       <w:r>
+        <w:rPr>
+          <w:lang w:val="id_ID" w:bidi="id_ID"/>
+        </w:rPr>
         <w:t>Titus 2:11–15</w:t>
       </w:r>
-      <w:r/>
-    </w:p>
-    <w:p>
-      <w:r/>
+      <w:r>
+        <w:rPr>
+          <w:lang w:val="id_ID" w:bidi="id_ID"/>
+        </w:rPr>
+      </w:r>
+    </w:p>
+    <w:p>
+      <w:pPr/>
+      <w:r>
+        <w:rPr>
+          <w:lang w:val="id_ID" w:bidi="id_ID"/>
+        </w:rPr>
+      </w:r>
       <w:r>
         <w:rPr>
           <w:i/>
+          <w:lang w:val="id_ID" w:bidi="id_ID"/>
         </w:rPr>
         <w:t>Karena</w:t>
       </w:r>
       <w:r>
+        <w:rPr>
+          <w:lang w:val="id_ID" w:bidi="id_ID"/>
+        </w:rPr>
         <w:t xml:space="preserve">: Segala perintah dalam </w:t>
       </w:r>
       <w:hyperlink r:id="rId78">
         <w:r>
           <w:rPr>
+            <w:lang w:val="id_ID" w:bidi="id_ID"/>
+          </w:rPr>
+          <w:rPr>
             <w:color w:val="0000EE"/>
             <w:u w:val="single"/>
           </w:rPr>
@@ -2149,11 +3624,17 @@
         </w:r>
       </w:hyperlink>
       <w:r>
+        <w:rPr>
+          <w:lang w:val="id_ID" w:bidi="id_ID"/>
+        </w:rPr>
         <w:t xml:space="preserve"> didasarkan pada kedatangan Kristus di masa lalu dan masa depan. Kasih karunia Allah menjadi teladan bagi tata laku gereja, sebagaimana keselamatan oleh kasih karunia memungkinkan kehidupan yang baik dan menciptakan orang-orang yang berdedikasi untuk pekerjaan baik (lihat juga </w:t>
       </w:r>
       <w:hyperlink r:id="rId85">
         <w:r>
           <w:rPr>
+            <w:lang w:val="id_ID" w:bidi="id_ID"/>
+          </w:rPr>
+          <w:rPr>
             <w:color w:val="0000EE"/>
             <w:u w:val="single"/>
           </w:rPr>
@@ -2161,22 +3642,45 @@
         </w:r>
       </w:hyperlink>
       <w:r>
+        <w:rPr>
+          <w:lang w:val="id_ID" w:bidi="id_ID"/>
+        </w:rPr>
         <w:t>).</w:t>
       </w:r>
-      <w:r/>
-      <w:r/>
-    </w:p>
-    <w:p>
-      <w:r/>
+      <w:r>
+        <w:rPr>
+          <w:lang w:val="id_ID" w:bidi="id_ID"/>
+        </w:rPr>
+      </w:r>
+      <w:r>
+        <w:rPr>
+          <w:lang w:val="id_ID" w:bidi="id_ID"/>
+        </w:rPr>
+      </w:r>
+    </w:p>
+    <w:p>
+      <w:pPr/>
+      <w:r>
+        <w:rPr>
+          <w:lang w:val="id_ID" w:bidi="id_ID"/>
+        </w:rPr>
+      </w:r>
     </w:p>
     <w:p>
       <w:pPr>
         <w:pStyle w:val="Heading2"/>
       </w:pPr>
       <w:r>
+        <w:rPr>
+          <w:lang w:val="id_ID" w:bidi="id_ID"/>
+        </w:rPr>
         <w:t>Titus 2:12</w:t>
       </w:r>
-      <w:r/>
+      <w:r>
+        <w:rPr>
+          <w:lang w:val="id_ID" w:bidi="id_ID"/>
+        </w:rPr>
+      </w:r>
     </w:p>
     <w:p>
       <w:pPr>
@@ -2184,19 +3688,30 @@
         <w:spacing w:line="240" w:lineRule="auto"/>
         <w:ind w:left="720"/>
       </w:pPr>
-      <w:r/>
+      <w:r>
+        <w:rPr>
+          <w:lang w:val="id_ID" w:bidi="id_ID"/>
+        </w:rPr>
+      </w:r>
       <w:r>
         <w:rPr>
           <w:i/>
+          <w:lang w:val="id_ID" w:bidi="id_ID"/>
         </w:rPr>
         <w:t>Mendidik kita</w:t>
       </w:r>
       <w:r>
+        <w:rPr>
+          <w:lang w:val="id_ID" w:bidi="id_ID"/>
+        </w:rPr>
         <w:t xml:space="preserve">: Penekanan dari instruksi ini terletak pada nilai-nilai positif: kebijaksanaan, kebenaran, dan pengabdian kepada Allah. Dalam tulisan Gerika-Romawi, ketiga nilai ini mewakili perilaku berbudi luhur secara umum. Nilai-nilai ini menentang sifat buruk Kreta (perilaku atau kualitas tidak bermoral) yang tercantum dalam </w:t>
       </w:r>
       <w:hyperlink r:id="rId37">
         <w:r>
           <w:rPr>
+            <w:lang w:val="id_ID" w:bidi="id_ID"/>
+          </w:rPr>
+          <w:rPr>
             <w:color w:val="0000EE"/>
             <w:u w:val="single"/>
           </w:rPr>
@@ -2204,11 +3719,17 @@
         </w:r>
       </w:hyperlink>
       <w:r>
+        <w:rPr>
+          <w:lang w:val="id_ID" w:bidi="id_ID"/>
+        </w:rPr>
         <w:t xml:space="preserve"> dan diubah menjadi sifat-sifat Kristen yang sejati (lihat </w:t>
       </w:r>
       <w:hyperlink r:id="rId28">
         <w:r>
           <w:rPr>
+            <w:lang w:val="id_ID" w:bidi="id_ID"/>
+          </w:rPr>
+          <w:rPr>
             <w:color w:val="0000EE"/>
             <w:u w:val="single"/>
           </w:rPr>
@@ -2216,6 +3737,9 @@
         </w:r>
       </w:hyperlink>
       <w:r>
+        <w:rPr>
+          <w:lang w:val="id_ID" w:bidi="id_ID"/>
+        </w:rPr>
         <w:t>).</w:t>
       </w:r>
     </w:p>
@@ -2225,24 +3749,51 @@
         <w:spacing w:line="240" w:lineRule="auto"/>
         <w:ind w:left="720"/>
       </w:pPr>
-      <w:r/>
-      <w:r>
+      <w:r>
+        <w:rPr>
+          <w:lang w:val="id_ID" w:bidi="id_ID"/>
+        </w:rPr>
+      </w:r>
+      <w:r>
+        <w:rPr>
+          <w:lang w:val="id_ID" w:bidi="id_ID"/>
+        </w:rPr>
         <w:t>Paulus mendorong orang-orang Kreta untuk menghidupi nilai-nilai ini, agar mereka dapat menunjukkan dengan jelas kepada sesama orang Kreta bahwa kehidupan yang berbudi luhur hanya bersumber dari anugerah Allah di dalam Yesus Kristus.</w:t>
       </w:r>
-      <w:r/>
-      <w:r/>
-    </w:p>
-    <w:p>
-      <w:r/>
+      <w:r>
+        <w:rPr>
+          <w:lang w:val="id_ID" w:bidi="id_ID"/>
+        </w:rPr>
+      </w:r>
+      <w:r>
+        <w:rPr>
+          <w:lang w:val="id_ID" w:bidi="id_ID"/>
+        </w:rPr>
+      </w:r>
+    </w:p>
+    <w:p>
+      <w:pPr/>
+      <w:r>
+        <w:rPr>
+          <w:lang w:val="id_ID" w:bidi="id_ID"/>
+        </w:rPr>
+      </w:r>
     </w:p>
     <w:p>
       <w:pPr>
         <w:pStyle w:val="Heading2"/>
       </w:pPr>
       <w:r>
+        <w:rPr>
+          <w:lang w:val="id_ID" w:bidi="id_ID"/>
+        </w:rPr>
         <w:t>Titus 2:13</w:t>
       </w:r>
-      <w:r/>
+      <w:r>
+        <w:rPr>
+          <w:lang w:val="id_ID" w:bidi="id_ID"/>
+        </w:rPr>
+      </w:r>
     </w:p>
     <w:p>
       <w:pPr>
@@ -2250,14 +3801,22 @@
         <w:spacing w:line="240" w:lineRule="auto"/>
         <w:ind w:left="720"/>
       </w:pPr>
-      <w:r/>
+      <w:r>
+        <w:rPr>
+          <w:lang w:val="id_ID" w:bidi="id_ID"/>
+        </w:rPr>
+      </w:r>
       <w:r>
         <w:rPr>
           <w:i/>
+          <w:lang w:val="id_ID" w:bidi="id_ID"/>
         </w:rPr>
         <w:t>dengan menantikan</w:t>
       </w:r>
       <w:r>
+        <w:rPr>
+          <w:lang w:val="id_ID" w:bidi="id_ID"/>
+        </w:rPr>
         <w:t>: Ini menyiratkan harapan dan akuntabilitas di masa depan, yang keduanya mendorong perilaku saleh saat ini.</w:t>
       </w:r>
     </w:p>
@@ -2267,19 +3826,30 @@
         <w:spacing w:line="240" w:lineRule="auto"/>
         <w:ind w:left="720"/>
       </w:pPr>
-      <w:r/>
+      <w:r>
+        <w:rPr>
+          <w:lang w:val="id_ID" w:bidi="id_ID"/>
+        </w:rPr>
+      </w:r>
       <w:r>
         <w:rPr>
           <w:i/>
+          <w:lang w:val="id_ID" w:bidi="id_ID"/>
         </w:rPr>
         <w:t>penyataan</w:t>
       </w:r>
       <w:r>
+        <w:rPr>
+          <w:lang w:val="id_ID" w:bidi="id_ID"/>
+        </w:rPr>
         <w:t xml:space="preserve">: Kata Yunani yang digunakan di sini menonjol dalam surat-surat kepada Timotius dan Titus ("epifani" atau "penampakan"; juga </w:t>
       </w:r>
       <w:hyperlink r:id="rId86">
         <w:r>
           <w:rPr>
+            <w:lang w:val="id_ID" w:bidi="id_ID"/>
+          </w:rPr>
+          <w:rPr>
             <w:color w:val="0000EE"/>
             <w:u w:val="single"/>
           </w:rPr>
@@ -2287,12 +3857,21 @@
         </w:r>
       </w:hyperlink>
       <w:r>
+        <w:rPr>
+          <w:lang w:val="id_ID" w:bidi="id_ID"/>
+        </w:rPr>
         <w:t xml:space="preserve">; lihat </w:t>
       </w:r>
       <w:r>
+        <w:rPr>
+          <w:lang w:val="id_ID" w:bidi="id_ID"/>
+        </w:rPr>
         <w:t>catatan studi pada 1Tim. 6:14</w:t>
       </w:r>
       <w:r>
+        <w:rPr>
+          <w:lang w:val="id_ID" w:bidi="id_ID"/>
+        </w:rPr>
         <w:t>).</w:t>
       </w:r>
     </w:p>
@@ -2302,19 +3881,30 @@
         <w:spacing w:line="240" w:lineRule="auto"/>
         <w:ind w:left="720"/>
       </w:pPr>
-      <w:r/>
+      <w:r>
+        <w:rPr>
+          <w:lang w:val="id_ID" w:bidi="id_ID"/>
+        </w:rPr>
+      </w:r>
       <w:r>
         <w:rPr>
           <w:i/>
+          <w:lang w:val="id_ID" w:bidi="id_ID"/>
         </w:rPr>
         <w:t>kemuliaan Allah yang Mahabesar dan Juruselamat</w:t>
       </w:r>
       <w:r>
+        <w:rPr>
+          <w:lang w:val="id_ID" w:bidi="id_ID"/>
+        </w:rPr>
         <w:t xml:space="preserve">: Ini adalah salah satu dari sedikit tempat dalam Perjanjian Baru di mana Yesus Kristus secara eksplisit disebut "Allah" (lihat juga </w:t>
       </w:r>
       <w:hyperlink r:id="rId87">
         <w:r>
           <w:rPr>
+            <w:lang w:val="id_ID" w:bidi="id_ID"/>
+          </w:rPr>
+          <w:rPr>
             <w:color w:val="0000EE"/>
             <w:u w:val="single"/>
           </w:rPr>
@@ -2322,11 +3912,17 @@
         </w:r>
       </w:hyperlink>
       <w:r>
+        <w:rPr>
+          <w:lang w:val="id_ID" w:bidi="id_ID"/>
+        </w:rPr>
         <w:t xml:space="preserve">; </w:t>
       </w:r>
       <w:hyperlink r:id="rId88">
         <w:r>
           <w:rPr>
+            <w:lang w:val="id_ID" w:bidi="id_ID"/>
+          </w:rPr>
+          <w:rPr>
             <w:color w:val="0000EE"/>
             <w:u w:val="single"/>
           </w:rPr>
@@ -2334,11 +3930,17 @@
         </w:r>
       </w:hyperlink>
       <w:r>
+        <w:rPr>
+          <w:lang w:val="id_ID" w:bidi="id_ID"/>
+        </w:rPr>
         <w:t xml:space="preserve">; </w:t>
       </w:r>
       <w:hyperlink r:id="rId89">
         <w:r>
           <w:rPr>
+            <w:lang w:val="id_ID" w:bidi="id_ID"/>
+          </w:rPr>
+          <w:rPr>
             <w:color w:val="0000EE"/>
             <w:u w:val="single"/>
           </w:rPr>
@@ -2346,11 +3948,17 @@
         </w:r>
       </w:hyperlink>
       <w:r>
+        <w:rPr>
+          <w:lang w:val="id_ID" w:bidi="id_ID"/>
+        </w:rPr>
         <w:t xml:space="preserve">; </w:t>
       </w:r>
       <w:hyperlink r:id="rId90">
         <w:r>
           <w:rPr>
+            <w:lang w:val="id_ID" w:bidi="id_ID"/>
+          </w:rPr>
+          <w:rPr>
             <w:color w:val="0000EE"/>
             <w:u w:val="single"/>
           </w:rPr>
@@ -2358,11 +3966,17 @@
         </w:r>
       </w:hyperlink>
       <w:r>
+        <w:rPr>
+          <w:lang w:val="id_ID" w:bidi="id_ID"/>
+        </w:rPr>
         <w:t xml:space="preserve">; </w:t>
       </w:r>
       <w:hyperlink r:id="rId91">
         <w:r>
           <w:rPr>
+            <w:lang w:val="id_ID" w:bidi="id_ID"/>
+          </w:rPr>
+          <w:rPr>
             <w:color w:val="0000EE"/>
             <w:u w:val="single"/>
           </w:rPr>
@@ -2370,11 +3984,17 @@
         </w:r>
       </w:hyperlink>
       <w:r>
+        <w:rPr>
+          <w:lang w:val="id_ID" w:bidi="id_ID"/>
+        </w:rPr>
         <w:t xml:space="preserve">; mungkin </w:t>
       </w:r>
       <w:hyperlink r:id="rId92">
         <w:r>
           <w:rPr>
+            <w:lang w:val="id_ID" w:bidi="id_ID"/>
+          </w:rPr>
+          <w:rPr>
             <w:color w:val="0000EE"/>
             <w:u w:val="single"/>
           </w:rPr>
@@ -2382,28 +4002,57 @@
         </w:r>
       </w:hyperlink>
       <w:r>
+        <w:rPr>
+          <w:lang w:val="id_ID" w:bidi="id_ID"/>
+        </w:rPr>
         <w:t xml:space="preserve">). Namun, klaim ini sepenuhnya konsisten dengan peran dan atribut Kristus serta penyembahan yang dia terima. Mungkin gelar ini digunakan di sini untuk menegaskan bahwa Kristus bukanlah manusia biasa yang diangkat ke status dewa lainnya (lihat </w:t>
       </w:r>
       <w:r>
+        <w:rPr>
+          <w:lang w:val="id_ID" w:bidi="id_ID"/>
+        </w:rPr>
         <w:t>catatan studi pada Tit. 1:12</w:t>
       </w:r>
       <w:r>
+        <w:rPr>
+          <w:lang w:val="id_ID" w:bidi="id_ID"/>
+        </w:rPr>
         <w:t>). Ketika surat ini ditulis, orang Kristen semakin menegaskan bahwa hanya Kristus, bukan penguasa dan kaisar, yang harus disebut ilahi.</w:t>
       </w:r>
-      <w:r/>
-      <w:r/>
-    </w:p>
-    <w:p>
-      <w:r/>
+      <w:r>
+        <w:rPr>
+          <w:lang w:val="id_ID" w:bidi="id_ID"/>
+        </w:rPr>
+      </w:r>
+      <w:r>
+        <w:rPr>
+          <w:lang w:val="id_ID" w:bidi="id_ID"/>
+        </w:rPr>
+      </w:r>
+    </w:p>
+    <w:p>
+      <w:pPr/>
+      <w:r>
+        <w:rPr>
+          <w:lang w:val="id_ID" w:bidi="id_ID"/>
+        </w:rPr>
+      </w:r>
     </w:p>
     <w:p>
       <w:pPr>
         <w:pStyle w:val="Heading2"/>
       </w:pPr>
       <w:r>
+        <w:rPr>
+          <w:lang w:val="id_ID" w:bidi="id_ID"/>
+        </w:rPr>
         <w:t>Titus 2:14</w:t>
       </w:r>
-      <w:r/>
+      <w:r>
+        <w:rPr>
+          <w:lang w:val="id_ID" w:bidi="id_ID"/>
+        </w:rPr>
+      </w:r>
     </w:p>
     <w:p>
       <w:pPr>
@@ -2411,13 +4060,23 @@
         <w:spacing w:line="240" w:lineRule="auto"/>
         <w:ind w:left="720"/>
       </w:pPr>
-      <w:r/>
-      <w:r>
+      <w:r>
+        <w:rPr>
+          <w:lang w:val="id_ID" w:bidi="id_ID"/>
+        </w:rPr>
+      </w:r>
+      <w:r>
+        <w:rPr>
+          <w:lang w:val="id_ID" w:bidi="id_ID"/>
+        </w:rPr>
         <w:t xml:space="preserve">Keselamatan menghasilkan individu yang memiliki keinginan dan kemampuan untuk melakukan perbuatan baik yang dijelaskan dalam </w:t>
       </w:r>
       <w:hyperlink r:id="rId39">
         <w:r>
           <w:rPr>
+            <w:lang w:val="id_ID" w:bidi="id_ID"/>
+          </w:rPr>
+          <w:rPr>
             <w:color w:val="0000EE"/>
             <w:u w:val="single"/>
           </w:rPr>
@@ -2425,6 +4084,9 @@
         </w:r>
       </w:hyperlink>
       <w:r>
+        <w:rPr>
+          <w:lang w:val="id_ID" w:bidi="id_ID"/>
+        </w:rPr>
         <w:t>.</w:t>
       </w:r>
     </w:p>
@@ -2434,19 +4096,30 @@
         <w:spacing w:line="240" w:lineRule="auto"/>
         <w:ind w:left="720"/>
       </w:pPr>
-      <w:r/>
+      <w:r>
+        <w:rPr>
+          <w:lang w:val="id_ID" w:bidi="id_ID"/>
+        </w:rPr>
+      </w:r>
       <w:r>
         <w:rPr>
           <w:i/>
+          <w:lang w:val="id_ID" w:bidi="id_ID"/>
         </w:rPr>
         <w:t>Dia menyerahkan Diri-Nya</w:t>
       </w:r>
       <w:r>
+        <w:rPr>
+          <w:lang w:val="id_ID" w:bidi="id_ID"/>
+        </w:rPr>
         <w:t xml:space="preserve">: Lihat juga </w:t>
       </w:r>
       <w:hyperlink r:id="rId24">
         <w:r>
           <w:rPr>
+            <w:lang w:val="id_ID" w:bidi="id_ID"/>
+          </w:rPr>
+          <w:rPr>
             <w:color w:val="0000EE"/>
             <w:u w:val="single"/>
           </w:rPr>
@@ -2454,6 +4127,9 @@
         </w:r>
       </w:hyperlink>
       <w:r>
+        <w:rPr>
+          <w:lang w:val="id_ID" w:bidi="id_ID"/>
+        </w:rPr>
         <w:t>.</w:t>
       </w:r>
     </w:p>
@@ -2463,19 +4139,30 @@
         <w:spacing w:line="240" w:lineRule="auto"/>
         <w:ind w:left="720"/>
       </w:pPr>
-      <w:r/>
+      <w:r>
+        <w:rPr>
+          <w:lang w:val="id_ID" w:bidi="id_ID"/>
+        </w:rPr>
+      </w:r>
       <w:r>
         <w:rPr>
           <w:i/>
+          <w:lang w:val="id_ID" w:bidi="id_ID"/>
         </w:rPr>
         <w:t>untuk membebaskan kita</w:t>
       </w:r>
       <w:r>
+        <w:rPr>
+          <w:lang w:val="id_ID" w:bidi="id_ID"/>
+        </w:rPr>
         <w:t xml:space="preserve">: Lihat </w:t>
       </w:r>
       <w:hyperlink r:id="rId93">
         <w:r>
           <w:rPr>
+            <w:lang w:val="id_ID" w:bidi="id_ID"/>
+          </w:rPr>
+          <w:rPr>
             <w:color w:val="0000EE"/>
             <w:u w:val="single"/>
           </w:rPr>
@@ -2483,11 +4170,17 @@
         </w:r>
       </w:hyperlink>
       <w:r>
+        <w:rPr>
+          <w:lang w:val="id_ID" w:bidi="id_ID"/>
+        </w:rPr>
         <w:t xml:space="preserve">; </w:t>
       </w:r>
       <w:hyperlink r:id="rId94">
         <w:r>
           <w:rPr>
+            <w:lang w:val="id_ID" w:bidi="id_ID"/>
+          </w:rPr>
+          <w:rPr>
             <w:color w:val="0000EE"/>
             <w:u w:val="single"/>
           </w:rPr>
@@ -2495,11 +4188,17 @@
         </w:r>
       </w:hyperlink>
       <w:r>
+        <w:rPr>
+          <w:lang w:val="id_ID" w:bidi="id_ID"/>
+        </w:rPr>
         <w:t xml:space="preserve">; lihat juga </w:t>
       </w:r>
       <w:hyperlink r:id="rId95">
         <w:r>
           <w:rPr>
+            <w:lang w:val="id_ID" w:bidi="id_ID"/>
+          </w:rPr>
+          <w:rPr>
             <w:color w:val="0000EE"/>
             <w:u w:val="single"/>
           </w:rPr>
@@ -2507,6 +4206,9 @@
         </w:r>
       </w:hyperlink>
       <w:r>
+        <w:rPr>
+          <w:lang w:val="id_ID" w:bidi="id_ID"/>
+        </w:rPr>
         <w:t>.</w:t>
       </w:r>
     </w:p>
@@ -2516,13 +4218,23 @@
         <w:spacing w:line="240" w:lineRule="auto"/>
         <w:ind w:left="720"/>
       </w:pPr>
-      <w:r/>
-      <w:r>
+      <w:r>
+        <w:rPr>
+          <w:lang w:val="id_ID" w:bidi="id_ID"/>
+        </w:rPr>
+      </w:r>
+      <w:r>
+        <w:rPr>
+          <w:lang w:val="id_ID" w:bidi="id_ID"/>
+        </w:rPr>
         <w:t xml:space="preserve">Frasa "suatu umat, kepunyaan-Nya sendiri" mengingatkan pada pembentukan Israel sebagai sebuah bangsa (lihat </w:t>
       </w:r>
       <w:hyperlink r:id="rId96">
         <w:r>
           <w:rPr>
+            <w:lang w:val="id_ID" w:bidi="id_ID"/>
+          </w:rPr>
+          <w:rPr>
             <w:color w:val="0000EE"/>
             <w:u w:val="single"/>
           </w:rPr>
@@ -2530,11 +4242,17 @@
         </w:r>
       </w:hyperlink>
       <w:r>
+        <w:rPr>
+          <w:lang w:val="id_ID" w:bidi="id_ID"/>
+        </w:rPr>
         <w:t xml:space="preserve">; </w:t>
       </w:r>
       <w:hyperlink r:id="rId97">
         <w:r>
           <w:rPr>
+            <w:lang w:val="id_ID" w:bidi="id_ID"/>
+          </w:rPr>
+          <w:rPr>
             <w:color w:val="0000EE"/>
             <w:u w:val="single"/>
           </w:rPr>
@@ -2542,11 +4260,17 @@
         </w:r>
       </w:hyperlink>
       <w:r>
+        <w:rPr>
+          <w:lang w:val="id_ID" w:bidi="id_ID"/>
+        </w:rPr>
         <w:t xml:space="preserve">; </w:t>
       </w:r>
       <w:hyperlink r:id="rId98">
         <w:r>
           <w:rPr>
+            <w:lang w:val="id_ID" w:bidi="id_ID"/>
+          </w:rPr>
+          <w:rPr>
             <w:color w:val="0000EE"/>
             <w:u w:val="single"/>
           </w:rPr>
@@ -2554,6 +4278,9 @@
         </w:r>
       </w:hyperlink>
       <w:r>
+        <w:rPr>
+          <w:lang w:val="id_ID" w:bidi="id_ID"/>
+        </w:rPr>
         <w:t>). Mereka yang mengikuti Kristus sekarang adalah umat Allah—bangsa-Nya—dan Roh memimpin mereka untuk menjaga Perjanjian Allah.</w:t>
       </w:r>
     </w:p>
@@ -2563,28 +4290,43 @@
         <w:spacing w:line="240" w:lineRule="auto"/>
         <w:ind w:left="720"/>
       </w:pPr>
-      <w:r/>
+      <w:r>
+        <w:rPr>
+          <w:lang w:val="id_ID" w:bidi="id_ID"/>
+        </w:rPr>
+      </w:r>
       <w:r>
         <w:rPr>
           <w:i/>
+          <w:lang w:val="id_ID" w:bidi="id_ID"/>
         </w:rPr>
         <w:t>kepunyaan-Nya sendiri, yang rajin berbuat baik</w:t>
       </w:r>
       <w:r>
+        <w:rPr>
+          <w:lang w:val="id_ID" w:bidi="id_ID"/>
+        </w:rPr>
         <w:t xml:space="preserve"> (secara harfiah </w:t>
       </w:r>
       <w:r>
         <w:rPr>
           <w:i/>
+          <w:lang w:val="id_ID" w:bidi="id_ID"/>
         </w:rPr>
         <w:t>bersemangat untuk perbuatan baik</w:t>
       </w:r>
       <w:r>
+        <w:rPr>
+          <w:lang w:val="id_ID" w:bidi="id_ID"/>
+        </w:rPr>
         <w:t xml:space="preserve">): Lihat </w:t>
       </w:r>
       <w:hyperlink r:id="rId99">
         <w:r>
           <w:rPr>
+            <w:lang w:val="id_ID" w:bidi="id_ID"/>
+          </w:rPr>
+          <w:rPr>
             <w:color w:val="0000EE"/>
             <w:u w:val="single"/>
           </w:rPr>
@@ -2592,11 +4334,17 @@
         </w:r>
       </w:hyperlink>
       <w:r>
+        <w:rPr>
+          <w:lang w:val="id_ID" w:bidi="id_ID"/>
+        </w:rPr>
         <w:t xml:space="preserve">; </w:t>
       </w:r>
       <w:hyperlink r:id="rId100">
         <w:r>
           <w:rPr>
+            <w:lang w:val="id_ID" w:bidi="id_ID"/>
+          </w:rPr>
+          <w:rPr>
             <w:color w:val="0000EE"/>
             <w:u w:val="single"/>
           </w:rPr>
@@ -2604,22 +4352,45 @@
         </w:r>
       </w:hyperlink>
       <w:r>
+        <w:rPr>
+          <w:lang w:val="id_ID" w:bidi="id_ID"/>
+        </w:rPr>
         <w:t>.</w:t>
       </w:r>
-      <w:r/>
-      <w:r/>
-    </w:p>
-    <w:p>
-      <w:r/>
+      <w:r>
+        <w:rPr>
+          <w:lang w:val="id_ID" w:bidi="id_ID"/>
+        </w:rPr>
+      </w:r>
+      <w:r>
+        <w:rPr>
+          <w:lang w:val="id_ID" w:bidi="id_ID"/>
+        </w:rPr>
+      </w:r>
+    </w:p>
+    <w:p>
+      <w:pPr/>
+      <w:r>
+        <w:rPr>
+          <w:lang w:val="id_ID" w:bidi="id_ID"/>
+        </w:rPr>
+      </w:r>
     </w:p>
     <w:p>
       <w:pPr>
         <w:pStyle w:val="Heading2"/>
       </w:pPr>
       <w:r>
+        <w:rPr>
+          <w:lang w:val="id_ID" w:bidi="id_ID"/>
+        </w:rPr>
         <w:t>Titus 3:1</w:t>
       </w:r>
-      <w:r/>
+      <w:r>
+        <w:rPr>
+          <w:lang w:val="id_ID" w:bidi="id_ID"/>
+        </w:rPr>
+      </w:r>
     </w:p>
     <w:p>
       <w:pPr>
@@ -2627,13 +4398,23 @@
         <w:spacing w:line="240" w:lineRule="auto"/>
         <w:ind w:left="720"/>
       </w:pPr>
-      <w:r/>
-      <w:r>
+      <w:r>
+        <w:rPr>
+          <w:lang w:val="id_ID" w:bidi="id_ID"/>
+        </w:rPr>
+      </w:r>
+      <w:r>
+        <w:rPr>
+          <w:lang w:val="id_ID" w:bidi="id_ID"/>
+        </w:rPr>
         <w:t>Paulus mungkin menginstruksikan orang-orang percaya untuk membuat perbedaan yang jelas antara diri mereka dan populasi umum yang tidak tertib. Sebagai alternatif, para pengacau (</w:t>
       </w:r>
       <w:hyperlink r:id="rId101">
         <w:r>
           <w:rPr>
+            <w:lang w:val="id_ID" w:bidi="id_ID"/>
+          </w:rPr>
+          <w:rPr>
             <w:color w:val="0000EE"/>
             <w:u w:val="single"/>
           </w:rPr>
@@ -2641,11 +4422,17 @@
         </w:r>
       </w:hyperlink>
       <w:r>
+        <w:rPr>
+          <w:lang w:val="id_ID" w:bidi="id_ID"/>
+        </w:rPr>
         <w:t xml:space="preserve">; </w:t>
       </w:r>
       <w:hyperlink r:id="rId102">
         <w:r>
           <w:rPr>
+            <w:lang w:val="id_ID" w:bidi="id_ID"/>
+          </w:rPr>
+          <w:rPr>
             <w:color w:val="0000EE"/>
             <w:u w:val="single"/>
           </w:rPr>
@@ -2653,11 +4440,17 @@
         </w:r>
       </w:hyperlink>
       <w:r>
+        <w:rPr>
+          <w:lang w:val="id_ID" w:bidi="id_ID"/>
+        </w:rPr>
         <w:t xml:space="preserve">) mungkin telah mengadopsi perilaku tidak tertib sebagai akibat dari ajaran sesat mereka (seperti yang mungkin terjadi dalam </w:t>
       </w:r>
       <w:hyperlink r:id="rId83">
         <w:r>
           <w:rPr>
+            <w:lang w:val="id_ID" w:bidi="id_ID"/>
+          </w:rPr>
+          <w:rPr>
             <w:color w:val="0000EE"/>
             <w:u w:val="single"/>
           </w:rPr>
@@ -2665,6 +4458,9 @@
         </w:r>
       </w:hyperlink>
       <w:r>
+        <w:rPr>
+          <w:lang w:val="id_ID" w:bidi="id_ID"/>
+        </w:rPr>
         <w:t>).</w:t>
       </w:r>
     </w:p>
@@ -2674,22 +4470,36 @@
         <w:spacing w:line="240" w:lineRule="auto"/>
         <w:ind w:left="720"/>
       </w:pPr>
-      <w:r/>
-      <w:r>
+      <w:r>
+        <w:rPr>
+          <w:lang w:val="id_ID" w:bidi="id_ID"/>
+        </w:rPr>
+      </w:r>
+      <w:r>
+        <w:rPr>
+          <w:lang w:val="id_ID" w:bidi="id_ID"/>
+        </w:rPr>
         <w:t>Mengenai hubungan dengan penguasa dan otoritas</w:t>
       </w:r>
       <w:r>
         <w:rPr>
           <w:i/>
+          <w:lang w:val="id_ID" w:bidi="id_ID"/>
         </w:rPr>
         <w:t>,</w:t>
       </w:r>
       <w:r>
+        <w:rPr>
+          <w:lang w:val="id_ID" w:bidi="id_ID"/>
+        </w:rPr>
         <w:t xml:space="preserve"> lihat </w:t>
       </w:r>
       <w:hyperlink r:id="rId103">
         <w:r>
           <w:rPr>
+            <w:lang w:val="id_ID" w:bidi="id_ID"/>
+          </w:rPr>
+          <w:rPr>
             <w:color w:val="0000EE"/>
             <w:u w:val="single"/>
           </w:rPr>
@@ -2697,11 +4507,17 @@
         </w:r>
       </w:hyperlink>
       <w:r>
+        <w:rPr>
+          <w:lang w:val="id_ID" w:bidi="id_ID"/>
+        </w:rPr>
         <w:t xml:space="preserve">; </w:t>
       </w:r>
       <w:hyperlink r:id="rId104">
         <w:r>
           <w:rPr>
+            <w:lang w:val="id_ID" w:bidi="id_ID"/>
+          </w:rPr>
+          <w:rPr>
             <w:color w:val="0000EE"/>
             <w:u w:val="single"/>
           </w:rPr>
@@ -2709,31 +4525,65 @@
         </w:r>
       </w:hyperlink>
       <w:r>
+        <w:rPr>
+          <w:lang w:val="id_ID" w:bidi="id_ID"/>
+        </w:rPr>
         <w:t>.</w:t>
       </w:r>
-      <w:r/>
-      <w:r/>
-    </w:p>
-    <w:p>
-      <w:r/>
+      <w:r>
+        <w:rPr>
+          <w:lang w:val="id_ID" w:bidi="id_ID"/>
+        </w:rPr>
+      </w:r>
+      <w:r>
+        <w:rPr>
+          <w:lang w:val="id_ID" w:bidi="id_ID"/>
+        </w:rPr>
+      </w:r>
+    </w:p>
+    <w:p>
+      <w:pPr/>
+      <w:r>
+        <w:rPr>
+          <w:lang w:val="id_ID" w:bidi="id_ID"/>
+        </w:rPr>
+      </w:r>
     </w:p>
     <w:p>
       <w:pPr>
         <w:pStyle w:val="Heading2"/>
       </w:pPr>
       <w:r>
+        <w:rPr>
+          <w:lang w:val="id_ID" w:bidi="id_ID"/>
+        </w:rPr>
         <w:t>Titus 3:1–11</w:t>
       </w:r>
-      <w:r/>
-    </w:p>
-    <w:p>
-      <w:r/>
-      <w:r>
+      <w:r>
+        <w:rPr>
+          <w:lang w:val="id_ID" w:bidi="id_ID"/>
+        </w:rPr>
+      </w:r>
+    </w:p>
+    <w:p>
+      <w:pPr/>
+      <w:r>
+        <w:rPr>
+          <w:lang w:val="id_ID" w:bidi="id_ID"/>
+        </w:rPr>
+      </w:r>
+      <w:r>
+        <w:rPr>
+          <w:lang w:val="id_ID" w:bidi="id_ID"/>
+        </w:rPr>
         <w:t>Penekanan pada pengajaran yang benar terus berlanjut (</w:t>
       </w:r>
       <w:hyperlink r:id="rId66">
         <w:r>
           <w:rPr>
+            <w:lang w:val="id_ID" w:bidi="id_ID"/>
+          </w:rPr>
+          <w:rPr>
             <w:color w:val="0000EE"/>
             <w:u w:val="single"/>
           </w:rPr>
@@ -2741,11 +4591,17 @@
         </w:r>
       </w:hyperlink>
       <w:r>
+        <w:rPr>
+          <w:lang w:val="id_ID" w:bidi="id_ID"/>
+        </w:rPr>
         <w:t xml:space="preserve">; </w:t>
       </w:r>
       <w:hyperlink r:id="rId105">
         <w:r>
           <w:rPr>
+            <w:lang w:val="id_ID" w:bidi="id_ID"/>
+          </w:rPr>
+          <w:rPr>
             <w:color w:val="0000EE"/>
             <w:u w:val="single"/>
           </w:rPr>
@@ -2753,11 +4609,17 @@
         </w:r>
       </w:hyperlink>
       <w:r>
+        <w:rPr>
+          <w:lang w:val="id_ID" w:bidi="id_ID"/>
+        </w:rPr>
         <w:t xml:space="preserve">). Sekarang Paulus mengalihkan fokusnya pada bagaimana komunitas Kristen berinteraksi dengan masyarakat secara umum (bandingkan </w:t>
       </w:r>
       <w:hyperlink r:id="rId106">
         <w:r>
           <w:rPr>
+            <w:lang w:val="id_ID" w:bidi="id_ID"/>
+          </w:rPr>
+          <w:rPr>
             <w:color w:val="0000EE"/>
             <w:u w:val="single"/>
           </w:rPr>
@@ -2765,11 +4627,17 @@
         </w:r>
       </w:hyperlink>
       <w:r>
+        <w:rPr>
+          <w:lang w:val="id_ID" w:bidi="id_ID"/>
+        </w:rPr>
         <w:t xml:space="preserve">). Seperti dalam </w:t>
       </w:r>
       <w:hyperlink r:id="rId107">
         <w:r>
           <w:rPr>
+            <w:lang w:val="id_ID" w:bidi="id_ID"/>
+          </w:rPr>
+          <w:rPr>
             <w:color w:val="0000EE"/>
             <w:u w:val="single"/>
           </w:rPr>
@@ -2777,11 +4645,17 @@
         </w:r>
       </w:hyperlink>
       <w:r>
+        <w:rPr>
+          <w:lang w:val="id_ID" w:bidi="id_ID"/>
+        </w:rPr>
         <w:t xml:space="preserve">, instruksi Allah untuk umat-Nya dalam </w:t>
       </w:r>
       <w:hyperlink r:id="rId108">
         <w:r>
           <w:rPr>
+            <w:lang w:val="id_ID" w:bidi="id_ID"/>
+          </w:rPr>
+          <w:rPr>
             <w:color w:val="0000EE"/>
             <w:u w:val="single"/>
           </w:rPr>
@@ -2789,11 +4663,17 @@
         </w:r>
       </w:hyperlink>
       <w:r>
+        <w:rPr>
+          <w:lang w:val="id_ID" w:bidi="id_ID"/>
+        </w:rPr>
         <w:t xml:space="preserve"> didasarkan pada interaksi-Nya dengan mereka (</w:t>
       </w:r>
       <w:hyperlink r:id="rId85">
         <w:r>
           <w:rPr>
+            <w:lang w:val="id_ID" w:bidi="id_ID"/>
+          </w:rPr>
+          <w:rPr>
             <w:color w:val="0000EE"/>
             <w:u w:val="single"/>
           </w:rPr>
@@ -2801,17 +4681,29 @@
         </w:r>
       </w:hyperlink>
       <w:r>
+        <w:rPr>
+          <w:lang w:val="id_ID" w:bidi="id_ID"/>
+        </w:rPr>
         <w:t xml:space="preserve">; bandingkan </w:t>
       </w:r>
       <w:r>
+        <w:rPr>
+          <w:lang w:val="id_ID" w:bidi="id_ID"/>
+        </w:rPr>
         <w:t>catatan studi pada Tit. 2:11–15</w:t>
       </w:r>
       <w:r>
+        <w:rPr>
+          <w:lang w:val="id_ID" w:bidi="id_ID"/>
+        </w:rPr>
         <w:t>). Paulus kemudian menginstruksikan Titus untuk menghindari argumen yang tidak berguna dan menekankan pengajaran yang bermanfaat (</w:t>
       </w:r>
       <w:hyperlink r:id="rId109">
         <w:r>
           <w:rPr>
+            <w:lang w:val="id_ID" w:bidi="id_ID"/>
+          </w:rPr>
+          <w:rPr>
             <w:color w:val="0000EE"/>
             <w:u w:val="single"/>
           </w:rPr>
@@ -2819,31 +4711,65 @@
         </w:r>
       </w:hyperlink>
       <w:r>
+        <w:rPr>
+          <w:lang w:val="id_ID" w:bidi="id_ID"/>
+        </w:rPr>
         <w:t>).</w:t>
       </w:r>
-      <w:r/>
-      <w:r/>
-    </w:p>
-    <w:p>
-      <w:r/>
+      <w:r>
+        <w:rPr>
+          <w:lang w:val="id_ID" w:bidi="id_ID"/>
+        </w:rPr>
+      </w:r>
+      <w:r>
+        <w:rPr>
+          <w:lang w:val="id_ID" w:bidi="id_ID"/>
+        </w:rPr>
+      </w:r>
+    </w:p>
+    <w:p>
+      <w:pPr/>
+      <w:r>
+        <w:rPr>
+          <w:lang w:val="id_ID" w:bidi="id_ID"/>
+        </w:rPr>
+      </w:r>
     </w:p>
     <w:p>
       <w:pPr>
         <w:pStyle w:val="Heading2"/>
       </w:pPr>
       <w:r>
+        <w:rPr>
+          <w:lang w:val="id_ID" w:bidi="id_ID"/>
+        </w:rPr>
         <w:t>Titus 3:3</w:t>
       </w:r>
-      <w:r/>
-    </w:p>
-    <w:p>
-      <w:r/>
-      <w:r>
+      <w:r>
+        <w:rPr>
+          <w:lang w:val="id_ID" w:bidi="id_ID"/>
+        </w:rPr>
+      </w:r>
+    </w:p>
+    <w:p>
+      <w:pPr/>
+      <w:r>
+        <w:rPr>
+          <w:lang w:val="id_ID" w:bidi="id_ID"/>
+        </w:rPr>
+      </w:r>
+      <w:r>
+        <w:rPr>
+          <w:lang w:val="id_ID" w:bidi="id_ID"/>
+        </w:rPr>
         <w:t>Hendaklah kita rendah hati dan memperlakukan semua orang dengan hormat. (</w:t>
       </w:r>
       <w:hyperlink r:id="rId110">
         <w:r>
           <w:rPr>
+            <w:lang w:val="id_ID" w:bidi="id_ID"/>
+          </w:rPr>
+          <w:rPr>
             <w:color w:val="0000EE"/>
             <w:u w:val="single"/>
           </w:rPr>
@@ -2851,11 +4777,17 @@
         </w:r>
       </w:hyperlink>
       <w:r>
+        <w:rPr>
+          <w:lang w:val="id_ID" w:bidi="id_ID"/>
+        </w:rPr>
         <w:t>). Jika kita mengingat keadaan diri kita sebelum kemurahan dan kasih Allah datang kepada kita, ini adalah hal benar yang harus dilakukan. (</w:t>
       </w:r>
       <w:hyperlink r:id="rId29">
         <w:r>
           <w:rPr>
+            <w:lang w:val="id_ID" w:bidi="id_ID"/>
+          </w:rPr>
+          <w:rPr>
             <w:color w:val="0000EE"/>
             <w:u w:val="single"/>
           </w:rPr>
@@ -2863,11 +4795,17 @@
         </w:r>
       </w:hyperlink>
       <w:r>
+        <w:rPr>
+          <w:lang w:val="id_ID" w:bidi="id_ID"/>
+        </w:rPr>
         <w:t xml:space="preserve">; lihat </w:t>
       </w:r>
       <w:hyperlink r:id="rId111">
         <w:r>
           <w:rPr>
+            <w:lang w:val="id_ID" w:bidi="id_ID"/>
+          </w:rPr>
+          <w:rPr>
             <w:color w:val="0000EE"/>
             <w:u w:val="single"/>
           </w:rPr>
@@ -2875,11 +4813,17 @@
         </w:r>
       </w:hyperlink>
       <w:r>
+        <w:rPr>
+          <w:lang w:val="id_ID" w:bidi="id_ID"/>
+        </w:rPr>
         <w:t xml:space="preserve">; </w:t>
       </w:r>
       <w:hyperlink r:id="rId112">
         <w:r>
           <w:rPr>
+            <w:lang w:val="id_ID" w:bidi="id_ID"/>
+          </w:rPr>
+          <w:rPr>
             <w:color w:val="0000EE"/>
             <w:u w:val="single"/>
           </w:rPr>
@@ -2887,11 +4831,17 @@
         </w:r>
       </w:hyperlink>
       <w:r>
+        <w:rPr>
+          <w:lang w:val="id_ID" w:bidi="id_ID"/>
+        </w:rPr>
         <w:t xml:space="preserve">; </w:t>
       </w:r>
       <w:hyperlink r:id="rId113">
         <w:r>
           <w:rPr>
+            <w:lang w:val="id_ID" w:bidi="id_ID"/>
+          </w:rPr>
+          <w:rPr>
             <w:color w:val="0000EE"/>
             <w:u w:val="single"/>
           </w:rPr>
@@ -2899,11 +4849,17 @@
         </w:r>
       </w:hyperlink>
       <w:r>
+        <w:rPr>
+          <w:lang w:val="id_ID" w:bidi="id_ID"/>
+        </w:rPr>
         <w:t xml:space="preserve">; </w:t>
       </w:r>
       <w:hyperlink r:id="rId114">
         <w:r>
           <w:rPr>
+            <w:lang w:val="id_ID" w:bidi="id_ID"/>
+          </w:rPr>
+          <w:rPr>
             <w:color w:val="0000EE"/>
             <w:u w:val="single"/>
           </w:rPr>
@@ -2911,22 +4867,45 @@
         </w:r>
       </w:hyperlink>
       <w:r>
+        <w:rPr>
+          <w:lang w:val="id_ID" w:bidi="id_ID"/>
+        </w:rPr>
         <w:t>).</w:t>
       </w:r>
-      <w:r/>
-      <w:r/>
-    </w:p>
-    <w:p>
-      <w:r/>
+      <w:r>
+        <w:rPr>
+          <w:lang w:val="id_ID" w:bidi="id_ID"/>
+        </w:rPr>
+      </w:r>
+      <w:r>
+        <w:rPr>
+          <w:lang w:val="id_ID" w:bidi="id_ID"/>
+        </w:rPr>
+      </w:r>
+    </w:p>
+    <w:p>
+      <w:pPr/>
+      <w:r>
+        <w:rPr>
+          <w:lang w:val="id_ID" w:bidi="id_ID"/>
+        </w:rPr>
+      </w:r>
     </w:p>
     <w:p>
       <w:pPr>
         <w:pStyle w:val="Heading2"/>
       </w:pPr>
       <w:r>
+        <w:rPr>
+          <w:lang w:val="id_ID" w:bidi="id_ID"/>
+        </w:rPr>
         <w:t>Titus 3:4</w:t>
       </w:r>
-      <w:r/>
+      <w:r>
+        <w:rPr>
+          <w:lang w:val="id_ID" w:bidi="id_ID"/>
+        </w:rPr>
+      </w:r>
     </w:p>
     <w:p>
       <w:pPr>
@@ -2934,8 +4913,15 @@
         <w:spacing w:line="240" w:lineRule="auto"/>
         <w:ind w:left="720"/>
       </w:pPr>
-      <w:r/>
-      <w:r>
+      <w:r>
+        <w:rPr>
+          <w:lang w:val="id_ID" w:bidi="id_ID"/>
+        </w:rPr>
+      </w:r>
+      <w:r>
+        <w:rPr>
+          <w:lang w:val="id_ID" w:bidi="id_ID"/>
+        </w:rPr>
         <w:t>Kita harus bersikap terhadap sesama manusia sebagaimana Allah bertindak terhadap kita—dengan kebaikan dan kasih. Keselamatan dari Allah memungkinkan hal ini.</w:t>
       </w:r>
     </w:p>
@@ -2945,28 +4931,43 @@
         <w:spacing w:line="240" w:lineRule="auto"/>
         <w:ind w:left="720"/>
       </w:pPr>
-      <w:r/>
+      <w:r>
+        <w:rPr>
+          <w:lang w:val="id_ID" w:bidi="id_ID"/>
+        </w:rPr>
+      </w:r>
       <w:r>
         <w:rPr>
           <w:i/>
+          <w:lang w:val="id_ID" w:bidi="id_ID"/>
         </w:rPr>
         <w:t>Ketika nyata</w:t>
       </w:r>
       <w:r>
+        <w:rPr>
+          <w:lang w:val="id_ID" w:bidi="id_ID"/>
+        </w:rPr>
         <w:t xml:space="preserve"> (secara harfiah </w:t>
       </w:r>
       <w:r>
         <w:rPr>
           <w:i/>
+          <w:lang w:val="id_ID" w:bidi="id_ID"/>
         </w:rPr>
         <w:t>muncul</w:t>
       </w:r>
       <w:r>
+        <w:rPr>
+          <w:lang w:val="id_ID" w:bidi="id_ID"/>
+        </w:rPr>
         <w:t xml:space="preserve">): Kata Yunani ini berhubungan dengan kedatangan Kristus (juga dalam </w:t>
       </w:r>
       <w:hyperlink r:id="rId86">
         <w:r>
           <w:rPr>
+            <w:lang w:val="id_ID" w:bidi="id_ID"/>
+          </w:rPr>
+          <w:rPr>
             <w:color w:val="0000EE"/>
             <w:u w:val="single"/>
           </w:rPr>
@@ -2974,11 +4975,17 @@
         </w:r>
       </w:hyperlink>
       <w:r>
+        <w:rPr>
+          <w:lang w:val="id_ID" w:bidi="id_ID"/>
+        </w:rPr>
         <w:t xml:space="preserve">, </w:t>
       </w:r>
       <w:hyperlink r:id="rId28">
         <w:r>
           <w:rPr>
+            <w:lang w:val="id_ID" w:bidi="id_ID"/>
+          </w:rPr>
+          <w:rPr>
             <w:color w:val="0000EE"/>
             <w:u w:val="single"/>
           </w:rPr>
@@ -2986,37 +4993,77 @@
         </w:r>
       </w:hyperlink>
       <w:r>
+        <w:rPr>
+          <w:lang w:val="id_ID" w:bidi="id_ID"/>
+        </w:rPr>
         <w:t xml:space="preserve">; lihat </w:t>
       </w:r>
       <w:r>
+        <w:rPr>
+          <w:lang w:val="id_ID" w:bidi="id_ID"/>
+        </w:rPr>
         <w:t>catatan studi pada 1Tim. 6:14</w:t>
       </w:r>
       <w:r>
+        <w:rPr>
+          <w:lang w:val="id_ID" w:bidi="id_ID"/>
+        </w:rPr>
         <w:t>).</w:t>
       </w:r>
-      <w:r/>
-      <w:r/>
-    </w:p>
-    <w:p>
-      <w:r/>
+      <w:r>
+        <w:rPr>
+          <w:lang w:val="id_ID" w:bidi="id_ID"/>
+        </w:rPr>
+      </w:r>
+      <w:r>
+        <w:rPr>
+          <w:lang w:val="id_ID" w:bidi="id_ID"/>
+        </w:rPr>
+      </w:r>
+    </w:p>
+    <w:p>
+      <w:pPr/>
+      <w:r>
+        <w:rPr>
+          <w:lang w:val="id_ID" w:bidi="id_ID"/>
+        </w:rPr>
+      </w:r>
     </w:p>
     <w:p>
       <w:pPr>
         <w:pStyle w:val="Heading2"/>
       </w:pPr>
       <w:r>
+        <w:rPr>
+          <w:lang w:val="id_ID" w:bidi="id_ID"/>
+        </w:rPr>
         <w:t>Titus 3:4–7</w:t>
       </w:r>
-      <w:r/>
-    </w:p>
-    <w:p>
-      <w:r/>
-      <w:r>
+      <w:r>
+        <w:rPr>
+          <w:lang w:val="id_ID" w:bidi="id_ID"/>
+        </w:rPr>
+      </w:r>
+    </w:p>
+    <w:p>
+      <w:pPr/>
+      <w:r>
+        <w:rPr>
+          <w:lang w:val="id_ID" w:bidi="id_ID"/>
+        </w:rPr>
+      </w:r>
+      <w:r>
+        <w:rPr>
+          <w:lang w:val="id_ID" w:bidi="id_ID"/>
+        </w:rPr>
         <w:t xml:space="preserve">Bagian ini mungkin merupakan ringkasan atau kutipan dari ajaran tradisional (lihat </w:t>
       </w:r>
       <w:hyperlink r:id="rId115">
         <w:r>
           <w:rPr>
+            <w:lang w:val="id_ID" w:bidi="id_ID"/>
+          </w:rPr>
+          <w:rPr>
             <w:color w:val="0000EE"/>
             <w:u w:val="single"/>
           </w:rPr>
@@ -3024,11 +5071,17 @@
         </w:r>
       </w:hyperlink>
       <w:r>
+        <w:rPr>
+          <w:lang w:val="id_ID" w:bidi="id_ID"/>
+        </w:rPr>
         <w:t xml:space="preserve">; </w:t>
       </w:r>
       <w:hyperlink r:id="rId116">
         <w:r>
           <w:rPr>
+            <w:lang w:val="id_ID" w:bidi="id_ID"/>
+          </w:rPr>
+          <w:rPr>
             <w:color w:val="0000EE"/>
             <w:u w:val="single"/>
           </w:rPr>
@@ -3036,22 +5089,45 @@
         </w:r>
       </w:hyperlink>
       <w:r>
+        <w:rPr>
+          <w:lang w:val="id_ID" w:bidi="id_ID"/>
+        </w:rPr>
         <w:t>).</w:t>
       </w:r>
-      <w:r/>
-      <w:r/>
-    </w:p>
-    <w:p>
-      <w:r/>
+      <w:r>
+        <w:rPr>
+          <w:lang w:val="id_ID" w:bidi="id_ID"/>
+        </w:rPr>
+      </w:r>
+      <w:r>
+        <w:rPr>
+          <w:lang w:val="id_ID" w:bidi="id_ID"/>
+        </w:rPr>
+      </w:r>
+    </w:p>
+    <w:p>
+      <w:pPr/>
+      <w:r>
+        <w:rPr>
+          <w:lang w:val="id_ID" w:bidi="id_ID"/>
+        </w:rPr>
+      </w:r>
     </w:p>
     <w:p>
       <w:pPr>
         <w:pStyle w:val="Heading2"/>
       </w:pPr>
       <w:r>
+        <w:rPr>
+          <w:lang w:val="id_ID" w:bidi="id_ID"/>
+        </w:rPr>
         <w:t>Titus 3:5</w:t>
       </w:r>
-      <w:r/>
+      <w:r>
+        <w:rPr>
+          <w:lang w:val="id_ID" w:bidi="id_ID"/>
+        </w:rPr>
+      </w:r>
     </w:p>
     <w:p>
       <w:pPr>
@@ -3059,19 +5135,30 @@
         <w:spacing w:line="240" w:lineRule="auto"/>
         <w:ind w:left="720"/>
       </w:pPr>
-      <w:r/>
+      <w:r>
+        <w:rPr>
+          <w:lang w:val="id_ID" w:bidi="id_ID"/>
+        </w:rPr>
+      </w:r>
       <w:r>
         <w:rPr>
           <w:i/>
+          <w:lang w:val="id_ID" w:bidi="id_ID"/>
         </w:rPr>
         <w:t>bukan karena ... tetapi karena</w:t>
       </w:r>
       <w:r>
+        <w:rPr>
+          <w:lang w:val="id_ID" w:bidi="id_ID"/>
+        </w:rPr>
         <w:t xml:space="preserve">: Kontrasnya adalah antara tindakan manusia yang mungkin dianggap layak untuk mendapatkan keselamatan dan anugerah Allah (lihat </w:t>
       </w:r>
       <w:hyperlink r:id="rId117">
         <w:r>
           <w:rPr>
+            <w:lang w:val="id_ID" w:bidi="id_ID"/>
+          </w:rPr>
+          <w:rPr>
             <w:color w:val="0000EE"/>
             <w:u w:val="single"/>
           </w:rPr>
@@ -3079,11 +5166,17 @@
         </w:r>
       </w:hyperlink>
       <w:r>
+        <w:rPr>
+          <w:lang w:val="id_ID" w:bidi="id_ID"/>
+        </w:rPr>
         <w:t>). Keselamatan diperoleh melalui iman dalam belas kasihan Allah semata (</w:t>
       </w:r>
       <w:hyperlink r:id="rId118">
         <w:r>
           <w:rPr>
+            <w:lang w:val="id_ID" w:bidi="id_ID"/>
+          </w:rPr>
+          <w:rPr>
             <w:color w:val="0000EE"/>
             <w:u w:val="single"/>
           </w:rPr>
@@ -3091,6 +5184,9 @@
         </w:r>
       </w:hyperlink>
       <w:r>
+        <w:rPr>
+          <w:lang w:val="id_ID" w:bidi="id_ID"/>
+        </w:rPr>
         <w:t>).</w:t>
       </w:r>
     </w:p>
@@ -3100,19 +5196,30 @@
         <w:spacing w:line="240" w:lineRule="auto"/>
         <w:ind w:left="720"/>
       </w:pPr>
-      <w:r/>
+      <w:r>
+        <w:rPr>
+          <w:lang w:val="id_ID" w:bidi="id_ID"/>
+        </w:rPr>
+      </w:r>
       <w:r>
         <w:rPr>
           <w:i/>
+          <w:lang w:val="id_ID" w:bidi="id_ID"/>
         </w:rPr>
         <w:t>Permandian kelahiran kembali</w:t>
       </w:r>
       <w:r>
+        <w:rPr>
+          <w:lang w:val="id_ID" w:bidi="id_ID"/>
+        </w:rPr>
         <w:t xml:space="preserve">: Lihat </w:t>
       </w:r>
       <w:hyperlink r:id="rId119">
         <w:r>
           <w:rPr>
+            <w:lang w:val="id_ID" w:bidi="id_ID"/>
+          </w:rPr>
+          <w:rPr>
             <w:color w:val="0000EE"/>
             <w:u w:val="single"/>
           </w:rPr>
@@ -3120,11 +5227,17 @@
         </w:r>
       </w:hyperlink>
       <w:r>
+        <w:rPr>
+          <w:lang w:val="id_ID" w:bidi="id_ID"/>
+        </w:rPr>
         <w:t xml:space="preserve">; </w:t>
       </w:r>
       <w:hyperlink r:id="rId120">
         <w:r>
           <w:rPr>
+            <w:lang w:val="id_ID" w:bidi="id_ID"/>
+          </w:rPr>
+          <w:rPr>
             <w:color w:val="0000EE"/>
             <w:u w:val="single"/>
           </w:rPr>
@@ -3132,11 +5245,17 @@
         </w:r>
       </w:hyperlink>
       <w:r>
+        <w:rPr>
+          <w:lang w:val="id_ID" w:bidi="id_ID"/>
+        </w:rPr>
         <w:t xml:space="preserve">; </w:t>
       </w:r>
       <w:hyperlink r:id="rId121">
         <w:r>
           <w:rPr>
+            <w:lang w:val="id_ID" w:bidi="id_ID"/>
+          </w:rPr>
+          <w:rPr>
             <w:color w:val="0000EE"/>
             <w:u w:val="single"/>
           </w:rPr>
@@ -3144,11 +5263,17 @@
         </w:r>
       </w:hyperlink>
       <w:r>
+        <w:rPr>
+          <w:lang w:val="id_ID" w:bidi="id_ID"/>
+        </w:rPr>
         <w:t xml:space="preserve">; </w:t>
       </w:r>
       <w:hyperlink r:id="rId122">
         <w:r>
           <w:rPr>
+            <w:lang w:val="id_ID" w:bidi="id_ID"/>
+          </w:rPr>
+          <w:rPr>
             <w:color w:val="0000EE"/>
             <w:u w:val="single"/>
           </w:rPr>
@@ -3156,11 +5281,17 @@
         </w:r>
       </w:hyperlink>
       <w:r>
+        <w:rPr>
+          <w:lang w:val="id_ID" w:bidi="id_ID"/>
+        </w:rPr>
         <w:t xml:space="preserve">; </w:t>
       </w:r>
       <w:hyperlink r:id="rId123">
         <w:r>
           <w:rPr>
+            <w:lang w:val="id_ID" w:bidi="id_ID"/>
+          </w:rPr>
+          <w:rPr>
             <w:color w:val="0000EE"/>
             <w:u w:val="single"/>
           </w:rPr>
@@ -3168,6 +5299,9 @@
         </w:r>
       </w:hyperlink>
       <w:r>
+        <w:rPr>
+          <w:lang w:val="id_ID" w:bidi="id_ID"/>
+        </w:rPr>
         <w:t>.</w:t>
       </w:r>
     </w:p>
@@ -3177,19 +5311,30 @@
         <w:spacing w:line="240" w:lineRule="auto"/>
         <w:ind w:left="720"/>
       </w:pPr>
-      <w:r/>
+      <w:r>
+        <w:rPr>
+          <w:lang w:val="id_ID" w:bidi="id_ID"/>
+        </w:rPr>
+      </w:r>
       <w:r>
         <w:rPr>
           <w:i/>
+          <w:lang w:val="id_ID" w:bidi="id_ID"/>
         </w:rPr>
         <w:t>dan oleh pembaruan yang dikerjakan oleh Roh Kudus</w:t>
       </w:r>
       <w:r>
+        <w:rPr>
+          <w:lang w:val="id_ID" w:bidi="id_ID"/>
+        </w:rPr>
         <w:t xml:space="preserve">: Ini menunjukkan perubahan total dari kehidupan dosa dan kematian menuju kehidupan yang suci (lihat juga </w:t>
       </w:r>
       <w:hyperlink r:id="rId124">
         <w:r>
           <w:rPr>
+            <w:lang w:val="id_ID" w:bidi="id_ID"/>
+          </w:rPr>
+          <w:rPr>
             <w:color w:val="0000EE"/>
             <w:u w:val="single"/>
           </w:rPr>
@@ -3197,11 +5342,17 @@
         </w:r>
       </w:hyperlink>
       <w:r>
+        <w:rPr>
+          <w:lang w:val="id_ID" w:bidi="id_ID"/>
+        </w:rPr>
         <w:t xml:space="preserve">; </w:t>
       </w:r>
       <w:hyperlink r:id="rId125">
         <w:r>
           <w:rPr>
+            <w:lang w:val="id_ID" w:bidi="id_ID"/>
+          </w:rPr>
+          <w:rPr>
             <w:color w:val="0000EE"/>
             <w:u w:val="single"/>
           </w:rPr>
@@ -3209,11 +5360,17 @@
         </w:r>
       </w:hyperlink>
       <w:r>
+        <w:rPr>
+          <w:lang w:val="id_ID" w:bidi="id_ID"/>
+        </w:rPr>
         <w:t xml:space="preserve">; </w:t>
       </w:r>
       <w:hyperlink r:id="rId126">
         <w:r>
           <w:rPr>
+            <w:lang w:val="id_ID" w:bidi="id_ID"/>
+          </w:rPr>
+          <w:rPr>
             <w:color w:val="0000EE"/>
             <w:u w:val="single"/>
           </w:rPr>
@@ -3221,22 +5378,45 @@
         </w:r>
       </w:hyperlink>
       <w:r>
+        <w:rPr>
+          <w:lang w:val="id_ID" w:bidi="id_ID"/>
+        </w:rPr>
         <w:t>).</w:t>
       </w:r>
-      <w:r/>
-      <w:r/>
-    </w:p>
-    <w:p>
-      <w:r/>
+      <w:r>
+        <w:rPr>
+          <w:lang w:val="id_ID" w:bidi="id_ID"/>
+        </w:rPr>
+      </w:r>
+      <w:r>
+        <w:rPr>
+          <w:lang w:val="id_ID" w:bidi="id_ID"/>
+        </w:rPr>
+      </w:r>
+    </w:p>
+    <w:p>
+      <w:pPr/>
+      <w:r>
+        <w:rPr>
+          <w:lang w:val="id_ID" w:bidi="id_ID"/>
+        </w:rPr>
+      </w:r>
     </w:p>
     <w:p>
       <w:pPr>
         <w:pStyle w:val="Heading2"/>
       </w:pPr>
       <w:r>
+        <w:rPr>
+          <w:lang w:val="id_ID" w:bidi="id_ID"/>
+        </w:rPr>
         <w:t>Titus 3:7</w:t>
       </w:r>
-      <w:r/>
+      <w:r>
+        <w:rPr>
+          <w:lang w:val="id_ID" w:bidi="id_ID"/>
+        </w:rPr>
+      </w:r>
     </w:p>
     <w:p>
       <w:pPr>
@@ -3244,13 +5424,23 @@
         <w:spacing w:line="240" w:lineRule="auto"/>
         <w:ind w:left="720"/>
       </w:pPr>
-      <w:r/>
-      <w:r>
+      <w:r>
+        <w:rPr>
+          <w:lang w:val="id_ID" w:bidi="id_ID"/>
+        </w:rPr>
+      </w:r>
+      <w:r>
+        <w:rPr>
+          <w:lang w:val="id_ID" w:bidi="id_ID"/>
+        </w:rPr>
         <w:t xml:space="preserve">Bagian pertama dari ayat ini merangkum </w:t>
       </w:r>
       <w:hyperlink r:id="rId127">
         <w:r>
           <w:rPr>
+            <w:lang w:val="id_ID" w:bidi="id_ID"/>
+          </w:rPr>
+          <w:rPr>
             <w:color w:val="0000EE"/>
             <w:u w:val="single"/>
           </w:rPr>
@@ -3258,6 +5448,9 @@
         </w:r>
       </w:hyperlink>
       <w:r>
+        <w:rPr>
+          <w:lang w:val="id_ID" w:bidi="id_ID"/>
+        </w:rPr>
         <w:t>. Bagian kedua menjelaskan tujuan dari tindakan Allah.</w:t>
       </w:r>
     </w:p>
@@ -3267,28 +5460,43 @@
         <w:spacing w:line="240" w:lineRule="auto"/>
         <w:ind w:left="720"/>
       </w:pPr>
-      <w:r/>
+      <w:r>
+        <w:rPr>
+          <w:lang w:val="id_ID" w:bidi="id_ID"/>
+        </w:rPr>
+      </w:r>
       <w:r>
         <w:rPr>
           <w:i/>
+          <w:lang w:val="id_ID" w:bidi="id_ID"/>
         </w:rPr>
         <w:t xml:space="preserve">dibenarkan oleh kasih karunia-Nya </w:t>
       </w:r>
       <w:r>
+        <w:rPr>
+          <w:lang w:val="id_ID" w:bidi="id_ID"/>
+        </w:rPr>
         <w:t xml:space="preserve">(secara harfiah </w:t>
       </w:r>
       <w:r>
         <w:rPr>
           <w:i/>
+          <w:lang w:val="id_ID" w:bidi="id_ID"/>
         </w:rPr>
         <w:t>telah dibenarkan</w:t>
       </w:r>
       <w:r>
+        <w:rPr>
+          <w:lang w:val="id_ID" w:bidi="id_ID"/>
+        </w:rPr>
         <w:t xml:space="preserve">): Lihat </w:t>
       </w:r>
       <w:hyperlink r:id="rId128">
         <w:r>
           <w:rPr>
+            <w:lang w:val="id_ID" w:bidi="id_ID"/>
+          </w:rPr>
+          <w:rPr>
             <w:color w:val="0000EE"/>
             <w:u w:val="single"/>
           </w:rPr>
@@ -3296,11 +5504,17 @@
         </w:r>
       </w:hyperlink>
       <w:r>
+        <w:rPr>
+          <w:lang w:val="id_ID" w:bidi="id_ID"/>
+        </w:rPr>
         <w:t xml:space="preserve">; </w:t>
       </w:r>
       <w:hyperlink r:id="rId129">
         <w:r>
           <w:rPr>
+            <w:lang w:val="id_ID" w:bidi="id_ID"/>
+          </w:rPr>
+          <w:rPr>
             <w:color w:val="0000EE"/>
             <w:u w:val="single"/>
           </w:rPr>
@@ -3308,6 +5522,9 @@
         </w:r>
       </w:hyperlink>
       <w:r>
+        <w:rPr>
+          <w:lang w:val="id_ID" w:bidi="id_ID"/>
+        </w:rPr>
         <w:t>.</w:t>
       </w:r>
     </w:p>
@@ -3317,19 +5534,30 @@
         <w:spacing w:line="240" w:lineRule="auto"/>
         <w:ind w:left="720"/>
       </w:pPr>
-      <w:r/>
+      <w:r>
+        <w:rPr>
+          <w:lang w:val="id_ID" w:bidi="id_ID"/>
+        </w:rPr>
+      </w:r>
       <w:r>
         <w:rPr>
           <w:i/>
+          <w:lang w:val="id_ID" w:bidi="id_ID"/>
         </w:rPr>
         <w:t>ahli waris dengan harapan hidup kekal</w:t>
       </w:r>
       <w:r>
+        <w:rPr>
+          <w:lang w:val="id_ID" w:bidi="id_ID"/>
+        </w:rPr>
         <w:t xml:space="preserve">: Roh, seperti disebutkan dalam </w:t>
       </w:r>
       <w:hyperlink r:id="rId23">
         <w:r>
           <w:rPr>
+            <w:lang w:val="id_ID" w:bidi="id_ID"/>
+          </w:rPr>
+          <w:rPr>
             <w:color w:val="0000EE"/>
             <w:u w:val="single"/>
           </w:rPr>
@@ -3337,11 +5565,17 @@
         </w:r>
       </w:hyperlink>
       <w:r>
+        <w:rPr>
+          <w:lang w:val="id_ID" w:bidi="id_ID"/>
+        </w:rPr>
         <w:t xml:space="preserve">, sering dikaitkan dengan status kita sebagai ahli waris (lihat </w:t>
       </w:r>
       <w:hyperlink r:id="rId130">
         <w:r>
           <w:rPr>
+            <w:lang w:val="id_ID" w:bidi="id_ID"/>
+          </w:rPr>
+          <w:rPr>
             <w:color w:val="0000EE"/>
             <w:u w:val="single"/>
           </w:rPr>
@@ -3349,11 +5583,17 @@
         </w:r>
       </w:hyperlink>
       <w:r>
+        <w:rPr>
+          <w:lang w:val="id_ID" w:bidi="id_ID"/>
+        </w:rPr>
         <w:t xml:space="preserve">; </w:t>
       </w:r>
       <w:hyperlink r:id="rId131">
         <w:r>
           <w:rPr>
+            <w:lang w:val="id_ID" w:bidi="id_ID"/>
+          </w:rPr>
+          <w:rPr>
             <w:color w:val="0000EE"/>
             <w:u w:val="single"/>
           </w:rPr>
@@ -3361,11 +5601,17 @@
         </w:r>
       </w:hyperlink>
       <w:r>
+        <w:rPr>
+          <w:lang w:val="id_ID" w:bidi="id_ID"/>
+        </w:rPr>
         <w:t xml:space="preserve">; </w:t>
       </w:r>
       <w:hyperlink r:id="rId132">
         <w:r>
           <w:rPr>
+            <w:lang w:val="id_ID" w:bidi="id_ID"/>
+          </w:rPr>
+          <w:rPr>
             <w:color w:val="0000EE"/>
             <w:u w:val="single"/>
           </w:rPr>
@@ -3373,11 +5619,17 @@
         </w:r>
       </w:hyperlink>
       <w:r>
+        <w:rPr>
+          <w:lang w:val="id_ID" w:bidi="id_ID"/>
+        </w:rPr>
         <w:t xml:space="preserve">; </w:t>
       </w:r>
       <w:hyperlink r:id="rId133">
         <w:r>
           <w:rPr>
+            <w:lang w:val="id_ID" w:bidi="id_ID"/>
+          </w:rPr>
+          <w:rPr>
             <w:color w:val="0000EE"/>
             <w:u w:val="single"/>
           </w:rPr>
@@ -3385,31 +5637,65 @@
         </w:r>
       </w:hyperlink>
       <w:r>
+        <w:rPr>
+          <w:lang w:val="id_ID" w:bidi="id_ID"/>
+        </w:rPr>
         <w:t>).</w:t>
       </w:r>
-      <w:r/>
-      <w:r/>
-    </w:p>
-    <w:p>
-      <w:r/>
+      <w:r>
+        <w:rPr>
+          <w:lang w:val="id_ID" w:bidi="id_ID"/>
+        </w:rPr>
+      </w:r>
+      <w:r>
+        <w:rPr>
+          <w:lang w:val="id_ID" w:bidi="id_ID"/>
+        </w:rPr>
+      </w:r>
+    </w:p>
+    <w:p>
+      <w:pPr/>
+      <w:r>
+        <w:rPr>
+          <w:lang w:val="id_ID" w:bidi="id_ID"/>
+        </w:rPr>
+      </w:r>
     </w:p>
     <w:p>
       <w:pPr>
         <w:pStyle w:val="Heading2"/>
       </w:pPr>
       <w:r>
+        <w:rPr>
+          <w:lang w:val="id_ID" w:bidi="id_ID"/>
+        </w:rPr>
         <w:t>Titus 3:8</w:t>
       </w:r>
-      <w:r/>
-    </w:p>
-    <w:p>
-      <w:r/>
-      <w:r>
+      <w:r>
+        <w:rPr>
+          <w:lang w:val="id_ID" w:bidi="id_ID"/>
+        </w:rPr>
+      </w:r>
+    </w:p>
+    <w:p>
+      <w:pPr/>
+      <w:r>
+        <w:rPr>
+          <w:lang w:val="id_ID" w:bidi="id_ID"/>
+        </w:rPr>
+      </w:r>
+      <w:r>
+        <w:rPr>
+          <w:lang w:val="id_ID" w:bidi="id_ID"/>
+        </w:rPr>
         <w:t xml:space="preserve">Perkataan ini benar dan yang dapat dipercaya adalah </w:t>
       </w:r>
       <w:hyperlink r:id="rId134">
         <w:r>
           <w:rPr>
+            <w:lang w:val="id_ID" w:bidi="id_ID"/>
+          </w:rPr>
+          <w:rPr>
             <w:color w:val="0000EE"/>
             <w:u w:val="single"/>
           </w:rPr>
@@ -3417,11 +5703,17 @@
         </w:r>
       </w:hyperlink>
       <w:r>
+        <w:rPr>
+          <w:lang w:val="id_ID" w:bidi="id_ID"/>
+        </w:rPr>
         <w:t xml:space="preserve"> (lihat juga </w:t>
       </w:r>
       <w:hyperlink r:id="rId115">
         <w:r>
           <w:rPr>
+            <w:lang w:val="id_ID" w:bidi="id_ID"/>
+          </w:rPr>
+          <w:rPr>
             <w:color w:val="0000EE"/>
             <w:u w:val="single"/>
           </w:rPr>
@@ -3429,37 +5721,72 @@
         </w:r>
       </w:hyperlink>
       <w:r>
+        <w:rPr>
+          <w:lang w:val="id_ID" w:bidi="id_ID"/>
+        </w:rPr>
         <w:t>).</w:t>
       </w:r>
-      <w:r/>
-      <w:r/>
-    </w:p>
-    <w:p>
-      <w:r/>
+      <w:r>
+        <w:rPr>
+          <w:lang w:val="id_ID" w:bidi="id_ID"/>
+        </w:rPr>
+      </w:r>
+      <w:r>
+        <w:rPr>
+          <w:lang w:val="id_ID" w:bidi="id_ID"/>
+        </w:rPr>
+      </w:r>
+    </w:p>
+    <w:p>
+      <w:pPr/>
+      <w:r>
+        <w:rPr>
+          <w:lang w:val="id_ID" w:bidi="id_ID"/>
+        </w:rPr>
+      </w:r>
     </w:p>
     <w:p>
       <w:pPr>
         <w:pStyle w:val="Heading2"/>
       </w:pPr>
       <w:r>
+        <w:rPr>
+          <w:lang w:val="id_ID" w:bidi="id_ID"/>
+        </w:rPr>
         <w:t>Titus 3:10–11</w:t>
       </w:r>
-      <w:r/>
-    </w:p>
-    <w:p>
-      <w:r/>
+      <w:r>
+        <w:rPr>
+          <w:lang w:val="id_ID" w:bidi="id_ID"/>
+        </w:rPr>
+      </w:r>
+    </w:p>
+    <w:p>
+      <w:pPr/>
+      <w:r>
+        <w:rPr>
+          <w:lang w:val="id_ID" w:bidi="id_ID"/>
+        </w:rPr>
+      </w:r>
       <w:r>
         <w:rPr>
           <w:i/>
+          <w:lang w:val="id_ID" w:bidi="id_ID"/>
         </w:rPr>
         <w:t>Seorang bidat</w:t>
       </w:r>
       <w:r>
+        <w:rPr>
+          <w:lang w:val="id_ID" w:bidi="id_ID"/>
+        </w:rPr>
         <w:t xml:space="preserve">: Ini merujuk pada orang-orang yang suka bertengkar dan sulit untuk diperbaiki atau diubah (lihat </w:t>
       </w:r>
       <w:hyperlink r:id="rId38">
         <w:r>
           <w:rPr>
+            <w:lang w:val="id_ID" w:bidi="id_ID"/>
+          </w:rPr>
+          <w:rPr>
             <w:color w:val="0000EE"/>
             <w:u w:val="single"/>
           </w:rPr>
@@ -3467,11 +5794,17 @@
         </w:r>
       </w:hyperlink>
       <w:r>
+        <w:rPr>
+          <w:lang w:val="id_ID" w:bidi="id_ID"/>
+        </w:rPr>
         <w:t xml:space="preserve">, </w:t>
       </w:r>
       <w:hyperlink r:id="rId48">
         <w:r>
           <w:rPr>
+            <w:lang w:val="id_ID" w:bidi="id_ID"/>
+          </w:rPr>
+          <w:rPr>
             <w:color w:val="0000EE"/>
             <w:u w:val="single"/>
           </w:rPr>
@@ -3479,22 +5812,45 @@
         </w:r>
       </w:hyperlink>
       <w:r>
+        <w:rPr>
+          <w:lang w:val="id_ID" w:bidi="id_ID"/>
+        </w:rPr>
         <w:t>).</w:t>
       </w:r>
-      <w:r/>
-      <w:r/>
-    </w:p>
-    <w:p>
-      <w:r/>
+      <w:r>
+        <w:rPr>
+          <w:lang w:val="id_ID" w:bidi="id_ID"/>
+        </w:rPr>
+      </w:r>
+      <w:r>
+        <w:rPr>
+          <w:lang w:val="id_ID" w:bidi="id_ID"/>
+        </w:rPr>
+      </w:r>
+    </w:p>
+    <w:p>
+      <w:pPr/>
+      <w:r>
+        <w:rPr>
+          <w:lang w:val="id_ID" w:bidi="id_ID"/>
+        </w:rPr>
+      </w:r>
     </w:p>
     <w:p>
       <w:pPr>
         <w:pStyle w:val="Heading2"/>
       </w:pPr>
       <w:r>
+        <w:rPr>
+          <w:lang w:val="id_ID" w:bidi="id_ID"/>
+        </w:rPr>
         <w:t>Titus 3:12</w:t>
       </w:r>
-      <w:r/>
+      <w:r>
+        <w:rPr>
+          <w:lang w:val="id_ID" w:bidi="id_ID"/>
+        </w:rPr>
+      </w:r>
     </w:p>
     <w:p>
       <w:pPr>
@@ -3502,13 +5858,23 @@
         <w:spacing w:line="240" w:lineRule="auto"/>
         <w:ind w:left="720"/>
       </w:pPr>
-      <w:r/>
-      <w:r>
+      <w:r>
+        <w:rPr>
+          <w:lang w:val="id_ID" w:bidi="id_ID"/>
+        </w:rPr>
+      </w:r>
+      <w:r>
+        <w:rPr>
+          <w:lang w:val="id_ID" w:bidi="id_ID"/>
+        </w:rPr>
         <w:t xml:space="preserve">Jelas bahwa Artemas atau Tikhikus akan menggantikan Titus di Kreta. Karena Tikhikus sebenarnya dikirim ke Efesus (lihat </w:t>
       </w:r>
       <w:hyperlink r:id="rId135">
         <w:r>
           <w:rPr>
+            <w:lang w:val="id_ID" w:bidi="id_ID"/>
+          </w:rPr>
+          <w:rPr>
             <w:color w:val="0000EE"/>
             <w:u w:val="single"/>
           </w:rPr>
@@ -3516,6 +5882,9 @@
         </w:r>
       </w:hyperlink>
       <w:r>
+        <w:rPr>
+          <w:lang w:val="id_ID" w:bidi="id_ID"/>
+        </w:rPr>
         <w:t>), kemungkinan Artemas adalah orang yang pergi ke Kreta.</w:t>
       </w:r>
     </w:p>
@@ -3525,19 +5894,30 @@
         <w:spacing w:line="240" w:lineRule="auto"/>
         <w:ind w:left="720"/>
       </w:pPr>
-      <w:r/>
+      <w:r>
+        <w:rPr>
+          <w:lang w:val="id_ID" w:bidi="id_ID"/>
+        </w:rPr>
+      </w:r>
       <w:r>
         <w:rPr>
           <w:i/>
+          <w:lang w:val="id_ID" w:bidi="id_ID"/>
         </w:rPr>
         <w:t>Nikopolis</w:t>
       </w:r>
       <w:r>
+        <w:rPr>
+          <w:lang w:val="id_ID" w:bidi="id_ID"/>
+        </w:rPr>
         <w:t xml:space="preserve">: Ada beberapa kota yang memiliki nama ini. Kemungkinan besar, ini adalah kota besar di pantai barat semenanjung Yunani (sebidang tanah yang sebagian besar dikelilingi oleh air tetapi terhubung ke daratan di satu sisi). Mungkin Paulus pernah bekerja di sini sebelumnya (lihat </w:t>
       </w:r>
       <w:hyperlink r:id="rId136">
         <w:r>
           <w:rPr>
+            <w:lang w:val="id_ID" w:bidi="id_ID"/>
+          </w:rPr>
+          <w:rPr>
             <w:color w:val="0000EE"/>
             <w:u w:val="single"/>
           </w:rPr>
@@ -3545,31 +5925,65 @@
         </w:r>
       </w:hyperlink>
       <w:r>
+        <w:rPr>
+          <w:lang w:val="id_ID" w:bidi="id_ID"/>
+        </w:rPr>
         <w:t>, yang menyebutkan aktivitas Paulus bahkan lebih jauh ke barat).</w:t>
       </w:r>
-      <w:r/>
-      <w:r/>
-    </w:p>
-    <w:p>
-      <w:r/>
+      <w:r>
+        <w:rPr>
+          <w:lang w:val="id_ID" w:bidi="id_ID"/>
+        </w:rPr>
+      </w:r>
+      <w:r>
+        <w:rPr>
+          <w:lang w:val="id_ID" w:bidi="id_ID"/>
+        </w:rPr>
+      </w:r>
+    </w:p>
+    <w:p>
+      <w:pPr/>
+      <w:r>
+        <w:rPr>
+          <w:lang w:val="id_ID" w:bidi="id_ID"/>
+        </w:rPr>
+      </w:r>
     </w:p>
     <w:p>
       <w:pPr>
         <w:pStyle w:val="Heading2"/>
       </w:pPr>
       <w:r>
+        <w:rPr>
+          <w:lang w:val="id_ID" w:bidi="id_ID"/>
+        </w:rPr>
         <w:t>Titus 3:12–15</w:t>
       </w:r>
-      <w:r/>
-    </w:p>
-    <w:p>
-      <w:r/>
-      <w:r>
+      <w:r>
+        <w:rPr>
+          <w:lang w:val="id_ID" w:bidi="id_ID"/>
+        </w:rPr>
+      </w:r>
+    </w:p>
+    <w:p>
+      <w:pPr/>
+      <w:r>
+        <w:rPr>
+          <w:lang w:val="id_ID" w:bidi="id_ID"/>
+        </w:rPr>
+      </w:r>
+      <w:r>
+        <w:rPr>
+          <w:lang w:val="id_ID" w:bidi="id_ID"/>
+        </w:rPr>
         <w:t xml:space="preserve">Surat tersebut diakhiri dengan berita pada </w:t>
       </w:r>
       <w:hyperlink r:id="rId137">
         <w:r>
           <w:rPr>
+            <w:lang w:val="id_ID" w:bidi="id_ID"/>
+          </w:rPr>
+          <w:rPr>
             <w:color w:val="0000EE"/>
             <w:u w:val="single"/>
           </w:rPr>
@@ -3577,11 +5991,17 @@
         </w:r>
       </w:hyperlink>
       <w:r>
+        <w:rPr>
+          <w:lang w:val="id_ID" w:bidi="id_ID"/>
+        </w:rPr>
         <w:t xml:space="preserve">, dorongan terakhir (atau penyemangat) pada </w:t>
       </w:r>
       <w:hyperlink r:id="rId138">
         <w:r>
           <w:rPr>
+            <w:lang w:val="id_ID" w:bidi="id_ID"/>
+          </w:rPr>
+          <w:rPr>
             <w:color w:val="0000EE"/>
             <w:u w:val="single"/>
           </w:rPr>
@@ -3589,11 +6009,17 @@
         </w:r>
       </w:hyperlink>
       <w:r>
+        <w:rPr>
+          <w:lang w:val="id_ID" w:bidi="id_ID"/>
+        </w:rPr>
         <w:t xml:space="preserve">, salam, dan berkat pada </w:t>
       </w:r>
       <w:hyperlink r:id="rId139">
         <w:r>
           <w:rPr>
+            <w:lang w:val="id_ID" w:bidi="id_ID"/>
+          </w:rPr>
+          <w:rPr>
             <w:color w:val="0000EE"/>
             <w:u w:val="single"/>
           </w:rPr>
@@ -3601,22 +6027,45 @@
         </w:r>
       </w:hyperlink>
       <w:r>
+        <w:rPr>
+          <w:lang w:val="id_ID" w:bidi="id_ID"/>
+        </w:rPr>
         <w:t>.</w:t>
       </w:r>
-      <w:r/>
-      <w:r/>
-    </w:p>
-    <w:p>
-      <w:r/>
+      <w:r>
+        <w:rPr>
+          <w:lang w:val="id_ID" w:bidi="id_ID"/>
+        </w:rPr>
+      </w:r>
+      <w:r>
+        <w:rPr>
+          <w:lang w:val="id_ID" w:bidi="id_ID"/>
+        </w:rPr>
+      </w:r>
+    </w:p>
+    <w:p>
+      <w:pPr/>
+      <w:r>
+        <w:rPr>
+          <w:lang w:val="id_ID" w:bidi="id_ID"/>
+        </w:rPr>
+      </w:r>
     </w:p>
     <w:p>
       <w:pPr>
         <w:pStyle w:val="Heading2"/>
       </w:pPr>
       <w:r>
+        <w:rPr>
+          <w:lang w:val="id_ID" w:bidi="id_ID"/>
+        </w:rPr>
         <w:t>Titus 3:13</w:t>
       </w:r>
-      <w:r/>
+      <w:r>
+        <w:rPr>
+          <w:lang w:val="id_ID" w:bidi="id_ID"/>
+        </w:rPr>
+      </w:r>
     </w:p>
     <w:p>
       <w:pPr>
@@ -3624,8 +6073,15 @@
         <w:spacing w:line="240" w:lineRule="auto"/>
         <w:ind w:left="720"/>
       </w:pPr>
-      <w:r/>
-      <w:r>
+      <w:r>
+        <w:rPr>
+          <w:lang w:val="id_ID" w:bidi="id_ID"/>
+        </w:rPr>
+      </w:r>
+      <w:r>
+        <w:rPr>
+          <w:lang w:val="id_ID" w:bidi="id_ID"/>
+        </w:rPr>
         <w:t>Zenas dan Apolos berperan dalam menyebarkan kabar baik tentang Yesus, dan kemungkinan besar mereka adalah orang-orang yang mengantarkan surat ini kepada Titus.</w:t>
       </w:r>
     </w:p>
@@ -3635,13 +6091,23 @@
         <w:spacing w:line="240" w:lineRule="auto"/>
         <w:ind w:left="720"/>
       </w:pPr>
-      <w:r/>
-      <w:r>
+      <w:r>
+        <w:rPr>
+          <w:lang w:val="id_ID" w:bidi="id_ID"/>
+        </w:rPr>
+      </w:r>
+      <w:r>
+        <w:rPr>
+          <w:lang w:val="id_ID" w:bidi="id_ID"/>
+        </w:rPr>
         <w:t xml:space="preserve">Zenas mungkin adalah seorang ahli dalam hukum Romawi atau seorang ahli hukum Romawi (kata yang sama untuk pengacara terdapat di </w:t>
       </w:r>
       <w:hyperlink r:id="rId140">
         <w:r>
           <w:rPr>
+            <w:lang w:val="id_ID" w:bidi="id_ID"/>
+          </w:rPr>
+          <w:rPr>
             <w:color w:val="0000EE"/>
             <w:u w:val="single"/>
           </w:rPr>
@@ -3649,11 +6115,17 @@
         </w:r>
       </w:hyperlink>
       <w:r>
+        <w:rPr>
+          <w:lang w:val="id_ID" w:bidi="id_ID"/>
+        </w:rPr>
         <w:t xml:space="preserve">; </w:t>
       </w:r>
       <w:hyperlink r:id="rId141">
         <w:r>
           <w:rPr>
+            <w:lang w:val="id_ID" w:bidi="id_ID"/>
+          </w:rPr>
+          <w:rPr>
             <w:color w:val="0000EE"/>
             <w:u w:val="single"/>
           </w:rPr>
@@ -3661,6 +6133,9 @@
         </w:r>
       </w:hyperlink>
       <w:r>
+        <w:rPr>
+          <w:lang w:val="id_ID" w:bidi="id_ID"/>
+        </w:rPr>
         <w:t>). Nama Yunani-nya (yang berarti "hadiah dari Zeus") membuatnya tidak mungkin menjadi ahli dalam hukum Yahudi.</w:t>
       </w:r>
     </w:p>
@@ -3670,13 +6145,23 @@
         <w:spacing w:line="240" w:lineRule="auto"/>
         <w:ind w:left="720"/>
       </w:pPr>
-      <w:r/>
-      <w:r>
+      <w:r>
+        <w:rPr>
+          <w:lang w:val="id_ID" w:bidi="id_ID"/>
+        </w:rPr>
+      </w:r>
+      <w:r>
+        <w:rPr>
+          <w:lang w:val="id_ID" w:bidi="id_ID"/>
+        </w:rPr>
         <w:t xml:space="preserve">Apolos mungkin adalah orang yang sama seperti yang disebutkan dalam </w:t>
       </w:r>
       <w:hyperlink r:id="rId142">
         <w:r>
           <w:rPr>
+            <w:lang w:val="id_ID" w:bidi="id_ID"/>
+          </w:rPr>
+          <w:rPr>
             <w:color w:val="0000EE"/>
             <w:u w:val="single"/>
           </w:rPr>
@@ -3684,11 +6169,17 @@
         </w:r>
       </w:hyperlink>
       <w:r>
+        <w:rPr>
+          <w:lang w:val="id_ID" w:bidi="id_ID"/>
+        </w:rPr>
         <w:t xml:space="preserve">; </w:t>
       </w:r>
       <w:hyperlink r:id="rId143">
         <w:r>
           <w:rPr>
+            <w:lang w:val="id_ID" w:bidi="id_ID"/>
+          </w:rPr>
+          <w:rPr>
             <w:color w:val="0000EE"/>
             <w:u w:val="single"/>
           </w:rPr>
@@ -3696,11 +6187,17 @@
         </w:r>
       </w:hyperlink>
       <w:r>
+        <w:rPr>
+          <w:lang w:val="id_ID" w:bidi="id_ID"/>
+        </w:rPr>
         <w:t xml:space="preserve">; </w:t>
       </w:r>
       <w:hyperlink r:id="rId144">
         <w:r>
           <w:rPr>
+            <w:lang w:val="id_ID" w:bidi="id_ID"/>
+          </w:rPr>
+          <w:rPr>
             <w:color w:val="0000EE"/>
             <w:u w:val="single"/>
           </w:rPr>
@@ -3708,11 +6205,17 @@
         </w:r>
       </w:hyperlink>
       <w:r>
+        <w:rPr>
+          <w:lang w:val="id_ID" w:bidi="id_ID"/>
+        </w:rPr>
         <w:t xml:space="preserve">; </w:t>
       </w:r>
       <w:hyperlink r:id="rId145">
         <w:r>
           <w:rPr>
+            <w:lang w:val="id_ID" w:bidi="id_ID"/>
+          </w:rPr>
+          <w:rPr>
             <w:color w:val="0000EE"/>
             <w:u w:val="single"/>
           </w:rPr>
@@ -3720,11 +6223,17 @@
         </w:r>
       </w:hyperlink>
       <w:r>
+        <w:rPr>
+          <w:lang w:val="id_ID" w:bidi="id_ID"/>
+        </w:rPr>
         <w:t xml:space="preserve">, </w:t>
       </w:r>
       <w:hyperlink r:id="rId146">
         <w:r>
           <w:rPr>
+            <w:lang w:val="id_ID" w:bidi="id_ID"/>
+          </w:rPr>
+          <w:rPr>
             <w:color w:val="0000EE"/>
             <w:u w:val="single"/>
           </w:rPr>
@@ -3732,11 +6241,17 @@
         </w:r>
       </w:hyperlink>
       <w:r>
+        <w:rPr>
+          <w:lang w:val="id_ID" w:bidi="id_ID"/>
+        </w:rPr>
         <w:t xml:space="preserve">; </w:t>
       </w:r>
       <w:hyperlink r:id="rId147">
         <w:r>
           <w:rPr>
+            <w:lang w:val="id_ID" w:bidi="id_ID"/>
+          </w:rPr>
+          <w:rPr>
             <w:color w:val="0000EE"/>
             <w:u w:val="single"/>
           </w:rPr>
@@ -3744,11 +6259,17 @@
         </w:r>
       </w:hyperlink>
       <w:r>
+        <w:rPr>
+          <w:lang w:val="id_ID" w:bidi="id_ID"/>
+        </w:rPr>
         <w:t xml:space="preserve">; </w:t>
       </w:r>
       <w:hyperlink r:id="rId148">
         <w:r>
           <w:rPr>
+            <w:lang w:val="id_ID" w:bidi="id_ID"/>
+          </w:rPr>
+          <w:rPr>
             <w:color w:val="0000EE"/>
             <w:u w:val="single"/>
           </w:rPr>
@@ -3756,6 +6277,9 @@
         </w:r>
       </w:hyperlink>
       <w:r>
+        <w:rPr>
+          <w:lang w:val="id_ID" w:bidi="id_ID"/>
+        </w:rPr>
         <w:t>.</w:t>
       </w:r>
     </w:p>
@@ -3765,19 +6289,30 @@
         <w:spacing w:line="240" w:lineRule="auto"/>
         <w:ind w:left="720"/>
       </w:pPr>
-      <w:r/>
+      <w:r>
+        <w:rPr>
+          <w:lang w:val="id_ID" w:bidi="id_ID"/>
+        </w:rPr>
+      </w:r>
       <w:r>
         <w:rPr>
           <w:i/>
+          <w:lang w:val="id_ID" w:bidi="id_ID"/>
         </w:rPr>
         <w:t>semua yang mereka perlukan</w:t>
       </w:r>
       <w:r>
+        <w:rPr>
+          <w:lang w:val="id_ID" w:bidi="id_ID"/>
+        </w:rPr>
         <w:t xml:space="preserve">: Lihat </w:t>
       </w:r>
       <w:hyperlink r:id="rId149">
         <w:r>
           <w:rPr>
+            <w:lang w:val="id_ID" w:bidi="id_ID"/>
+          </w:rPr>
+          <w:rPr>
             <w:color w:val="0000EE"/>
             <w:u w:val="single"/>
           </w:rPr>
@@ -3785,11 +6320,17 @@
         </w:r>
       </w:hyperlink>
       <w:r>
+        <w:rPr>
+          <w:lang w:val="id_ID" w:bidi="id_ID"/>
+        </w:rPr>
         <w:t xml:space="preserve">; </w:t>
       </w:r>
       <w:hyperlink r:id="rId150">
         <w:r>
           <w:rPr>
+            <w:lang w:val="id_ID" w:bidi="id_ID"/>
+          </w:rPr>
+          <w:rPr>
             <w:color w:val="0000EE"/>
             <w:u w:val="single"/>
           </w:rPr>
@@ -3797,11 +6338,17 @@
         </w:r>
       </w:hyperlink>
       <w:r>
+        <w:rPr>
+          <w:lang w:val="id_ID" w:bidi="id_ID"/>
+        </w:rPr>
         <w:t xml:space="preserve">; bandingkan </w:t>
       </w:r>
       <w:hyperlink r:id="rId151">
         <w:r>
           <w:rPr>
+            <w:lang w:val="id_ID" w:bidi="id_ID"/>
+          </w:rPr>
+          <w:rPr>
             <w:color w:val="0000EE"/>
             <w:u w:val="single"/>
           </w:rPr>
@@ -3809,11 +6356,17 @@
         </w:r>
       </w:hyperlink>
       <w:r>
+        <w:rPr>
+          <w:lang w:val="id_ID" w:bidi="id_ID"/>
+        </w:rPr>
         <w:t xml:space="preserve">; </w:t>
       </w:r>
       <w:hyperlink r:id="rId152">
         <w:r>
           <w:rPr>
+            <w:lang w:val="id_ID" w:bidi="id_ID"/>
+          </w:rPr>
+          <w:rPr>
             <w:color w:val="0000EE"/>
             <w:u w:val="single"/>
           </w:rPr>
@@ -3821,11 +6374,17 @@
         </w:r>
       </w:hyperlink>
       <w:r>
+        <w:rPr>
+          <w:lang w:val="id_ID" w:bidi="id_ID"/>
+        </w:rPr>
         <w:t xml:space="preserve">, </w:t>
       </w:r>
       <w:hyperlink r:id="rId153">
         <w:r>
           <w:rPr>
+            <w:lang w:val="id_ID" w:bidi="id_ID"/>
+          </w:rPr>
+          <w:rPr>
             <w:color w:val="0000EE"/>
             <w:u w:val="single"/>
           </w:rPr>
@@ -3833,11 +6392,17 @@
         </w:r>
       </w:hyperlink>
       <w:r>
+        <w:rPr>
+          <w:lang w:val="id_ID" w:bidi="id_ID"/>
+        </w:rPr>
         <w:t xml:space="preserve">; </w:t>
       </w:r>
       <w:hyperlink r:id="rId154">
         <w:r>
           <w:rPr>
+            <w:lang w:val="id_ID" w:bidi="id_ID"/>
+          </w:rPr>
+          <w:rPr>
             <w:color w:val="0000EE"/>
             <w:u w:val="single"/>
           </w:rPr>
@@ -3845,22 +6410,45 @@
         </w:r>
       </w:hyperlink>
       <w:r>
+        <w:rPr>
+          <w:lang w:val="id_ID" w:bidi="id_ID"/>
+        </w:rPr>
         <w:t>.</w:t>
       </w:r>
-      <w:r/>
-      <w:r/>
-    </w:p>
-    <w:p>
-      <w:r/>
+      <w:r>
+        <w:rPr>
+          <w:lang w:val="id_ID" w:bidi="id_ID"/>
+        </w:rPr>
+      </w:r>
+      <w:r>
+        <w:rPr>
+          <w:lang w:val="id_ID" w:bidi="id_ID"/>
+        </w:rPr>
+      </w:r>
+    </w:p>
+    <w:p>
+      <w:pPr/>
+      <w:r>
+        <w:rPr>
+          <w:lang w:val="id_ID" w:bidi="id_ID"/>
+        </w:rPr>
+      </w:r>
     </w:p>
     <w:p>
       <w:pPr>
         <w:pStyle w:val="Heading2"/>
       </w:pPr>
       <w:r>
+        <w:rPr>
+          <w:lang w:val="id_ID" w:bidi="id_ID"/>
+        </w:rPr>
         <w:t>Titus 3:14</w:t>
       </w:r>
-      <w:r/>
+      <w:r>
+        <w:rPr>
+          <w:lang w:val="id_ID" w:bidi="id_ID"/>
+        </w:rPr>
+      </w:r>
     </w:p>
     <w:p>
       <w:pPr>
@@ -3868,13 +6456,23 @@
         <w:spacing w:line="240" w:lineRule="auto"/>
         <w:ind w:left="720"/>
       </w:pPr>
-      <w:r/>
-      <w:r>
+      <w:r>
+        <w:rPr>
+          <w:lang w:val="id_ID" w:bidi="id_ID"/>
+        </w:rPr>
+      </w:r>
+      <w:r>
+        <w:rPr>
+          <w:lang w:val="id_ID" w:bidi="id_ID"/>
+        </w:rPr>
         <w:t xml:space="preserve">Nasihat terakhir ini berkaitan dengan tanggung jawab untuk merawat Zenas dan Apolos (lihat </w:t>
       </w:r>
       <w:hyperlink r:id="rId155">
         <w:r>
           <w:rPr>
+            <w:lang w:val="id_ID" w:bidi="id_ID"/>
+          </w:rPr>
+          <w:rPr>
             <w:color w:val="0000EE"/>
             <w:u w:val="single"/>
           </w:rPr>
@@ -3882,11 +6480,17 @@
         </w:r>
       </w:hyperlink>
       <w:r>
+        <w:rPr>
+          <w:lang w:val="id_ID" w:bidi="id_ID"/>
+        </w:rPr>
         <w:t xml:space="preserve">; </w:t>
       </w:r>
       <w:hyperlink r:id="rId156">
         <w:r>
           <w:rPr>
+            <w:lang w:val="id_ID" w:bidi="id_ID"/>
+          </w:rPr>
+          <w:rPr>
             <w:color w:val="0000EE"/>
             <w:u w:val="single"/>
           </w:rPr>
@@ -3894,11 +6498,17 @@
         </w:r>
       </w:hyperlink>
       <w:r>
+        <w:rPr>
+          <w:lang w:val="id_ID" w:bidi="id_ID"/>
+        </w:rPr>
         <w:t xml:space="preserve">; </w:t>
       </w:r>
       <w:hyperlink r:id="rId157">
         <w:r>
           <w:rPr>
+            <w:lang w:val="id_ID" w:bidi="id_ID"/>
+          </w:rPr>
+          <w:rPr>
             <w:color w:val="0000EE"/>
             <w:u w:val="single"/>
           </w:rPr>
@@ -3906,11 +6516,17 @@
         </w:r>
       </w:hyperlink>
       <w:r>
+        <w:rPr>
+          <w:lang w:val="id_ID" w:bidi="id_ID"/>
+        </w:rPr>
         <w:t xml:space="preserve">; </w:t>
       </w:r>
       <w:hyperlink r:id="rId158">
         <w:r>
           <w:rPr>
+            <w:lang w:val="id_ID" w:bidi="id_ID"/>
+          </w:rPr>
+          <w:rPr>
             <w:color w:val="0000EE"/>
             <w:u w:val="single"/>
           </w:rPr>
@@ -3918,11 +6534,17 @@
         </w:r>
       </w:hyperlink>
       <w:r>
+        <w:rPr>
+          <w:lang w:val="id_ID" w:bidi="id_ID"/>
+        </w:rPr>
         <w:t xml:space="preserve">, </w:t>
       </w:r>
       <w:hyperlink r:id="rId159">
         <w:r>
           <w:rPr>
+            <w:lang w:val="id_ID" w:bidi="id_ID"/>
+          </w:rPr>
+          <w:rPr>
             <w:color w:val="0000EE"/>
             <w:u w:val="single"/>
           </w:rPr>
@@ -3930,11 +6552,17 @@
         </w:r>
       </w:hyperlink>
       <w:r>
+        <w:rPr>
+          <w:lang w:val="id_ID" w:bidi="id_ID"/>
+        </w:rPr>
         <w:t xml:space="preserve">; </w:t>
       </w:r>
       <w:hyperlink r:id="rId160">
         <w:r>
           <w:rPr>
+            <w:lang w:val="id_ID" w:bidi="id_ID"/>
+          </w:rPr>
+          <w:rPr>
             <w:color w:val="0000EE"/>
             <w:u w:val="single"/>
           </w:rPr>
@@ -3942,6 +6570,9 @@
         </w:r>
       </w:hyperlink>
       <w:r>
+        <w:rPr>
+          <w:lang w:val="id_ID" w:bidi="id_ID"/>
+        </w:rPr>
         <w:t>).</w:t>
       </w:r>
     </w:p>
@@ -3951,39 +6582,78 @@
         <w:spacing w:line="240" w:lineRule="auto"/>
         <w:ind w:left="720"/>
       </w:pPr>
-      <w:r/>
-      <w:r>
+      <w:r>
+        <w:rPr>
+          <w:lang w:val="id_ID" w:bidi="id_ID"/>
+        </w:rPr>
+      </w:r>
+      <w:r>
+        <w:rPr>
+          <w:lang w:val="id_ID" w:bidi="id_ID"/>
+        </w:rPr>
         <w:t>Orang-orang kita (yaitu, para pengikut Kristus) harus terlibat dalam pelayanan yang menyebarkan kabar baik dan memberi kehidupan, daripada terlibat dalam spekulasi yang tidak produktif dari para pengajar palsu.</w:t>
       </w:r>
-      <w:r/>
-      <w:r/>
-    </w:p>
-    <w:p>
-      <w:r/>
+      <w:r>
+        <w:rPr>
+          <w:lang w:val="id_ID" w:bidi="id_ID"/>
+        </w:rPr>
+      </w:r>
+      <w:r>
+        <w:rPr>
+          <w:lang w:val="id_ID" w:bidi="id_ID"/>
+        </w:rPr>
+      </w:r>
+    </w:p>
+    <w:p>
+      <w:pPr/>
+      <w:r>
+        <w:rPr>
+          <w:lang w:val="id_ID" w:bidi="id_ID"/>
+        </w:rPr>
+      </w:r>
     </w:p>
     <w:p>
       <w:pPr>
         <w:pStyle w:val="Heading2"/>
       </w:pPr>
       <w:r>
+        <w:rPr>
+          <w:lang w:val="id_ID" w:bidi="id_ID"/>
+        </w:rPr>
         <w:t>Titus 3:15</w:t>
       </w:r>
-      <w:r/>
-    </w:p>
-    <w:p>
-      <w:r/>
+      <w:r>
+        <w:rPr>
+          <w:lang w:val="id_ID" w:bidi="id_ID"/>
+        </w:rPr>
+      </w:r>
+    </w:p>
+    <w:p>
+      <w:pPr/>
+      <w:r>
+        <w:rPr>
+          <w:lang w:val="id_ID" w:bidi="id_ID"/>
+        </w:rPr>
+      </w:r>
       <w:r>
         <w:rPr>
           <w:i/>
+          <w:lang w:val="id_ID" w:bidi="id_ID"/>
         </w:rPr>
         <w:t>Kamu sekalian</w:t>
       </w:r>
       <w:r>
+        <w:rPr>
+          <w:lang w:val="id_ID" w:bidi="id_ID"/>
+        </w:rPr>
         <w:t xml:space="preserve">: Surat itu ditujukan kepada Titus dalam </w:t>
       </w:r>
       <w:hyperlink r:id="rId26">
         <w:r>
           <w:rPr>
+            <w:lang w:val="id_ID" w:bidi="id_ID"/>
+          </w:rPr>
+          <w:rPr>
             <w:color w:val="0000EE"/>
             <w:u w:val="single"/>
           </w:rPr>
@@ -3991,10 +6661,21 @@
         </w:r>
       </w:hyperlink>
       <w:r>
+        <w:rPr>
+          <w:lang w:val="id_ID" w:bidi="id_ID"/>
+        </w:rPr>
         <w:t>, tetapi seluruh jemaat menjadi audiens dari surat tersebut.</w:t>
       </w:r>
-      <w:r/>
-      <w:r/>
+      <w:r>
+        <w:rPr>
+          <w:lang w:val="id_ID" w:bidi="id_ID"/>
+        </w:rPr>
+      </w:r>
+      <w:r>
+        <w:rPr>
+          <w:lang w:val="id_ID" w:bidi="id_ID"/>
+        </w:rPr>
+      </w:r>
     </w:p>
     <w:sectPr>
       <w:footnotePr>
@@ -5896,7 +8577,7 @@
     <w:rPrDefault>
       <w:rPr>
         <w:rFonts w:ascii="Times New Roman" w:eastAsia="Times New Roman" w:hAnsi="Times New Roman" w:cs="Times New Roman"/>
-        <w:lang w:val="en-US" w:eastAsia="en-US" w:bidi="ar-SA"/>
+        <w:lang w:val="id_ID" w:eastAsia="en-US" w:bidi="ar-SA"/>
       </w:rPr>
     </w:rPrDefault>
     <w:pPrDefault/>

--- a/ind/docx/56.content.docx
+++ b/ind/docx/56.content.docx
@@ -28,22 +28,6 @@
       </w:r>
     </w:p>
     <w:p>
-      <w:pPr>
-        <w:pStyle w:val="Heading2"/>
-      </w:pPr>
-      <w:r>
-        <w:rPr>
-          <w:lang w:val="id_ID" w:bidi="id_ID"/>
-        </w:rPr>
-        <w:t>License Information</w:t>
-      </w:r>
-      <w:r>
-        <w:rPr>
-          <w:lang w:val="id_ID" w:bidi="id_ID"/>
-        </w:rPr>
-      </w:r>
-    </w:p>
-    <w:p>
       <w:pPr/>
       <w:r>
         <w:rPr>
@@ -55,19 +39,21 @@
           <w:b/>
           <w:lang w:val="id_ID" w:bidi="id_ID"/>
         </w:rPr>
-        <w:t>Catatan Studi (Tyndale)</w:t>
-      </w:r>
-      <w:r>
-        <w:rPr>
-          <w:lang w:val="id_ID" w:bidi="id_ID"/>
-        </w:rPr>
-        <w:t xml:space="preserve"> (Indonesian) is based on</w:t>
-      </w:r>
-      <w:r>
-        <w:rPr>
-          <w:lang w:val="id_ID" w:bidi="id_ID"/>
-        </w:rPr>
-        <w:t xml:space="preserve">: </w:t>
+        <w:t>Aquifer Open Study Notes</w:t>
+      </w:r>
+    </w:p>
+    <w:p>
+      <w:pPr/>
+      <w:r>
+        <w:rPr>
+          <w:lang w:val="id_ID" w:bidi="id_ID"/>
+        </w:rPr>
+      </w:r>
+      <w:r>
+        <w:rPr>
+          <w:lang w:val="id_ID" w:bidi="id_ID"/>
+        </w:rPr>
+        <w:t xml:space="preserve">This work is an adaptation of </w:t>
       </w:r>
       <w:r>
         <w:rPr>
@@ -79,48 +65,19 @@
         <w:rPr>
           <w:lang w:val="id_ID" w:bidi="id_ID"/>
         </w:rPr>
-        <w:t xml:space="preserve">, </w:t>
-      </w:r>
-      <w:hyperlink r:id="rId13">
-        <w:r>
-          <w:rPr>
-            <w:lang w:val="id_ID" w:bidi="id_ID"/>
-          </w:rPr>
-          <w:rPr>
-            <w:color w:val="0000EE"/>
-            <w:u w:val="single"/>
-          </w:rPr>
-          <w:t>Tyndale House Publishers</w:t>
-        </w:r>
-      </w:hyperlink>
-      <w:r>
-        <w:rPr>
-          <w:lang w:val="id_ID" w:bidi="id_ID"/>
-        </w:rPr>
-        <w:t xml:space="preserve">, 2019, which is licensed under a </w:t>
-      </w:r>
-      <w:hyperlink r:id="rId14">
-        <w:r>
-          <w:rPr>
-            <w:lang w:val="id_ID" w:bidi="id_ID"/>
-          </w:rPr>
-          <w:rPr>
-            <w:color w:val="0000EE"/>
-            <w:u w:val="single"/>
-          </w:rPr>
-          <w:t>CC BY-SA 4.0 license</w:t>
-        </w:r>
-      </w:hyperlink>
-      <w:r>
-        <w:rPr>
-          <w:lang w:val="id_ID" w:bidi="id_ID"/>
-        </w:rPr>
-        <w:t>.</w:t>
-      </w:r>
-      <w:r>
-        <w:rPr>
-          <w:lang w:val="id_ID" w:bidi="id_ID"/>
-        </w:rPr>
+        <w:t xml:space="preserve"> © 2023 Tyndale House Publishers, licensed under the CC BY-SA 4.0 license. The adaptation, </w:t>
+      </w:r>
+      <w:r>
+        <w:rPr>
+          <w:lang w:val="id_ID" w:bidi="id_ID"/>
+        </w:rPr>
+        <w:t>Aquifer Open Study Notes</w:t>
+      </w:r>
+      <w:r>
+        <w:rPr>
+          <w:lang w:val="id_ID" w:bidi="id_ID"/>
+        </w:rPr>
+        <w:t>, was created by Mission Mutual and is also licensed under CC BY-SA 4.0.</w:t>
       </w:r>
     </w:p>
     <w:p>
@@ -134,7 +91,7 @@
         <w:rPr>
           <w:lang w:val="id_ID" w:bidi="id_ID"/>
         </w:rPr>
-        <w:t>This PDF version is provided under the same license.</w:t>
+        <w:t>This resource has been adapted into multiple languages, including English, Tok Pisin, Arabic (عربي), French (Français), Hindi (हिंदी), Indonesian (Bahasa Indonesia), Portuguese (Português), Russian (Русский), Spanish (Español), Swahili (Kiswahili), and Simplified Chinese (简体中文).</w:t>
       </w:r>
       <w:r>
         <w:rPr>
@@ -303,91 +260,91 @@
         </w:rPr>
         <w:t xml:space="preserve">: Lihat </w:t>
       </w:r>
+      <w:hyperlink r:id="rId13">
+        <w:r>
+          <w:rPr>
+            <w:lang w:val="id_ID" w:bidi="id_ID"/>
+          </w:rPr>
+          <w:rPr>
+            <w:color w:val="0000EE"/>
+            <w:u w:val="single"/>
+          </w:rPr>
+          <w:t>Tit. 2:11–14</w:t>
+        </w:r>
+      </w:hyperlink>
+      <w:r>
+        <w:rPr>
+          <w:lang w:val="id_ID" w:bidi="id_ID"/>
+        </w:rPr>
+        <w:t xml:space="preserve">; </w:t>
+      </w:r>
+      <w:hyperlink r:id="rId14">
+        <w:r>
+          <w:rPr>
+            <w:lang w:val="id_ID" w:bidi="id_ID"/>
+          </w:rPr>
+          <w:rPr>
+            <w:color w:val="0000EE"/>
+            <w:u w:val="single"/>
+          </w:rPr>
+          <w:t>1Tim. 6:3</w:t>
+        </w:r>
+      </w:hyperlink>
+      <w:r>
+        <w:rPr>
+          <w:lang w:val="id_ID" w:bidi="id_ID"/>
+        </w:rPr>
+        <w:t>.</w:t>
+      </w:r>
+      <w:r>
+        <w:rPr>
+          <w:lang w:val="id_ID" w:bidi="id_ID"/>
+        </w:rPr>
+      </w:r>
+      <w:r>
+        <w:rPr>
+          <w:lang w:val="id_ID" w:bidi="id_ID"/>
+        </w:rPr>
+      </w:r>
+    </w:p>
+    <w:p>
+      <w:pPr/>
+      <w:r>
+        <w:rPr>
+          <w:lang w:val="id_ID" w:bidi="id_ID"/>
+        </w:rPr>
+      </w:r>
+    </w:p>
+    <w:p>
+      <w:pPr>
+        <w:pStyle w:val="Heading2"/>
+      </w:pPr>
+      <w:r>
+        <w:rPr>
+          <w:lang w:val="id_ID" w:bidi="id_ID"/>
+        </w:rPr>
+        <w:t>Titus 1:1–4</w:t>
+      </w:r>
+      <w:r>
+        <w:rPr>
+          <w:lang w:val="id_ID" w:bidi="id_ID"/>
+        </w:rPr>
+      </w:r>
+    </w:p>
+    <w:p>
+      <w:pPr/>
+      <w:r>
+        <w:rPr>
+          <w:lang w:val="id_ID" w:bidi="id_ID"/>
+        </w:rPr>
+      </w:r>
+      <w:r>
+        <w:rPr>
+          <w:lang w:val="id_ID" w:bidi="id_ID"/>
+        </w:rPr>
+        <w:t>Bagian awal dari Kitab Titus, seperti halnya 1 Timotius (</w:t>
+      </w:r>
       <w:hyperlink r:id="rId15">
-        <w:r>
-          <w:rPr>
-            <w:lang w:val="id_ID" w:bidi="id_ID"/>
-          </w:rPr>
-          <w:rPr>
-            <w:color w:val="0000EE"/>
-            <w:u w:val="single"/>
-          </w:rPr>
-          <w:t>Tit. 2:11–14</w:t>
-        </w:r>
-      </w:hyperlink>
-      <w:r>
-        <w:rPr>
-          <w:lang w:val="id_ID" w:bidi="id_ID"/>
-        </w:rPr>
-        <w:t xml:space="preserve">; </w:t>
-      </w:r>
-      <w:hyperlink r:id="rId16">
-        <w:r>
-          <w:rPr>
-            <w:lang w:val="id_ID" w:bidi="id_ID"/>
-          </w:rPr>
-          <w:rPr>
-            <w:color w:val="0000EE"/>
-            <w:u w:val="single"/>
-          </w:rPr>
-          <w:t>1Tim. 6:3</w:t>
-        </w:r>
-      </w:hyperlink>
-      <w:r>
-        <w:rPr>
-          <w:lang w:val="id_ID" w:bidi="id_ID"/>
-        </w:rPr>
-        <w:t>.</w:t>
-      </w:r>
-      <w:r>
-        <w:rPr>
-          <w:lang w:val="id_ID" w:bidi="id_ID"/>
-        </w:rPr>
-      </w:r>
-      <w:r>
-        <w:rPr>
-          <w:lang w:val="id_ID" w:bidi="id_ID"/>
-        </w:rPr>
-      </w:r>
-    </w:p>
-    <w:p>
-      <w:pPr/>
-      <w:r>
-        <w:rPr>
-          <w:lang w:val="id_ID" w:bidi="id_ID"/>
-        </w:rPr>
-      </w:r>
-    </w:p>
-    <w:p>
-      <w:pPr>
-        <w:pStyle w:val="Heading2"/>
-      </w:pPr>
-      <w:r>
-        <w:rPr>
-          <w:lang w:val="id_ID" w:bidi="id_ID"/>
-        </w:rPr>
-        <w:t>Titus 1:1–4</w:t>
-      </w:r>
-      <w:r>
-        <w:rPr>
-          <w:lang w:val="id_ID" w:bidi="id_ID"/>
-        </w:rPr>
-      </w:r>
-    </w:p>
-    <w:p>
-      <w:pPr/>
-      <w:r>
-        <w:rPr>
-          <w:lang w:val="id_ID" w:bidi="id_ID"/>
-        </w:rPr>
-      </w:r>
-      <w:r>
-        <w:rPr>
-          <w:lang w:val="id_ID" w:bidi="id_ID"/>
-        </w:rPr>
-        <w:t>Bagian awal dari Kitab Titus, seperti halnya 1 Timotius (</w:t>
-      </w:r>
-      <w:hyperlink r:id="rId17">
         <w:r>
           <w:rPr>
             <w:lang w:val="id_ID" w:bidi="id_ID"/>
@@ -457,7 +414,7 @@
         </w:rPr>
         <w:t xml:space="preserve">Mempercayai bahwa mereka memiliki kehidupan kekal memungkinkan umat Allah untuk menjalani hidup dengan baik saat ini (lihat </w:t>
       </w:r>
-      <w:hyperlink r:id="rId15">
+      <w:hyperlink r:id="rId13">
         <w:r>
           <w:rPr>
             <w:lang w:val="id_ID" w:bidi="id_ID"/>
@@ -475,7 +432,7 @@
         </w:rPr>
         <w:t xml:space="preserve">; </w:t>
       </w:r>
-      <w:hyperlink r:id="rId18">
+      <w:hyperlink r:id="rId16">
         <w:r>
           <w:rPr>
             <w:lang w:val="id_ID" w:bidi="id_ID"/>
@@ -530,6 +487,42 @@
         </w:rPr>
         <w:t>). Pernyataan ini juga menekankan rencana keselamatan Allah yang tidak berubah (</w:t>
       </w:r>
+      <w:hyperlink r:id="rId17">
+        <w:r>
+          <w:rPr>
+            <w:lang w:val="id_ID" w:bidi="id_ID"/>
+          </w:rPr>
+          <w:rPr>
+            <w:color w:val="0000EE"/>
+            <w:u w:val="single"/>
+          </w:rPr>
+          <w:t>1:1</w:t>
+        </w:r>
+      </w:hyperlink>
+      <w:r>
+        <w:rPr>
+          <w:lang w:val="id_ID" w:bidi="id_ID"/>
+        </w:rPr>
+        <w:t xml:space="preserve">): Allah dapat dipercaya untuk memenuhi janji-janji-Nya (lihat </w:t>
+      </w:r>
+      <w:hyperlink r:id="rId18">
+        <w:r>
+          <w:rPr>
+            <w:lang w:val="id_ID" w:bidi="id_ID"/>
+          </w:rPr>
+          <w:rPr>
+            <w:color w:val="0000EE"/>
+            <w:u w:val="single"/>
+          </w:rPr>
+          <w:t>Bil. 23:19</w:t>
+        </w:r>
+      </w:hyperlink>
+      <w:r>
+        <w:rPr>
+          <w:lang w:val="id_ID" w:bidi="id_ID"/>
+        </w:rPr>
+        <w:t xml:space="preserve">; </w:t>
+      </w:r>
       <w:hyperlink r:id="rId19">
         <w:r>
           <w:rPr>
@@ -539,52 +532,16 @@
             <w:color w:val="0000EE"/>
             <w:u w:val="single"/>
           </w:rPr>
-          <w:t>1:1</w:t>
-        </w:r>
-      </w:hyperlink>
-      <w:r>
-        <w:rPr>
-          <w:lang w:val="id_ID" w:bidi="id_ID"/>
-        </w:rPr>
-        <w:t xml:space="preserve">): Allah dapat dipercaya untuk memenuhi janji-janji-Nya (lihat </w:t>
+          <w:t>1Sam. 15:29</w:t>
+        </w:r>
+      </w:hyperlink>
+      <w:r>
+        <w:rPr>
+          <w:lang w:val="id_ID" w:bidi="id_ID"/>
+        </w:rPr>
+        <w:t xml:space="preserve">; </w:t>
       </w:r>
       <w:hyperlink r:id="rId20">
-        <w:r>
-          <w:rPr>
-            <w:lang w:val="id_ID" w:bidi="id_ID"/>
-          </w:rPr>
-          <w:rPr>
-            <w:color w:val="0000EE"/>
-            <w:u w:val="single"/>
-          </w:rPr>
-          <w:t>Bil. 23:19</w:t>
-        </w:r>
-      </w:hyperlink>
-      <w:r>
-        <w:rPr>
-          <w:lang w:val="id_ID" w:bidi="id_ID"/>
-        </w:rPr>
-        <w:t xml:space="preserve">; </w:t>
-      </w:r>
-      <w:hyperlink r:id="rId21">
-        <w:r>
-          <w:rPr>
-            <w:lang w:val="id_ID" w:bidi="id_ID"/>
-          </w:rPr>
-          <w:rPr>
-            <w:color w:val="0000EE"/>
-            <w:u w:val="single"/>
-          </w:rPr>
-          <w:t>1Sam. 15:29</w:t>
-        </w:r>
-      </w:hyperlink>
-      <w:r>
-        <w:rPr>
-          <w:lang w:val="id_ID" w:bidi="id_ID"/>
-        </w:rPr>
-        <w:t xml:space="preserve">; </w:t>
-      </w:r>
-      <w:hyperlink r:id="rId22">
         <w:r>
           <w:rPr>
             <w:lang w:val="id_ID" w:bidi="id_ID"/>
@@ -661,43 +618,43 @@
         </w:rPr>
         <w:t xml:space="preserve">: Inisiatif sepenuhnya ada pada Allah, yang melaksanakan rencana-Nya sesuai dengan waktu dan kehendak-Nya (lihat </w:t>
       </w:r>
+      <w:hyperlink r:id="rId21">
+        <w:r>
+          <w:rPr>
+            <w:lang w:val="id_ID" w:bidi="id_ID"/>
+          </w:rPr>
+          <w:rPr>
+            <w:color w:val="0000EE"/>
+            <w:u w:val="single"/>
+          </w:rPr>
+          <w:t>Tit. 3:5</w:t>
+        </w:r>
+      </w:hyperlink>
+      <w:r>
+        <w:rPr>
+          <w:lang w:val="id_ID" w:bidi="id_ID"/>
+        </w:rPr>
+        <w:t xml:space="preserve">; </w:t>
+      </w:r>
+      <w:hyperlink r:id="rId22">
+        <w:r>
+          <w:rPr>
+            <w:lang w:val="id_ID" w:bidi="id_ID"/>
+          </w:rPr>
+          <w:rPr>
+            <w:color w:val="0000EE"/>
+            <w:u w:val="single"/>
+          </w:rPr>
+          <w:t>1Tim. 2:6</w:t>
+        </w:r>
+      </w:hyperlink>
+      <w:r>
+        <w:rPr>
+          <w:lang w:val="id_ID" w:bidi="id_ID"/>
+        </w:rPr>
+        <w:t xml:space="preserve">; </w:t>
+      </w:r>
       <w:hyperlink r:id="rId23">
-        <w:r>
-          <w:rPr>
-            <w:lang w:val="id_ID" w:bidi="id_ID"/>
-          </w:rPr>
-          <w:rPr>
-            <w:color w:val="0000EE"/>
-            <w:u w:val="single"/>
-          </w:rPr>
-          <w:t>Tit. 3:5</w:t>
-        </w:r>
-      </w:hyperlink>
-      <w:r>
-        <w:rPr>
-          <w:lang w:val="id_ID" w:bidi="id_ID"/>
-        </w:rPr>
-        <w:t xml:space="preserve">; </w:t>
-      </w:r>
-      <w:hyperlink r:id="rId24">
-        <w:r>
-          <w:rPr>
-            <w:lang w:val="id_ID" w:bidi="id_ID"/>
-          </w:rPr>
-          <w:rPr>
-            <w:color w:val="0000EE"/>
-            <w:u w:val="single"/>
-          </w:rPr>
-          <w:t>1Tim. 2:6</w:t>
-        </w:r>
-      </w:hyperlink>
-      <w:r>
-        <w:rPr>
-          <w:lang w:val="id_ID" w:bidi="id_ID"/>
-        </w:rPr>
-        <w:t xml:space="preserve">; </w:t>
-      </w:r>
-      <w:hyperlink r:id="rId25">
         <w:r>
           <w:rPr>
             <w:lang w:val="id_ID" w:bidi="id_ID"/>
@@ -740,6 +697,42 @@
         </w:rPr>
         <w:t xml:space="preserve">: Dalam </w:t>
       </w:r>
+      <w:hyperlink r:id="rId24">
+        <w:r>
+          <w:rPr>
+            <w:lang w:val="id_ID" w:bidi="id_ID"/>
+          </w:rPr>
+          <w:rPr>
+            <w:color w:val="0000EE"/>
+            <w:u w:val="single"/>
+          </w:rPr>
+          <w:t>Tit. 1:4</w:t>
+        </w:r>
+      </w:hyperlink>
+      <w:r>
+        <w:rPr>
+          <w:lang w:val="id_ID" w:bidi="id_ID"/>
+        </w:rPr>
+        <w:t xml:space="preserve">, Yesus juga disebut "Juruselamat kita," yang mengidentifikasi Yesus dengan Allah (lihat </w:t>
+      </w:r>
+      <w:hyperlink r:id="rId25">
+        <w:r>
+          <w:rPr>
+            <w:lang w:val="id_ID" w:bidi="id_ID"/>
+          </w:rPr>
+          <w:rPr>
+            <w:color w:val="0000EE"/>
+            <w:u w:val="single"/>
+          </w:rPr>
+          <w:t>Tit. 2:10</w:t>
+        </w:r>
+      </w:hyperlink>
+      <w:r>
+        <w:rPr>
+          <w:lang w:val="id_ID" w:bidi="id_ID"/>
+        </w:rPr>
+        <w:t xml:space="preserve">, </w:t>
+      </w:r>
       <w:hyperlink r:id="rId26">
         <w:r>
           <w:rPr>
@@ -749,14 +742,14 @@
             <w:color w:val="0000EE"/>
             <w:u w:val="single"/>
           </w:rPr>
-          <w:t>Tit. 1:4</w:t>
-        </w:r>
-      </w:hyperlink>
-      <w:r>
-        <w:rPr>
-          <w:lang w:val="id_ID" w:bidi="id_ID"/>
-        </w:rPr>
-        <w:t xml:space="preserve">, Yesus juga disebut "Juruselamat kita," yang mengidentifikasi Yesus dengan Allah (lihat </w:t>
+          <w:t>13</w:t>
+        </w:r>
+      </w:hyperlink>
+      <w:r>
+        <w:rPr>
+          <w:lang w:val="id_ID" w:bidi="id_ID"/>
+        </w:rPr>
+        <w:t xml:space="preserve">; </w:t>
       </w:r>
       <w:hyperlink r:id="rId27">
         <w:r>
@@ -767,7 +760,7 @@
             <w:color w:val="0000EE"/>
             <w:u w:val="single"/>
           </w:rPr>
-          <w:t>Tit. 2:10</w:t>
+          <w:t>3:4</w:t>
         </w:r>
       </w:hyperlink>
       <w:r>
@@ -777,42 +770,6 @@
         <w:t xml:space="preserve">, </w:t>
       </w:r>
       <w:hyperlink r:id="rId28">
-        <w:r>
-          <w:rPr>
-            <w:lang w:val="id_ID" w:bidi="id_ID"/>
-          </w:rPr>
-          <w:rPr>
-            <w:color w:val="0000EE"/>
-            <w:u w:val="single"/>
-          </w:rPr>
-          <w:t>13</w:t>
-        </w:r>
-      </w:hyperlink>
-      <w:r>
-        <w:rPr>
-          <w:lang w:val="id_ID" w:bidi="id_ID"/>
-        </w:rPr>
-        <w:t xml:space="preserve">; </w:t>
-      </w:r>
-      <w:hyperlink r:id="rId29">
-        <w:r>
-          <w:rPr>
-            <w:lang w:val="id_ID" w:bidi="id_ID"/>
-          </w:rPr>
-          <w:rPr>
-            <w:color w:val="0000EE"/>
-            <w:u w:val="single"/>
-          </w:rPr>
-          <w:t>3:4</w:t>
-        </w:r>
-      </w:hyperlink>
-      <w:r>
-        <w:rPr>
-          <w:lang w:val="id_ID" w:bidi="id_ID"/>
-        </w:rPr>
-        <w:t xml:space="preserve">, </w:t>
-      </w:r>
-      <w:hyperlink r:id="rId30">
         <w:r>
           <w:rPr>
             <w:lang w:val="id_ID" w:bidi="id_ID"/>
@@ -907,7 +864,7 @@
         </w:rPr>
         <w:t xml:space="preserve">: Ungkapan ini memberikan wewenang kepada delegasi (seperti dalam </w:t>
       </w:r>
-      <w:hyperlink r:id="rId31">
+      <w:hyperlink r:id="rId29">
         <w:r>
           <w:rPr>
             <w:lang w:val="id_ID" w:bidi="id_ID"/>
@@ -977,7 +934,7 @@
         </w:rPr>
         <w:t>Kreta terletak di Mediterania, di selatan Laut Aegea. Lokasinya yang strategis menjadikannya penting untuk perjalanan dan perdagangan laut, sehingga memiliki campuran pengaruh budaya, termasuk populasi Yahudi. Beberapa orang dari Kreta hadir di Pentakosta (</w:t>
       </w:r>
-      <w:hyperlink r:id="rId32">
+      <w:hyperlink r:id="rId30">
         <w:r>
           <w:rPr>
             <w:lang w:val="id_ID" w:bidi="id_ID"/>
@@ -1072,7 +1029,7 @@
         </w:rPr>
         <w:t xml:space="preserve">Titus diperintahkan untuk menunjuk pemimpin guna menyelesaikan hal-hal yang belum terselesaikan—yaitu, mendirikan gereja (bdk. </w:t>
       </w:r>
-      <w:hyperlink r:id="rId33">
+      <w:hyperlink r:id="rId31">
         <w:r>
           <w:rPr>
             <w:lang w:val="id_ID" w:bidi="id_ID"/>
@@ -1108,91 +1065,91 @@
         </w:rPr>
         <w:t xml:space="preserve">Kualitas kepemimpinan ini mungkin merupakan penyesuaian terhadap kebaruan para petobat ini dan kekasaran budaya mereka. Diasumsikan bahwa para penatua adalah seorang laki-laki (lihat </w:t>
       </w:r>
+      <w:hyperlink r:id="rId32">
+        <w:r>
+          <w:rPr>
+            <w:lang w:val="id_ID" w:bidi="id_ID"/>
+          </w:rPr>
+          <w:rPr>
+            <w:color w:val="0000EE"/>
+            <w:u w:val="single"/>
+          </w:rPr>
+          <w:t>1Tim. 3:4–5</w:t>
+        </w:r>
+      </w:hyperlink>
+      <w:r>
+        <w:rPr>
+          <w:lang w:val="id_ID" w:bidi="id_ID"/>
+        </w:rPr>
+        <w:t>).</w:t>
+      </w:r>
+      <w:r>
+        <w:rPr>
+          <w:lang w:val="id_ID" w:bidi="id_ID"/>
+        </w:rPr>
+      </w:r>
+      <w:r>
+        <w:rPr>
+          <w:lang w:val="id_ID" w:bidi="id_ID"/>
+        </w:rPr>
+      </w:r>
+    </w:p>
+    <w:p>
+      <w:pPr/>
+      <w:r>
+        <w:rPr>
+          <w:lang w:val="id_ID" w:bidi="id_ID"/>
+        </w:rPr>
+      </w:r>
+    </w:p>
+    <w:p>
+      <w:pPr>
+        <w:pStyle w:val="Heading2"/>
+      </w:pPr>
+      <w:r>
+        <w:rPr>
+          <w:lang w:val="id_ID" w:bidi="id_ID"/>
+        </w:rPr>
+        <w:t>Titus 1:5–16</w:t>
+      </w:r>
+      <w:r>
+        <w:rPr>
+          <w:lang w:val="id_ID" w:bidi="id_ID"/>
+        </w:rPr>
+      </w:r>
+    </w:p>
+    <w:p>
+      <w:pPr/>
+      <w:r>
+        <w:rPr>
+          <w:lang w:val="id_ID" w:bidi="id_ID"/>
+        </w:rPr>
+      </w:r>
+      <w:r>
+        <w:rPr>
+          <w:lang w:val="id_ID" w:bidi="id_ID"/>
+        </w:rPr>
+        <w:t>Kepemimpinan yang kuat dan setia diperlukan di gereja-gereja Kreta untuk menghadapi ancaman dari guru-guru palsu (</w:t>
+      </w:r>
+      <w:hyperlink r:id="rId33">
+        <w:r>
+          <w:rPr>
+            <w:lang w:val="id_ID" w:bidi="id_ID"/>
+          </w:rPr>
+          <w:rPr>
+            <w:color w:val="0000EE"/>
+            <w:u w:val="single"/>
+          </w:rPr>
+          <w:t>Tit. 1:10–16</w:t>
+        </w:r>
+      </w:hyperlink>
+      <w:r>
+        <w:rPr>
+          <w:lang w:val="id_ID" w:bidi="id_ID"/>
+        </w:rPr>
+        <w:t xml:space="preserve">). Tugas Titus ini sejalan dengan tujuan utama surat tersebut: membentuk komunitas yang memberikan kesaksian tentang Kristus dengan mewujudkan kasih karunia Allah dalam perilaku mereka. Bandingkan dengan </w:t>
+      </w:r>
       <w:hyperlink r:id="rId34">
-        <w:r>
-          <w:rPr>
-            <w:lang w:val="id_ID" w:bidi="id_ID"/>
-          </w:rPr>
-          <w:rPr>
-            <w:color w:val="0000EE"/>
-            <w:u w:val="single"/>
-          </w:rPr>
-          <w:t>1Tim. 3:4–5</w:t>
-        </w:r>
-      </w:hyperlink>
-      <w:r>
-        <w:rPr>
-          <w:lang w:val="id_ID" w:bidi="id_ID"/>
-        </w:rPr>
-        <w:t>).</w:t>
-      </w:r>
-      <w:r>
-        <w:rPr>
-          <w:lang w:val="id_ID" w:bidi="id_ID"/>
-        </w:rPr>
-      </w:r>
-      <w:r>
-        <w:rPr>
-          <w:lang w:val="id_ID" w:bidi="id_ID"/>
-        </w:rPr>
-      </w:r>
-    </w:p>
-    <w:p>
-      <w:pPr/>
-      <w:r>
-        <w:rPr>
-          <w:lang w:val="id_ID" w:bidi="id_ID"/>
-        </w:rPr>
-      </w:r>
-    </w:p>
-    <w:p>
-      <w:pPr>
-        <w:pStyle w:val="Heading2"/>
-      </w:pPr>
-      <w:r>
-        <w:rPr>
-          <w:lang w:val="id_ID" w:bidi="id_ID"/>
-        </w:rPr>
-        <w:t>Titus 1:5–16</w:t>
-      </w:r>
-      <w:r>
-        <w:rPr>
-          <w:lang w:val="id_ID" w:bidi="id_ID"/>
-        </w:rPr>
-      </w:r>
-    </w:p>
-    <w:p>
-      <w:pPr/>
-      <w:r>
-        <w:rPr>
-          <w:lang w:val="id_ID" w:bidi="id_ID"/>
-        </w:rPr>
-      </w:r>
-      <w:r>
-        <w:rPr>
-          <w:lang w:val="id_ID" w:bidi="id_ID"/>
-        </w:rPr>
-        <w:t>Kepemimpinan yang kuat dan setia diperlukan di gereja-gereja Kreta untuk menghadapi ancaman dari guru-guru palsu (</w:t>
-      </w:r>
-      <w:hyperlink r:id="rId35">
-        <w:r>
-          <w:rPr>
-            <w:lang w:val="id_ID" w:bidi="id_ID"/>
-          </w:rPr>
-          <w:rPr>
-            <w:color w:val="0000EE"/>
-            <w:u w:val="single"/>
-          </w:rPr>
-          <w:t>Tit. 1:10–16</w:t>
-        </w:r>
-      </w:hyperlink>
-      <w:r>
-        <w:rPr>
-          <w:lang w:val="id_ID" w:bidi="id_ID"/>
-        </w:rPr>
-        <w:t xml:space="preserve">). Tugas Titus ini sejalan dengan tujuan utama surat tersebut: membentuk komunitas yang memberikan kesaksian tentang Kristus dengan mewujudkan kasih karunia Allah dalam perilaku mereka. Bandingkan dengan </w:t>
-      </w:r>
-      <w:hyperlink r:id="rId36">
         <w:r>
           <w:rPr>
             <w:lang w:val="id_ID" w:bidi="id_ID"/>
@@ -1306,7 +1263,7 @@
         </w:rPr>
         <w:t xml:space="preserve"> (yaitu, perilaku sembrono atau pemberontakan): Ini mungkin mencerminkan budaya Kreta yang memiliki standar moral rendah (</w:t>
       </w:r>
-      <w:hyperlink r:id="rId37">
+      <w:hyperlink r:id="rId35">
         <w:r>
           <w:rPr>
             <w:lang w:val="id_ID" w:bidi="id_ID"/>
@@ -1402,6 +1359,42 @@
         </w:rPr>
         <w:t xml:space="preserve">) adalah pengatur rumah Allah: Lihat </w:t>
       </w:r>
+      <w:hyperlink r:id="rId36">
+        <w:r>
+          <w:rPr>
+            <w:lang w:val="id_ID" w:bidi="id_ID"/>
+          </w:rPr>
+          <w:rPr>
+            <w:color w:val="0000EE"/>
+            <w:u w:val="single"/>
+          </w:rPr>
+          <w:t>Tit. 1:11</w:t>
+        </w:r>
+      </w:hyperlink>
+      <w:r>
+        <w:rPr>
+          <w:lang w:val="id_ID" w:bidi="id_ID"/>
+        </w:rPr>
+        <w:t xml:space="preserve">; </w:t>
+      </w:r>
+      <w:hyperlink r:id="rId37">
+        <w:r>
+          <w:rPr>
+            <w:lang w:val="id_ID" w:bidi="id_ID"/>
+          </w:rPr>
+          <w:rPr>
+            <w:color w:val="0000EE"/>
+            <w:u w:val="single"/>
+          </w:rPr>
+          <w:t>2:2–10</w:t>
+        </w:r>
+      </w:hyperlink>
+      <w:r>
+        <w:rPr>
+          <w:lang w:val="id_ID" w:bidi="id_ID"/>
+        </w:rPr>
+        <w:t xml:space="preserve">; </w:t>
+      </w:r>
       <w:hyperlink r:id="rId38">
         <w:r>
           <w:rPr>
@@ -1411,7 +1404,7 @@
             <w:color w:val="0000EE"/>
             <w:u w:val="single"/>
           </w:rPr>
-          <w:t>Tit. 1:11</w:t>
+          <w:t>1Tim. 1:4</w:t>
         </w:r>
       </w:hyperlink>
       <w:r>
@@ -1420,6 +1413,24 @@
         </w:rPr>
         <w:t xml:space="preserve">; </w:t>
       </w:r>
+      <w:hyperlink r:id="rId32">
+        <w:r>
+          <w:rPr>
+            <w:lang w:val="id_ID" w:bidi="id_ID"/>
+          </w:rPr>
+          <w:rPr>
+            <w:color w:val="0000EE"/>
+            <w:u w:val="single"/>
+          </w:rPr>
+          <w:t>3:4–5</w:t>
+        </w:r>
+      </w:hyperlink>
+      <w:r>
+        <w:rPr>
+          <w:lang w:val="id_ID" w:bidi="id_ID"/>
+        </w:rPr>
+        <w:t xml:space="preserve">, </w:t>
+      </w:r>
       <w:hyperlink r:id="rId39">
         <w:r>
           <w:rPr>
@@ -1429,7 +1440,25 @@
             <w:color w:val="0000EE"/>
             <w:u w:val="single"/>
           </w:rPr>
-          <w:t>2:2–10</w:t>
+          <w:t>12</w:t>
+        </w:r>
+      </w:hyperlink>
+      <w:r>
+        <w:rPr>
+          <w:lang w:val="id_ID" w:bidi="id_ID"/>
+        </w:rPr>
+        <w:t xml:space="preserve">, </w:t>
+      </w:r>
+      <w:hyperlink r:id="rId40">
+        <w:r>
+          <w:rPr>
+            <w:lang w:val="id_ID" w:bidi="id_ID"/>
+          </w:rPr>
+          <w:rPr>
+            <w:color w:val="0000EE"/>
+            <w:u w:val="single"/>
+          </w:rPr>
+          <w:t>15</w:t>
         </w:r>
       </w:hyperlink>
       <w:r>
@@ -1438,79 +1467,7 @@
         </w:rPr>
         <w:t xml:space="preserve">; </w:t>
       </w:r>
-      <w:hyperlink r:id="rId40">
-        <w:r>
-          <w:rPr>
-            <w:lang w:val="id_ID" w:bidi="id_ID"/>
-          </w:rPr>
-          <w:rPr>
-            <w:color w:val="0000EE"/>
-            <w:u w:val="single"/>
-          </w:rPr>
-          <w:t>1Tim. 1:4</w:t>
-        </w:r>
-      </w:hyperlink>
-      <w:r>
-        <w:rPr>
-          <w:lang w:val="id_ID" w:bidi="id_ID"/>
-        </w:rPr>
-        <w:t xml:space="preserve">; </w:t>
-      </w:r>
-      <w:hyperlink r:id="rId34">
-        <w:r>
-          <w:rPr>
-            <w:lang w:val="id_ID" w:bidi="id_ID"/>
-          </w:rPr>
-          <w:rPr>
-            <w:color w:val="0000EE"/>
-            <w:u w:val="single"/>
-          </w:rPr>
-          <w:t>3:4–5</w:t>
-        </w:r>
-      </w:hyperlink>
-      <w:r>
-        <w:rPr>
-          <w:lang w:val="id_ID" w:bidi="id_ID"/>
-        </w:rPr>
-        <w:t xml:space="preserve">, </w:t>
-      </w:r>
       <w:hyperlink r:id="rId41">
-        <w:r>
-          <w:rPr>
-            <w:lang w:val="id_ID" w:bidi="id_ID"/>
-          </w:rPr>
-          <w:rPr>
-            <w:color w:val="0000EE"/>
-            <w:u w:val="single"/>
-          </w:rPr>
-          <w:t>12</w:t>
-        </w:r>
-      </w:hyperlink>
-      <w:r>
-        <w:rPr>
-          <w:lang w:val="id_ID" w:bidi="id_ID"/>
-        </w:rPr>
-        <w:t xml:space="preserve">, </w:t>
-      </w:r>
-      <w:hyperlink r:id="rId42">
-        <w:r>
-          <w:rPr>
-            <w:lang w:val="id_ID" w:bidi="id_ID"/>
-          </w:rPr>
-          <w:rPr>
-            <w:color w:val="0000EE"/>
-            <w:u w:val="single"/>
-          </w:rPr>
-          <w:t>15</w:t>
-        </w:r>
-      </w:hyperlink>
-      <w:r>
-        <w:rPr>
-          <w:lang w:val="id_ID" w:bidi="id_ID"/>
-        </w:rPr>
-        <w:t xml:space="preserve">; </w:t>
-      </w:r>
-      <w:hyperlink r:id="rId43">
         <w:r>
           <w:rPr>
             <w:lang w:val="id_ID" w:bidi="id_ID"/>
@@ -1546,7 +1503,7 @@
         </w:rPr>
         <w:t xml:space="preserve">Sifat-sifat ini menunjukkan bahwa seorang penatua harus menghindari perilaku seperti orang-orang di Kreta yang dikenal karena ketidakmoralannya (lihat </w:t>
       </w:r>
-      <w:hyperlink r:id="rId37">
+      <w:hyperlink r:id="rId35">
         <w:r>
           <w:rPr>
             <w:lang w:val="id_ID" w:bidi="id_ID"/>
@@ -1616,7 +1573,7 @@
         </w:rPr>
         <w:t xml:space="preserve">Para penatua memiliki peran utama dalam mendidik komunitas. Hal ini mungkin diperlukan dalam menghadapi ancaman langsung terhadap komunitas-komunitas tertentu (seperti di Efesus; lihat </w:t>
       </w:r>
-      <w:hyperlink r:id="rId44">
+      <w:hyperlink r:id="rId42">
         <w:r>
           <w:rPr>
             <w:lang w:val="id_ID" w:bidi="id_ID"/>
@@ -1652,61 +1609,61 @@
         </w:rPr>
         <w:t xml:space="preserve">Hanya dengan keyakinan yang kuat pada kabar baik, seorang penatua dapat memberikan pengajaran yang sehat. Kekhawatiran khusus Paulus dibahas dalam </w:t>
       </w:r>
+      <w:hyperlink r:id="rId43">
+        <w:r>
+          <w:rPr>
+            <w:lang w:val="id_ID" w:bidi="id_ID"/>
+          </w:rPr>
+          <w:rPr>
+            <w:color w:val="0000EE"/>
+            <w:u w:val="single"/>
+          </w:rPr>
+          <w:t>Tit. 2:1–3:11</w:t>
+        </w:r>
+      </w:hyperlink>
+      <w:r>
+        <w:rPr>
+          <w:lang w:val="id_ID" w:bidi="id_ID"/>
+        </w:rPr>
+        <w:t xml:space="preserve">, dengan mempertimbangkan masalah yang disebutkan dalam </w:t>
+      </w:r>
+      <w:hyperlink r:id="rId33">
+        <w:r>
+          <w:rPr>
+            <w:lang w:val="id_ID" w:bidi="id_ID"/>
+          </w:rPr>
+          <w:rPr>
+            <w:color w:val="0000EE"/>
+            <w:u w:val="single"/>
+          </w:rPr>
+          <w:t>Tit. 1:10–16</w:t>
+        </w:r>
+      </w:hyperlink>
+      <w:r>
+        <w:rPr>
+          <w:lang w:val="id_ID" w:bidi="id_ID"/>
+        </w:rPr>
+        <w:t xml:space="preserve"> dan </w:t>
+      </w:r>
+      <w:hyperlink r:id="rId44">
+        <w:r>
+          <w:rPr>
+            <w:lang w:val="id_ID" w:bidi="id_ID"/>
+          </w:rPr>
+          <w:rPr>
+            <w:color w:val="0000EE"/>
+            <w:u w:val="single"/>
+          </w:rPr>
+          <w:t>Tit. 3:9–11</w:t>
+        </w:r>
+      </w:hyperlink>
+      <w:r>
+        <w:rPr>
+          <w:lang w:val="id_ID" w:bidi="id_ID"/>
+        </w:rPr>
+        <w:t xml:space="preserve"> (lihat juga </w:t>
+      </w:r>
       <w:hyperlink r:id="rId45">
-        <w:r>
-          <w:rPr>
-            <w:lang w:val="id_ID" w:bidi="id_ID"/>
-          </w:rPr>
-          <w:rPr>
-            <w:color w:val="0000EE"/>
-            <w:u w:val="single"/>
-          </w:rPr>
-          <w:t>Tit. 2:1–3:11</w:t>
-        </w:r>
-      </w:hyperlink>
-      <w:r>
-        <w:rPr>
-          <w:lang w:val="id_ID" w:bidi="id_ID"/>
-        </w:rPr>
-        <w:t xml:space="preserve">, dengan mempertimbangkan masalah yang disebutkan dalam </w:t>
-      </w:r>
-      <w:hyperlink r:id="rId35">
-        <w:r>
-          <w:rPr>
-            <w:lang w:val="id_ID" w:bidi="id_ID"/>
-          </w:rPr>
-          <w:rPr>
-            <w:color w:val="0000EE"/>
-            <w:u w:val="single"/>
-          </w:rPr>
-          <w:t>Tit. 1:10–16</w:t>
-        </w:r>
-      </w:hyperlink>
-      <w:r>
-        <w:rPr>
-          <w:lang w:val="id_ID" w:bidi="id_ID"/>
-        </w:rPr>
-        <w:t xml:space="preserve"> dan </w:t>
-      </w:r>
-      <w:hyperlink r:id="rId46">
-        <w:r>
-          <w:rPr>
-            <w:lang w:val="id_ID" w:bidi="id_ID"/>
-          </w:rPr>
-          <w:rPr>
-            <w:color w:val="0000EE"/>
-            <w:u w:val="single"/>
-          </w:rPr>
-          <w:t>Tit. 3:9–11</w:t>
-        </w:r>
-      </w:hyperlink>
-      <w:r>
-        <w:rPr>
-          <w:lang w:val="id_ID" w:bidi="id_ID"/>
-        </w:rPr>
-        <w:t xml:space="preserve"> (lihat juga </w:t>
-      </w:r>
-      <w:hyperlink r:id="rId47">
         <w:r>
           <w:rPr>
             <w:lang w:val="id_ID" w:bidi="id_ID"/>
@@ -1742,43 +1699,43 @@
         </w:rPr>
         <w:t xml:space="preserve">Titus memiliki peran yang serupa (lihat </w:t>
       </w:r>
+      <w:hyperlink r:id="rId46">
+        <w:r>
+          <w:rPr>
+            <w:lang w:val="id_ID" w:bidi="id_ID"/>
+          </w:rPr>
+          <w:rPr>
+            <w:color w:val="0000EE"/>
+            <w:u w:val="single"/>
+          </w:rPr>
+          <w:t>Tit. 1:13</w:t>
+        </w:r>
+      </w:hyperlink>
+      <w:r>
+        <w:rPr>
+          <w:lang w:val="id_ID" w:bidi="id_ID"/>
+        </w:rPr>
+        <w:t xml:space="preserve">; </w:t>
+      </w:r>
+      <w:hyperlink r:id="rId47">
+        <w:r>
+          <w:rPr>
+            <w:lang w:val="id_ID" w:bidi="id_ID"/>
+          </w:rPr>
+          <w:rPr>
+            <w:color w:val="0000EE"/>
+            <w:u w:val="single"/>
+          </w:rPr>
+          <w:t>2:15</w:t>
+        </w:r>
+      </w:hyperlink>
+      <w:r>
+        <w:rPr>
+          <w:lang w:val="id_ID" w:bidi="id_ID"/>
+        </w:rPr>
+        <w:t xml:space="preserve">; </w:t>
+      </w:r>
       <w:hyperlink r:id="rId48">
-        <w:r>
-          <w:rPr>
-            <w:lang w:val="id_ID" w:bidi="id_ID"/>
-          </w:rPr>
-          <w:rPr>
-            <w:color w:val="0000EE"/>
-            <w:u w:val="single"/>
-          </w:rPr>
-          <w:t>Tit. 1:13</w:t>
-        </w:r>
-      </w:hyperlink>
-      <w:r>
-        <w:rPr>
-          <w:lang w:val="id_ID" w:bidi="id_ID"/>
-        </w:rPr>
-        <w:t xml:space="preserve">; </w:t>
-      </w:r>
-      <w:hyperlink r:id="rId49">
-        <w:r>
-          <w:rPr>
-            <w:lang w:val="id_ID" w:bidi="id_ID"/>
-          </w:rPr>
-          <w:rPr>
-            <w:color w:val="0000EE"/>
-            <w:u w:val="single"/>
-          </w:rPr>
-          <w:t>2:15</w:t>
-        </w:r>
-      </w:hyperlink>
-      <w:r>
-        <w:rPr>
-          <w:lang w:val="id_ID" w:bidi="id_ID"/>
-        </w:rPr>
-        <w:t xml:space="preserve">; </w:t>
-      </w:r>
-      <w:hyperlink r:id="rId50">
         <w:r>
           <w:rPr>
             <w:lang w:val="id_ID" w:bidi="id_ID"/>
@@ -1814,7 +1771,7 @@
         </w:rPr>
         <w:t xml:space="preserve">Mereka yang menentangnya dijelaskan dalam </w:t>
       </w:r>
-      <w:hyperlink r:id="rId35">
+      <w:hyperlink r:id="rId33">
         <w:r>
           <w:rPr>
             <w:lang w:val="id_ID" w:bidi="id_ID"/>
@@ -1891,7 +1848,7 @@
         </w:rPr>
         <w:t xml:space="preserve">: Kata Yunani yang sama digunakan untuk anak-anak di </w:t>
       </w:r>
-      <w:hyperlink r:id="rId51">
+      <w:hyperlink r:id="rId49">
         <w:r>
           <w:rPr>
             <w:lang w:val="id_ID" w:bidi="id_ID"/>
@@ -1947,91 +1904,91 @@
         </w:rPr>
         <w:t xml:space="preserve">): Ini mungkin merujuk pada orang Kristen Yahudi. Frasa Yunani tidak menjelaskan apakah mereka mengharuskan orang non-Yahudi untuk disunat atau tidak. Pengaruh Yahudi dari ajaran sesat ini diisyaratkan dalam </w:t>
       </w:r>
+      <w:hyperlink r:id="rId50">
+        <w:r>
+          <w:rPr>
+            <w:lang w:val="id_ID" w:bidi="id_ID"/>
+          </w:rPr>
+          <w:rPr>
+            <w:color w:val="0000EE"/>
+            <w:u w:val="single"/>
+          </w:rPr>
+          <w:t>Tit. 1:14–15</w:t>
+        </w:r>
+      </w:hyperlink>
+      <w:r>
+        <w:rPr>
+          <w:lang w:val="id_ID" w:bidi="id_ID"/>
+        </w:rPr>
+        <w:t xml:space="preserve"> dan </w:t>
+      </w:r>
+      <w:hyperlink r:id="rId51">
+        <w:r>
+          <w:rPr>
+            <w:lang w:val="id_ID" w:bidi="id_ID"/>
+          </w:rPr>
+          <w:rPr>
+            <w:color w:val="0000EE"/>
+            <w:u w:val="single"/>
+          </w:rPr>
+          <w:t>Tit. 3:9</w:t>
+        </w:r>
+      </w:hyperlink>
+      <w:r>
+        <w:rPr>
+          <w:lang w:val="id_ID" w:bidi="id_ID"/>
+        </w:rPr>
+        <w:t>.</w:t>
+      </w:r>
+      <w:r>
+        <w:rPr>
+          <w:lang w:val="id_ID" w:bidi="id_ID"/>
+        </w:rPr>
+      </w:r>
+      <w:r>
+        <w:rPr>
+          <w:lang w:val="id_ID" w:bidi="id_ID"/>
+        </w:rPr>
+      </w:r>
+    </w:p>
+    <w:p>
+      <w:pPr/>
+      <w:r>
+        <w:rPr>
+          <w:lang w:val="id_ID" w:bidi="id_ID"/>
+        </w:rPr>
+      </w:r>
+    </w:p>
+    <w:p>
+      <w:pPr>
+        <w:pStyle w:val="Heading2"/>
+      </w:pPr>
+      <w:r>
+        <w:rPr>
+          <w:lang w:val="id_ID" w:bidi="id_ID"/>
+        </w:rPr>
+        <w:t>Titus 1:10–16</w:t>
+      </w:r>
+      <w:r>
+        <w:rPr>
+          <w:lang w:val="id_ID" w:bidi="id_ID"/>
+        </w:rPr>
+      </w:r>
+    </w:p>
+    <w:p>
+      <w:pPr/>
+      <w:r>
+        <w:rPr>
+          <w:lang w:val="id_ID" w:bidi="id_ID"/>
+        </w:rPr>
+      </w:r>
+      <w:r>
+        <w:rPr>
+          <w:lang w:val="id_ID" w:bidi="id_ID"/>
+        </w:rPr>
+        <w:t>Di antara populasi para pembuat onar, Titus perlu memimpin dengan tegas untuk membersihkan komunitas Kristen ini dari perbuatan jahat dan menguatkan mereka dalam iman (</w:t>
+      </w:r>
       <w:hyperlink r:id="rId52">
-        <w:r>
-          <w:rPr>
-            <w:lang w:val="id_ID" w:bidi="id_ID"/>
-          </w:rPr>
-          <w:rPr>
-            <w:color w:val="0000EE"/>
-            <w:u w:val="single"/>
-          </w:rPr>
-          <w:t>Tit. 1:14–15</w:t>
-        </w:r>
-      </w:hyperlink>
-      <w:r>
-        <w:rPr>
-          <w:lang w:val="id_ID" w:bidi="id_ID"/>
-        </w:rPr>
-        <w:t xml:space="preserve"> dan </w:t>
-      </w:r>
-      <w:hyperlink r:id="rId53">
-        <w:r>
-          <w:rPr>
-            <w:lang w:val="id_ID" w:bidi="id_ID"/>
-          </w:rPr>
-          <w:rPr>
-            <w:color w:val="0000EE"/>
-            <w:u w:val="single"/>
-          </w:rPr>
-          <w:t>Tit. 3:9</w:t>
-        </w:r>
-      </w:hyperlink>
-      <w:r>
-        <w:rPr>
-          <w:lang w:val="id_ID" w:bidi="id_ID"/>
-        </w:rPr>
-        <w:t>.</w:t>
-      </w:r>
-      <w:r>
-        <w:rPr>
-          <w:lang w:val="id_ID" w:bidi="id_ID"/>
-        </w:rPr>
-      </w:r>
-      <w:r>
-        <w:rPr>
-          <w:lang w:val="id_ID" w:bidi="id_ID"/>
-        </w:rPr>
-      </w:r>
-    </w:p>
-    <w:p>
-      <w:pPr/>
-      <w:r>
-        <w:rPr>
-          <w:lang w:val="id_ID" w:bidi="id_ID"/>
-        </w:rPr>
-      </w:r>
-    </w:p>
-    <w:p>
-      <w:pPr>
-        <w:pStyle w:val="Heading2"/>
-      </w:pPr>
-      <w:r>
-        <w:rPr>
-          <w:lang w:val="id_ID" w:bidi="id_ID"/>
-        </w:rPr>
-        <w:t>Titus 1:10–16</w:t>
-      </w:r>
-      <w:r>
-        <w:rPr>
-          <w:lang w:val="id_ID" w:bidi="id_ID"/>
-        </w:rPr>
-      </w:r>
-    </w:p>
-    <w:p>
-      <w:pPr/>
-      <w:r>
-        <w:rPr>
-          <w:lang w:val="id_ID" w:bidi="id_ID"/>
-        </w:rPr>
-      </w:r>
-      <w:r>
-        <w:rPr>
-          <w:lang w:val="id_ID" w:bidi="id_ID"/>
-        </w:rPr>
-        <w:t>Di antara populasi para pembuat onar, Titus perlu memimpin dengan tegas untuk membersihkan komunitas Kristen ini dari perbuatan jahat dan menguatkan mereka dalam iman (</w:t>
-      </w:r>
-      <w:hyperlink r:id="rId54">
         <w:r>
           <w:rPr>
             <w:lang w:val="id_ID" w:bidi="id_ID"/>
@@ -2108,43 +2065,43 @@
         </w:rPr>
         <w:t xml:space="preserve">: Hal ini juga terjadi di Efesus (lihat </w:t>
       </w:r>
+      <w:hyperlink r:id="rId53">
+        <w:r>
+          <w:rPr>
+            <w:lang w:val="id_ID" w:bidi="id_ID"/>
+          </w:rPr>
+          <w:rPr>
+            <w:color w:val="0000EE"/>
+            <w:u w:val="single"/>
+          </w:rPr>
+          <w:t>1Tim. 4:3</w:t>
+        </w:r>
+      </w:hyperlink>
+      <w:r>
+        <w:rPr>
+          <w:lang w:val="id_ID" w:bidi="id_ID"/>
+        </w:rPr>
+        <w:t xml:space="preserve">; </w:t>
+      </w:r>
+      <w:hyperlink r:id="rId54">
+        <w:r>
+          <w:rPr>
+            <w:lang w:val="id_ID" w:bidi="id_ID"/>
+          </w:rPr>
+          <w:rPr>
+            <w:color w:val="0000EE"/>
+            <w:u w:val="single"/>
+          </w:rPr>
+          <w:t>2Tim. 2:18</w:t>
+        </w:r>
+      </w:hyperlink>
+      <w:r>
+        <w:rPr>
+          <w:lang w:val="id_ID" w:bidi="id_ID"/>
+        </w:rPr>
+        <w:t xml:space="preserve">; </w:t>
+      </w:r>
       <w:hyperlink r:id="rId55">
-        <w:r>
-          <w:rPr>
-            <w:lang w:val="id_ID" w:bidi="id_ID"/>
-          </w:rPr>
-          <w:rPr>
-            <w:color w:val="0000EE"/>
-            <w:u w:val="single"/>
-          </w:rPr>
-          <w:t>1Tim. 4:3</w:t>
-        </w:r>
-      </w:hyperlink>
-      <w:r>
-        <w:rPr>
-          <w:lang w:val="id_ID" w:bidi="id_ID"/>
-        </w:rPr>
-        <w:t xml:space="preserve">; </w:t>
-      </w:r>
-      <w:hyperlink r:id="rId56">
-        <w:r>
-          <w:rPr>
-            <w:lang w:val="id_ID" w:bidi="id_ID"/>
-          </w:rPr>
-          <w:rPr>
-            <w:color w:val="0000EE"/>
-            <w:u w:val="single"/>
-          </w:rPr>
-          <w:t>2Tim. 2:18</w:t>
-        </w:r>
-      </w:hyperlink>
-      <w:r>
-        <w:rPr>
-          <w:lang w:val="id_ID" w:bidi="id_ID"/>
-        </w:rPr>
-        <w:t xml:space="preserve">; </w:t>
-      </w:r>
-      <w:hyperlink r:id="rId57">
         <w:r>
           <w:rPr>
             <w:lang w:val="id_ID" w:bidi="id_ID"/>
@@ -2187,6 +2144,42 @@
         </w:rPr>
         <w:t>: Seorang penatua seharusnya tidak memiliki sifat ini (</w:t>
       </w:r>
+      <w:hyperlink r:id="rId56">
+        <w:r>
+          <w:rPr>
+            <w:lang w:val="id_ID" w:bidi="id_ID"/>
+          </w:rPr>
+          <w:rPr>
+            <w:color w:val="0000EE"/>
+            <w:u w:val="single"/>
+          </w:rPr>
+          <w:t>Tit. 1:7</w:t>
+        </w:r>
+      </w:hyperlink>
+      <w:r>
+        <w:rPr>
+          <w:lang w:val="id_ID" w:bidi="id_ID"/>
+        </w:rPr>
+        <w:t xml:space="preserve">; lihat juga </w:t>
+      </w:r>
+      <w:hyperlink r:id="rId57">
+        <w:r>
+          <w:rPr>
+            <w:lang w:val="id_ID" w:bidi="id_ID"/>
+          </w:rPr>
+          <w:rPr>
+            <w:color w:val="0000EE"/>
+            <w:u w:val="single"/>
+          </w:rPr>
+          <w:t>1Tim. 6:5–10</w:t>
+        </w:r>
+      </w:hyperlink>
+      <w:r>
+        <w:rPr>
+          <w:lang w:val="id_ID" w:bidi="id_ID"/>
+        </w:rPr>
+        <w:t xml:space="preserve">; </w:t>
+      </w:r>
       <w:hyperlink r:id="rId58">
         <w:r>
           <w:rPr>
@@ -2196,52 +2189,16 @@
             <w:color w:val="0000EE"/>
             <w:u w:val="single"/>
           </w:rPr>
-          <w:t>Tit. 1:7</w:t>
-        </w:r>
-      </w:hyperlink>
-      <w:r>
-        <w:rPr>
-          <w:lang w:val="id_ID" w:bidi="id_ID"/>
-        </w:rPr>
-        <w:t xml:space="preserve">; lihat juga </w:t>
+          <w:t>2Kor. 2:17</w:t>
+        </w:r>
+      </w:hyperlink>
+      <w:r>
+        <w:rPr>
+          <w:lang w:val="id_ID" w:bidi="id_ID"/>
+        </w:rPr>
+        <w:t xml:space="preserve">; </w:t>
       </w:r>
       <w:hyperlink r:id="rId59">
-        <w:r>
-          <w:rPr>
-            <w:lang w:val="id_ID" w:bidi="id_ID"/>
-          </w:rPr>
-          <w:rPr>
-            <w:color w:val="0000EE"/>
-            <w:u w:val="single"/>
-          </w:rPr>
-          <w:t>1Tim. 6:5–10</w:t>
-        </w:r>
-      </w:hyperlink>
-      <w:r>
-        <w:rPr>
-          <w:lang w:val="id_ID" w:bidi="id_ID"/>
-        </w:rPr>
-        <w:t xml:space="preserve">; </w:t>
-      </w:r>
-      <w:hyperlink r:id="rId60">
-        <w:r>
-          <w:rPr>
-            <w:lang w:val="id_ID" w:bidi="id_ID"/>
-          </w:rPr>
-          <w:rPr>
-            <w:color w:val="0000EE"/>
-            <w:u w:val="single"/>
-          </w:rPr>
-          <w:t>2Kor. 2:17</w:t>
-        </w:r>
-      </w:hyperlink>
-      <w:r>
-        <w:rPr>
-          <w:lang w:val="id_ID" w:bidi="id_ID"/>
-        </w:rPr>
-        <w:t xml:space="preserve">; </w:t>
-      </w:r>
-      <w:hyperlink r:id="rId61">
         <w:r>
           <w:rPr>
             <w:lang w:val="id_ID" w:bidi="id_ID"/>
@@ -2343,7 +2300,7 @@
         </w:rPr>
         <w:t>: Tuduhan ini khusus ditujukan pada klaim Kreta yang menyatakan bahwa makam Zeus berada di pulau tersebut. Menurut mitologi Kreta, Dewa Zeus dulunya adalah manusia biasa yang hidup dan meninggal di Kreta. Makamnya dikatakan berada di sana. Namun, Zeus mencapai status dewa melalui patronase (yaitu, pemberian hadiah dan manfaat) kepada manusia. Beberapa moralis Yunani menentang legenda ini dan menganggapnya sebagai kebohongan. Sebuah kutipan dari Aleksandria pada tahun 200-an SM berbunyi: “Orang Kreta selalu berbohong. Untuk sebuah makam, O Tuhan, orang Kreta membangun untukmu; tetapi engkau tidak mati, karena engkau selamanya.” Salah satu nabi Kreta sendiri (Epimenides) memiliki pandangan yang sama. Paulus mengutip suara hati nuraninya dengan persetujuan (</w:t>
       </w:r>
-      <w:hyperlink r:id="rId48">
+      <w:hyperlink r:id="rId46">
         <w:r>
           <w:rPr>
             <w:lang w:val="id_ID" w:bidi="id_ID"/>
@@ -2361,7 +2318,7 @@
         </w:rPr>
         <w:t xml:space="preserve">; lihat </w:t>
       </w:r>
-      <w:hyperlink r:id="rId62">
+      <w:hyperlink r:id="rId60">
         <w:r>
           <w:rPr>
             <w:lang w:val="id_ID" w:bidi="id_ID"/>
@@ -2379,7 +2336,7 @@
         </w:rPr>
         <w:t>), karena Allah yang tidak berbohong (</w:t>
       </w:r>
-      <w:hyperlink r:id="rId63">
+      <w:hyperlink r:id="rId61">
         <w:r>
           <w:rPr>
             <w:lang w:val="id_ID" w:bidi="id_ID"/>
@@ -2422,7 +2379,7 @@
         </w:rPr>
         <w:t>: Dipercaya bahwa amoralitas orang Kreta disebabkan oleh keyakinan mereka tentang Zeus. Kebohongan religius telah menyebabkan kerusakan moral. Paulus kemudian menentang keburukan ini dengan menyajikan kebajikan yang berlawanan (kualitas atau perilaku positif) (</w:t>
       </w:r>
-      <w:hyperlink r:id="rId64">
+      <w:hyperlink r:id="rId62">
         <w:r>
           <w:rPr>
             <w:lang w:val="id_ID" w:bidi="id_ID"/>
@@ -2440,7 +2397,7 @@
         </w:rPr>
         <w:t>). Dia mendesak orang Kreta untuk mencapai cita-cita etis yang dihargai dalam masyarakat manusia pada umumnya tetapi tidak ada di Kreta, seperti yang dikeluhkan oleh nabi mereka sendiri. Mereka akan mencapai cita-cita ini hanya melalui Injil Yesus Kristus (</w:t>
       </w:r>
-      <w:hyperlink r:id="rId15">
+      <w:hyperlink r:id="rId13">
         <w:r>
           <w:rPr>
             <w:lang w:val="id_ID" w:bidi="id_ID"/>
@@ -2483,7 +2440,7 @@
         </w:rPr>
         <w:t xml:space="preserve">: Orang Kreta dikenal melakukan apa saja demi uang. Mereka terkenal sebagai tentara bayaran dan konsumen yang berlebihan. Mereka dikatakan tidak merasa malu atas keserakahan mereka (lihat </w:t>
       </w:r>
-      <w:hyperlink r:id="rId65">
+      <w:hyperlink r:id="rId63">
         <w:r>
           <w:rPr>
             <w:lang w:val="id_ID" w:bidi="id_ID"/>
@@ -2608,7 +2565,7 @@
         </w:rPr>
         <w:t xml:space="preserve">Menjadi sehat dalam iman di sini diartikan sebagai menolak ajaran sesat (lihat </w:t>
       </w:r>
-      <w:hyperlink r:id="rId66">
+      <w:hyperlink r:id="rId64">
         <w:r>
           <w:rPr>
             <w:lang w:val="id_ID" w:bidi="id_ID"/>
@@ -2685,7 +2642,7 @@
         </w:rPr>
         <w:t xml:space="preserve">: Lihat </w:t>
       </w:r>
-      <w:hyperlink r:id="rId53">
+      <w:hyperlink r:id="rId51">
         <w:r>
           <w:rPr>
             <w:lang w:val="id_ID" w:bidi="id_ID"/>
@@ -2703,7 +2660,7 @@
         </w:rPr>
         <w:t xml:space="preserve">; </w:t>
       </w:r>
-      <w:hyperlink r:id="rId40">
+      <w:hyperlink r:id="rId38">
         <w:r>
           <w:rPr>
             <w:lang w:val="id_ID" w:bidi="id_ID"/>
@@ -2721,7 +2678,7 @@
         </w:rPr>
         <w:t xml:space="preserve">; </w:t>
       </w:r>
-      <w:hyperlink r:id="rId67">
+      <w:hyperlink r:id="rId65">
         <w:r>
           <w:rPr>
             <w:lang w:val="id_ID" w:bidi="id_ID"/>
@@ -2739,7 +2696,7 @@
         </w:rPr>
         <w:t xml:space="preserve">; </w:t>
       </w:r>
-      <w:hyperlink r:id="rId68">
+      <w:hyperlink r:id="rId66">
         <w:r>
           <w:rPr>
             <w:lang w:val="id_ID" w:bidi="id_ID"/>
@@ -2782,6 +2739,138 @@
         </w:rPr>
         <w:t xml:space="preserve">: Ini adalah kemurtadan, bukan sekadar ketidakpercayaan. Kemurtadan terjadi ketika seseorang meninggalkan atau menolak keyakinan mereka. Lihat </w:t>
       </w:r>
+      <w:hyperlink r:id="rId67">
+        <w:r>
+          <w:rPr>
+            <w:lang w:val="id_ID" w:bidi="id_ID"/>
+          </w:rPr>
+          <w:rPr>
+            <w:color w:val="0000EE"/>
+            <w:u w:val="single"/>
+          </w:rPr>
+          <w:t>1Tim. 1:6–7</w:t>
+        </w:r>
+      </w:hyperlink>
+      <w:r>
+        <w:rPr>
+          <w:lang w:val="id_ID" w:bidi="id_ID"/>
+        </w:rPr>
+        <w:t>.</w:t>
+      </w:r>
+      <w:r>
+        <w:rPr>
+          <w:lang w:val="id_ID" w:bidi="id_ID"/>
+        </w:rPr>
+      </w:r>
+      <w:r>
+        <w:rPr>
+          <w:lang w:val="id_ID" w:bidi="id_ID"/>
+        </w:rPr>
+      </w:r>
+    </w:p>
+    <w:p>
+      <w:pPr/>
+      <w:r>
+        <w:rPr>
+          <w:lang w:val="id_ID" w:bidi="id_ID"/>
+        </w:rPr>
+      </w:r>
+    </w:p>
+    <w:p>
+      <w:pPr>
+        <w:pStyle w:val="Heading2"/>
+      </w:pPr>
+      <w:r>
+        <w:rPr>
+          <w:lang w:val="id_ID" w:bidi="id_ID"/>
+        </w:rPr>
+        <w:t>Titus 1:15</w:t>
+      </w:r>
+      <w:r>
+        <w:rPr>
+          <w:lang w:val="id_ID" w:bidi="id_ID"/>
+        </w:rPr>
+      </w:r>
+    </w:p>
+    <w:p>
+      <w:pPr/>
+      <w:r>
+        <w:rPr>
+          <w:lang w:val="id_ID" w:bidi="id_ID"/>
+        </w:rPr>
+      </w:r>
+      <w:r>
+        <w:rPr>
+          <w:lang w:val="id_ID" w:bidi="id_ID"/>
+        </w:rPr>
+        <w:t xml:space="preserve">Bandingkan dengan </w:t>
+      </w:r>
+      <w:hyperlink r:id="rId68">
+        <w:r>
+          <w:rPr>
+            <w:lang w:val="id_ID" w:bidi="id_ID"/>
+          </w:rPr>
+          <w:rPr>
+            <w:color w:val="0000EE"/>
+            <w:u w:val="single"/>
+          </w:rPr>
+          <w:t>1Tim. 4:3–5</w:t>
+        </w:r>
+      </w:hyperlink>
+      <w:r>
+        <w:rPr>
+          <w:lang w:val="id_ID" w:bidi="id_ID"/>
+        </w:rPr>
+        <w:t>.</w:t>
+      </w:r>
+      <w:r>
+        <w:rPr>
+          <w:lang w:val="id_ID" w:bidi="id_ID"/>
+        </w:rPr>
+      </w:r>
+      <w:r>
+        <w:rPr>
+          <w:lang w:val="id_ID" w:bidi="id_ID"/>
+        </w:rPr>
+      </w:r>
+    </w:p>
+    <w:p>
+      <w:pPr/>
+      <w:r>
+        <w:rPr>
+          <w:lang w:val="id_ID" w:bidi="id_ID"/>
+        </w:rPr>
+      </w:r>
+    </w:p>
+    <w:p>
+      <w:pPr>
+        <w:pStyle w:val="Heading2"/>
+      </w:pPr>
+      <w:r>
+        <w:rPr>
+          <w:lang w:val="id_ID" w:bidi="id_ID"/>
+        </w:rPr>
+        <w:t>Titus 1:15–16</w:t>
+      </w:r>
+      <w:r>
+        <w:rPr>
+          <w:lang w:val="id_ID" w:bidi="id_ID"/>
+        </w:rPr>
+      </w:r>
+    </w:p>
+    <w:p>
+      <w:pPr/>
+      <w:r>
+        <w:rPr>
+          <w:lang w:val="id_ID" w:bidi="id_ID"/>
+        </w:rPr>
+      </w:r>
+      <w:r>
+        <w:rPr>
+          <w:lang w:val="id_ID" w:bidi="id_ID"/>
+        </w:rPr>
+        <w:t xml:space="preserve">Kedua ayat ini mengomentari orang-orang dari </w:t>
+      </w:r>
       <w:hyperlink r:id="rId69">
         <w:r>
           <w:rPr>
@@ -2791,138 +2880,6 @@
             <w:color w:val="0000EE"/>
             <w:u w:val="single"/>
           </w:rPr>
-          <w:t>1Tim. 1:6–7</w:t>
-        </w:r>
-      </w:hyperlink>
-      <w:r>
-        <w:rPr>
-          <w:lang w:val="id_ID" w:bidi="id_ID"/>
-        </w:rPr>
-        <w:t>.</w:t>
-      </w:r>
-      <w:r>
-        <w:rPr>
-          <w:lang w:val="id_ID" w:bidi="id_ID"/>
-        </w:rPr>
-      </w:r>
-      <w:r>
-        <w:rPr>
-          <w:lang w:val="id_ID" w:bidi="id_ID"/>
-        </w:rPr>
-      </w:r>
-    </w:p>
-    <w:p>
-      <w:pPr/>
-      <w:r>
-        <w:rPr>
-          <w:lang w:val="id_ID" w:bidi="id_ID"/>
-        </w:rPr>
-      </w:r>
-    </w:p>
-    <w:p>
-      <w:pPr>
-        <w:pStyle w:val="Heading2"/>
-      </w:pPr>
-      <w:r>
-        <w:rPr>
-          <w:lang w:val="id_ID" w:bidi="id_ID"/>
-        </w:rPr>
-        <w:t>Titus 1:15</w:t>
-      </w:r>
-      <w:r>
-        <w:rPr>
-          <w:lang w:val="id_ID" w:bidi="id_ID"/>
-        </w:rPr>
-      </w:r>
-    </w:p>
-    <w:p>
-      <w:pPr/>
-      <w:r>
-        <w:rPr>
-          <w:lang w:val="id_ID" w:bidi="id_ID"/>
-        </w:rPr>
-      </w:r>
-      <w:r>
-        <w:rPr>
-          <w:lang w:val="id_ID" w:bidi="id_ID"/>
-        </w:rPr>
-        <w:t xml:space="preserve">Bandingkan dengan </w:t>
-      </w:r>
-      <w:hyperlink r:id="rId70">
-        <w:r>
-          <w:rPr>
-            <w:lang w:val="id_ID" w:bidi="id_ID"/>
-          </w:rPr>
-          <w:rPr>
-            <w:color w:val="0000EE"/>
-            <w:u w:val="single"/>
-          </w:rPr>
-          <w:t>1Tim. 4:3–5</w:t>
-        </w:r>
-      </w:hyperlink>
-      <w:r>
-        <w:rPr>
-          <w:lang w:val="id_ID" w:bidi="id_ID"/>
-        </w:rPr>
-        <w:t>.</w:t>
-      </w:r>
-      <w:r>
-        <w:rPr>
-          <w:lang w:val="id_ID" w:bidi="id_ID"/>
-        </w:rPr>
-      </w:r>
-      <w:r>
-        <w:rPr>
-          <w:lang w:val="id_ID" w:bidi="id_ID"/>
-        </w:rPr>
-      </w:r>
-    </w:p>
-    <w:p>
-      <w:pPr/>
-      <w:r>
-        <w:rPr>
-          <w:lang w:val="id_ID" w:bidi="id_ID"/>
-        </w:rPr>
-      </w:r>
-    </w:p>
-    <w:p>
-      <w:pPr>
-        <w:pStyle w:val="Heading2"/>
-      </w:pPr>
-      <w:r>
-        <w:rPr>
-          <w:lang w:val="id_ID" w:bidi="id_ID"/>
-        </w:rPr>
-        <w:t>Titus 1:15–16</w:t>
-      </w:r>
-      <w:r>
-        <w:rPr>
-          <w:lang w:val="id_ID" w:bidi="id_ID"/>
-        </w:rPr>
-      </w:r>
-    </w:p>
-    <w:p>
-      <w:pPr/>
-      <w:r>
-        <w:rPr>
-          <w:lang w:val="id_ID" w:bidi="id_ID"/>
-        </w:rPr>
-      </w:r>
-      <w:r>
-        <w:rPr>
-          <w:lang w:val="id_ID" w:bidi="id_ID"/>
-        </w:rPr>
-        <w:t xml:space="preserve">Kedua ayat ini mengomentari orang-orang dari </w:t>
-      </w:r>
-      <w:hyperlink r:id="rId71">
-        <w:r>
-          <w:rPr>
-            <w:lang w:val="id_ID" w:bidi="id_ID"/>
-          </w:rPr>
-          <w:rPr>
-            <w:color w:val="0000EE"/>
-            <w:u w:val="single"/>
-          </w:rPr>
           <w:t>Tit. 1:14</w:t>
         </w:r>
       </w:hyperlink>
@@ -2932,7 +2889,7 @@
         </w:rPr>
         <w:t xml:space="preserve"> dan perintah mereka, sambil beralih ke diskusi tentang pengajaran yang mendorong kebaikan (</w:t>
       </w:r>
-      <w:hyperlink r:id="rId45">
+      <w:hyperlink r:id="rId43">
         <w:r>
           <w:rPr>
             <w:lang w:val="id_ID" w:bidi="id_ID"/>
@@ -3002,6 +2959,42 @@
         </w:rPr>
         <w:t xml:space="preserve">Pengajaran yang sehat dan kesalehan selalu terkait dalam surat-surat kepada Timotius dan Titus (lihat </w:t>
       </w:r>
+      <w:hyperlink r:id="rId70">
+        <w:r>
+          <w:rPr>
+            <w:lang w:val="id_ID" w:bidi="id_ID"/>
+          </w:rPr>
+          <w:rPr>
+            <w:color w:val="0000EE"/>
+            <w:u w:val="single"/>
+          </w:rPr>
+          <w:t>1Tim. 1:7–11</w:t>
+        </w:r>
+      </w:hyperlink>
+      <w:r>
+        <w:rPr>
+          <w:lang w:val="id_ID" w:bidi="id_ID"/>
+        </w:rPr>
+        <w:t xml:space="preserve">; </w:t>
+      </w:r>
+      <w:hyperlink r:id="rId71">
+        <w:r>
+          <w:rPr>
+            <w:lang w:val="id_ID" w:bidi="id_ID"/>
+          </w:rPr>
+          <w:rPr>
+            <w:color w:val="0000EE"/>
+            <w:u w:val="single"/>
+          </w:rPr>
+          <w:t>3:15–16</w:t>
+        </w:r>
+      </w:hyperlink>
+      <w:r>
+        <w:rPr>
+          <w:lang w:val="id_ID" w:bidi="id_ID"/>
+        </w:rPr>
+        <w:t xml:space="preserve">; </w:t>
+      </w:r>
       <w:hyperlink r:id="rId72">
         <w:r>
           <w:rPr>
@@ -3011,7 +3004,7 @@
             <w:color w:val="0000EE"/>
             <w:u w:val="single"/>
           </w:rPr>
-          <w:t>1Tim. 1:7–11</w:t>
+          <w:t>5:24–25</w:t>
         </w:r>
       </w:hyperlink>
       <w:r>
@@ -3029,52 +3022,16 @@
             <w:color w:val="0000EE"/>
             <w:u w:val="single"/>
           </w:rPr>
-          <w:t>3:15–16</w:t>
-        </w:r>
-      </w:hyperlink>
-      <w:r>
-        <w:rPr>
-          <w:lang w:val="id_ID" w:bidi="id_ID"/>
-        </w:rPr>
-        <w:t xml:space="preserve">; </w:t>
+          <w:t>2Tim. 3:5</w:t>
+        </w:r>
+      </w:hyperlink>
+      <w:r>
+        <w:rPr>
+          <w:lang w:val="id_ID" w:bidi="id_ID"/>
+        </w:rPr>
+        <w:t xml:space="preserve">, </w:t>
       </w:r>
       <w:hyperlink r:id="rId74">
-        <w:r>
-          <w:rPr>
-            <w:lang w:val="id_ID" w:bidi="id_ID"/>
-          </w:rPr>
-          <w:rPr>
-            <w:color w:val="0000EE"/>
-            <w:u w:val="single"/>
-          </w:rPr>
-          <w:t>5:24–25</w:t>
-        </w:r>
-      </w:hyperlink>
-      <w:r>
-        <w:rPr>
-          <w:lang w:val="id_ID" w:bidi="id_ID"/>
-        </w:rPr>
-        <w:t xml:space="preserve">; </w:t>
-      </w:r>
-      <w:hyperlink r:id="rId75">
-        <w:r>
-          <w:rPr>
-            <w:lang w:val="id_ID" w:bidi="id_ID"/>
-          </w:rPr>
-          <w:rPr>
-            <w:color w:val="0000EE"/>
-            <w:u w:val="single"/>
-          </w:rPr>
-          <w:t>2Tim. 3:5</w:t>
-        </w:r>
-      </w:hyperlink>
-      <w:r>
-        <w:rPr>
-          <w:lang w:val="id_ID" w:bidi="id_ID"/>
-        </w:rPr>
-        <w:t xml:space="preserve">, </w:t>
-      </w:r>
-      <w:hyperlink r:id="rId76">
         <w:r>
           <w:rPr>
             <w:lang w:val="id_ID" w:bidi="id_ID"/>
@@ -3117,6 +3074,108 @@
         </w:rPr>
         <w:t xml:space="preserve">: Hal ini kontras dengan </w:t>
       </w:r>
+      <w:hyperlink r:id="rId75">
+        <w:r>
+          <w:rPr>
+            <w:lang w:val="id_ID" w:bidi="id_ID"/>
+          </w:rPr>
+          <w:rPr>
+            <w:color w:val="0000EE"/>
+            <w:u w:val="single"/>
+          </w:rPr>
+          <w:t>Tit. 3:1</w:t>
+        </w:r>
+      </w:hyperlink>
+      <w:r>
+        <w:rPr>
+          <w:lang w:val="id_ID" w:bidi="id_ID"/>
+        </w:rPr>
+        <w:t>.</w:t>
+      </w:r>
+      <w:r>
+        <w:rPr>
+          <w:lang w:val="id_ID" w:bidi="id_ID"/>
+        </w:rPr>
+      </w:r>
+      <w:r>
+        <w:rPr>
+          <w:lang w:val="id_ID" w:bidi="id_ID"/>
+        </w:rPr>
+      </w:r>
+    </w:p>
+    <w:p>
+      <w:pPr/>
+      <w:r>
+        <w:rPr>
+          <w:lang w:val="id_ID" w:bidi="id_ID"/>
+        </w:rPr>
+      </w:r>
+    </w:p>
+    <w:p>
+      <w:pPr>
+        <w:pStyle w:val="Heading2"/>
+      </w:pPr>
+      <w:r>
+        <w:rPr>
+          <w:lang w:val="id_ID" w:bidi="id_ID"/>
+        </w:rPr>
+        <w:t>Titus 2:1–15</w:t>
+      </w:r>
+      <w:r>
+        <w:rPr>
+          <w:lang w:val="id_ID" w:bidi="id_ID"/>
+        </w:rPr>
+      </w:r>
+    </w:p>
+    <w:p>
+      <w:pPr/>
+      <w:r>
+        <w:rPr>
+          <w:lang w:val="id_ID" w:bidi="id_ID"/>
+        </w:rPr>
+      </w:r>
+      <w:r>
+        <w:rPr>
+          <w:lang w:val="id_ID" w:bidi="id_ID"/>
+        </w:rPr>
+        <w:t>Pengajaran yang sehat sangat mendesak karena adanya pengajar palsu yang telah menimbulkan masalah dalam "banyak keluarga" (</w:t>
+      </w:r>
+      <w:hyperlink r:id="rId36">
+        <w:r>
+          <w:rPr>
+            <w:lang w:val="id_ID" w:bidi="id_ID"/>
+          </w:rPr>
+          <w:rPr>
+            <w:color w:val="0000EE"/>
+            <w:u w:val="single"/>
+          </w:rPr>
+          <w:t>Tit. 1:11</w:t>
+        </w:r>
+      </w:hyperlink>
+      <w:r>
+        <w:rPr>
+          <w:lang w:val="id_ID" w:bidi="id_ID"/>
+        </w:rPr>
+        <w:t xml:space="preserve">). Dalam </w:t>
+      </w:r>
+      <w:hyperlink r:id="rId76">
+        <w:r>
+          <w:rPr>
+            <w:lang w:val="id_ID" w:bidi="id_ID"/>
+          </w:rPr>
+          <w:rPr>
+            <w:color w:val="0000EE"/>
+            <w:u w:val="single"/>
+          </w:rPr>
+          <w:t>Tit. 2:1–10</w:t>
+        </w:r>
+      </w:hyperlink>
+      <w:r>
+        <w:rPr>
+          <w:lang w:val="id_ID" w:bidi="id_ID"/>
+        </w:rPr>
+        <w:t>, Paulus berbicara kepada berbagai kelompok dalam rumah tangga iman, menunjukkan perhatiannya terhadap kesaksian publik gereja (</w:t>
+      </w:r>
       <w:hyperlink r:id="rId77">
         <w:r>
           <w:rPr>
@@ -3126,14 +3185,104 @@
             <w:color w:val="0000EE"/>
             <w:u w:val="single"/>
           </w:rPr>
-          <w:t>Tit. 3:1</w:t>
-        </w:r>
-      </w:hyperlink>
-      <w:r>
-        <w:rPr>
-          <w:lang w:val="id_ID" w:bidi="id_ID"/>
-        </w:rPr>
-        <w:t>.</w:t>
+          <w:t>Tit. 2:5</w:t>
+        </w:r>
+      </w:hyperlink>
+      <w:r>
+        <w:rPr>
+          <w:lang w:val="id_ID" w:bidi="id_ID"/>
+        </w:rPr>
+        <w:t xml:space="preserve">, </w:t>
+      </w:r>
+      <w:hyperlink r:id="rId78">
+        <w:r>
+          <w:rPr>
+            <w:lang w:val="id_ID" w:bidi="id_ID"/>
+          </w:rPr>
+          <w:rPr>
+            <w:color w:val="0000EE"/>
+            <w:u w:val="single"/>
+          </w:rPr>
+          <w:t>8</w:t>
+        </w:r>
+      </w:hyperlink>
+      <w:r>
+        <w:rPr>
+          <w:lang w:val="id_ID" w:bidi="id_ID"/>
+        </w:rPr>
+        <w:t xml:space="preserve">, </w:t>
+      </w:r>
+      <w:hyperlink r:id="rId25">
+        <w:r>
+          <w:rPr>
+            <w:lang w:val="id_ID" w:bidi="id_ID"/>
+          </w:rPr>
+          <w:rPr>
+            <w:color w:val="0000EE"/>
+            <w:u w:val="single"/>
+          </w:rPr>
+          <w:t>10</w:t>
+        </w:r>
+      </w:hyperlink>
+      <w:r>
+        <w:rPr>
+          <w:lang w:val="id_ID" w:bidi="id_ID"/>
+        </w:rPr>
+        <w:t xml:space="preserve">; lihat juga </w:t>
+      </w:r>
+      <w:hyperlink r:id="rId79">
+        <w:r>
+          <w:rPr>
+            <w:lang w:val="id_ID" w:bidi="id_ID"/>
+          </w:rPr>
+          <w:rPr>
+            <w:color w:val="0000EE"/>
+            <w:u w:val="single"/>
+          </w:rPr>
+          <w:t>1Tim 5:1–6:2</w:t>
+        </w:r>
+      </w:hyperlink>
+      <w:r>
+        <w:rPr>
+          <w:lang w:val="id_ID" w:bidi="id_ID"/>
+        </w:rPr>
+        <w:t>). Paulus kemudian menjelaskan tentang kedatangan Kristus (</w:t>
+      </w:r>
+      <w:hyperlink r:id="rId13">
+        <w:r>
+          <w:rPr>
+            <w:lang w:val="id_ID" w:bidi="id_ID"/>
+          </w:rPr>
+          <w:rPr>
+            <w:color w:val="0000EE"/>
+            <w:u w:val="single"/>
+          </w:rPr>
+          <w:t>Tit. 2:11–14</w:t>
+        </w:r>
+      </w:hyperlink>
+      <w:r>
+        <w:rPr>
+          <w:lang w:val="id_ID" w:bidi="id_ID"/>
+        </w:rPr>
+        <w:t>) sebelum memberikan perintah langsung kepada Titus (</w:t>
+      </w:r>
+      <w:hyperlink r:id="rId47">
+        <w:r>
+          <w:rPr>
+            <w:lang w:val="id_ID" w:bidi="id_ID"/>
+          </w:rPr>
+          <w:rPr>
+            <w:color w:val="0000EE"/>
+            <w:u w:val="single"/>
+          </w:rPr>
+          <w:t>Tit. 2:15</w:t>
+        </w:r>
+      </w:hyperlink>
+      <w:r>
+        <w:rPr>
+          <w:lang w:val="id_ID" w:bidi="id_ID"/>
+        </w:rPr>
+        <w:t>).</w:t>
       </w:r>
       <w:r>
         <w:rPr>
@@ -3162,7 +3311,7 @@
         <w:rPr>
           <w:lang w:val="id_ID" w:bidi="id_ID"/>
         </w:rPr>
-        <w:t>Titus 2:1–15</w:t>
+        <w:t>Titus 2:9–10</w:t>
       </w:r>
       <w:r>
         <w:rPr>
@@ -3181,201 +3330,9 @@
         <w:rPr>
           <w:lang w:val="id_ID" w:bidi="id_ID"/>
         </w:rPr>
-        <w:t>Pengajaran yang sehat sangat mendesak karena adanya pengajar palsu yang telah menimbulkan masalah dalam "banyak keluarga" (</w:t>
-      </w:r>
-      <w:hyperlink r:id="rId38">
-        <w:r>
-          <w:rPr>
-            <w:lang w:val="id_ID" w:bidi="id_ID"/>
-          </w:rPr>
-          <w:rPr>
-            <w:color w:val="0000EE"/>
-            <w:u w:val="single"/>
-          </w:rPr>
-          <w:t>Tit. 1:11</w:t>
-        </w:r>
-      </w:hyperlink>
-      <w:r>
-        <w:rPr>
-          <w:lang w:val="id_ID" w:bidi="id_ID"/>
-        </w:rPr>
-        <w:t xml:space="preserve">). Dalam </w:t>
-      </w:r>
-      <w:hyperlink r:id="rId78">
-        <w:r>
-          <w:rPr>
-            <w:lang w:val="id_ID" w:bidi="id_ID"/>
-          </w:rPr>
-          <w:rPr>
-            <w:color w:val="0000EE"/>
-            <w:u w:val="single"/>
-          </w:rPr>
-          <w:t>Tit. 2:1–10</w:t>
-        </w:r>
-      </w:hyperlink>
-      <w:r>
-        <w:rPr>
-          <w:lang w:val="id_ID" w:bidi="id_ID"/>
-        </w:rPr>
-        <w:t>, Paulus berbicara kepada berbagai kelompok dalam rumah tangga iman, menunjukkan perhatiannya terhadap kesaksian publik gereja (</w:t>
-      </w:r>
-      <w:hyperlink r:id="rId79">
-        <w:r>
-          <w:rPr>
-            <w:lang w:val="id_ID" w:bidi="id_ID"/>
-          </w:rPr>
-          <w:rPr>
-            <w:color w:val="0000EE"/>
-            <w:u w:val="single"/>
-          </w:rPr>
-          <w:t>Tit. 2:5</w:t>
-        </w:r>
-      </w:hyperlink>
-      <w:r>
-        <w:rPr>
-          <w:lang w:val="id_ID" w:bidi="id_ID"/>
-        </w:rPr>
-        <w:t xml:space="preserve">, </w:t>
+        <w:t xml:space="preserve">Tujuan dari perintah-perintah ini adalah untuk "memperindah ajaran tentang Allah." Terjemahan Baru (TB) menerjemahkannya sebagai: "dalam segala hal memuliakan ajaran Allah" (lihat </w:t>
       </w:r>
       <w:hyperlink r:id="rId80">
-        <w:r>
-          <w:rPr>
-            <w:lang w:val="id_ID" w:bidi="id_ID"/>
-          </w:rPr>
-          <w:rPr>
-            <w:color w:val="0000EE"/>
-            <w:u w:val="single"/>
-          </w:rPr>
-          <w:t>8</w:t>
-        </w:r>
-      </w:hyperlink>
-      <w:r>
-        <w:rPr>
-          <w:lang w:val="id_ID" w:bidi="id_ID"/>
-        </w:rPr>
-        <w:t xml:space="preserve">, </w:t>
-      </w:r>
-      <w:hyperlink r:id="rId27">
-        <w:r>
-          <w:rPr>
-            <w:lang w:val="id_ID" w:bidi="id_ID"/>
-          </w:rPr>
-          <w:rPr>
-            <w:color w:val="0000EE"/>
-            <w:u w:val="single"/>
-          </w:rPr>
-          <w:t>10</w:t>
-        </w:r>
-      </w:hyperlink>
-      <w:r>
-        <w:rPr>
-          <w:lang w:val="id_ID" w:bidi="id_ID"/>
-        </w:rPr>
-        <w:t xml:space="preserve">; lihat juga </w:t>
-      </w:r>
-      <w:hyperlink r:id="rId81">
-        <w:r>
-          <w:rPr>
-            <w:lang w:val="id_ID" w:bidi="id_ID"/>
-          </w:rPr>
-          <w:rPr>
-            <w:color w:val="0000EE"/>
-            <w:u w:val="single"/>
-          </w:rPr>
-          <w:t>1Tim 5:1–6:2</w:t>
-        </w:r>
-      </w:hyperlink>
-      <w:r>
-        <w:rPr>
-          <w:lang w:val="id_ID" w:bidi="id_ID"/>
-        </w:rPr>
-        <w:t>). Paulus kemudian menjelaskan tentang kedatangan Kristus (</w:t>
-      </w:r>
-      <w:hyperlink r:id="rId15">
-        <w:r>
-          <w:rPr>
-            <w:lang w:val="id_ID" w:bidi="id_ID"/>
-          </w:rPr>
-          <w:rPr>
-            <w:color w:val="0000EE"/>
-            <w:u w:val="single"/>
-          </w:rPr>
-          <w:t>Tit. 2:11–14</w:t>
-        </w:r>
-      </w:hyperlink>
-      <w:r>
-        <w:rPr>
-          <w:lang w:val="id_ID" w:bidi="id_ID"/>
-        </w:rPr>
-        <w:t>) sebelum memberikan perintah langsung kepada Titus (</w:t>
-      </w:r>
-      <w:hyperlink r:id="rId49">
-        <w:r>
-          <w:rPr>
-            <w:lang w:val="id_ID" w:bidi="id_ID"/>
-          </w:rPr>
-          <w:rPr>
-            <w:color w:val="0000EE"/>
-            <w:u w:val="single"/>
-          </w:rPr>
-          <w:t>Tit. 2:15</w:t>
-        </w:r>
-      </w:hyperlink>
-      <w:r>
-        <w:rPr>
-          <w:lang w:val="id_ID" w:bidi="id_ID"/>
-        </w:rPr>
-        <w:t>).</w:t>
-      </w:r>
-      <w:r>
-        <w:rPr>
-          <w:lang w:val="id_ID" w:bidi="id_ID"/>
-        </w:rPr>
-      </w:r>
-      <w:r>
-        <w:rPr>
-          <w:lang w:val="id_ID" w:bidi="id_ID"/>
-        </w:rPr>
-      </w:r>
-    </w:p>
-    <w:p>
-      <w:pPr/>
-      <w:r>
-        <w:rPr>
-          <w:lang w:val="id_ID" w:bidi="id_ID"/>
-        </w:rPr>
-      </w:r>
-    </w:p>
-    <w:p>
-      <w:pPr>
-        <w:pStyle w:val="Heading2"/>
-      </w:pPr>
-      <w:r>
-        <w:rPr>
-          <w:lang w:val="id_ID" w:bidi="id_ID"/>
-        </w:rPr>
-        <w:t>Titus 2:9–10</w:t>
-      </w:r>
-      <w:r>
-        <w:rPr>
-          <w:lang w:val="id_ID" w:bidi="id_ID"/>
-        </w:rPr>
-      </w:r>
-    </w:p>
-    <w:p>
-      <w:pPr/>
-      <w:r>
-        <w:rPr>
-          <w:lang w:val="id_ID" w:bidi="id_ID"/>
-        </w:rPr>
-      </w:r>
-      <w:r>
-        <w:rPr>
-          <w:lang w:val="id_ID" w:bidi="id_ID"/>
-        </w:rPr>
-        <w:t xml:space="preserve">Tujuan dari perintah-perintah ini adalah untuk "memperindah ajaran tentang Allah." Terjemahan Baru (TB) menerjemahkannya sebagai: "dalam segala hal memuliakan ajaran Allah" (lihat </w:t>
-      </w:r>
-      <w:hyperlink r:id="rId82">
         <w:r>
           <w:rPr>
             <w:lang w:val="id_ID" w:bidi="id_ID"/>
@@ -3502,7 +3459,7 @@
         </w:rPr>
         <w:t>: Paulus bermaksud agar rahmat Allah sepenuhnya mencapai tujuannya di antara orang Kreta dan, dalam prosesnya, melibatkan mereka dalam pekerjaan keselamatan Allah melalui penginjilan (</w:t>
       </w:r>
-      <w:hyperlink r:id="rId64">
+      <w:hyperlink r:id="rId62">
         <w:r>
           <w:rPr>
             <w:lang w:val="id_ID" w:bidi="id_ID"/>
@@ -3520,116 +3477,116 @@
         </w:rPr>
         <w:t xml:space="preserve">; lihat </w:t>
       </w:r>
+      <w:hyperlink r:id="rId81">
+        <w:r>
+          <w:rPr>
+            <w:lang w:val="id_ID" w:bidi="id_ID"/>
+          </w:rPr>
+          <w:rPr>
+            <w:color w:val="0000EE"/>
+            <w:u w:val="single"/>
+          </w:rPr>
+          <w:t>1Tim. 2:1–7</w:t>
+        </w:r>
+      </w:hyperlink>
+      <w:r>
+        <w:rPr>
+          <w:lang w:val="id_ID" w:bidi="id_ID"/>
+        </w:rPr>
+        <w:t xml:space="preserve">; </w:t>
+      </w:r>
+      <w:hyperlink r:id="rId82">
+        <w:r>
+          <w:rPr>
+            <w:lang w:val="id_ID" w:bidi="id_ID"/>
+          </w:rPr>
+          <w:rPr>
+            <w:color w:val="0000EE"/>
+            <w:u w:val="single"/>
+          </w:rPr>
+          <w:t>4:10</w:t>
+        </w:r>
+      </w:hyperlink>
+      <w:r>
+        <w:rPr>
+          <w:lang w:val="id_ID" w:bidi="id_ID"/>
+        </w:rPr>
+        <w:t>).</w:t>
+      </w:r>
+      <w:r>
+        <w:rPr>
+          <w:lang w:val="id_ID" w:bidi="id_ID"/>
+        </w:rPr>
+      </w:r>
+      <w:r>
+        <w:rPr>
+          <w:lang w:val="id_ID" w:bidi="id_ID"/>
+        </w:rPr>
+      </w:r>
+    </w:p>
+    <w:p>
+      <w:pPr/>
+      <w:r>
+        <w:rPr>
+          <w:lang w:val="id_ID" w:bidi="id_ID"/>
+        </w:rPr>
+      </w:r>
+    </w:p>
+    <w:p>
+      <w:pPr>
+        <w:pStyle w:val="Heading2"/>
+      </w:pPr>
+      <w:r>
+        <w:rPr>
+          <w:lang w:val="id_ID" w:bidi="id_ID"/>
+        </w:rPr>
+        <w:t>Titus 2:11–15</w:t>
+      </w:r>
+      <w:r>
+        <w:rPr>
+          <w:lang w:val="id_ID" w:bidi="id_ID"/>
+        </w:rPr>
+      </w:r>
+    </w:p>
+    <w:p>
+      <w:pPr/>
+      <w:r>
+        <w:rPr>
+          <w:lang w:val="id_ID" w:bidi="id_ID"/>
+        </w:rPr>
+      </w:r>
+      <w:r>
+        <w:rPr>
+          <w:i/>
+          <w:lang w:val="id_ID" w:bidi="id_ID"/>
+        </w:rPr>
+        <w:t>Karena</w:t>
+      </w:r>
+      <w:r>
+        <w:rPr>
+          <w:lang w:val="id_ID" w:bidi="id_ID"/>
+        </w:rPr>
+        <w:t xml:space="preserve">: Segala perintah dalam </w:t>
+      </w:r>
+      <w:hyperlink r:id="rId76">
+        <w:r>
+          <w:rPr>
+            <w:lang w:val="id_ID" w:bidi="id_ID"/>
+          </w:rPr>
+          <w:rPr>
+            <w:color w:val="0000EE"/>
+            <w:u w:val="single"/>
+          </w:rPr>
+          <w:t>Tit. 2:1–10</w:t>
+        </w:r>
+      </w:hyperlink>
+      <w:r>
+        <w:rPr>
+          <w:lang w:val="id_ID" w:bidi="id_ID"/>
+        </w:rPr>
+        <w:t xml:space="preserve"> didasarkan pada kedatangan Kristus di masa lalu dan masa depan. Kasih karunia Allah menjadi teladan bagi tata laku gereja, sebagaimana keselamatan oleh kasih karunia memungkinkan kehidupan yang baik dan menciptakan orang-orang yang berdedikasi untuk pekerjaan baik (lihat juga </w:t>
+      </w:r>
       <w:hyperlink r:id="rId83">
-        <w:r>
-          <w:rPr>
-            <w:lang w:val="id_ID" w:bidi="id_ID"/>
-          </w:rPr>
-          <w:rPr>
-            <w:color w:val="0000EE"/>
-            <w:u w:val="single"/>
-          </w:rPr>
-          <w:t>1Tim. 2:1–7</w:t>
-        </w:r>
-      </w:hyperlink>
-      <w:r>
-        <w:rPr>
-          <w:lang w:val="id_ID" w:bidi="id_ID"/>
-        </w:rPr>
-        <w:t xml:space="preserve">; </w:t>
-      </w:r>
-      <w:hyperlink r:id="rId84">
-        <w:r>
-          <w:rPr>
-            <w:lang w:val="id_ID" w:bidi="id_ID"/>
-          </w:rPr>
-          <w:rPr>
-            <w:color w:val="0000EE"/>
-            <w:u w:val="single"/>
-          </w:rPr>
-          <w:t>4:10</w:t>
-        </w:r>
-      </w:hyperlink>
-      <w:r>
-        <w:rPr>
-          <w:lang w:val="id_ID" w:bidi="id_ID"/>
-        </w:rPr>
-        <w:t>).</w:t>
-      </w:r>
-      <w:r>
-        <w:rPr>
-          <w:lang w:val="id_ID" w:bidi="id_ID"/>
-        </w:rPr>
-      </w:r>
-      <w:r>
-        <w:rPr>
-          <w:lang w:val="id_ID" w:bidi="id_ID"/>
-        </w:rPr>
-      </w:r>
-    </w:p>
-    <w:p>
-      <w:pPr/>
-      <w:r>
-        <w:rPr>
-          <w:lang w:val="id_ID" w:bidi="id_ID"/>
-        </w:rPr>
-      </w:r>
-    </w:p>
-    <w:p>
-      <w:pPr>
-        <w:pStyle w:val="Heading2"/>
-      </w:pPr>
-      <w:r>
-        <w:rPr>
-          <w:lang w:val="id_ID" w:bidi="id_ID"/>
-        </w:rPr>
-        <w:t>Titus 2:11–15</w:t>
-      </w:r>
-      <w:r>
-        <w:rPr>
-          <w:lang w:val="id_ID" w:bidi="id_ID"/>
-        </w:rPr>
-      </w:r>
-    </w:p>
-    <w:p>
-      <w:pPr/>
-      <w:r>
-        <w:rPr>
-          <w:lang w:val="id_ID" w:bidi="id_ID"/>
-        </w:rPr>
-      </w:r>
-      <w:r>
-        <w:rPr>
-          <w:i/>
-          <w:lang w:val="id_ID" w:bidi="id_ID"/>
-        </w:rPr>
-        <w:t>Karena</w:t>
-      </w:r>
-      <w:r>
-        <w:rPr>
-          <w:lang w:val="id_ID" w:bidi="id_ID"/>
-        </w:rPr>
-        <w:t xml:space="preserve">: Segala perintah dalam </w:t>
-      </w:r>
-      <w:hyperlink r:id="rId78">
-        <w:r>
-          <w:rPr>
-            <w:lang w:val="id_ID" w:bidi="id_ID"/>
-          </w:rPr>
-          <w:rPr>
-            <w:color w:val="0000EE"/>
-            <w:u w:val="single"/>
-          </w:rPr>
-          <w:t>Tit. 2:1–10</w:t>
-        </w:r>
-      </w:hyperlink>
-      <w:r>
-        <w:rPr>
-          <w:lang w:val="id_ID" w:bidi="id_ID"/>
-        </w:rPr>
-        <w:t xml:space="preserve"> didasarkan pada kedatangan Kristus di masa lalu dan masa depan. Kasih karunia Allah menjadi teladan bagi tata laku gereja, sebagaimana keselamatan oleh kasih karunia memungkinkan kehidupan yang baik dan menciptakan orang-orang yang berdedikasi untuk pekerjaan baik (lihat juga </w:t>
-      </w:r>
-      <w:hyperlink r:id="rId85">
         <w:r>
           <w:rPr>
             <w:lang w:val="id_ID" w:bidi="id_ID"/>
@@ -3706,7 +3663,7 @@
         </w:rPr>
         <w:t xml:space="preserve">: Penekanan dari instruksi ini terletak pada nilai-nilai positif: kebijaksanaan, kebenaran, dan pengabdian kepada Allah. Dalam tulisan Gerika-Romawi, ketiga nilai ini mewakili perilaku berbudi luhur secara umum. Nilai-nilai ini menentang sifat buruk Kreta (perilaku atau kualitas tidak bermoral) yang tercantum dalam </w:t>
       </w:r>
-      <w:hyperlink r:id="rId37">
+      <w:hyperlink r:id="rId35">
         <w:r>
           <w:rPr>
             <w:lang w:val="id_ID" w:bidi="id_ID"/>
@@ -3724,7 +3681,7 @@
         </w:rPr>
         <w:t xml:space="preserve"> dan diubah menjadi sifat-sifat Kristen yang sejati (lihat </w:t>
       </w:r>
-      <w:hyperlink r:id="rId28">
+      <w:hyperlink r:id="rId26">
         <w:r>
           <w:rPr>
             <w:lang w:val="id_ID" w:bidi="id_ID"/>
@@ -3844,7 +3801,7 @@
         </w:rPr>
         <w:t xml:space="preserve">: Kata Yunani yang digunakan di sini menonjol dalam surat-surat kepada Timotius dan Titus ("epifani" atau "penampakan"; juga </w:t>
       </w:r>
-      <w:hyperlink r:id="rId86">
+      <w:hyperlink r:id="rId84">
         <w:r>
           <w:rPr>
             <w:lang w:val="id_ID" w:bidi="id_ID"/>
@@ -3899,6 +3856,42 @@
         </w:rPr>
         <w:t xml:space="preserve">: Ini adalah salah satu dari sedikit tempat dalam Perjanjian Baru di mana Yesus Kristus secara eksplisit disebut "Allah" (lihat juga </w:t>
       </w:r>
+      <w:hyperlink r:id="rId85">
+        <w:r>
+          <w:rPr>
+            <w:lang w:val="id_ID" w:bidi="id_ID"/>
+          </w:rPr>
+          <w:rPr>
+            <w:color w:val="0000EE"/>
+            <w:u w:val="single"/>
+          </w:rPr>
+          <w:t>Yoh. 1:1</w:t>
+        </w:r>
+      </w:hyperlink>
+      <w:r>
+        <w:rPr>
+          <w:lang w:val="id_ID" w:bidi="id_ID"/>
+        </w:rPr>
+        <w:t xml:space="preserve">; </w:t>
+      </w:r>
+      <w:hyperlink r:id="rId86">
+        <w:r>
+          <w:rPr>
+            <w:lang w:val="id_ID" w:bidi="id_ID"/>
+          </w:rPr>
+          <w:rPr>
+            <w:color w:val="0000EE"/>
+            <w:u w:val="single"/>
+          </w:rPr>
+          <w:t>20:28</w:t>
+        </w:r>
+      </w:hyperlink>
+      <w:r>
+        <w:rPr>
+          <w:lang w:val="id_ID" w:bidi="id_ID"/>
+        </w:rPr>
+        <w:t xml:space="preserve">; </w:t>
+      </w:r>
       <w:hyperlink r:id="rId87">
         <w:r>
           <w:rPr>
@@ -3908,7 +3901,7 @@
             <w:color w:val="0000EE"/>
             <w:u w:val="single"/>
           </w:rPr>
-          <w:t>Yoh. 1:1</w:t>
+          <w:t>Rm. 9:5</w:t>
         </w:r>
       </w:hyperlink>
       <w:r>
@@ -3926,7 +3919,7 @@
             <w:color w:val="0000EE"/>
             <w:u w:val="single"/>
           </w:rPr>
-          <w:t>20:28</w:t>
+          <w:t>Ibr. 1:8</w:t>
         </w:r>
       </w:hyperlink>
       <w:r>
@@ -3944,52 +3937,16 @@
             <w:color w:val="0000EE"/>
             <w:u w:val="single"/>
           </w:rPr>
-          <w:t>Rm. 9:5</w:t>
-        </w:r>
-      </w:hyperlink>
-      <w:r>
-        <w:rPr>
-          <w:lang w:val="id_ID" w:bidi="id_ID"/>
-        </w:rPr>
-        <w:t xml:space="preserve">; </w:t>
+          <w:t>2Ptr. 1:1</w:t>
+        </w:r>
+      </w:hyperlink>
+      <w:r>
+        <w:rPr>
+          <w:lang w:val="id_ID" w:bidi="id_ID"/>
+        </w:rPr>
+        <w:t xml:space="preserve">; mungkin </w:t>
       </w:r>
       <w:hyperlink r:id="rId90">
-        <w:r>
-          <w:rPr>
-            <w:lang w:val="id_ID" w:bidi="id_ID"/>
-          </w:rPr>
-          <w:rPr>
-            <w:color w:val="0000EE"/>
-            <w:u w:val="single"/>
-          </w:rPr>
-          <w:t>Ibr. 1:8</w:t>
-        </w:r>
-      </w:hyperlink>
-      <w:r>
-        <w:rPr>
-          <w:lang w:val="id_ID" w:bidi="id_ID"/>
-        </w:rPr>
-        <w:t xml:space="preserve">; </w:t>
-      </w:r>
-      <w:hyperlink r:id="rId91">
-        <w:r>
-          <w:rPr>
-            <w:lang w:val="id_ID" w:bidi="id_ID"/>
-          </w:rPr>
-          <w:rPr>
-            <w:color w:val="0000EE"/>
-            <w:u w:val="single"/>
-          </w:rPr>
-          <w:t>2Ptr. 1:1</w:t>
-        </w:r>
-      </w:hyperlink>
-      <w:r>
-        <w:rPr>
-          <w:lang w:val="id_ID" w:bidi="id_ID"/>
-        </w:rPr>
-        <w:t xml:space="preserve">; mungkin </w:t>
-      </w:r>
-      <w:hyperlink r:id="rId92">
         <w:r>
           <w:rPr>
             <w:lang w:val="id_ID" w:bidi="id_ID"/>
@@ -4071,7 +4028,7 @@
         </w:rPr>
         <w:t xml:space="preserve">Keselamatan menghasilkan individu yang memiliki keinginan dan kemampuan untuk melakukan perbuatan baik yang dijelaskan dalam </w:t>
       </w:r>
-      <w:hyperlink r:id="rId39">
+      <w:hyperlink r:id="rId37">
         <w:r>
           <w:rPr>
             <w:lang w:val="id_ID" w:bidi="id_ID"/>
@@ -4114,7 +4071,7 @@
         </w:rPr>
         <w:t xml:space="preserve">: Lihat juga </w:t>
       </w:r>
-      <w:hyperlink r:id="rId24">
+      <w:hyperlink r:id="rId22">
         <w:r>
           <w:rPr>
             <w:lang w:val="id_ID" w:bidi="id_ID"/>
@@ -4157,43 +4114,43 @@
         </w:rPr>
         <w:t xml:space="preserve">: Lihat </w:t>
       </w:r>
+      <w:hyperlink r:id="rId91">
+        <w:r>
+          <w:rPr>
+            <w:lang w:val="id_ID" w:bidi="id_ID"/>
+          </w:rPr>
+          <w:rPr>
+            <w:color w:val="0000EE"/>
+            <w:u w:val="single"/>
+          </w:rPr>
+          <w:t>Gal. 3:22</w:t>
+        </w:r>
+      </w:hyperlink>
+      <w:r>
+        <w:rPr>
+          <w:lang w:val="id_ID" w:bidi="id_ID"/>
+        </w:rPr>
+        <w:t xml:space="preserve">; </w:t>
+      </w:r>
+      <w:hyperlink r:id="rId92">
+        <w:r>
+          <w:rPr>
+            <w:lang w:val="id_ID" w:bidi="id_ID"/>
+          </w:rPr>
+          <w:rPr>
+            <w:color w:val="0000EE"/>
+            <w:u w:val="single"/>
+          </w:rPr>
+          <w:t>4:4–5</w:t>
+        </w:r>
+      </w:hyperlink>
+      <w:r>
+        <w:rPr>
+          <w:lang w:val="id_ID" w:bidi="id_ID"/>
+        </w:rPr>
+        <w:t xml:space="preserve">; lihat juga </w:t>
+      </w:r>
       <w:hyperlink r:id="rId93">
-        <w:r>
-          <w:rPr>
-            <w:lang w:val="id_ID" w:bidi="id_ID"/>
-          </w:rPr>
-          <w:rPr>
-            <w:color w:val="0000EE"/>
-            <w:u w:val="single"/>
-          </w:rPr>
-          <w:t>Gal. 3:22</w:t>
-        </w:r>
-      </w:hyperlink>
-      <w:r>
-        <w:rPr>
-          <w:lang w:val="id_ID" w:bidi="id_ID"/>
-        </w:rPr>
-        <w:t xml:space="preserve">; </w:t>
-      </w:r>
-      <w:hyperlink r:id="rId94">
-        <w:r>
-          <w:rPr>
-            <w:lang w:val="id_ID" w:bidi="id_ID"/>
-          </w:rPr>
-          <w:rPr>
-            <w:color w:val="0000EE"/>
-            <w:u w:val="single"/>
-          </w:rPr>
-          <w:t>4:4–5</w:t>
-        </w:r>
-      </w:hyperlink>
-      <w:r>
-        <w:rPr>
-          <w:lang w:val="id_ID" w:bidi="id_ID"/>
-        </w:rPr>
-        <w:t xml:space="preserve">; lihat juga </w:t>
-      </w:r>
-      <w:hyperlink r:id="rId95">
         <w:r>
           <w:rPr>
             <w:lang w:val="id_ID" w:bidi="id_ID"/>
@@ -4229,43 +4186,43 @@
         </w:rPr>
         <w:t xml:space="preserve">Frasa "suatu umat, kepunyaan-Nya sendiri" mengingatkan pada pembentukan Israel sebagai sebuah bangsa (lihat </w:t>
       </w:r>
+      <w:hyperlink r:id="rId94">
+        <w:r>
+          <w:rPr>
+            <w:lang w:val="id_ID" w:bidi="id_ID"/>
+          </w:rPr>
+          <w:rPr>
+            <w:color w:val="0000EE"/>
+            <w:u w:val="single"/>
+          </w:rPr>
+          <w:t>Kel. 19:5</w:t>
+        </w:r>
+      </w:hyperlink>
+      <w:r>
+        <w:rPr>
+          <w:lang w:val="id_ID" w:bidi="id_ID"/>
+        </w:rPr>
+        <w:t xml:space="preserve">; </w:t>
+      </w:r>
+      <w:hyperlink r:id="rId95">
+        <w:r>
+          <w:rPr>
+            <w:lang w:val="id_ID" w:bidi="id_ID"/>
+          </w:rPr>
+          <w:rPr>
+            <w:color w:val="0000EE"/>
+            <w:u w:val="single"/>
+          </w:rPr>
+          <w:t>Ul. 7:6</w:t>
+        </w:r>
+      </w:hyperlink>
+      <w:r>
+        <w:rPr>
+          <w:lang w:val="id_ID" w:bidi="id_ID"/>
+        </w:rPr>
+        <w:t xml:space="preserve">; </w:t>
+      </w:r>
       <w:hyperlink r:id="rId96">
-        <w:r>
-          <w:rPr>
-            <w:lang w:val="id_ID" w:bidi="id_ID"/>
-          </w:rPr>
-          <w:rPr>
-            <w:color w:val="0000EE"/>
-            <w:u w:val="single"/>
-          </w:rPr>
-          <w:t>Kel. 19:5</w:t>
-        </w:r>
-      </w:hyperlink>
-      <w:r>
-        <w:rPr>
-          <w:lang w:val="id_ID" w:bidi="id_ID"/>
-        </w:rPr>
-        <w:t xml:space="preserve">; </w:t>
-      </w:r>
-      <w:hyperlink r:id="rId97">
-        <w:r>
-          <w:rPr>
-            <w:lang w:val="id_ID" w:bidi="id_ID"/>
-          </w:rPr>
-          <w:rPr>
-            <w:color w:val="0000EE"/>
-            <w:u w:val="single"/>
-          </w:rPr>
-          <w:t>Ul. 7:6</w:t>
-        </w:r>
-      </w:hyperlink>
-      <w:r>
-        <w:rPr>
-          <w:lang w:val="id_ID" w:bidi="id_ID"/>
-        </w:rPr>
-        <w:t xml:space="preserve">; </w:t>
-      </w:r>
-      <w:hyperlink r:id="rId98">
         <w:r>
           <w:rPr>
             <w:lang w:val="id_ID" w:bidi="id_ID"/>
@@ -4321,7 +4278,7 @@
         </w:rPr>
         <w:t xml:space="preserve">): Lihat </w:t>
       </w:r>
-      <w:hyperlink r:id="rId99">
+      <w:hyperlink r:id="rId97">
         <w:r>
           <w:rPr>
             <w:lang w:val="id_ID" w:bidi="id_ID"/>
@@ -4339,7 +4296,7 @@
         </w:rPr>
         <w:t xml:space="preserve">; </w:t>
       </w:r>
-      <w:hyperlink r:id="rId100">
+      <w:hyperlink r:id="rId98">
         <w:r>
           <w:rPr>
             <w:lang w:val="id_ID" w:bidi="id_ID"/>
@@ -4409,7 +4366,7 @@
         </w:rPr>
         <w:t>Paulus mungkin menginstruksikan orang-orang percaya untuk membuat perbedaan yang jelas antara diri mereka dan populasi umum yang tidak tertib. Sebagai alternatif, para pengacau (</w:t>
       </w:r>
-      <w:hyperlink r:id="rId101">
+      <w:hyperlink r:id="rId99">
         <w:r>
           <w:rPr>
             <w:lang w:val="id_ID" w:bidi="id_ID"/>
@@ -4427,7 +4384,7 @@
         </w:rPr>
         <w:t xml:space="preserve">; </w:t>
       </w:r>
-      <w:hyperlink r:id="rId102">
+      <w:hyperlink r:id="rId100">
         <w:r>
           <w:rPr>
             <w:lang w:val="id_ID" w:bidi="id_ID"/>
@@ -4445,7 +4402,7 @@
         </w:rPr>
         <w:t xml:space="preserve">) mungkin telah mengadopsi perilaku tidak tertib sebagai akibat dari ajaran sesat mereka (seperti yang mungkin terjadi dalam </w:t>
       </w:r>
-      <w:hyperlink r:id="rId83">
+      <w:hyperlink r:id="rId81">
         <w:r>
           <w:rPr>
             <w:lang w:val="id_ID" w:bidi="id_ID"/>
@@ -4494,6 +4451,108 @@
         </w:rPr>
         <w:t xml:space="preserve"> lihat </w:t>
       </w:r>
+      <w:hyperlink r:id="rId101">
+        <w:r>
+          <w:rPr>
+            <w:lang w:val="id_ID" w:bidi="id_ID"/>
+          </w:rPr>
+          <w:rPr>
+            <w:color w:val="0000EE"/>
+            <w:u w:val="single"/>
+          </w:rPr>
+          <w:t>1Tim. 2:2</w:t>
+        </w:r>
+      </w:hyperlink>
+      <w:r>
+        <w:rPr>
+          <w:lang w:val="id_ID" w:bidi="id_ID"/>
+        </w:rPr>
+        <w:t xml:space="preserve">; </w:t>
+      </w:r>
+      <w:hyperlink r:id="rId102">
+        <w:r>
+          <w:rPr>
+            <w:lang w:val="id_ID" w:bidi="id_ID"/>
+          </w:rPr>
+          <w:rPr>
+            <w:color w:val="0000EE"/>
+            <w:u w:val="single"/>
+          </w:rPr>
+          <w:t>Rm. 13:1–7</w:t>
+        </w:r>
+      </w:hyperlink>
+      <w:r>
+        <w:rPr>
+          <w:lang w:val="id_ID" w:bidi="id_ID"/>
+        </w:rPr>
+        <w:t>.</w:t>
+      </w:r>
+      <w:r>
+        <w:rPr>
+          <w:lang w:val="id_ID" w:bidi="id_ID"/>
+        </w:rPr>
+      </w:r>
+      <w:r>
+        <w:rPr>
+          <w:lang w:val="id_ID" w:bidi="id_ID"/>
+        </w:rPr>
+      </w:r>
+    </w:p>
+    <w:p>
+      <w:pPr/>
+      <w:r>
+        <w:rPr>
+          <w:lang w:val="id_ID" w:bidi="id_ID"/>
+        </w:rPr>
+      </w:r>
+    </w:p>
+    <w:p>
+      <w:pPr>
+        <w:pStyle w:val="Heading2"/>
+      </w:pPr>
+      <w:r>
+        <w:rPr>
+          <w:lang w:val="id_ID" w:bidi="id_ID"/>
+        </w:rPr>
+        <w:t>Titus 3:1–11</w:t>
+      </w:r>
+      <w:r>
+        <w:rPr>
+          <w:lang w:val="id_ID" w:bidi="id_ID"/>
+        </w:rPr>
+      </w:r>
+    </w:p>
+    <w:p>
+      <w:pPr/>
+      <w:r>
+        <w:rPr>
+          <w:lang w:val="id_ID" w:bidi="id_ID"/>
+        </w:rPr>
+      </w:r>
+      <w:r>
+        <w:rPr>
+          <w:lang w:val="id_ID" w:bidi="id_ID"/>
+        </w:rPr>
+        <w:t>Penekanan pada pengajaran yang benar terus berlanjut (</w:t>
+      </w:r>
+      <w:hyperlink r:id="rId64">
+        <w:r>
+          <w:rPr>
+            <w:lang w:val="id_ID" w:bidi="id_ID"/>
+          </w:rPr>
+          <w:rPr>
+            <w:color w:val="0000EE"/>
+            <w:u w:val="single"/>
+          </w:rPr>
+          <w:t>Tit. 1:9</w:t>
+        </w:r>
+      </w:hyperlink>
+      <w:r>
+        <w:rPr>
+          <w:lang w:val="id_ID" w:bidi="id_ID"/>
+        </w:rPr>
+        <w:t xml:space="preserve">; </w:t>
+      </w:r>
       <w:hyperlink r:id="rId103">
         <w:r>
           <w:rPr>
@@ -4503,7 +4562,211 @@
             <w:color w:val="0000EE"/>
             <w:u w:val="single"/>
           </w:rPr>
-          <w:t>1Tim. 2:2</w:t>
+          <w:t>2:1</w:t>
+        </w:r>
+      </w:hyperlink>
+      <w:r>
+        <w:rPr>
+          <w:lang w:val="id_ID" w:bidi="id_ID"/>
+        </w:rPr>
+        <w:t xml:space="preserve">). Sekarang Paulus mengalihkan fokusnya pada bagaimana komunitas Kristen berinteraksi dengan masyarakat secara umum (bandingkan </w:t>
+      </w:r>
+      <w:hyperlink r:id="rId104">
+        <w:r>
+          <w:rPr>
+            <w:lang w:val="id_ID" w:bidi="id_ID"/>
+          </w:rPr>
+          <w:rPr>
+            <w:color w:val="0000EE"/>
+            <w:u w:val="single"/>
+          </w:rPr>
+          <w:t>1Tim. 2:2–4</w:t>
+        </w:r>
+      </w:hyperlink>
+      <w:r>
+        <w:rPr>
+          <w:lang w:val="id_ID" w:bidi="id_ID"/>
+        </w:rPr>
+        <w:t xml:space="preserve">). Seperti dalam </w:t>
+      </w:r>
+      <w:hyperlink r:id="rId105">
+        <w:r>
+          <w:rPr>
+            <w:lang w:val="id_ID" w:bidi="id_ID"/>
+          </w:rPr>
+          <w:rPr>
+            <w:color w:val="0000EE"/>
+            <w:u w:val="single"/>
+          </w:rPr>
+          <w:t>Tit. 2:1–15</w:t>
+        </w:r>
+      </w:hyperlink>
+      <w:r>
+        <w:rPr>
+          <w:lang w:val="id_ID" w:bidi="id_ID"/>
+        </w:rPr>
+        <w:t xml:space="preserve">, instruksi Allah untuk umat-Nya dalam </w:t>
+      </w:r>
+      <w:hyperlink r:id="rId106">
+        <w:r>
+          <w:rPr>
+            <w:lang w:val="id_ID" w:bidi="id_ID"/>
+          </w:rPr>
+          <w:rPr>
+            <w:color w:val="0000EE"/>
+            <w:u w:val="single"/>
+          </w:rPr>
+          <w:t>Tit. 3:1–2</w:t>
+        </w:r>
+      </w:hyperlink>
+      <w:r>
+        <w:rPr>
+          <w:lang w:val="id_ID" w:bidi="id_ID"/>
+        </w:rPr>
+        <w:t xml:space="preserve"> didasarkan pada interaksi-Nya dengan mereka (</w:t>
+      </w:r>
+      <w:hyperlink r:id="rId83">
+        <w:r>
+          <w:rPr>
+            <w:lang w:val="id_ID" w:bidi="id_ID"/>
+          </w:rPr>
+          <w:rPr>
+            <w:color w:val="0000EE"/>
+            <w:u w:val="single"/>
+          </w:rPr>
+          <w:t>Tit. 3:3–7</w:t>
+        </w:r>
+      </w:hyperlink>
+      <w:r>
+        <w:rPr>
+          <w:lang w:val="id_ID" w:bidi="id_ID"/>
+        </w:rPr>
+        <w:t xml:space="preserve">; bandingkan </w:t>
+      </w:r>
+      <w:r>
+        <w:rPr>
+          <w:lang w:val="id_ID" w:bidi="id_ID"/>
+        </w:rPr>
+        <w:t>catatan studi pada Tit. 2:11–15</w:t>
+      </w:r>
+      <w:r>
+        <w:rPr>
+          <w:lang w:val="id_ID" w:bidi="id_ID"/>
+        </w:rPr>
+        <w:t>). Paulus kemudian menginstruksikan Titus untuk menghindari argumen yang tidak berguna dan menekankan pengajaran yang bermanfaat (</w:t>
+      </w:r>
+      <w:hyperlink r:id="rId107">
+        <w:r>
+          <w:rPr>
+            <w:lang w:val="id_ID" w:bidi="id_ID"/>
+          </w:rPr>
+          <w:rPr>
+            <w:color w:val="0000EE"/>
+            <w:u w:val="single"/>
+          </w:rPr>
+          <w:t>Tit. 3:8–11</w:t>
+        </w:r>
+      </w:hyperlink>
+      <w:r>
+        <w:rPr>
+          <w:lang w:val="id_ID" w:bidi="id_ID"/>
+        </w:rPr>
+        <w:t>).</w:t>
+      </w:r>
+      <w:r>
+        <w:rPr>
+          <w:lang w:val="id_ID" w:bidi="id_ID"/>
+        </w:rPr>
+      </w:r>
+      <w:r>
+        <w:rPr>
+          <w:lang w:val="id_ID" w:bidi="id_ID"/>
+        </w:rPr>
+      </w:r>
+    </w:p>
+    <w:p>
+      <w:pPr/>
+      <w:r>
+        <w:rPr>
+          <w:lang w:val="id_ID" w:bidi="id_ID"/>
+        </w:rPr>
+      </w:r>
+    </w:p>
+    <w:p>
+      <w:pPr>
+        <w:pStyle w:val="Heading2"/>
+      </w:pPr>
+      <w:r>
+        <w:rPr>
+          <w:lang w:val="id_ID" w:bidi="id_ID"/>
+        </w:rPr>
+        <w:t>Titus 3:3</w:t>
+      </w:r>
+      <w:r>
+        <w:rPr>
+          <w:lang w:val="id_ID" w:bidi="id_ID"/>
+        </w:rPr>
+      </w:r>
+    </w:p>
+    <w:p>
+      <w:pPr/>
+      <w:r>
+        <w:rPr>
+          <w:lang w:val="id_ID" w:bidi="id_ID"/>
+        </w:rPr>
+      </w:r>
+      <w:r>
+        <w:rPr>
+          <w:lang w:val="id_ID" w:bidi="id_ID"/>
+        </w:rPr>
+        <w:t>Hendaklah kita rendah hati dan memperlakukan semua orang dengan hormat. (</w:t>
+      </w:r>
+      <w:hyperlink r:id="rId108">
+        <w:r>
+          <w:rPr>
+            <w:lang w:val="id_ID" w:bidi="id_ID"/>
+          </w:rPr>
+          <w:rPr>
+            <w:color w:val="0000EE"/>
+            <w:u w:val="single"/>
+          </w:rPr>
+          <w:t>Tit. 3:2</w:t>
+        </w:r>
+      </w:hyperlink>
+      <w:r>
+        <w:rPr>
+          <w:lang w:val="id_ID" w:bidi="id_ID"/>
+        </w:rPr>
+        <w:t>). Jika kita mengingat keadaan diri kita sebelum kemurahan dan kasih Allah datang kepada kita, ini adalah hal benar yang harus dilakukan. (</w:t>
+      </w:r>
+      <w:hyperlink r:id="rId27">
+        <w:r>
+          <w:rPr>
+            <w:lang w:val="id_ID" w:bidi="id_ID"/>
+          </w:rPr>
+          <w:rPr>
+            <w:color w:val="0000EE"/>
+            <w:u w:val="single"/>
+          </w:rPr>
+          <w:t>Tit. 3:4</w:t>
+        </w:r>
+      </w:hyperlink>
+      <w:r>
+        <w:rPr>
+          <w:lang w:val="id_ID" w:bidi="id_ID"/>
+        </w:rPr>
+        <w:t xml:space="preserve">; lihat </w:t>
+      </w:r>
+      <w:hyperlink r:id="rId109">
+        <w:r>
+          <w:rPr>
+            <w:lang w:val="id_ID" w:bidi="id_ID"/>
+          </w:rPr>
+          <w:rPr>
+            <w:color w:val="0000EE"/>
+            <w:u w:val="single"/>
+          </w:rPr>
+          <w:t>Ef. 2:1–4</w:t>
         </w:r>
       </w:hyperlink>
       <w:r>
@@ -4512,82 +4775,16 @@
         </w:rPr>
         <w:t xml:space="preserve">; </w:t>
       </w:r>
-      <w:hyperlink r:id="rId104">
-        <w:r>
-          <w:rPr>
-            <w:lang w:val="id_ID" w:bidi="id_ID"/>
-          </w:rPr>
-          <w:rPr>
-            <w:color w:val="0000EE"/>
-            <w:u w:val="single"/>
-          </w:rPr>
-          <w:t>Rm. 13:1–7</w:t>
-        </w:r>
-      </w:hyperlink>
-      <w:r>
-        <w:rPr>
-          <w:lang w:val="id_ID" w:bidi="id_ID"/>
-        </w:rPr>
-        <w:t>.</w:t>
-      </w:r>
-      <w:r>
-        <w:rPr>
-          <w:lang w:val="id_ID" w:bidi="id_ID"/>
-        </w:rPr>
-      </w:r>
-      <w:r>
-        <w:rPr>
-          <w:lang w:val="id_ID" w:bidi="id_ID"/>
-        </w:rPr>
-      </w:r>
-    </w:p>
-    <w:p>
-      <w:pPr/>
-      <w:r>
-        <w:rPr>
-          <w:lang w:val="id_ID" w:bidi="id_ID"/>
-        </w:rPr>
-      </w:r>
-    </w:p>
-    <w:p>
-      <w:pPr>
-        <w:pStyle w:val="Heading2"/>
-      </w:pPr>
-      <w:r>
-        <w:rPr>
-          <w:lang w:val="id_ID" w:bidi="id_ID"/>
-        </w:rPr>
-        <w:t>Titus 3:1–11</w:t>
-      </w:r>
-      <w:r>
-        <w:rPr>
-          <w:lang w:val="id_ID" w:bidi="id_ID"/>
-        </w:rPr>
-      </w:r>
-    </w:p>
-    <w:p>
-      <w:pPr/>
-      <w:r>
-        <w:rPr>
-          <w:lang w:val="id_ID" w:bidi="id_ID"/>
-        </w:rPr>
-      </w:r>
-      <w:r>
-        <w:rPr>
-          <w:lang w:val="id_ID" w:bidi="id_ID"/>
-        </w:rPr>
-        <w:t>Penekanan pada pengajaran yang benar terus berlanjut (</w:t>
-      </w:r>
-      <w:hyperlink r:id="rId66">
-        <w:r>
-          <w:rPr>
-            <w:lang w:val="id_ID" w:bidi="id_ID"/>
-          </w:rPr>
-          <w:rPr>
-            <w:color w:val="0000EE"/>
-            <w:u w:val="single"/>
-          </w:rPr>
-          <w:t>Tit. 1:9</w:t>
+      <w:hyperlink r:id="rId110">
+        <w:r>
+          <w:rPr>
+            <w:lang w:val="id_ID" w:bidi="id_ID"/>
+          </w:rPr>
+          <w:rPr>
+            <w:color w:val="0000EE"/>
+            <w:u w:val="single"/>
+          </w:rPr>
+          <w:t>5:8</w:t>
         </w:r>
       </w:hyperlink>
       <w:r>
@@ -4596,210 +4793,6 @@
         </w:rPr>
         <w:t xml:space="preserve">; </w:t>
       </w:r>
-      <w:hyperlink r:id="rId105">
-        <w:r>
-          <w:rPr>
-            <w:lang w:val="id_ID" w:bidi="id_ID"/>
-          </w:rPr>
-          <w:rPr>
-            <w:color w:val="0000EE"/>
-            <w:u w:val="single"/>
-          </w:rPr>
-          <w:t>2:1</w:t>
-        </w:r>
-      </w:hyperlink>
-      <w:r>
-        <w:rPr>
-          <w:lang w:val="id_ID" w:bidi="id_ID"/>
-        </w:rPr>
-        <w:t xml:space="preserve">). Sekarang Paulus mengalihkan fokusnya pada bagaimana komunitas Kristen berinteraksi dengan masyarakat secara umum (bandingkan </w:t>
-      </w:r>
-      <w:hyperlink r:id="rId106">
-        <w:r>
-          <w:rPr>
-            <w:lang w:val="id_ID" w:bidi="id_ID"/>
-          </w:rPr>
-          <w:rPr>
-            <w:color w:val="0000EE"/>
-            <w:u w:val="single"/>
-          </w:rPr>
-          <w:t>1Tim. 2:2–4</w:t>
-        </w:r>
-      </w:hyperlink>
-      <w:r>
-        <w:rPr>
-          <w:lang w:val="id_ID" w:bidi="id_ID"/>
-        </w:rPr>
-        <w:t xml:space="preserve">). Seperti dalam </w:t>
-      </w:r>
-      <w:hyperlink r:id="rId107">
-        <w:r>
-          <w:rPr>
-            <w:lang w:val="id_ID" w:bidi="id_ID"/>
-          </w:rPr>
-          <w:rPr>
-            <w:color w:val="0000EE"/>
-            <w:u w:val="single"/>
-          </w:rPr>
-          <w:t>Tit. 2:1–15</w:t>
-        </w:r>
-      </w:hyperlink>
-      <w:r>
-        <w:rPr>
-          <w:lang w:val="id_ID" w:bidi="id_ID"/>
-        </w:rPr>
-        <w:t xml:space="preserve">, instruksi Allah untuk umat-Nya dalam </w:t>
-      </w:r>
-      <w:hyperlink r:id="rId108">
-        <w:r>
-          <w:rPr>
-            <w:lang w:val="id_ID" w:bidi="id_ID"/>
-          </w:rPr>
-          <w:rPr>
-            <w:color w:val="0000EE"/>
-            <w:u w:val="single"/>
-          </w:rPr>
-          <w:t>Tit. 3:1–2</w:t>
-        </w:r>
-      </w:hyperlink>
-      <w:r>
-        <w:rPr>
-          <w:lang w:val="id_ID" w:bidi="id_ID"/>
-        </w:rPr>
-        <w:t xml:space="preserve"> didasarkan pada interaksi-Nya dengan mereka (</w:t>
-      </w:r>
-      <w:hyperlink r:id="rId85">
-        <w:r>
-          <w:rPr>
-            <w:lang w:val="id_ID" w:bidi="id_ID"/>
-          </w:rPr>
-          <w:rPr>
-            <w:color w:val="0000EE"/>
-            <w:u w:val="single"/>
-          </w:rPr>
-          <w:t>Tit. 3:3–7</w:t>
-        </w:r>
-      </w:hyperlink>
-      <w:r>
-        <w:rPr>
-          <w:lang w:val="id_ID" w:bidi="id_ID"/>
-        </w:rPr>
-        <w:t xml:space="preserve">; bandingkan </w:t>
-      </w:r>
-      <w:r>
-        <w:rPr>
-          <w:lang w:val="id_ID" w:bidi="id_ID"/>
-        </w:rPr>
-        <w:t>catatan studi pada Tit. 2:11–15</w:t>
-      </w:r>
-      <w:r>
-        <w:rPr>
-          <w:lang w:val="id_ID" w:bidi="id_ID"/>
-        </w:rPr>
-        <w:t>). Paulus kemudian menginstruksikan Titus untuk menghindari argumen yang tidak berguna dan menekankan pengajaran yang bermanfaat (</w:t>
-      </w:r>
-      <w:hyperlink r:id="rId109">
-        <w:r>
-          <w:rPr>
-            <w:lang w:val="id_ID" w:bidi="id_ID"/>
-          </w:rPr>
-          <w:rPr>
-            <w:color w:val="0000EE"/>
-            <w:u w:val="single"/>
-          </w:rPr>
-          <w:t>Tit. 3:8–11</w:t>
-        </w:r>
-      </w:hyperlink>
-      <w:r>
-        <w:rPr>
-          <w:lang w:val="id_ID" w:bidi="id_ID"/>
-        </w:rPr>
-        <w:t>).</w:t>
-      </w:r>
-      <w:r>
-        <w:rPr>
-          <w:lang w:val="id_ID" w:bidi="id_ID"/>
-        </w:rPr>
-      </w:r>
-      <w:r>
-        <w:rPr>
-          <w:lang w:val="id_ID" w:bidi="id_ID"/>
-        </w:rPr>
-      </w:r>
-    </w:p>
-    <w:p>
-      <w:pPr/>
-      <w:r>
-        <w:rPr>
-          <w:lang w:val="id_ID" w:bidi="id_ID"/>
-        </w:rPr>
-      </w:r>
-    </w:p>
-    <w:p>
-      <w:pPr>
-        <w:pStyle w:val="Heading2"/>
-      </w:pPr>
-      <w:r>
-        <w:rPr>
-          <w:lang w:val="id_ID" w:bidi="id_ID"/>
-        </w:rPr>
-        <w:t>Titus 3:3</w:t>
-      </w:r>
-      <w:r>
-        <w:rPr>
-          <w:lang w:val="id_ID" w:bidi="id_ID"/>
-        </w:rPr>
-      </w:r>
-    </w:p>
-    <w:p>
-      <w:pPr/>
-      <w:r>
-        <w:rPr>
-          <w:lang w:val="id_ID" w:bidi="id_ID"/>
-        </w:rPr>
-      </w:r>
-      <w:r>
-        <w:rPr>
-          <w:lang w:val="id_ID" w:bidi="id_ID"/>
-        </w:rPr>
-        <w:t>Hendaklah kita rendah hati dan memperlakukan semua orang dengan hormat. (</w:t>
-      </w:r>
-      <w:hyperlink r:id="rId110">
-        <w:r>
-          <w:rPr>
-            <w:lang w:val="id_ID" w:bidi="id_ID"/>
-          </w:rPr>
-          <w:rPr>
-            <w:color w:val="0000EE"/>
-            <w:u w:val="single"/>
-          </w:rPr>
-          <w:t>Tit. 3:2</w:t>
-        </w:r>
-      </w:hyperlink>
-      <w:r>
-        <w:rPr>
-          <w:lang w:val="id_ID" w:bidi="id_ID"/>
-        </w:rPr>
-        <w:t>). Jika kita mengingat keadaan diri kita sebelum kemurahan dan kasih Allah datang kepada kita, ini adalah hal benar yang harus dilakukan. (</w:t>
-      </w:r>
-      <w:hyperlink r:id="rId29">
-        <w:r>
-          <w:rPr>
-            <w:lang w:val="id_ID" w:bidi="id_ID"/>
-          </w:rPr>
-          <w:rPr>
-            <w:color w:val="0000EE"/>
-            <w:u w:val="single"/>
-          </w:rPr>
-          <w:t>Tit. 3:4</w:t>
-        </w:r>
-      </w:hyperlink>
-      <w:r>
-        <w:rPr>
-          <w:lang w:val="id_ID" w:bidi="id_ID"/>
-        </w:rPr>
-        <w:t xml:space="preserve">; lihat </w:t>
-      </w:r>
       <w:hyperlink r:id="rId111">
         <w:r>
           <w:rPr>
@@ -4809,7 +4802,7 @@
             <w:color w:val="0000EE"/>
             <w:u w:val="single"/>
           </w:rPr>
-          <w:t>Ef. 2:1–4</w:t>
+          <w:t>Kol. 3:7</w:t>
         </w:r>
       </w:hyperlink>
       <w:r>
@@ -4819,42 +4812,6 @@
         <w:t xml:space="preserve">; </w:t>
       </w:r>
       <w:hyperlink r:id="rId112">
-        <w:r>
-          <w:rPr>
-            <w:lang w:val="id_ID" w:bidi="id_ID"/>
-          </w:rPr>
-          <w:rPr>
-            <w:color w:val="0000EE"/>
-            <w:u w:val="single"/>
-          </w:rPr>
-          <w:t>5:8</w:t>
-        </w:r>
-      </w:hyperlink>
-      <w:r>
-        <w:rPr>
-          <w:lang w:val="id_ID" w:bidi="id_ID"/>
-        </w:rPr>
-        <w:t xml:space="preserve">; </w:t>
-      </w:r>
-      <w:hyperlink r:id="rId113">
-        <w:r>
-          <w:rPr>
-            <w:lang w:val="id_ID" w:bidi="id_ID"/>
-          </w:rPr>
-          <w:rPr>
-            <w:color w:val="0000EE"/>
-            <w:u w:val="single"/>
-          </w:rPr>
-          <w:t>Kol. 3:7</w:t>
-        </w:r>
-      </w:hyperlink>
-      <w:r>
-        <w:rPr>
-          <w:lang w:val="id_ID" w:bidi="id_ID"/>
-        </w:rPr>
-        <w:t xml:space="preserve">; </w:t>
-      </w:r>
-      <w:hyperlink r:id="rId114">
         <w:r>
           <w:rPr>
             <w:lang w:val="id_ID" w:bidi="id_ID"/>
@@ -4962,7 +4919,7 @@
         </w:rPr>
         <w:t xml:space="preserve">): Kata Yunani ini berhubungan dengan kedatangan Kristus (juga dalam </w:t>
       </w:r>
-      <w:hyperlink r:id="rId86">
+      <w:hyperlink r:id="rId84">
         <w:r>
           <w:rPr>
             <w:lang w:val="id_ID" w:bidi="id_ID"/>
@@ -4980,7 +4937,7 @@
         </w:rPr>
         <w:t xml:space="preserve">, </w:t>
       </w:r>
-      <w:hyperlink r:id="rId28">
+      <w:hyperlink r:id="rId26">
         <w:r>
           <w:rPr>
             <w:lang w:val="id_ID" w:bidi="id_ID"/>
@@ -5058,7 +5015,7 @@
         </w:rPr>
         <w:t xml:space="preserve">Bagian ini mungkin merupakan ringkasan atau kutipan dari ajaran tradisional (lihat </w:t>
       </w:r>
-      <w:hyperlink r:id="rId115">
+      <w:hyperlink r:id="rId113">
         <w:r>
           <w:rPr>
             <w:lang w:val="id_ID" w:bidi="id_ID"/>
@@ -5076,7 +5033,7 @@
         </w:rPr>
         <w:t xml:space="preserve">; </w:t>
       </w:r>
-      <w:hyperlink r:id="rId116">
+      <w:hyperlink r:id="rId114">
         <w:r>
           <w:rPr>
             <w:lang w:val="id_ID" w:bidi="id_ID"/>
@@ -5153,7 +5110,7 @@
         </w:rPr>
         <w:t xml:space="preserve">: Kontrasnya adalah antara tindakan manusia yang mungkin dianggap layak untuk mendapatkan keselamatan dan anugerah Allah (lihat </w:t>
       </w:r>
-      <w:hyperlink r:id="rId117">
+      <w:hyperlink r:id="rId115">
         <w:r>
           <w:rPr>
             <w:lang w:val="id_ID" w:bidi="id_ID"/>
@@ -5171,7 +5128,7 @@
         </w:rPr>
         <w:t>). Keselamatan diperoleh melalui iman dalam belas kasihan Allah semata (</w:t>
       </w:r>
-      <w:hyperlink r:id="rId118">
+      <w:hyperlink r:id="rId116">
         <w:r>
           <w:rPr>
             <w:lang w:val="id_ID" w:bidi="id_ID"/>
@@ -5214,6 +5171,42 @@
         </w:rPr>
         <w:t xml:space="preserve">: Lihat </w:t>
       </w:r>
+      <w:hyperlink r:id="rId117">
+        <w:r>
+          <w:rPr>
+            <w:lang w:val="id_ID" w:bidi="id_ID"/>
+          </w:rPr>
+          <w:rPr>
+            <w:color w:val="0000EE"/>
+            <w:u w:val="single"/>
+          </w:rPr>
+          <w:t>Yeh. 16:9</w:t>
+        </w:r>
+      </w:hyperlink>
+      <w:r>
+        <w:rPr>
+          <w:lang w:val="id_ID" w:bidi="id_ID"/>
+        </w:rPr>
+        <w:t xml:space="preserve">; </w:t>
+      </w:r>
+      <w:hyperlink r:id="rId118">
+        <w:r>
+          <w:rPr>
+            <w:lang w:val="id_ID" w:bidi="id_ID"/>
+          </w:rPr>
+          <w:rPr>
+            <w:color w:val="0000EE"/>
+            <w:u w:val="single"/>
+          </w:rPr>
+          <w:t>Yoh. 3:1–15</w:t>
+        </w:r>
+      </w:hyperlink>
+      <w:r>
+        <w:rPr>
+          <w:lang w:val="id_ID" w:bidi="id_ID"/>
+        </w:rPr>
+        <w:t xml:space="preserve">; </w:t>
+      </w:r>
       <w:hyperlink r:id="rId119">
         <w:r>
           <w:rPr>
@@ -5223,7 +5216,7 @@
             <w:color w:val="0000EE"/>
             <w:u w:val="single"/>
           </w:rPr>
-          <w:t>Yeh. 16:9</w:t>
+          <w:t>Ef. 5:26</w:t>
         </w:r>
       </w:hyperlink>
       <w:r>
@@ -5241,7 +5234,7 @@
             <w:color w:val="0000EE"/>
             <w:u w:val="single"/>
           </w:rPr>
-          <w:t>Yoh. 3:1–15</w:t>
+          <w:t>Ibr. 10:22</w:t>
         </w:r>
       </w:hyperlink>
       <w:r>
@@ -5251,42 +5244,6 @@
         <w:t xml:space="preserve">; </w:t>
       </w:r>
       <w:hyperlink r:id="rId121">
-        <w:r>
-          <w:rPr>
-            <w:lang w:val="id_ID" w:bidi="id_ID"/>
-          </w:rPr>
-          <w:rPr>
-            <w:color w:val="0000EE"/>
-            <w:u w:val="single"/>
-          </w:rPr>
-          <w:t>Ef. 5:26</w:t>
-        </w:r>
-      </w:hyperlink>
-      <w:r>
-        <w:rPr>
-          <w:lang w:val="id_ID" w:bidi="id_ID"/>
-        </w:rPr>
-        <w:t xml:space="preserve">; </w:t>
-      </w:r>
-      <w:hyperlink r:id="rId122">
-        <w:r>
-          <w:rPr>
-            <w:lang w:val="id_ID" w:bidi="id_ID"/>
-          </w:rPr>
-          <w:rPr>
-            <w:color w:val="0000EE"/>
-            <w:u w:val="single"/>
-          </w:rPr>
-          <w:t>Ibr. 10:22</w:t>
-        </w:r>
-      </w:hyperlink>
-      <w:r>
-        <w:rPr>
-          <w:lang w:val="id_ID" w:bidi="id_ID"/>
-        </w:rPr>
-        <w:t xml:space="preserve">; </w:t>
-      </w:r>
-      <w:hyperlink r:id="rId123">
         <w:r>
           <w:rPr>
             <w:lang w:val="id_ID" w:bidi="id_ID"/>
@@ -5329,43 +5286,43 @@
         </w:rPr>
         <w:t xml:space="preserve">: Ini menunjukkan perubahan total dari kehidupan dosa dan kematian menuju kehidupan yang suci (lihat juga </w:t>
       </w:r>
+      <w:hyperlink r:id="rId122">
+        <w:r>
+          <w:rPr>
+            <w:lang w:val="id_ID" w:bidi="id_ID"/>
+          </w:rPr>
+          <w:rPr>
+            <w:color w:val="0000EE"/>
+            <w:u w:val="single"/>
+          </w:rPr>
+          <w:t>Rm. 12:2</w:t>
+        </w:r>
+      </w:hyperlink>
+      <w:r>
+        <w:rPr>
+          <w:lang w:val="id_ID" w:bidi="id_ID"/>
+        </w:rPr>
+        <w:t xml:space="preserve">; </w:t>
+      </w:r>
+      <w:hyperlink r:id="rId123">
+        <w:r>
+          <w:rPr>
+            <w:lang w:val="id_ID" w:bidi="id_ID"/>
+          </w:rPr>
+          <w:rPr>
+            <w:color w:val="0000EE"/>
+            <w:u w:val="single"/>
+          </w:rPr>
+          <w:t>2Kor. 5:17</w:t>
+        </w:r>
+      </w:hyperlink>
+      <w:r>
+        <w:rPr>
+          <w:lang w:val="id_ID" w:bidi="id_ID"/>
+        </w:rPr>
+        <w:t xml:space="preserve">; </w:t>
+      </w:r>
       <w:hyperlink r:id="rId124">
-        <w:r>
-          <w:rPr>
-            <w:lang w:val="id_ID" w:bidi="id_ID"/>
-          </w:rPr>
-          <w:rPr>
-            <w:color w:val="0000EE"/>
-            <w:u w:val="single"/>
-          </w:rPr>
-          <w:t>Rm. 12:2</w:t>
-        </w:r>
-      </w:hyperlink>
-      <w:r>
-        <w:rPr>
-          <w:lang w:val="id_ID" w:bidi="id_ID"/>
-        </w:rPr>
-        <w:t xml:space="preserve">; </w:t>
-      </w:r>
-      <w:hyperlink r:id="rId125">
-        <w:r>
-          <w:rPr>
-            <w:lang w:val="id_ID" w:bidi="id_ID"/>
-          </w:rPr>
-          <w:rPr>
-            <w:color w:val="0000EE"/>
-            <w:u w:val="single"/>
-          </w:rPr>
-          <w:t>2Kor. 5:17</w:t>
-        </w:r>
-      </w:hyperlink>
-      <w:r>
-        <w:rPr>
-          <w:lang w:val="id_ID" w:bidi="id_ID"/>
-        </w:rPr>
-        <w:t xml:space="preserve">; </w:t>
-      </w:r>
-      <w:hyperlink r:id="rId126">
         <w:r>
           <w:rPr>
             <w:lang w:val="id_ID" w:bidi="id_ID"/>
@@ -5435,7 +5392,7 @@
         </w:rPr>
         <w:t xml:space="preserve">Bagian pertama dari ayat ini merangkum </w:t>
       </w:r>
-      <w:hyperlink r:id="rId127">
+      <w:hyperlink r:id="rId125">
         <w:r>
           <w:rPr>
             <w:lang w:val="id_ID" w:bidi="id_ID"/>
@@ -5491,7 +5448,7 @@
         </w:rPr>
         <w:t xml:space="preserve">): Lihat </w:t>
       </w:r>
-      <w:hyperlink r:id="rId128">
+      <w:hyperlink r:id="rId126">
         <w:r>
           <w:rPr>
             <w:lang w:val="id_ID" w:bidi="id_ID"/>
@@ -5509,7 +5466,7 @@
         </w:rPr>
         <w:t xml:space="preserve">; </w:t>
       </w:r>
-      <w:hyperlink r:id="rId129">
+      <w:hyperlink r:id="rId127">
         <w:r>
           <w:rPr>
             <w:lang w:val="id_ID" w:bidi="id_ID"/>
@@ -5552,7 +5509,7 @@
         </w:rPr>
         <w:t xml:space="preserve">: Roh, seperti disebutkan dalam </w:t>
       </w:r>
-      <w:hyperlink r:id="rId23">
+      <w:hyperlink r:id="rId21">
         <w:r>
           <w:rPr>
             <w:lang w:val="id_ID" w:bidi="id_ID"/>
@@ -5570,6 +5527,42 @@
         </w:rPr>
         <w:t xml:space="preserve">, sering dikaitkan dengan status kita sebagai ahli waris (lihat </w:t>
       </w:r>
+      <w:hyperlink r:id="rId128">
+        <w:r>
+          <w:rPr>
+            <w:lang w:val="id_ID" w:bidi="id_ID"/>
+          </w:rPr>
+          <w:rPr>
+            <w:color w:val="0000EE"/>
+            <w:u w:val="single"/>
+          </w:rPr>
+          <w:t>Rm. 8:15–17</w:t>
+        </w:r>
+      </w:hyperlink>
+      <w:r>
+        <w:rPr>
+          <w:lang w:val="id_ID" w:bidi="id_ID"/>
+        </w:rPr>
+        <w:t xml:space="preserve">; </w:t>
+      </w:r>
+      <w:hyperlink r:id="rId129">
+        <w:r>
+          <w:rPr>
+            <w:lang w:val="id_ID" w:bidi="id_ID"/>
+          </w:rPr>
+          <w:rPr>
+            <w:color w:val="0000EE"/>
+            <w:u w:val="single"/>
+          </w:rPr>
+          <w:t>1Kor. 6:9–11</w:t>
+        </w:r>
+      </w:hyperlink>
+      <w:r>
+        <w:rPr>
+          <w:lang w:val="id_ID" w:bidi="id_ID"/>
+        </w:rPr>
+        <w:t xml:space="preserve">; </w:t>
+      </w:r>
       <w:hyperlink r:id="rId130">
         <w:r>
           <w:rPr>
@@ -5579,7 +5572,7 @@
             <w:color w:val="0000EE"/>
             <w:u w:val="single"/>
           </w:rPr>
-          <w:t>Rm. 8:15–17</w:t>
+          <w:t>Gal. 4:6–7</w:t>
         </w:r>
       </w:hyperlink>
       <w:r>
@@ -5597,14 +5590,62 @@
             <w:color w:val="0000EE"/>
             <w:u w:val="single"/>
           </w:rPr>
-          <w:t>1Kor. 6:9–11</w:t>
-        </w:r>
-      </w:hyperlink>
-      <w:r>
-        <w:rPr>
-          <w:lang w:val="id_ID" w:bidi="id_ID"/>
-        </w:rPr>
-        <w:t xml:space="preserve">; </w:t>
+          <w:t>Ef. 1:13–14</w:t>
+        </w:r>
+      </w:hyperlink>
+      <w:r>
+        <w:rPr>
+          <w:lang w:val="id_ID" w:bidi="id_ID"/>
+        </w:rPr>
+        <w:t>).</w:t>
+      </w:r>
+      <w:r>
+        <w:rPr>
+          <w:lang w:val="id_ID" w:bidi="id_ID"/>
+        </w:rPr>
+      </w:r>
+      <w:r>
+        <w:rPr>
+          <w:lang w:val="id_ID" w:bidi="id_ID"/>
+        </w:rPr>
+      </w:r>
+    </w:p>
+    <w:p>
+      <w:pPr/>
+      <w:r>
+        <w:rPr>
+          <w:lang w:val="id_ID" w:bidi="id_ID"/>
+        </w:rPr>
+      </w:r>
+    </w:p>
+    <w:p>
+      <w:pPr>
+        <w:pStyle w:val="Heading2"/>
+      </w:pPr>
+      <w:r>
+        <w:rPr>
+          <w:lang w:val="id_ID" w:bidi="id_ID"/>
+        </w:rPr>
+        <w:t>Titus 3:8</w:t>
+      </w:r>
+      <w:r>
+        <w:rPr>
+          <w:lang w:val="id_ID" w:bidi="id_ID"/>
+        </w:rPr>
+      </w:r>
+    </w:p>
+    <w:p>
+      <w:pPr/>
+      <w:r>
+        <w:rPr>
+          <w:lang w:val="id_ID" w:bidi="id_ID"/>
+        </w:rPr>
+      </w:r>
+      <w:r>
+        <w:rPr>
+          <w:lang w:val="id_ID" w:bidi="id_ID"/>
+        </w:rPr>
+        <w:t xml:space="preserve">Perkataan ini benar dan yang dapat dipercaya adalah </w:t>
       </w:r>
       <w:hyperlink r:id="rId132">
         <w:r>
@@ -5615,25 +5656,25 @@
             <w:color w:val="0000EE"/>
             <w:u w:val="single"/>
           </w:rPr>
-          <w:t>Gal. 4:6–7</w:t>
-        </w:r>
-      </w:hyperlink>
-      <w:r>
-        <w:rPr>
-          <w:lang w:val="id_ID" w:bidi="id_ID"/>
-        </w:rPr>
-        <w:t xml:space="preserve">; </w:t>
-      </w:r>
-      <w:hyperlink r:id="rId133">
-        <w:r>
-          <w:rPr>
-            <w:lang w:val="id_ID" w:bidi="id_ID"/>
-          </w:rPr>
-          <w:rPr>
-            <w:color w:val="0000EE"/>
-            <w:u w:val="single"/>
-          </w:rPr>
-          <w:t>Ef. 1:13–14</w:t>
+          <w:t>Tit. 3:4–7</w:t>
+        </w:r>
+      </w:hyperlink>
+      <w:r>
+        <w:rPr>
+          <w:lang w:val="id_ID" w:bidi="id_ID"/>
+        </w:rPr>
+        <w:t xml:space="preserve"> (lihat juga </w:t>
+      </w:r>
+      <w:hyperlink r:id="rId113">
+        <w:r>
+          <w:rPr>
+            <w:lang w:val="id_ID" w:bidi="id_ID"/>
+          </w:rPr>
+          <w:rPr>
+            <w:color w:val="0000EE"/>
+            <w:u w:val="single"/>
+          </w:rPr>
+          <w:t>1Tim. 1:15</w:t>
         </w:r>
       </w:hyperlink>
       <w:r>
@@ -5669,7 +5710,7 @@
         <w:rPr>
           <w:lang w:val="id_ID" w:bidi="id_ID"/>
         </w:rPr>
-        <w:t>Titus 3:8</w:t>
+        <w:t>Titus 3:10–11</w:t>
       </w:r>
       <w:r>
         <w:rPr>
@@ -5686,90 +5727,6 @@
       </w:r>
       <w:r>
         <w:rPr>
-          <w:lang w:val="id_ID" w:bidi="id_ID"/>
-        </w:rPr>
-        <w:t xml:space="preserve">Perkataan ini benar dan yang dapat dipercaya adalah </w:t>
-      </w:r>
-      <w:hyperlink r:id="rId134">
-        <w:r>
-          <w:rPr>
-            <w:lang w:val="id_ID" w:bidi="id_ID"/>
-          </w:rPr>
-          <w:rPr>
-            <w:color w:val="0000EE"/>
-            <w:u w:val="single"/>
-          </w:rPr>
-          <w:t>Tit. 3:4–7</w:t>
-        </w:r>
-      </w:hyperlink>
-      <w:r>
-        <w:rPr>
-          <w:lang w:val="id_ID" w:bidi="id_ID"/>
-        </w:rPr>
-        <w:t xml:space="preserve"> (lihat juga </w:t>
-      </w:r>
-      <w:hyperlink r:id="rId115">
-        <w:r>
-          <w:rPr>
-            <w:lang w:val="id_ID" w:bidi="id_ID"/>
-          </w:rPr>
-          <w:rPr>
-            <w:color w:val="0000EE"/>
-            <w:u w:val="single"/>
-          </w:rPr>
-          <w:t>1Tim. 1:15</w:t>
-        </w:r>
-      </w:hyperlink>
-      <w:r>
-        <w:rPr>
-          <w:lang w:val="id_ID" w:bidi="id_ID"/>
-        </w:rPr>
-        <w:t>).</w:t>
-      </w:r>
-      <w:r>
-        <w:rPr>
-          <w:lang w:val="id_ID" w:bidi="id_ID"/>
-        </w:rPr>
-      </w:r>
-      <w:r>
-        <w:rPr>
-          <w:lang w:val="id_ID" w:bidi="id_ID"/>
-        </w:rPr>
-      </w:r>
-    </w:p>
-    <w:p>
-      <w:pPr/>
-      <w:r>
-        <w:rPr>
-          <w:lang w:val="id_ID" w:bidi="id_ID"/>
-        </w:rPr>
-      </w:r>
-    </w:p>
-    <w:p>
-      <w:pPr>
-        <w:pStyle w:val="Heading2"/>
-      </w:pPr>
-      <w:r>
-        <w:rPr>
-          <w:lang w:val="id_ID" w:bidi="id_ID"/>
-        </w:rPr>
-        <w:t>Titus 3:10–11</w:t>
-      </w:r>
-      <w:r>
-        <w:rPr>
-          <w:lang w:val="id_ID" w:bidi="id_ID"/>
-        </w:rPr>
-      </w:r>
-    </w:p>
-    <w:p>
-      <w:pPr/>
-      <w:r>
-        <w:rPr>
-          <w:lang w:val="id_ID" w:bidi="id_ID"/>
-        </w:rPr>
-      </w:r>
-      <w:r>
-        <w:rPr>
           <w:i/>
           <w:lang w:val="id_ID" w:bidi="id_ID"/>
         </w:rPr>
@@ -5781,7 +5738,7 @@
         </w:rPr>
         <w:t xml:space="preserve">: Ini merujuk pada orang-orang yang suka bertengkar dan sulit untuk diperbaiki atau diubah (lihat </w:t>
       </w:r>
-      <w:hyperlink r:id="rId38">
+      <w:hyperlink r:id="rId36">
         <w:r>
           <w:rPr>
             <w:lang w:val="id_ID" w:bidi="id_ID"/>
@@ -5799,7 +5756,7 @@
         </w:rPr>
         <w:t xml:space="preserve">, </w:t>
       </w:r>
-      <w:hyperlink r:id="rId48">
+      <w:hyperlink r:id="rId46">
         <w:r>
           <w:rPr>
             <w:lang w:val="id_ID" w:bidi="id_ID"/>
@@ -5869,7 +5826,7 @@
         </w:rPr>
         <w:t xml:space="preserve">Jelas bahwa Artemas atau Tikhikus akan menggantikan Titus di Kreta. Karena Tikhikus sebenarnya dikirim ke Efesus (lihat </w:t>
       </w:r>
-      <w:hyperlink r:id="rId135">
+      <w:hyperlink r:id="rId133">
         <w:r>
           <w:rPr>
             <w:lang w:val="id_ID" w:bidi="id_ID"/>
@@ -5912,6 +5869,90 @@
         </w:rPr>
         <w:t xml:space="preserve">: Ada beberapa kota yang memiliki nama ini. Kemungkinan besar, ini adalah kota besar di pantai barat semenanjung Yunani (sebidang tanah yang sebagian besar dikelilingi oleh air tetapi terhubung ke daratan di satu sisi). Mungkin Paulus pernah bekerja di sini sebelumnya (lihat </w:t>
       </w:r>
+      <w:hyperlink r:id="rId134">
+        <w:r>
+          <w:rPr>
+            <w:lang w:val="id_ID" w:bidi="id_ID"/>
+          </w:rPr>
+          <w:rPr>
+            <w:color w:val="0000EE"/>
+            <w:u w:val="single"/>
+          </w:rPr>
+          <w:t>Rm. 15:19</w:t>
+        </w:r>
+      </w:hyperlink>
+      <w:r>
+        <w:rPr>
+          <w:lang w:val="id_ID" w:bidi="id_ID"/>
+        </w:rPr>
+        <w:t>, yang menyebutkan aktivitas Paulus bahkan lebih jauh ke barat).</w:t>
+      </w:r>
+      <w:r>
+        <w:rPr>
+          <w:lang w:val="id_ID" w:bidi="id_ID"/>
+        </w:rPr>
+      </w:r>
+      <w:r>
+        <w:rPr>
+          <w:lang w:val="id_ID" w:bidi="id_ID"/>
+        </w:rPr>
+      </w:r>
+    </w:p>
+    <w:p>
+      <w:pPr/>
+      <w:r>
+        <w:rPr>
+          <w:lang w:val="id_ID" w:bidi="id_ID"/>
+        </w:rPr>
+      </w:r>
+    </w:p>
+    <w:p>
+      <w:pPr>
+        <w:pStyle w:val="Heading2"/>
+      </w:pPr>
+      <w:r>
+        <w:rPr>
+          <w:lang w:val="id_ID" w:bidi="id_ID"/>
+        </w:rPr>
+        <w:t>Titus 3:12–15</w:t>
+      </w:r>
+      <w:r>
+        <w:rPr>
+          <w:lang w:val="id_ID" w:bidi="id_ID"/>
+        </w:rPr>
+      </w:r>
+    </w:p>
+    <w:p>
+      <w:pPr/>
+      <w:r>
+        <w:rPr>
+          <w:lang w:val="id_ID" w:bidi="id_ID"/>
+        </w:rPr>
+      </w:r>
+      <w:r>
+        <w:rPr>
+          <w:lang w:val="id_ID" w:bidi="id_ID"/>
+        </w:rPr>
+        <w:t xml:space="preserve">Surat tersebut diakhiri dengan berita pada </w:t>
+      </w:r>
+      <w:hyperlink r:id="rId135">
+        <w:r>
+          <w:rPr>
+            <w:lang w:val="id_ID" w:bidi="id_ID"/>
+          </w:rPr>
+          <w:rPr>
+            <w:color w:val="0000EE"/>
+            <w:u w:val="single"/>
+          </w:rPr>
+          <w:t>Tit. 3:12</w:t>
+        </w:r>
+      </w:hyperlink>
+      <w:r>
+        <w:rPr>
+          <w:lang w:val="id_ID" w:bidi="id_ID"/>
+        </w:rPr>
+        <w:t xml:space="preserve">, dorongan terakhir (atau penyemangat) pada </w:t>
+      </w:r>
       <w:hyperlink r:id="rId136">
         <w:r>
           <w:rPr>
@@ -5921,100 +5962,16 @@
             <w:color w:val="0000EE"/>
             <w:u w:val="single"/>
           </w:rPr>
-          <w:t>Rm. 15:19</w:t>
-        </w:r>
-      </w:hyperlink>
-      <w:r>
-        <w:rPr>
-          <w:lang w:val="id_ID" w:bidi="id_ID"/>
-        </w:rPr>
-        <w:t>, yang menyebutkan aktivitas Paulus bahkan lebih jauh ke barat).</w:t>
-      </w:r>
-      <w:r>
-        <w:rPr>
-          <w:lang w:val="id_ID" w:bidi="id_ID"/>
-        </w:rPr>
-      </w:r>
-      <w:r>
-        <w:rPr>
-          <w:lang w:val="id_ID" w:bidi="id_ID"/>
-        </w:rPr>
-      </w:r>
-    </w:p>
-    <w:p>
-      <w:pPr/>
-      <w:r>
-        <w:rPr>
-          <w:lang w:val="id_ID" w:bidi="id_ID"/>
-        </w:rPr>
-      </w:r>
-    </w:p>
-    <w:p>
-      <w:pPr>
-        <w:pStyle w:val="Heading2"/>
-      </w:pPr>
-      <w:r>
-        <w:rPr>
-          <w:lang w:val="id_ID" w:bidi="id_ID"/>
-        </w:rPr>
-        <w:t>Titus 3:12–15</w:t>
-      </w:r>
-      <w:r>
-        <w:rPr>
-          <w:lang w:val="id_ID" w:bidi="id_ID"/>
-        </w:rPr>
-      </w:r>
-    </w:p>
-    <w:p>
-      <w:pPr/>
-      <w:r>
-        <w:rPr>
-          <w:lang w:val="id_ID" w:bidi="id_ID"/>
-        </w:rPr>
-      </w:r>
-      <w:r>
-        <w:rPr>
-          <w:lang w:val="id_ID" w:bidi="id_ID"/>
-        </w:rPr>
-        <w:t xml:space="preserve">Surat tersebut diakhiri dengan berita pada </w:t>
+          <w:t>Tit. 3:13–14</w:t>
+        </w:r>
+      </w:hyperlink>
+      <w:r>
+        <w:rPr>
+          <w:lang w:val="id_ID" w:bidi="id_ID"/>
+        </w:rPr>
+        <w:t xml:space="preserve">, salam, dan berkat pada </w:t>
       </w:r>
       <w:hyperlink r:id="rId137">
-        <w:r>
-          <w:rPr>
-            <w:lang w:val="id_ID" w:bidi="id_ID"/>
-          </w:rPr>
-          <w:rPr>
-            <w:color w:val="0000EE"/>
-            <w:u w:val="single"/>
-          </w:rPr>
-          <w:t>Tit. 3:12</w:t>
-        </w:r>
-      </w:hyperlink>
-      <w:r>
-        <w:rPr>
-          <w:lang w:val="id_ID" w:bidi="id_ID"/>
-        </w:rPr>
-        <w:t xml:space="preserve">, dorongan terakhir (atau penyemangat) pada </w:t>
-      </w:r>
-      <w:hyperlink r:id="rId138">
-        <w:r>
-          <w:rPr>
-            <w:lang w:val="id_ID" w:bidi="id_ID"/>
-          </w:rPr>
-          <w:rPr>
-            <w:color w:val="0000EE"/>
-            <w:u w:val="single"/>
-          </w:rPr>
-          <w:t>Tit. 3:13–14</w:t>
-        </w:r>
-      </w:hyperlink>
-      <w:r>
-        <w:rPr>
-          <w:lang w:val="id_ID" w:bidi="id_ID"/>
-        </w:rPr>
-        <w:t xml:space="preserve">, salam, dan berkat pada </w:t>
-      </w:r>
-      <w:hyperlink r:id="rId139">
         <w:r>
           <w:rPr>
             <w:lang w:val="id_ID" w:bidi="id_ID"/>
@@ -6102,7 +6059,7 @@
         </w:rPr>
         <w:t xml:space="preserve">Zenas mungkin adalah seorang ahli dalam hukum Romawi atau seorang ahli hukum Romawi (kata yang sama untuk pengacara terdapat di </w:t>
       </w:r>
-      <w:hyperlink r:id="rId140">
+      <w:hyperlink r:id="rId138">
         <w:r>
           <w:rPr>
             <w:lang w:val="id_ID" w:bidi="id_ID"/>
@@ -6120,7 +6077,7 @@
         </w:rPr>
         <w:t xml:space="preserve">; </w:t>
       </w:r>
-      <w:hyperlink r:id="rId141">
+      <w:hyperlink r:id="rId139">
         <w:r>
           <w:rPr>
             <w:lang w:val="id_ID" w:bidi="id_ID"/>
@@ -6156,6 +6113,42 @@
         </w:rPr>
         <w:t xml:space="preserve">Apolos mungkin adalah orang yang sama seperti yang disebutkan dalam </w:t>
       </w:r>
+      <w:hyperlink r:id="rId140">
+        <w:r>
+          <w:rPr>
+            <w:lang w:val="id_ID" w:bidi="id_ID"/>
+          </w:rPr>
+          <w:rPr>
+            <w:color w:val="0000EE"/>
+            <w:u w:val="single"/>
+          </w:rPr>
+          <w:t>Kisah. 18:24</w:t>
+        </w:r>
+      </w:hyperlink>
+      <w:r>
+        <w:rPr>
+          <w:lang w:val="id_ID" w:bidi="id_ID"/>
+        </w:rPr>
+        <w:t xml:space="preserve">; </w:t>
+      </w:r>
+      <w:hyperlink r:id="rId141">
+        <w:r>
+          <w:rPr>
+            <w:lang w:val="id_ID" w:bidi="id_ID"/>
+          </w:rPr>
+          <w:rPr>
+            <w:color w:val="0000EE"/>
+            <w:u w:val="single"/>
+          </w:rPr>
+          <w:t>19:1</w:t>
+        </w:r>
+      </w:hyperlink>
+      <w:r>
+        <w:rPr>
+          <w:lang w:val="id_ID" w:bidi="id_ID"/>
+        </w:rPr>
+        <w:t xml:space="preserve">; </w:t>
+      </w:r>
       <w:hyperlink r:id="rId142">
         <w:r>
           <w:rPr>
@@ -6165,7 +6158,7 @@
             <w:color w:val="0000EE"/>
             <w:u w:val="single"/>
           </w:rPr>
-          <w:t>Kisah. 18:24</w:t>
+          <w:t>1Kor. 1:12</w:t>
         </w:r>
       </w:hyperlink>
       <w:r>
@@ -6183,7 +6176,25 @@
             <w:color w:val="0000EE"/>
             <w:u w:val="single"/>
           </w:rPr>
-          <w:t>19:1</w:t>
+          <w:t>3:4–6</w:t>
+        </w:r>
+      </w:hyperlink>
+      <w:r>
+        <w:rPr>
+          <w:lang w:val="id_ID" w:bidi="id_ID"/>
+        </w:rPr>
+        <w:t xml:space="preserve">, </w:t>
+      </w:r>
+      <w:hyperlink r:id="rId144">
+        <w:r>
+          <w:rPr>
+            <w:lang w:val="id_ID" w:bidi="id_ID"/>
+          </w:rPr>
+          <w:rPr>
+            <w:color w:val="0000EE"/>
+            <w:u w:val="single"/>
+          </w:rPr>
+          <w:t>22</w:t>
         </w:r>
       </w:hyperlink>
       <w:r>
@@ -6192,16 +6203,16 @@
         </w:rPr>
         <w:t xml:space="preserve">; </w:t>
       </w:r>
-      <w:hyperlink r:id="rId144">
-        <w:r>
-          <w:rPr>
-            <w:lang w:val="id_ID" w:bidi="id_ID"/>
-          </w:rPr>
-          <w:rPr>
-            <w:color w:val="0000EE"/>
-            <w:u w:val="single"/>
-          </w:rPr>
-          <w:t>1Kor. 1:12</w:t>
+      <w:hyperlink r:id="rId145">
+        <w:r>
+          <w:rPr>
+            <w:lang w:val="id_ID" w:bidi="id_ID"/>
+          </w:rPr>
+          <w:rPr>
+            <w:color w:val="0000EE"/>
+            <w:u w:val="single"/>
+          </w:rPr>
+          <w:t>4:6</w:t>
         </w:r>
       </w:hyperlink>
       <w:r>
@@ -6210,61 +6221,7 @@
         </w:rPr>
         <w:t xml:space="preserve">; </w:t>
       </w:r>
-      <w:hyperlink r:id="rId145">
-        <w:r>
-          <w:rPr>
-            <w:lang w:val="id_ID" w:bidi="id_ID"/>
-          </w:rPr>
-          <w:rPr>
-            <w:color w:val="0000EE"/>
-            <w:u w:val="single"/>
-          </w:rPr>
-          <w:t>3:4–6</w:t>
-        </w:r>
-      </w:hyperlink>
-      <w:r>
-        <w:rPr>
-          <w:lang w:val="id_ID" w:bidi="id_ID"/>
-        </w:rPr>
-        <w:t xml:space="preserve">, </w:t>
-      </w:r>
       <w:hyperlink r:id="rId146">
-        <w:r>
-          <w:rPr>
-            <w:lang w:val="id_ID" w:bidi="id_ID"/>
-          </w:rPr>
-          <w:rPr>
-            <w:color w:val="0000EE"/>
-            <w:u w:val="single"/>
-          </w:rPr>
-          <w:t>22</w:t>
-        </w:r>
-      </w:hyperlink>
-      <w:r>
-        <w:rPr>
-          <w:lang w:val="id_ID" w:bidi="id_ID"/>
-        </w:rPr>
-        <w:t xml:space="preserve">; </w:t>
-      </w:r>
-      <w:hyperlink r:id="rId147">
-        <w:r>
-          <w:rPr>
-            <w:lang w:val="id_ID" w:bidi="id_ID"/>
-          </w:rPr>
-          <w:rPr>
-            <w:color w:val="0000EE"/>
-            <w:u w:val="single"/>
-          </w:rPr>
-          <w:t>4:6</w:t>
-        </w:r>
-      </w:hyperlink>
-      <w:r>
-        <w:rPr>
-          <w:lang w:val="id_ID" w:bidi="id_ID"/>
-        </w:rPr>
-        <w:t xml:space="preserve">; </w:t>
-      </w:r>
-      <w:hyperlink r:id="rId148">
         <w:r>
           <w:rPr>
             <w:lang w:val="id_ID" w:bidi="id_ID"/>
@@ -6307,6 +6264,42 @@
         </w:rPr>
         <w:t xml:space="preserve">: Lihat </w:t>
       </w:r>
+      <w:hyperlink r:id="rId147">
+        <w:r>
+          <w:rPr>
+            <w:lang w:val="id_ID" w:bidi="id_ID"/>
+          </w:rPr>
+          <w:rPr>
+            <w:color w:val="0000EE"/>
+            <w:u w:val="single"/>
+          </w:rPr>
+          <w:t>1Tim. 3:2</w:t>
+        </w:r>
+      </w:hyperlink>
+      <w:r>
+        <w:rPr>
+          <w:lang w:val="id_ID" w:bidi="id_ID"/>
+        </w:rPr>
+        <w:t xml:space="preserve">; </w:t>
+      </w:r>
+      <w:hyperlink r:id="rId148">
+        <w:r>
+          <w:rPr>
+            <w:lang w:val="id_ID" w:bidi="id_ID"/>
+          </w:rPr>
+          <w:rPr>
+            <w:color w:val="0000EE"/>
+            <w:u w:val="single"/>
+          </w:rPr>
+          <w:t>3 Yoh. 1:5–8</w:t>
+        </w:r>
+      </w:hyperlink>
+      <w:r>
+        <w:rPr>
+          <w:lang w:val="id_ID" w:bidi="id_ID"/>
+        </w:rPr>
+        <w:t xml:space="preserve">; bandingkan </w:t>
+      </w:r>
       <w:hyperlink r:id="rId149">
         <w:r>
           <w:rPr>
@@ -6316,7 +6309,7 @@
             <w:color w:val="0000EE"/>
             <w:u w:val="single"/>
           </w:rPr>
-          <w:t>1Tim. 3:2</w:t>
+          <w:t>Rm. 15:24</w:t>
         </w:r>
       </w:hyperlink>
       <w:r>
@@ -6334,14 +6327,14 @@
             <w:color w:val="0000EE"/>
             <w:u w:val="single"/>
           </w:rPr>
-          <w:t>3 Yoh. 1:5–8</w:t>
-        </w:r>
-      </w:hyperlink>
-      <w:r>
-        <w:rPr>
-          <w:lang w:val="id_ID" w:bidi="id_ID"/>
-        </w:rPr>
-        <w:t xml:space="preserve">; bandingkan </w:t>
+          <w:t>1Kor. 16:6</w:t>
+        </w:r>
+      </w:hyperlink>
+      <w:r>
+        <w:rPr>
+          <w:lang w:val="id_ID" w:bidi="id_ID"/>
+        </w:rPr>
+        <w:t xml:space="preserve">, </w:t>
       </w:r>
       <w:hyperlink r:id="rId151">
         <w:r>
@@ -6352,7 +6345,7 @@
             <w:color w:val="0000EE"/>
             <w:u w:val="single"/>
           </w:rPr>
-          <w:t>Rm. 15:24</w:t>
+          <w:t>11</w:t>
         </w:r>
       </w:hyperlink>
       <w:r>
@@ -6362,42 +6355,6 @@
         <w:t xml:space="preserve">; </w:t>
       </w:r>
       <w:hyperlink r:id="rId152">
-        <w:r>
-          <w:rPr>
-            <w:lang w:val="id_ID" w:bidi="id_ID"/>
-          </w:rPr>
-          <w:rPr>
-            <w:color w:val="0000EE"/>
-            <w:u w:val="single"/>
-          </w:rPr>
-          <w:t>1Kor. 16:6</w:t>
-        </w:r>
-      </w:hyperlink>
-      <w:r>
-        <w:rPr>
-          <w:lang w:val="id_ID" w:bidi="id_ID"/>
-        </w:rPr>
-        <w:t xml:space="preserve">, </w:t>
-      </w:r>
-      <w:hyperlink r:id="rId153">
-        <w:r>
-          <w:rPr>
-            <w:lang w:val="id_ID" w:bidi="id_ID"/>
-          </w:rPr>
-          <w:rPr>
-            <w:color w:val="0000EE"/>
-            <w:u w:val="single"/>
-          </w:rPr>
-          <w:t>11</w:t>
-        </w:r>
-      </w:hyperlink>
-      <w:r>
-        <w:rPr>
-          <w:lang w:val="id_ID" w:bidi="id_ID"/>
-        </w:rPr>
-        <w:t xml:space="preserve">; </w:t>
-      </w:r>
-      <w:hyperlink r:id="rId154">
         <w:r>
           <w:rPr>
             <w:lang w:val="id_ID" w:bidi="id_ID"/>
@@ -6467,6 +6424,42 @@
         </w:rPr>
         <w:t xml:space="preserve">Nasihat terakhir ini berkaitan dengan tanggung jawab untuk merawat Zenas dan Apolos (lihat </w:t>
       </w:r>
+      <w:hyperlink r:id="rId153">
+        <w:r>
+          <w:rPr>
+            <w:lang w:val="id_ID" w:bidi="id_ID"/>
+          </w:rPr>
+          <w:rPr>
+            <w:color w:val="0000EE"/>
+            <w:u w:val="single"/>
+          </w:rPr>
+          <w:t>Rm 12:13</w:t>
+        </w:r>
+      </w:hyperlink>
+      <w:r>
+        <w:rPr>
+          <w:lang w:val="id_ID" w:bidi="id_ID"/>
+        </w:rPr>
+        <w:t xml:space="preserve">; </w:t>
+      </w:r>
+      <w:hyperlink r:id="rId154">
+        <w:r>
+          <w:rPr>
+            <w:lang w:val="id_ID" w:bidi="id_ID"/>
+          </w:rPr>
+          <w:rPr>
+            <w:color w:val="0000EE"/>
+            <w:u w:val="single"/>
+          </w:rPr>
+          <w:t>Ef. 4:28</w:t>
+        </w:r>
+      </w:hyperlink>
+      <w:r>
+        <w:rPr>
+          <w:lang w:val="id_ID" w:bidi="id_ID"/>
+        </w:rPr>
+        <w:t xml:space="preserve">; </w:t>
+      </w:r>
       <w:hyperlink r:id="rId155">
         <w:r>
           <w:rPr>
@@ -6476,7 +6469,7 @@
             <w:color w:val="0000EE"/>
             <w:u w:val="single"/>
           </w:rPr>
-          <w:t>Rm 12:13</w:t>
+          <w:t>1Tes. 4:11</w:t>
         </w:r>
       </w:hyperlink>
       <w:r>
@@ -6494,7 +6487,25 @@
             <w:color w:val="0000EE"/>
             <w:u w:val="single"/>
           </w:rPr>
-          <w:t>Ef. 4:28</w:t>
+          <w:t>1Tim. 5:8</w:t>
+        </w:r>
+      </w:hyperlink>
+      <w:r>
+        <w:rPr>
+          <w:lang w:val="id_ID" w:bidi="id_ID"/>
+        </w:rPr>
+        <w:t xml:space="preserve">, </w:t>
+      </w:r>
+      <w:hyperlink r:id="rId157">
+        <w:r>
+          <w:rPr>
+            <w:lang w:val="id_ID" w:bidi="id_ID"/>
+          </w:rPr>
+          <w:rPr>
+            <w:color w:val="0000EE"/>
+            <w:u w:val="single"/>
+          </w:rPr>
+          <w:t>16</w:t>
         </w:r>
       </w:hyperlink>
       <w:r>
@@ -6503,61 +6514,7 @@
         </w:rPr>
         <w:t xml:space="preserve">; </w:t>
       </w:r>
-      <w:hyperlink r:id="rId157">
-        <w:r>
-          <w:rPr>
-            <w:lang w:val="id_ID" w:bidi="id_ID"/>
-          </w:rPr>
-          <w:rPr>
-            <w:color w:val="0000EE"/>
-            <w:u w:val="single"/>
-          </w:rPr>
-          <w:t>1Tes. 4:11</w:t>
-        </w:r>
-      </w:hyperlink>
-      <w:r>
-        <w:rPr>
-          <w:lang w:val="id_ID" w:bidi="id_ID"/>
-        </w:rPr>
-        <w:t xml:space="preserve">; </w:t>
-      </w:r>
       <w:hyperlink r:id="rId158">
-        <w:r>
-          <w:rPr>
-            <w:lang w:val="id_ID" w:bidi="id_ID"/>
-          </w:rPr>
-          <w:rPr>
-            <w:color w:val="0000EE"/>
-            <w:u w:val="single"/>
-          </w:rPr>
-          <w:t>1Tim. 5:8</w:t>
-        </w:r>
-      </w:hyperlink>
-      <w:r>
-        <w:rPr>
-          <w:lang w:val="id_ID" w:bidi="id_ID"/>
-        </w:rPr>
-        <w:t xml:space="preserve">, </w:t>
-      </w:r>
-      <w:hyperlink r:id="rId159">
-        <w:r>
-          <w:rPr>
-            <w:lang w:val="id_ID" w:bidi="id_ID"/>
-          </w:rPr>
-          <w:rPr>
-            <w:color w:val="0000EE"/>
-            <w:u w:val="single"/>
-          </w:rPr>
-          <w:t>16</w:t>
-        </w:r>
-      </w:hyperlink>
-      <w:r>
-        <w:rPr>
-          <w:lang w:val="id_ID" w:bidi="id_ID"/>
-        </w:rPr>
-        <w:t xml:space="preserve">; </w:t>
-      </w:r>
-      <w:hyperlink r:id="rId160">
         <w:r>
           <w:rPr>
             <w:lang w:val="id_ID" w:bidi="id_ID"/>
@@ -6648,7 +6605,7 @@
         </w:rPr>
         <w:t xml:space="preserve">: Surat itu ditujukan kepada Titus dalam </w:t>
       </w:r>
-      <w:hyperlink r:id="rId26">
+      <w:hyperlink r:id="rId24">
         <w:r>
           <w:rPr>
             <w:lang w:val="id_ID" w:bidi="id_ID"/>

--- a/ind/docx/56.content.docx
+++ b/ind/docx/56.content.docx
@@ -163,13 +163,6 @@
         <w:rPr>
           <w:lang w:val="id_ID" w:bidi="id_ID"/>
         </w:rPr>
-      </w:r>
-      <w:r>
-        <w:rPr>
-          <w:i/>
-          <w:lang w:val="id_ID" w:bidi="id_ID"/>
-        </w:rPr>
-        <w:t>Titus 1:1, Titus 1:1–4, Titus 1:2, Titus 1:3, Titus 1:4, Titus 1:5, Titus 1:5–9, Titus 1:5–16, Titus 1:6, Titus 1:7, Titus 1:9, Titus 1:10, Titus 1:10–16, Titus 1:11, Titus 1:12, Titus 1:13, Titus 1:14, Titus 1:15, Titus 1:15–16, Titus 1:16, Titus 2:1–15, Titus 2:9–10, Titus 2:11, Titus 2:11–15, Titus 2:12, Titus 2:13, Titus 2:14, Titus 3:1, Titus 3:1–11, Titus 3:3, Titus 3:4, Titus 3:4–7, Titus 3:5, Titus 3:7, Titus 3:8, Titus 3:10–11, Titus 3:12, Titus 3:12–15, Titus 3:13, Titus 3:14, Titus 3:15</w:t>
       </w:r>
       <w:r>
         <w:rPr>

--- a/ind/docx/56.content.docx
+++ b/ind/docx/56.content.docx
@@ -150,19 +150,6 @@
           <w:lang w:val="id_ID" w:bidi="id_ID"/>
         </w:rPr>
         <w:t>TIT</w:t>
-      </w:r>
-      <w:r>
-        <w:rPr>
-          <w:lang w:val="id_ID" w:bidi="id_ID"/>
-        </w:rPr>
-      </w:r>
-    </w:p>
-    <w:p>
-      <w:pPr/>
-      <w:r>
-        <w:rPr>
-          <w:lang w:val="id_ID" w:bidi="id_ID"/>
-        </w:rPr>
       </w:r>
       <w:r>
         <w:rPr>

--- a/ind/docx/56.content.docx
+++ b/ind/docx/56.content.docx
@@ -19,7 +19,7 @@
         <w:rPr>
           <w:lang w:val="id_ID" w:bidi="id_ID"/>
         </w:rPr>
-        <w:t>Resource: Catatan Studi (Tyndale)</w:t>
+        <w:t>Resource: Tyndale Open Study Notes</w:t>
       </w:r>
       <w:r>
         <w:rPr>
@@ -112,7 +112,7 @@
         <w:rPr>
           <w:lang w:val="id_ID" w:bidi="id_ID"/>
         </w:rPr>
-        <w:t>Catatan Studi (Tyndale)</w:t>
+        <w:t>Tyndale Open Study Notes</w:t>
       </w:r>
     </w:p>
     <w:p>

--- a/ind/docx/56.content.docx
+++ b/ind/docx/56.content.docx
@@ -19,7 +19,7 @@
         <w:rPr>
           <w:lang w:val="id_ID" w:bidi="id_ID"/>
         </w:rPr>
-        <w:t>Resource: Tyndale Open Study Notes</w:t>
+        <w:t>Resource: Aquifer Open Study Notes</w:t>
       </w:r>
       <w:r>
         <w:rPr>
@@ -112,7 +112,7 @@
         <w:rPr>
           <w:lang w:val="id_ID" w:bidi="id_ID"/>
         </w:rPr>
-        <w:t>Tyndale Open Study Notes</w:t>
+        <w:t>Aquifer Open Study Notes</w:t>
       </w:r>
     </w:p>
     <w:p>

--- a/ind/docx/56.content.docx
+++ b/ind/docx/56.content.docx
@@ -240,36 +240,24 @@
         </w:rPr>
         <w:t xml:space="preserve">: Lihat </w:t>
       </w:r>
-      <w:hyperlink r:id="rId13">
-        <w:r>
-          <w:rPr>
-            <w:lang w:val="id_ID" w:bidi="id_ID"/>
-          </w:rPr>
-          <w:rPr>
-            <w:color w:val="0000EE"/>
-            <w:u w:val="single"/>
-          </w:rPr>
-          <w:t>Tit. 2:11–14</w:t>
-        </w:r>
-      </w:hyperlink>
+      <w:r>
+        <w:rPr>
+          <w:lang w:val="id_ID" w:bidi="id_ID"/>
+        </w:rPr>
+        <w:t>Tit. 2:11–14</w:t>
+      </w:r>
       <w:r>
         <w:rPr>
           <w:lang w:val="id_ID" w:bidi="id_ID"/>
         </w:rPr>
         <w:t xml:space="preserve">; </w:t>
       </w:r>
-      <w:hyperlink r:id="rId14">
-        <w:r>
-          <w:rPr>
-            <w:lang w:val="id_ID" w:bidi="id_ID"/>
-          </w:rPr>
-          <w:rPr>
-            <w:color w:val="0000EE"/>
-            <w:u w:val="single"/>
-          </w:rPr>
-          <w:t>1Tim. 6:3</w:t>
-        </w:r>
-      </w:hyperlink>
+      <w:r>
+        <w:rPr>
+          <w:lang w:val="id_ID" w:bidi="id_ID"/>
+        </w:rPr>
+        <w:t>1Tim. 6:3</w:t>
+      </w:r>
       <w:r>
         <w:rPr>
           <w:lang w:val="id_ID" w:bidi="id_ID"/>
@@ -324,18 +312,12 @@
         </w:rPr>
         <w:t>Bagian awal dari Kitab Titus, seperti halnya 1 Timotius (</w:t>
       </w:r>
-      <w:hyperlink r:id="rId15">
-        <w:r>
-          <w:rPr>
-            <w:lang w:val="id_ID" w:bidi="id_ID"/>
-          </w:rPr>
-          <w:rPr>
-            <w:color w:val="0000EE"/>
-            <w:u w:val="single"/>
-          </w:rPr>
-          <w:t>1Tim. 1:1–2</w:t>
-        </w:r>
-      </w:hyperlink>
+      <w:r>
+        <w:rPr>
+          <w:lang w:val="id_ID" w:bidi="id_ID"/>
+        </w:rPr>
+        <w:t>1Tim. 1:1–2</w:t>
+      </w:r>
       <w:r>
         <w:rPr>
           <w:lang w:val="id_ID" w:bidi="id_ID"/>
@@ -394,36 +376,24 @@
         </w:rPr>
         <w:t xml:space="preserve">Mempercayai bahwa mereka memiliki kehidupan kekal memungkinkan umat Allah untuk menjalani hidup dengan baik saat ini (lihat </w:t>
       </w:r>
-      <w:hyperlink r:id="rId13">
-        <w:r>
-          <w:rPr>
-            <w:lang w:val="id_ID" w:bidi="id_ID"/>
-          </w:rPr>
-          <w:rPr>
-            <w:color w:val="0000EE"/>
-            <w:u w:val="single"/>
-          </w:rPr>
-          <w:t>Tit. 2:11–14</w:t>
-        </w:r>
-      </w:hyperlink>
+      <w:r>
+        <w:rPr>
+          <w:lang w:val="id_ID" w:bidi="id_ID"/>
+        </w:rPr>
+        <w:t>Tit. 2:11–14</w:t>
+      </w:r>
       <w:r>
         <w:rPr>
           <w:lang w:val="id_ID" w:bidi="id_ID"/>
         </w:rPr>
         <w:t xml:space="preserve">; </w:t>
       </w:r>
-      <w:hyperlink r:id="rId16">
-        <w:r>
-          <w:rPr>
-            <w:lang w:val="id_ID" w:bidi="id_ID"/>
-          </w:rPr>
-          <w:rPr>
-            <w:color w:val="0000EE"/>
-            <w:u w:val="single"/>
-          </w:rPr>
-          <w:t>3:7–8</w:t>
-        </w:r>
-      </w:hyperlink>
+      <w:r>
+        <w:rPr>
+          <w:lang w:val="id_ID" w:bidi="id_ID"/>
+        </w:rPr>
+        <w:t>3:7–8</w:t>
+      </w:r>
       <w:r>
         <w:rPr>
           <w:lang w:val="id_ID" w:bidi="id_ID"/>
@@ -467,72 +437,48 @@
         </w:rPr>
         <w:t>). Pernyataan ini juga menekankan rencana keselamatan Allah yang tidak berubah (</w:t>
       </w:r>
-      <w:hyperlink r:id="rId17">
-        <w:r>
-          <w:rPr>
-            <w:lang w:val="id_ID" w:bidi="id_ID"/>
-          </w:rPr>
-          <w:rPr>
-            <w:color w:val="0000EE"/>
-            <w:u w:val="single"/>
-          </w:rPr>
-          <w:t>1:1</w:t>
-        </w:r>
-      </w:hyperlink>
+      <w:r>
+        <w:rPr>
+          <w:lang w:val="id_ID" w:bidi="id_ID"/>
+        </w:rPr>
+        <w:t>1:1</w:t>
+      </w:r>
       <w:r>
         <w:rPr>
           <w:lang w:val="id_ID" w:bidi="id_ID"/>
         </w:rPr>
         <w:t xml:space="preserve">): Allah dapat dipercaya untuk memenuhi janji-janji-Nya (lihat </w:t>
       </w:r>
-      <w:hyperlink r:id="rId18">
-        <w:r>
-          <w:rPr>
-            <w:lang w:val="id_ID" w:bidi="id_ID"/>
-          </w:rPr>
-          <w:rPr>
-            <w:color w:val="0000EE"/>
-            <w:u w:val="single"/>
-          </w:rPr>
-          <w:t>Bil. 23:19</w:t>
-        </w:r>
-      </w:hyperlink>
+      <w:r>
+        <w:rPr>
+          <w:lang w:val="id_ID" w:bidi="id_ID"/>
+        </w:rPr>
+        <w:t>Bil. 23:19</w:t>
+      </w:r>
       <w:r>
         <w:rPr>
           <w:lang w:val="id_ID" w:bidi="id_ID"/>
         </w:rPr>
         <w:t xml:space="preserve">; </w:t>
       </w:r>
-      <w:hyperlink r:id="rId19">
-        <w:r>
-          <w:rPr>
-            <w:lang w:val="id_ID" w:bidi="id_ID"/>
-          </w:rPr>
-          <w:rPr>
-            <w:color w:val="0000EE"/>
-            <w:u w:val="single"/>
-          </w:rPr>
-          <w:t>1Sam. 15:29</w:t>
-        </w:r>
-      </w:hyperlink>
+      <w:r>
+        <w:rPr>
+          <w:lang w:val="id_ID" w:bidi="id_ID"/>
+        </w:rPr>
+        <w:t>1Sam. 15:29</w:t>
+      </w:r>
       <w:r>
         <w:rPr>
           <w:lang w:val="id_ID" w:bidi="id_ID"/>
         </w:rPr>
         <w:t xml:space="preserve">; </w:t>
       </w:r>
-      <w:hyperlink r:id="rId20">
-        <w:r>
-          <w:rPr>
-            <w:lang w:val="id_ID" w:bidi="id_ID"/>
-          </w:rPr>
-          <w:rPr>
-            <w:color w:val="0000EE"/>
-            <w:u w:val="single"/>
-          </w:rPr>
-          <w:t>Rm. 3:3–4</w:t>
-        </w:r>
-      </w:hyperlink>
+      <w:r>
+        <w:rPr>
+          <w:lang w:val="id_ID" w:bidi="id_ID"/>
+        </w:rPr>
+        <w:t>Rm. 3:3–4</w:t>
+      </w:r>
       <w:r>
         <w:rPr>
           <w:lang w:val="id_ID" w:bidi="id_ID"/>
@@ -598,54 +544,36 @@
         </w:rPr>
         <w:t xml:space="preserve">: Inisiatif sepenuhnya ada pada Allah, yang melaksanakan rencana-Nya sesuai dengan waktu dan kehendak-Nya (lihat </w:t>
       </w:r>
-      <w:hyperlink r:id="rId21">
-        <w:r>
-          <w:rPr>
-            <w:lang w:val="id_ID" w:bidi="id_ID"/>
-          </w:rPr>
-          <w:rPr>
-            <w:color w:val="0000EE"/>
-            <w:u w:val="single"/>
-          </w:rPr>
-          <w:t>Tit. 3:5</w:t>
-        </w:r>
-      </w:hyperlink>
+      <w:r>
+        <w:rPr>
+          <w:lang w:val="id_ID" w:bidi="id_ID"/>
+        </w:rPr>
+        <w:t>Tit. 3:5</w:t>
+      </w:r>
       <w:r>
         <w:rPr>
           <w:lang w:val="id_ID" w:bidi="id_ID"/>
         </w:rPr>
         <w:t xml:space="preserve">; </w:t>
       </w:r>
-      <w:hyperlink r:id="rId22">
-        <w:r>
-          <w:rPr>
-            <w:lang w:val="id_ID" w:bidi="id_ID"/>
-          </w:rPr>
-          <w:rPr>
-            <w:color w:val="0000EE"/>
-            <w:u w:val="single"/>
-          </w:rPr>
-          <w:t>1Tim. 2:6</w:t>
-        </w:r>
-      </w:hyperlink>
+      <w:r>
+        <w:rPr>
+          <w:lang w:val="id_ID" w:bidi="id_ID"/>
+        </w:rPr>
+        <w:t>1Tim. 2:6</w:t>
+      </w:r>
       <w:r>
         <w:rPr>
           <w:lang w:val="id_ID" w:bidi="id_ID"/>
         </w:rPr>
         <w:t xml:space="preserve">; </w:t>
       </w:r>
-      <w:hyperlink r:id="rId23">
-        <w:r>
-          <w:rPr>
-            <w:lang w:val="id_ID" w:bidi="id_ID"/>
-          </w:rPr>
-          <w:rPr>
-            <w:color w:val="0000EE"/>
-            <w:u w:val="single"/>
-          </w:rPr>
-          <w:t>2Tim. 1:10</w:t>
-        </w:r>
-      </w:hyperlink>
+      <w:r>
+        <w:rPr>
+          <w:lang w:val="id_ID" w:bidi="id_ID"/>
+        </w:rPr>
+        <w:t>2Tim. 1:10</w:t>
+      </w:r>
       <w:r>
         <w:rPr>
           <w:lang w:val="id_ID" w:bidi="id_ID"/>
@@ -677,90 +605,60 @@
         </w:rPr>
         <w:t xml:space="preserve">: Dalam </w:t>
       </w:r>
-      <w:hyperlink r:id="rId24">
-        <w:r>
-          <w:rPr>
-            <w:lang w:val="id_ID" w:bidi="id_ID"/>
-          </w:rPr>
-          <w:rPr>
-            <w:color w:val="0000EE"/>
-            <w:u w:val="single"/>
-          </w:rPr>
-          <w:t>Tit. 1:4</w:t>
-        </w:r>
-      </w:hyperlink>
+      <w:r>
+        <w:rPr>
+          <w:lang w:val="id_ID" w:bidi="id_ID"/>
+        </w:rPr>
+        <w:t>Tit. 1:4</w:t>
+      </w:r>
       <w:r>
         <w:rPr>
           <w:lang w:val="id_ID" w:bidi="id_ID"/>
         </w:rPr>
         <w:t xml:space="preserve">, Yesus juga disebut "Juruselamat kita," yang mengidentifikasi Yesus dengan Allah (lihat </w:t>
       </w:r>
-      <w:hyperlink r:id="rId25">
-        <w:r>
-          <w:rPr>
-            <w:lang w:val="id_ID" w:bidi="id_ID"/>
-          </w:rPr>
-          <w:rPr>
-            <w:color w:val="0000EE"/>
-            <w:u w:val="single"/>
-          </w:rPr>
-          <w:t>Tit. 2:10</w:t>
-        </w:r>
-      </w:hyperlink>
+      <w:r>
+        <w:rPr>
+          <w:lang w:val="id_ID" w:bidi="id_ID"/>
+        </w:rPr>
+        <w:t>Tit. 2:10</w:t>
+      </w:r>
       <w:r>
         <w:rPr>
           <w:lang w:val="id_ID" w:bidi="id_ID"/>
         </w:rPr>
         <w:t xml:space="preserve">, </w:t>
       </w:r>
-      <w:hyperlink r:id="rId26">
-        <w:r>
-          <w:rPr>
-            <w:lang w:val="id_ID" w:bidi="id_ID"/>
-          </w:rPr>
-          <w:rPr>
-            <w:color w:val="0000EE"/>
-            <w:u w:val="single"/>
-          </w:rPr>
-          <w:t>13</w:t>
-        </w:r>
-      </w:hyperlink>
+      <w:r>
+        <w:rPr>
+          <w:lang w:val="id_ID" w:bidi="id_ID"/>
+        </w:rPr>
+        <w:t>13</w:t>
+      </w:r>
       <w:r>
         <w:rPr>
           <w:lang w:val="id_ID" w:bidi="id_ID"/>
         </w:rPr>
         <w:t xml:space="preserve">; </w:t>
       </w:r>
-      <w:hyperlink r:id="rId27">
-        <w:r>
-          <w:rPr>
-            <w:lang w:val="id_ID" w:bidi="id_ID"/>
-          </w:rPr>
-          <w:rPr>
-            <w:color w:val="0000EE"/>
-            <w:u w:val="single"/>
-          </w:rPr>
-          <w:t>3:4</w:t>
-        </w:r>
-      </w:hyperlink>
+      <w:r>
+        <w:rPr>
+          <w:lang w:val="id_ID" w:bidi="id_ID"/>
+        </w:rPr>
+        <w:t>3:4</w:t>
+      </w:r>
       <w:r>
         <w:rPr>
           <w:lang w:val="id_ID" w:bidi="id_ID"/>
         </w:rPr>
         <w:t xml:space="preserve">, </w:t>
       </w:r>
-      <w:hyperlink r:id="rId28">
-        <w:r>
-          <w:rPr>
-            <w:lang w:val="id_ID" w:bidi="id_ID"/>
-          </w:rPr>
-          <w:rPr>
-            <w:color w:val="0000EE"/>
-            <w:u w:val="single"/>
-          </w:rPr>
-          <w:t>6</w:t>
-        </w:r>
-      </w:hyperlink>
+      <w:r>
+        <w:rPr>
+          <w:lang w:val="id_ID" w:bidi="id_ID"/>
+        </w:rPr>
+        <w:t>6</w:t>
+      </w:r>
       <w:r>
         <w:rPr>
           <w:lang w:val="id_ID" w:bidi="id_ID"/>
@@ -844,18 +742,12 @@
         </w:rPr>
         <w:t xml:space="preserve">: Ungkapan ini memberikan wewenang kepada delegasi (seperti dalam </w:t>
       </w:r>
-      <w:hyperlink r:id="rId29">
-        <w:r>
-          <w:rPr>
-            <w:lang w:val="id_ID" w:bidi="id_ID"/>
-          </w:rPr>
-          <w:rPr>
-            <w:color w:val="0000EE"/>
-            <w:u w:val="single"/>
-          </w:rPr>
-          <w:t>1Tim. 1:2</w:t>
-        </w:r>
-      </w:hyperlink>
+      <w:r>
+        <w:rPr>
+          <w:lang w:val="id_ID" w:bidi="id_ID"/>
+        </w:rPr>
+        <w:t>1Tim. 1:2</w:t>
+      </w:r>
       <w:r>
         <w:rPr>
           <w:lang w:val="id_ID" w:bidi="id_ID"/>
@@ -914,18 +806,12 @@
         </w:rPr>
         <w:t>Kreta terletak di Mediterania, di selatan Laut Aegea. Lokasinya yang strategis menjadikannya penting untuk perjalanan dan perdagangan laut, sehingga memiliki campuran pengaruh budaya, termasuk populasi Yahudi. Beberapa orang dari Kreta hadir di Pentakosta (</w:t>
       </w:r>
-      <w:hyperlink r:id="rId30">
-        <w:r>
-          <w:rPr>
-            <w:lang w:val="id_ID" w:bidi="id_ID"/>
-          </w:rPr>
-          <w:rPr>
-            <w:color w:val="0000EE"/>
-            <w:u w:val="single"/>
-          </w:rPr>
-          <w:t>Kisah 2:11</w:t>
-        </w:r>
-      </w:hyperlink>
+      <w:r>
+        <w:rPr>
+          <w:lang w:val="id_ID" w:bidi="id_ID"/>
+        </w:rPr>
+        <w:t>Kisah 2:11</w:t>
+      </w:r>
       <w:r>
         <w:rPr>
           <w:lang w:val="id_ID" w:bidi="id_ID"/>
@@ -1009,18 +895,12 @@
         </w:rPr>
         <w:t xml:space="preserve">Titus diperintahkan untuk menunjuk pemimpin guna menyelesaikan hal-hal yang belum terselesaikan—yaitu, mendirikan gereja (bdk. </w:t>
       </w:r>
-      <w:hyperlink r:id="rId31">
-        <w:r>
-          <w:rPr>
-            <w:lang w:val="id_ID" w:bidi="id_ID"/>
-          </w:rPr>
-          <w:rPr>
-            <w:color w:val="0000EE"/>
-            <w:u w:val="single"/>
-          </w:rPr>
-          <w:t>1Tim. 3:1–13</w:t>
-        </w:r>
-      </w:hyperlink>
+      <w:r>
+        <w:rPr>
+          <w:lang w:val="id_ID" w:bidi="id_ID"/>
+        </w:rPr>
+        <w:t>1Tim. 3:1–13</w:t>
+      </w:r>
       <w:r>
         <w:rPr>
           <w:lang w:val="id_ID" w:bidi="id_ID"/>
@@ -1045,18 +925,12 @@
         </w:rPr>
         <w:t xml:space="preserve">Kualitas kepemimpinan ini mungkin merupakan penyesuaian terhadap kebaruan para petobat ini dan kekasaran budaya mereka. Diasumsikan bahwa para penatua adalah seorang laki-laki (lihat </w:t>
       </w:r>
-      <w:hyperlink r:id="rId32">
-        <w:r>
-          <w:rPr>
-            <w:lang w:val="id_ID" w:bidi="id_ID"/>
-          </w:rPr>
-          <w:rPr>
-            <w:color w:val="0000EE"/>
-            <w:u w:val="single"/>
-          </w:rPr>
-          <w:t>1Tim. 3:4–5</w:t>
-        </w:r>
-      </w:hyperlink>
+      <w:r>
+        <w:rPr>
+          <w:lang w:val="id_ID" w:bidi="id_ID"/>
+        </w:rPr>
+        <w:t>1Tim. 3:4–5</w:t>
+      </w:r>
       <w:r>
         <w:rPr>
           <w:lang w:val="id_ID" w:bidi="id_ID"/>
@@ -1111,36 +985,24 @@
         </w:rPr>
         <w:t>Kepemimpinan yang kuat dan setia diperlukan di gereja-gereja Kreta untuk menghadapi ancaman dari guru-guru palsu (</w:t>
       </w:r>
-      <w:hyperlink r:id="rId33">
-        <w:r>
-          <w:rPr>
-            <w:lang w:val="id_ID" w:bidi="id_ID"/>
-          </w:rPr>
-          <w:rPr>
-            <w:color w:val="0000EE"/>
-            <w:u w:val="single"/>
-          </w:rPr>
-          <w:t>Tit. 1:10–16</w:t>
-        </w:r>
-      </w:hyperlink>
+      <w:r>
+        <w:rPr>
+          <w:lang w:val="id_ID" w:bidi="id_ID"/>
+        </w:rPr>
+        <w:t>Tit. 1:10–16</w:t>
+      </w:r>
       <w:r>
         <w:rPr>
           <w:lang w:val="id_ID" w:bidi="id_ID"/>
         </w:rPr>
         <w:t xml:space="preserve">). Tugas Titus ini sejalan dengan tujuan utama surat tersebut: membentuk komunitas yang memberikan kesaksian tentang Kristus dengan mewujudkan kasih karunia Allah dalam perilaku mereka. Bandingkan dengan </w:t>
       </w:r>
-      <w:hyperlink r:id="rId34">
-        <w:r>
-          <w:rPr>
-            <w:lang w:val="id_ID" w:bidi="id_ID"/>
-          </w:rPr>
-          <w:rPr>
-            <w:color w:val="0000EE"/>
-            <w:u w:val="single"/>
-          </w:rPr>
-          <w:t>1Tim. 3:1–7</w:t>
-        </w:r>
-      </w:hyperlink>
+      <w:r>
+        <w:rPr>
+          <w:lang w:val="id_ID" w:bidi="id_ID"/>
+        </w:rPr>
+        <w:t>1Tim. 3:1–7</w:t>
+      </w:r>
       <w:r>
         <w:rPr>
           <w:lang w:val="id_ID" w:bidi="id_ID"/>
@@ -1243,18 +1105,12 @@
         </w:rPr>
         <w:t xml:space="preserve"> (yaitu, perilaku sembrono atau pemberontakan): Ini mungkin mencerminkan budaya Kreta yang memiliki standar moral rendah (</w:t>
       </w:r>
-      <w:hyperlink r:id="rId35">
-        <w:r>
-          <w:rPr>
-            <w:lang w:val="id_ID" w:bidi="id_ID"/>
-          </w:rPr>
-          <w:rPr>
-            <w:color w:val="0000EE"/>
-            <w:u w:val="single"/>
-          </w:rPr>
-          <w:t>Tit. 1:12</w:t>
-        </w:r>
-      </w:hyperlink>
+      <w:r>
+        <w:rPr>
+          <w:lang w:val="id_ID" w:bidi="id_ID"/>
+        </w:rPr>
+        <w:t>Tit. 1:12</w:t>
+      </w:r>
       <w:r>
         <w:rPr>
           <w:lang w:val="id_ID" w:bidi="id_ID"/>
@@ -1339,126 +1195,84 @@
         </w:rPr>
         <w:t xml:space="preserve">) adalah pengatur rumah Allah: Lihat </w:t>
       </w:r>
-      <w:hyperlink r:id="rId36">
-        <w:r>
-          <w:rPr>
-            <w:lang w:val="id_ID" w:bidi="id_ID"/>
-          </w:rPr>
-          <w:rPr>
-            <w:color w:val="0000EE"/>
-            <w:u w:val="single"/>
-          </w:rPr>
-          <w:t>Tit. 1:11</w:t>
-        </w:r>
-      </w:hyperlink>
+      <w:r>
+        <w:rPr>
+          <w:lang w:val="id_ID" w:bidi="id_ID"/>
+        </w:rPr>
+        <w:t>Tit. 1:11</w:t>
+      </w:r>
       <w:r>
         <w:rPr>
           <w:lang w:val="id_ID" w:bidi="id_ID"/>
         </w:rPr>
         <w:t xml:space="preserve">; </w:t>
       </w:r>
-      <w:hyperlink r:id="rId37">
-        <w:r>
-          <w:rPr>
-            <w:lang w:val="id_ID" w:bidi="id_ID"/>
-          </w:rPr>
-          <w:rPr>
-            <w:color w:val="0000EE"/>
-            <w:u w:val="single"/>
-          </w:rPr>
-          <w:t>2:2–10</w:t>
-        </w:r>
-      </w:hyperlink>
+      <w:r>
+        <w:rPr>
+          <w:lang w:val="id_ID" w:bidi="id_ID"/>
+        </w:rPr>
+        <w:t>2:2–10</w:t>
+      </w:r>
       <w:r>
         <w:rPr>
           <w:lang w:val="id_ID" w:bidi="id_ID"/>
         </w:rPr>
         <w:t xml:space="preserve">; </w:t>
       </w:r>
-      <w:hyperlink r:id="rId38">
-        <w:r>
-          <w:rPr>
-            <w:lang w:val="id_ID" w:bidi="id_ID"/>
-          </w:rPr>
-          <w:rPr>
-            <w:color w:val="0000EE"/>
-            <w:u w:val="single"/>
-          </w:rPr>
-          <w:t>1Tim. 1:4</w:t>
-        </w:r>
-      </w:hyperlink>
+      <w:r>
+        <w:rPr>
+          <w:lang w:val="id_ID" w:bidi="id_ID"/>
+        </w:rPr>
+        <w:t>1Tim. 1:4</w:t>
+      </w:r>
       <w:r>
         <w:rPr>
           <w:lang w:val="id_ID" w:bidi="id_ID"/>
         </w:rPr>
         <w:t xml:space="preserve">; </w:t>
       </w:r>
-      <w:hyperlink r:id="rId32">
-        <w:r>
-          <w:rPr>
-            <w:lang w:val="id_ID" w:bidi="id_ID"/>
-          </w:rPr>
-          <w:rPr>
-            <w:color w:val="0000EE"/>
-            <w:u w:val="single"/>
-          </w:rPr>
-          <w:t>3:4–5</w:t>
-        </w:r>
-      </w:hyperlink>
+      <w:r>
+        <w:rPr>
+          <w:lang w:val="id_ID" w:bidi="id_ID"/>
+        </w:rPr>
+        <w:t>3:4–5</w:t>
+      </w:r>
       <w:r>
         <w:rPr>
           <w:lang w:val="id_ID" w:bidi="id_ID"/>
         </w:rPr>
         <w:t xml:space="preserve">, </w:t>
       </w:r>
-      <w:hyperlink r:id="rId39">
-        <w:r>
-          <w:rPr>
-            <w:lang w:val="id_ID" w:bidi="id_ID"/>
-          </w:rPr>
-          <w:rPr>
-            <w:color w:val="0000EE"/>
-            <w:u w:val="single"/>
-          </w:rPr>
-          <w:t>12</w:t>
-        </w:r>
-      </w:hyperlink>
+      <w:r>
+        <w:rPr>
+          <w:lang w:val="id_ID" w:bidi="id_ID"/>
+        </w:rPr>
+        <w:t>12</w:t>
+      </w:r>
       <w:r>
         <w:rPr>
           <w:lang w:val="id_ID" w:bidi="id_ID"/>
         </w:rPr>
         <w:t xml:space="preserve">, </w:t>
       </w:r>
-      <w:hyperlink r:id="rId40">
-        <w:r>
-          <w:rPr>
-            <w:lang w:val="id_ID" w:bidi="id_ID"/>
-          </w:rPr>
-          <w:rPr>
-            <w:color w:val="0000EE"/>
-            <w:u w:val="single"/>
-          </w:rPr>
-          <w:t>15</w:t>
-        </w:r>
-      </w:hyperlink>
+      <w:r>
+        <w:rPr>
+          <w:lang w:val="id_ID" w:bidi="id_ID"/>
+        </w:rPr>
+        <w:t>15</w:t>
+      </w:r>
       <w:r>
         <w:rPr>
           <w:lang w:val="id_ID" w:bidi="id_ID"/>
         </w:rPr>
         <w:t xml:space="preserve">; </w:t>
       </w:r>
-      <w:hyperlink r:id="rId41">
-        <w:r>
-          <w:rPr>
-            <w:lang w:val="id_ID" w:bidi="id_ID"/>
-          </w:rPr>
-          <w:rPr>
-            <w:color w:val="0000EE"/>
-            <w:u w:val="single"/>
-          </w:rPr>
-          <w:t>2Tim.2:20–21</w:t>
-        </w:r>
-      </w:hyperlink>
+      <w:r>
+        <w:rPr>
+          <w:lang w:val="id_ID" w:bidi="id_ID"/>
+        </w:rPr>
+        <w:t>2Tim.2:20–21</w:t>
+      </w:r>
       <w:r>
         <w:rPr>
           <w:lang w:val="id_ID" w:bidi="id_ID"/>
@@ -1483,18 +1297,12 @@
         </w:rPr>
         <w:t xml:space="preserve">Sifat-sifat ini menunjukkan bahwa seorang penatua harus menghindari perilaku seperti orang-orang di Kreta yang dikenal karena ketidakmoralannya (lihat </w:t>
       </w:r>
-      <w:hyperlink r:id="rId35">
-        <w:r>
-          <w:rPr>
-            <w:lang w:val="id_ID" w:bidi="id_ID"/>
-          </w:rPr>
-          <w:rPr>
-            <w:color w:val="0000EE"/>
-            <w:u w:val="single"/>
-          </w:rPr>
-          <w:t>Tit. 1:12</w:t>
-        </w:r>
-      </w:hyperlink>
+      <w:r>
+        <w:rPr>
+          <w:lang w:val="id_ID" w:bidi="id_ID"/>
+        </w:rPr>
+        <w:t>Tit. 1:12</w:t>
+      </w:r>
       <w:r>
         <w:rPr>
           <w:lang w:val="id_ID" w:bidi="id_ID"/>
@@ -1553,18 +1361,12 @@
         </w:rPr>
         <w:t xml:space="preserve">Para penatua memiliki peran utama dalam mendidik komunitas. Hal ini mungkin diperlukan dalam menghadapi ancaman langsung terhadap komunitas-komunitas tertentu (seperti di Efesus; lihat </w:t>
       </w:r>
-      <w:hyperlink r:id="rId42">
-        <w:r>
-          <w:rPr>
-            <w:lang w:val="id_ID" w:bidi="id_ID"/>
-          </w:rPr>
-          <w:rPr>
-            <w:color w:val="0000EE"/>
-            <w:u w:val="single"/>
-          </w:rPr>
-          <w:t>1Tim. 3:1</w:t>
-        </w:r>
-      </w:hyperlink>
+      <w:r>
+        <w:rPr>
+          <w:lang w:val="id_ID" w:bidi="id_ID"/>
+        </w:rPr>
+        <w:t>1Tim. 3:1</w:t>
+      </w:r>
       <w:r>
         <w:rPr>
           <w:lang w:val="id_ID" w:bidi="id_ID"/>
@@ -1589,72 +1391,48 @@
         </w:rPr>
         <w:t xml:space="preserve">Hanya dengan keyakinan yang kuat pada kabar baik, seorang penatua dapat memberikan pengajaran yang sehat. Kekhawatiran khusus Paulus dibahas dalam </w:t>
       </w:r>
-      <w:hyperlink r:id="rId43">
-        <w:r>
-          <w:rPr>
-            <w:lang w:val="id_ID" w:bidi="id_ID"/>
-          </w:rPr>
-          <w:rPr>
-            <w:color w:val="0000EE"/>
-            <w:u w:val="single"/>
-          </w:rPr>
-          <w:t>Tit. 2:1–3:11</w:t>
-        </w:r>
-      </w:hyperlink>
+      <w:r>
+        <w:rPr>
+          <w:lang w:val="id_ID" w:bidi="id_ID"/>
+        </w:rPr>
+        <w:t>Tit. 2:1–3:11</w:t>
+      </w:r>
       <w:r>
         <w:rPr>
           <w:lang w:val="id_ID" w:bidi="id_ID"/>
         </w:rPr>
         <w:t xml:space="preserve">, dengan mempertimbangkan masalah yang disebutkan dalam </w:t>
       </w:r>
-      <w:hyperlink r:id="rId33">
-        <w:r>
-          <w:rPr>
-            <w:lang w:val="id_ID" w:bidi="id_ID"/>
-          </w:rPr>
-          <w:rPr>
-            <w:color w:val="0000EE"/>
-            <w:u w:val="single"/>
-          </w:rPr>
-          <w:t>Tit. 1:10–16</w:t>
-        </w:r>
-      </w:hyperlink>
+      <w:r>
+        <w:rPr>
+          <w:lang w:val="id_ID" w:bidi="id_ID"/>
+        </w:rPr>
+        <w:t>Tit. 1:10–16</w:t>
+      </w:r>
       <w:r>
         <w:rPr>
           <w:lang w:val="id_ID" w:bidi="id_ID"/>
         </w:rPr>
         <w:t xml:space="preserve"> dan </w:t>
       </w:r>
-      <w:hyperlink r:id="rId44">
-        <w:r>
-          <w:rPr>
-            <w:lang w:val="id_ID" w:bidi="id_ID"/>
-          </w:rPr>
-          <w:rPr>
-            <w:color w:val="0000EE"/>
-            <w:u w:val="single"/>
-          </w:rPr>
-          <w:t>Tit. 3:9–11</w:t>
-        </w:r>
-      </w:hyperlink>
+      <w:r>
+        <w:rPr>
+          <w:lang w:val="id_ID" w:bidi="id_ID"/>
+        </w:rPr>
+        <w:t>Tit. 3:9–11</w:t>
+      </w:r>
       <w:r>
         <w:rPr>
           <w:lang w:val="id_ID" w:bidi="id_ID"/>
         </w:rPr>
         <w:t xml:space="preserve"> (lihat juga </w:t>
       </w:r>
-      <w:hyperlink r:id="rId45">
-        <w:r>
-          <w:rPr>
-            <w:lang w:val="id_ID" w:bidi="id_ID"/>
-          </w:rPr>
-          <w:rPr>
-            <w:color w:val="0000EE"/>
-            <w:u w:val="single"/>
-          </w:rPr>
-          <w:t>1Tim. 1:10</w:t>
-        </w:r>
-      </w:hyperlink>
+      <w:r>
+        <w:rPr>
+          <w:lang w:val="id_ID" w:bidi="id_ID"/>
+        </w:rPr>
+        <w:t>1Tim. 1:10</w:t>
+      </w:r>
       <w:r>
         <w:rPr>
           <w:lang w:val="id_ID" w:bidi="id_ID"/>
@@ -1679,54 +1457,36 @@
         </w:rPr>
         <w:t xml:space="preserve">Titus memiliki peran yang serupa (lihat </w:t>
       </w:r>
-      <w:hyperlink r:id="rId46">
-        <w:r>
-          <w:rPr>
-            <w:lang w:val="id_ID" w:bidi="id_ID"/>
-          </w:rPr>
-          <w:rPr>
-            <w:color w:val="0000EE"/>
-            <w:u w:val="single"/>
-          </w:rPr>
-          <w:t>Tit. 1:13</w:t>
-        </w:r>
-      </w:hyperlink>
+      <w:r>
+        <w:rPr>
+          <w:lang w:val="id_ID" w:bidi="id_ID"/>
+        </w:rPr>
+        <w:t>Tit. 1:13</w:t>
+      </w:r>
       <w:r>
         <w:rPr>
           <w:lang w:val="id_ID" w:bidi="id_ID"/>
         </w:rPr>
         <w:t xml:space="preserve">; </w:t>
       </w:r>
-      <w:hyperlink r:id="rId47">
-        <w:r>
-          <w:rPr>
-            <w:lang w:val="id_ID" w:bidi="id_ID"/>
-          </w:rPr>
-          <w:rPr>
-            <w:color w:val="0000EE"/>
-            <w:u w:val="single"/>
-          </w:rPr>
-          <w:t>2:15</w:t>
-        </w:r>
-      </w:hyperlink>
+      <w:r>
+        <w:rPr>
+          <w:lang w:val="id_ID" w:bidi="id_ID"/>
+        </w:rPr>
+        <w:t>2:15</w:t>
+      </w:r>
       <w:r>
         <w:rPr>
           <w:lang w:val="id_ID" w:bidi="id_ID"/>
         </w:rPr>
         <w:t xml:space="preserve">; </w:t>
       </w:r>
-      <w:hyperlink r:id="rId48">
-        <w:r>
-          <w:rPr>
-            <w:lang w:val="id_ID" w:bidi="id_ID"/>
-          </w:rPr>
-          <w:rPr>
-            <w:color w:val="0000EE"/>
-            <w:u w:val="single"/>
-          </w:rPr>
-          <w:t>3:10–11</w:t>
-        </w:r>
-      </w:hyperlink>
+      <w:r>
+        <w:rPr>
+          <w:lang w:val="id_ID" w:bidi="id_ID"/>
+        </w:rPr>
+        <w:t>3:10–11</w:t>
+      </w:r>
       <w:r>
         <w:rPr>
           <w:lang w:val="id_ID" w:bidi="id_ID"/>
@@ -1751,18 +1511,12 @@
         </w:rPr>
         <w:t xml:space="preserve">Mereka yang menentangnya dijelaskan dalam </w:t>
       </w:r>
-      <w:hyperlink r:id="rId33">
-        <w:r>
-          <w:rPr>
-            <w:lang w:val="id_ID" w:bidi="id_ID"/>
-          </w:rPr>
-          <w:rPr>
-            <w:color w:val="0000EE"/>
-            <w:u w:val="single"/>
-          </w:rPr>
-          <w:t>Tit. 1:10–16</w:t>
-        </w:r>
-      </w:hyperlink>
+      <w:r>
+        <w:rPr>
+          <w:lang w:val="id_ID" w:bidi="id_ID"/>
+        </w:rPr>
+        <w:t>Tit. 1:10–16</w:t>
+      </w:r>
       <w:r>
         <w:rPr>
           <w:lang w:val="id_ID" w:bidi="id_ID"/>
@@ -1828,18 +1582,12 @@
         </w:rPr>
         <w:t xml:space="preserve">: Kata Yunani yang sama digunakan untuk anak-anak di </w:t>
       </w:r>
-      <w:hyperlink r:id="rId49">
-        <w:r>
-          <w:rPr>
-            <w:lang w:val="id_ID" w:bidi="id_ID"/>
-          </w:rPr>
-          <w:rPr>
-            <w:color w:val="0000EE"/>
-            <w:u w:val="single"/>
-          </w:rPr>
-          <w:t>Tit. 1:6</w:t>
-        </w:r>
-      </w:hyperlink>
+      <w:r>
+        <w:rPr>
+          <w:lang w:val="id_ID" w:bidi="id_ID"/>
+        </w:rPr>
+        <w:t>Tit. 1:6</w:t>
+      </w:r>
       <w:r>
         <w:rPr>
           <w:lang w:val="id_ID" w:bidi="id_ID"/>
@@ -1884,36 +1632,24 @@
         </w:rPr>
         <w:t xml:space="preserve">): Ini mungkin merujuk pada orang Kristen Yahudi. Frasa Yunani tidak menjelaskan apakah mereka mengharuskan orang non-Yahudi untuk disunat atau tidak. Pengaruh Yahudi dari ajaran sesat ini diisyaratkan dalam </w:t>
       </w:r>
-      <w:hyperlink r:id="rId50">
-        <w:r>
-          <w:rPr>
-            <w:lang w:val="id_ID" w:bidi="id_ID"/>
-          </w:rPr>
-          <w:rPr>
-            <w:color w:val="0000EE"/>
-            <w:u w:val="single"/>
-          </w:rPr>
-          <w:t>Tit. 1:14–15</w:t>
-        </w:r>
-      </w:hyperlink>
+      <w:r>
+        <w:rPr>
+          <w:lang w:val="id_ID" w:bidi="id_ID"/>
+        </w:rPr>
+        <w:t>Tit. 1:14–15</w:t>
+      </w:r>
       <w:r>
         <w:rPr>
           <w:lang w:val="id_ID" w:bidi="id_ID"/>
         </w:rPr>
         <w:t xml:space="preserve"> dan </w:t>
       </w:r>
-      <w:hyperlink r:id="rId51">
-        <w:r>
-          <w:rPr>
-            <w:lang w:val="id_ID" w:bidi="id_ID"/>
-          </w:rPr>
-          <w:rPr>
-            <w:color w:val="0000EE"/>
-            <w:u w:val="single"/>
-          </w:rPr>
-          <w:t>Tit. 3:9</w:t>
-        </w:r>
-      </w:hyperlink>
+      <w:r>
+        <w:rPr>
+          <w:lang w:val="id_ID" w:bidi="id_ID"/>
+        </w:rPr>
+        <w:t>Tit. 3:9</w:t>
+      </w:r>
       <w:r>
         <w:rPr>
           <w:lang w:val="id_ID" w:bidi="id_ID"/>
@@ -1968,18 +1704,12 @@
         </w:rPr>
         <w:t>Di antara populasi para pembuat onar, Titus perlu memimpin dengan tegas untuk membersihkan komunitas Kristen ini dari perbuatan jahat dan menguatkan mereka dalam iman (</w:t>
       </w:r>
-      <w:hyperlink r:id="rId52">
-        <w:r>
-          <w:rPr>
-            <w:lang w:val="id_ID" w:bidi="id_ID"/>
-          </w:rPr>
-          <w:rPr>
-            <w:color w:val="0000EE"/>
-            <w:u w:val="single"/>
-          </w:rPr>
-          <w:t>Tit. 1:13–16</w:t>
-        </w:r>
-      </w:hyperlink>
+      <w:r>
+        <w:rPr>
+          <w:lang w:val="id_ID" w:bidi="id_ID"/>
+        </w:rPr>
+        <w:t>Tit. 1:13–16</w:t>
+      </w:r>
       <w:r>
         <w:rPr>
           <w:lang w:val="id_ID" w:bidi="id_ID"/>
@@ -2045,54 +1775,36 @@
         </w:rPr>
         <w:t xml:space="preserve">: Hal ini juga terjadi di Efesus (lihat </w:t>
       </w:r>
-      <w:hyperlink r:id="rId53">
-        <w:r>
-          <w:rPr>
-            <w:lang w:val="id_ID" w:bidi="id_ID"/>
-          </w:rPr>
-          <w:rPr>
-            <w:color w:val="0000EE"/>
-            <w:u w:val="single"/>
-          </w:rPr>
-          <w:t>1Tim. 4:3</w:t>
-        </w:r>
-      </w:hyperlink>
+      <w:r>
+        <w:rPr>
+          <w:lang w:val="id_ID" w:bidi="id_ID"/>
+        </w:rPr>
+        <w:t>1Tim. 4:3</w:t>
+      </w:r>
       <w:r>
         <w:rPr>
           <w:lang w:val="id_ID" w:bidi="id_ID"/>
         </w:rPr>
         <w:t xml:space="preserve">; </w:t>
       </w:r>
-      <w:hyperlink r:id="rId54">
-        <w:r>
-          <w:rPr>
-            <w:lang w:val="id_ID" w:bidi="id_ID"/>
-          </w:rPr>
-          <w:rPr>
-            <w:color w:val="0000EE"/>
-            <w:u w:val="single"/>
-          </w:rPr>
-          <w:t>2Tim. 2:18</w:t>
-        </w:r>
-      </w:hyperlink>
+      <w:r>
+        <w:rPr>
+          <w:lang w:val="id_ID" w:bidi="id_ID"/>
+        </w:rPr>
+        <w:t>2Tim. 2:18</w:t>
+      </w:r>
       <w:r>
         <w:rPr>
           <w:lang w:val="id_ID" w:bidi="id_ID"/>
         </w:rPr>
         <w:t xml:space="preserve">; </w:t>
       </w:r>
-      <w:hyperlink r:id="rId55">
-        <w:r>
-          <w:rPr>
-            <w:lang w:val="id_ID" w:bidi="id_ID"/>
-          </w:rPr>
-          <w:rPr>
-            <w:color w:val="0000EE"/>
-            <w:u w:val="single"/>
-          </w:rPr>
-          <w:t>3:6</w:t>
-        </w:r>
-      </w:hyperlink>
+      <w:r>
+        <w:rPr>
+          <w:lang w:val="id_ID" w:bidi="id_ID"/>
+        </w:rPr>
+        <w:t>3:6</w:t>
+      </w:r>
       <w:r>
         <w:rPr>
           <w:lang w:val="id_ID" w:bidi="id_ID"/>
@@ -2124,72 +1836,48 @@
         </w:rPr>
         <w:t>: Seorang penatua seharusnya tidak memiliki sifat ini (</w:t>
       </w:r>
-      <w:hyperlink r:id="rId56">
-        <w:r>
-          <w:rPr>
-            <w:lang w:val="id_ID" w:bidi="id_ID"/>
-          </w:rPr>
-          <w:rPr>
-            <w:color w:val="0000EE"/>
-            <w:u w:val="single"/>
-          </w:rPr>
-          <w:t>Tit. 1:7</w:t>
-        </w:r>
-      </w:hyperlink>
+      <w:r>
+        <w:rPr>
+          <w:lang w:val="id_ID" w:bidi="id_ID"/>
+        </w:rPr>
+        <w:t>Tit. 1:7</w:t>
+      </w:r>
       <w:r>
         <w:rPr>
           <w:lang w:val="id_ID" w:bidi="id_ID"/>
         </w:rPr>
         <w:t xml:space="preserve">; lihat juga </w:t>
       </w:r>
-      <w:hyperlink r:id="rId57">
-        <w:r>
-          <w:rPr>
-            <w:lang w:val="id_ID" w:bidi="id_ID"/>
-          </w:rPr>
-          <w:rPr>
-            <w:color w:val="0000EE"/>
-            <w:u w:val="single"/>
-          </w:rPr>
-          <w:t>1Tim. 6:5–10</w:t>
-        </w:r>
-      </w:hyperlink>
+      <w:r>
+        <w:rPr>
+          <w:lang w:val="id_ID" w:bidi="id_ID"/>
+        </w:rPr>
+        <w:t>1Tim. 6:5–10</w:t>
+      </w:r>
       <w:r>
         <w:rPr>
           <w:lang w:val="id_ID" w:bidi="id_ID"/>
         </w:rPr>
         <w:t xml:space="preserve">; </w:t>
       </w:r>
-      <w:hyperlink r:id="rId58">
-        <w:r>
-          <w:rPr>
-            <w:lang w:val="id_ID" w:bidi="id_ID"/>
-          </w:rPr>
-          <w:rPr>
-            <w:color w:val="0000EE"/>
-            <w:u w:val="single"/>
-          </w:rPr>
-          <w:t>2Kor. 2:17</w:t>
-        </w:r>
-      </w:hyperlink>
+      <w:r>
+        <w:rPr>
+          <w:lang w:val="id_ID" w:bidi="id_ID"/>
+        </w:rPr>
+        <w:t>2Kor. 2:17</w:t>
+      </w:r>
       <w:r>
         <w:rPr>
           <w:lang w:val="id_ID" w:bidi="id_ID"/>
         </w:rPr>
         <w:t xml:space="preserve">; </w:t>
       </w:r>
-      <w:hyperlink r:id="rId59">
-        <w:r>
-          <w:rPr>
-            <w:lang w:val="id_ID" w:bidi="id_ID"/>
-          </w:rPr>
-          <w:rPr>
-            <w:color w:val="0000EE"/>
-            <w:u w:val="single"/>
-          </w:rPr>
-          <w:t>1Ptr. 5:2</w:t>
-        </w:r>
-      </w:hyperlink>
+      <w:r>
+        <w:rPr>
+          <w:lang w:val="id_ID" w:bidi="id_ID"/>
+        </w:rPr>
+        <w:t>1Ptr. 5:2</w:t>
+      </w:r>
       <w:r>
         <w:rPr>
           <w:lang w:val="id_ID" w:bidi="id_ID"/>
@@ -2280,54 +1968,36 @@
         </w:rPr>
         <w:t>: Tuduhan ini khusus ditujukan pada klaim Kreta yang menyatakan bahwa makam Zeus berada di pulau tersebut. Menurut mitologi Kreta, Dewa Zeus dulunya adalah manusia biasa yang hidup dan meninggal di Kreta. Makamnya dikatakan berada di sana. Namun, Zeus mencapai status dewa melalui patronase (yaitu, pemberian hadiah dan manfaat) kepada manusia. Beberapa moralis Yunani menentang legenda ini dan menganggapnya sebagai kebohongan. Sebuah kutipan dari Aleksandria pada tahun 200-an SM berbunyi: “Orang Kreta selalu berbohong. Untuk sebuah makam, O Tuhan, orang Kreta membangun untukmu; tetapi engkau tidak mati, karena engkau selamanya.” Salah satu nabi Kreta sendiri (Epimenides) memiliki pandangan yang sama. Paulus mengutip suara hati nuraninya dengan persetujuan (</w:t>
       </w:r>
-      <w:hyperlink r:id="rId46">
-        <w:r>
-          <w:rPr>
-            <w:lang w:val="id_ID" w:bidi="id_ID"/>
-          </w:rPr>
-          <w:rPr>
-            <w:color w:val="0000EE"/>
-            <w:u w:val="single"/>
-          </w:rPr>
-          <w:t>Tit. 1:13</w:t>
-        </w:r>
-      </w:hyperlink>
+      <w:r>
+        <w:rPr>
+          <w:lang w:val="id_ID" w:bidi="id_ID"/>
+        </w:rPr>
+        <w:t>Tit. 1:13</w:t>
+      </w:r>
       <w:r>
         <w:rPr>
           <w:lang w:val="id_ID" w:bidi="id_ID"/>
         </w:rPr>
         <w:t xml:space="preserve">; lihat </w:t>
       </w:r>
-      <w:hyperlink r:id="rId60">
-        <w:r>
-          <w:rPr>
-            <w:lang w:val="id_ID" w:bidi="id_ID"/>
-          </w:rPr>
-          <w:rPr>
-            <w:color w:val="0000EE"/>
-            <w:u w:val="single"/>
-          </w:rPr>
-          <w:t>Kisah. 17:28</w:t>
-        </w:r>
-      </w:hyperlink>
+      <w:r>
+        <w:rPr>
+          <w:lang w:val="id_ID" w:bidi="id_ID"/>
+        </w:rPr>
+        <w:t>Kisah. 17:28</w:t>
+      </w:r>
       <w:r>
         <w:rPr>
           <w:lang w:val="id_ID" w:bidi="id_ID"/>
         </w:rPr>
         <w:t>), karena Allah yang tidak berbohong (</w:t>
       </w:r>
-      <w:hyperlink r:id="rId61">
-        <w:r>
-          <w:rPr>
-            <w:lang w:val="id_ID" w:bidi="id_ID"/>
-          </w:rPr>
-          <w:rPr>
-            <w:color w:val="0000EE"/>
-            <w:u w:val="single"/>
-          </w:rPr>
-          <w:t>Tit. 1:2</w:t>
-        </w:r>
-      </w:hyperlink>
+      <w:r>
+        <w:rPr>
+          <w:lang w:val="id_ID" w:bidi="id_ID"/>
+        </w:rPr>
+        <w:t>Tit. 1:2</w:t>
+      </w:r>
       <w:r>
         <w:rPr>
           <w:lang w:val="id_ID" w:bidi="id_ID"/>
@@ -2359,36 +2029,24 @@
         </w:rPr>
         <w:t>: Dipercaya bahwa amoralitas orang Kreta disebabkan oleh keyakinan mereka tentang Zeus. Kebohongan religius telah menyebabkan kerusakan moral. Paulus kemudian menentang keburukan ini dengan menyajikan kebajikan yang berlawanan (kualitas atau perilaku positif) (</w:t>
       </w:r>
-      <w:hyperlink r:id="rId62">
-        <w:r>
-          <w:rPr>
-            <w:lang w:val="id_ID" w:bidi="id_ID"/>
-          </w:rPr>
-          <w:rPr>
-            <w:color w:val="0000EE"/>
-            <w:u w:val="single"/>
-          </w:rPr>
-          <w:t>Tit. 2:12</w:t>
-        </w:r>
-      </w:hyperlink>
+      <w:r>
+        <w:rPr>
+          <w:lang w:val="id_ID" w:bidi="id_ID"/>
+        </w:rPr>
+        <w:t>Tit. 2:12</w:t>
+      </w:r>
       <w:r>
         <w:rPr>
           <w:lang w:val="id_ID" w:bidi="id_ID"/>
         </w:rPr>
         <w:t>). Dia mendesak orang Kreta untuk mencapai cita-cita etis yang dihargai dalam masyarakat manusia pada umumnya tetapi tidak ada di Kreta, seperti yang dikeluhkan oleh nabi mereka sendiri. Mereka akan mencapai cita-cita ini hanya melalui Injil Yesus Kristus (</w:t>
       </w:r>
-      <w:hyperlink r:id="rId13">
-        <w:r>
-          <w:rPr>
-            <w:lang w:val="id_ID" w:bidi="id_ID"/>
-          </w:rPr>
-          <w:rPr>
-            <w:color w:val="0000EE"/>
-            <w:u w:val="single"/>
-          </w:rPr>
-          <w:t>Tit. 2:11–14</w:t>
-        </w:r>
-      </w:hyperlink>
+      <w:r>
+        <w:rPr>
+          <w:lang w:val="id_ID" w:bidi="id_ID"/>
+        </w:rPr>
+        <w:t>Tit. 2:11–14</w:t>
+      </w:r>
       <w:r>
         <w:rPr>
           <w:lang w:val="id_ID" w:bidi="id_ID"/>
@@ -2420,18 +2078,12 @@
         </w:rPr>
         <w:t xml:space="preserve">: Orang Kreta dikenal melakukan apa saja demi uang. Mereka terkenal sebagai tentara bayaran dan konsumen yang berlebihan. Mereka dikatakan tidak merasa malu atas keserakahan mereka (lihat </w:t>
       </w:r>
-      <w:hyperlink r:id="rId63">
-        <w:r>
-          <w:rPr>
-            <w:lang w:val="id_ID" w:bidi="id_ID"/>
-          </w:rPr>
-          <w:rPr>
-            <w:color w:val="0000EE"/>
-            <w:u w:val="single"/>
-          </w:rPr>
-          <w:t>Flp. 3:19</w:t>
-        </w:r>
-      </w:hyperlink>
+      <w:r>
+        <w:rPr>
+          <w:lang w:val="id_ID" w:bidi="id_ID"/>
+        </w:rPr>
+        <w:t>Flp. 3:19</w:t>
+      </w:r>
       <w:r>
         <w:rPr>
           <w:lang w:val="id_ID" w:bidi="id_ID"/>
@@ -2545,18 +2197,12 @@
         </w:rPr>
         <w:t xml:space="preserve">Menjadi sehat dalam iman di sini diartikan sebagai menolak ajaran sesat (lihat </w:t>
       </w:r>
-      <w:hyperlink r:id="rId64">
-        <w:r>
-          <w:rPr>
-            <w:lang w:val="id_ID" w:bidi="id_ID"/>
-          </w:rPr>
-          <w:rPr>
-            <w:color w:val="0000EE"/>
-            <w:u w:val="single"/>
-          </w:rPr>
-          <w:t>Tit. 1:9</w:t>
-        </w:r>
-      </w:hyperlink>
+      <w:r>
+        <w:rPr>
+          <w:lang w:val="id_ID" w:bidi="id_ID"/>
+        </w:rPr>
+        <w:t>Tit. 1:9</w:t>
+      </w:r>
       <w:r>
         <w:rPr>
           <w:lang w:val="id_ID" w:bidi="id_ID"/>
@@ -2622,72 +2268,48 @@
         </w:rPr>
         <w:t xml:space="preserve">: Lihat </w:t>
       </w:r>
-      <w:hyperlink r:id="rId51">
-        <w:r>
-          <w:rPr>
-            <w:lang w:val="id_ID" w:bidi="id_ID"/>
-          </w:rPr>
-          <w:rPr>
-            <w:color w:val="0000EE"/>
-            <w:u w:val="single"/>
-          </w:rPr>
-          <w:t>Tit. 3:9</w:t>
-        </w:r>
-      </w:hyperlink>
+      <w:r>
+        <w:rPr>
+          <w:lang w:val="id_ID" w:bidi="id_ID"/>
+        </w:rPr>
+        <w:t>Tit. 3:9</w:t>
+      </w:r>
       <w:r>
         <w:rPr>
           <w:lang w:val="id_ID" w:bidi="id_ID"/>
         </w:rPr>
         <w:t xml:space="preserve">; </w:t>
       </w:r>
-      <w:hyperlink r:id="rId38">
-        <w:r>
-          <w:rPr>
-            <w:lang w:val="id_ID" w:bidi="id_ID"/>
-          </w:rPr>
-          <w:rPr>
-            <w:color w:val="0000EE"/>
-            <w:u w:val="single"/>
-          </w:rPr>
-          <w:t>1Tim. 1:4</w:t>
-        </w:r>
-      </w:hyperlink>
+      <w:r>
+        <w:rPr>
+          <w:lang w:val="id_ID" w:bidi="id_ID"/>
+        </w:rPr>
+        <w:t>1Tim. 1:4</w:t>
+      </w:r>
       <w:r>
         <w:rPr>
           <w:lang w:val="id_ID" w:bidi="id_ID"/>
         </w:rPr>
         <w:t xml:space="preserve">; </w:t>
       </w:r>
-      <w:hyperlink r:id="rId65">
-        <w:r>
-          <w:rPr>
-            <w:lang w:val="id_ID" w:bidi="id_ID"/>
-          </w:rPr>
-          <w:rPr>
-            <w:color w:val="0000EE"/>
-            <w:u w:val="single"/>
-          </w:rPr>
-          <w:t>4:7</w:t>
-        </w:r>
-      </w:hyperlink>
+      <w:r>
+        <w:rPr>
+          <w:lang w:val="id_ID" w:bidi="id_ID"/>
+        </w:rPr>
+        <w:t>4:7</w:t>
+      </w:r>
       <w:r>
         <w:rPr>
           <w:lang w:val="id_ID" w:bidi="id_ID"/>
         </w:rPr>
         <w:t xml:space="preserve">; </w:t>
       </w:r>
-      <w:hyperlink r:id="rId66">
-        <w:r>
-          <w:rPr>
-            <w:lang w:val="id_ID" w:bidi="id_ID"/>
-          </w:rPr>
-          <w:rPr>
-            <w:color w:val="0000EE"/>
-            <w:u w:val="single"/>
-          </w:rPr>
-          <w:t>2Tim. 4:4</w:t>
-        </w:r>
-      </w:hyperlink>
+      <w:r>
+        <w:rPr>
+          <w:lang w:val="id_ID" w:bidi="id_ID"/>
+        </w:rPr>
+        <w:t>2Tim. 4:4</w:t>
+      </w:r>
       <w:r>
         <w:rPr>
           <w:lang w:val="id_ID" w:bidi="id_ID"/>
@@ -2719,18 +2341,12 @@
         </w:rPr>
         <w:t xml:space="preserve">: Ini adalah kemurtadan, bukan sekadar ketidakpercayaan. Kemurtadan terjadi ketika seseorang meninggalkan atau menolak keyakinan mereka. Lihat </w:t>
       </w:r>
-      <w:hyperlink r:id="rId67">
-        <w:r>
-          <w:rPr>
-            <w:lang w:val="id_ID" w:bidi="id_ID"/>
-          </w:rPr>
-          <w:rPr>
-            <w:color w:val="0000EE"/>
-            <w:u w:val="single"/>
-          </w:rPr>
-          <w:t>1Tim. 1:6–7</w:t>
-        </w:r>
-      </w:hyperlink>
+      <w:r>
+        <w:rPr>
+          <w:lang w:val="id_ID" w:bidi="id_ID"/>
+        </w:rPr>
+        <w:t>1Tim. 1:6–7</w:t>
+      </w:r>
       <w:r>
         <w:rPr>
           <w:lang w:val="id_ID" w:bidi="id_ID"/>
@@ -2785,18 +2401,12 @@
         </w:rPr>
         <w:t xml:space="preserve">Bandingkan dengan </w:t>
       </w:r>
-      <w:hyperlink r:id="rId68">
-        <w:r>
-          <w:rPr>
-            <w:lang w:val="id_ID" w:bidi="id_ID"/>
-          </w:rPr>
-          <w:rPr>
-            <w:color w:val="0000EE"/>
-            <w:u w:val="single"/>
-          </w:rPr>
-          <w:t>1Tim. 4:3–5</w:t>
-        </w:r>
-      </w:hyperlink>
+      <w:r>
+        <w:rPr>
+          <w:lang w:val="id_ID" w:bidi="id_ID"/>
+        </w:rPr>
+        <w:t>1Tim. 4:3–5</w:t>
+      </w:r>
       <w:r>
         <w:rPr>
           <w:lang w:val="id_ID" w:bidi="id_ID"/>
@@ -2851,36 +2461,24 @@
         </w:rPr>
         <w:t xml:space="preserve">Kedua ayat ini mengomentari orang-orang dari </w:t>
       </w:r>
-      <w:hyperlink r:id="rId69">
-        <w:r>
-          <w:rPr>
-            <w:lang w:val="id_ID" w:bidi="id_ID"/>
-          </w:rPr>
-          <w:rPr>
-            <w:color w:val="0000EE"/>
-            <w:u w:val="single"/>
-          </w:rPr>
-          <w:t>Tit. 1:14</w:t>
-        </w:r>
-      </w:hyperlink>
+      <w:r>
+        <w:rPr>
+          <w:lang w:val="id_ID" w:bidi="id_ID"/>
+        </w:rPr>
+        <w:t>Tit. 1:14</w:t>
+      </w:r>
       <w:r>
         <w:rPr>
           <w:lang w:val="id_ID" w:bidi="id_ID"/>
         </w:rPr>
         <w:t xml:space="preserve"> dan perintah mereka, sambil beralih ke diskusi tentang pengajaran yang mendorong kebaikan (</w:t>
       </w:r>
-      <w:hyperlink r:id="rId43">
-        <w:r>
-          <w:rPr>
-            <w:lang w:val="id_ID" w:bidi="id_ID"/>
-          </w:rPr>
-          <w:rPr>
-            <w:color w:val="0000EE"/>
-            <w:u w:val="single"/>
-          </w:rPr>
-          <w:t>Tit. 2:1–3:11</w:t>
-        </w:r>
-      </w:hyperlink>
+      <w:r>
+        <w:rPr>
+          <w:lang w:val="id_ID" w:bidi="id_ID"/>
+        </w:rPr>
+        <w:t>Tit. 2:1–3:11</w:t>
+      </w:r>
       <w:r>
         <w:rPr>
           <w:lang w:val="id_ID" w:bidi="id_ID"/>
@@ -2939,90 +2537,60 @@
         </w:rPr>
         <w:t xml:space="preserve">Pengajaran yang sehat dan kesalehan selalu terkait dalam surat-surat kepada Timotius dan Titus (lihat </w:t>
       </w:r>
-      <w:hyperlink r:id="rId70">
-        <w:r>
-          <w:rPr>
-            <w:lang w:val="id_ID" w:bidi="id_ID"/>
-          </w:rPr>
-          <w:rPr>
-            <w:color w:val="0000EE"/>
-            <w:u w:val="single"/>
-          </w:rPr>
-          <w:t>1Tim. 1:7–11</w:t>
-        </w:r>
-      </w:hyperlink>
+      <w:r>
+        <w:rPr>
+          <w:lang w:val="id_ID" w:bidi="id_ID"/>
+        </w:rPr>
+        <w:t>1Tim. 1:7–11</w:t>
+      </w:r>
       <w:r>
         <w:rPr>
           <w:lang w:val="id_ID" w:bidi="id_ID"/>
         </w:rPr>
         <w:t xml:space="preserve">; </w:t>
       </w:r>
-      <w:hyperlink r:id="rId71">
-        <w:r>
-          <w:rPr>
-            <w:lang w:val="id_ID" w:bidi="id_ID"/>
-          </w:rPr>
-          <w:rPr>
-            <w:color w:val="0000EE"/>
-            <w:u w:val="single"/>
-          </w:rPr>
-          <w:t>3:15–16</w:t>
-        </w:r>
-      </w:hyperlink>
+      <w:r>
+        <w:rPr>
+          <w:lang w:val="id_ID" w:bidi="id_ID"/>
+        </w:rPr>
+        <w:t>3:15–16</w:t>
+      </w:r>
       <w:r>
         <w:rPr>
           <w:lang w:val="id_ID" w:bidi="id_ID"/>
         </w:rPr>
         <w:t xml:space="preserve">; </w:t>
       </w:r>
-      <w:hyperlink r:id="rId72">
-        <w:r>
-          <w:rPr>
-            <w:lang w:val="id_ID" w:bidi="id_ID"/>
-          </w:rPr>
-          <w:rPr>
-            <w:color w:val="0000EE"/>
-            <w:u w:val="single"/>
-          </w:rPr>
-          <w:t>5:24–25</w:t>
-        </w:r>
-      </w:hyperlink>
+      <w:r>
+        <w:rPr>
+          <w:lang w:val="id_ID" w:bidi="id_ID"/>
+        </w:rPr>
+        <w:t>5:24–25</w:t>
+      </w:r>
       <w:r>
         <w:rPr>
           <w:lang w:val="id_ID" w:bidi="id_ID"/>
         </w:rPr>
         <w:t xml:space="preserve">; </w:t>
       </w:r>
-      <w:hyperlink r:id="rId73">
-        <w:r>
-          <w:rPr>
-            <w:lang w:val="id_ID" w:bidi="id_ID"/>
-          </w:rPr>
-          <w:rPr>
-            <w:color w:val="0000EE"/>
-            <w:u w:val="single"/>
-          </w:rPr>
-          <w:t>2Tim. 3:5</w:t>
-        </w:r>
-      </w:hyperlink>
+      <w:r>
+        <w:rPr>
+          <w:lang w:val="id_ID" w:bidi="id_ID"/>
+        </w:rPr>
+        <w:t>2Tim. 3:5</w:t>
+      </w:r>
       <w:r>
         <w:rPr>
           <w:lang w:val="id_ID" w:bidi="id_ID"/>
         </w:rPr>
         <w:t xml:space="preserve">, </w:t>
       </w:r>
-      <w:hyperlink r:id="rId74">
-        <w:r>
-          <w:rPr>
-            <w:lang w:val="id_ID" w:bidi="id_ID"/>
-          </w:rPr>
-          <w:rPr>
-            <w:color w:val="0000EE"/>
-            <w:u w:val="single"/>
-          </w:rPr>
-          <w:t>9</w:t>
-        </w:r>
-      </w:hyperlink>
+      <w:r>
+        <w:rPr>
+          <w:lang w:val="id_ID" w:bidi="id_ID"/>
+        </w:rPr>
+        <w:t>9</w:t>
+      </w:r>
       <w:r>
         <w:rPr>
           <w:lang w:val="id_ID" w:bidi="id_ID"/>
@@ -3054,18 +2622,12 @@
         </w:rPr>
         <w:t xml:space="preserve">: Hal ini kontras dengan </w:t>
       </w:r>
-      <w:hyperlink r:id="rId75">
-        <w:r>
-          <w:rPr>
-            <w:lang w:val="id_ID" w:bidi="id_ID"/>
-          </w:rPr>
-          <w:rPr>
-            <w:color w:val="0000EE"/>
-            <w:u w:val="single"/>
-          </w:rPr>
-          <w:t>Tit. 3:1</w:t>
-        </w:r>
-      </w:hyperlink>
+      <w:r>
+        <w:rPr>
+          <w:lang w:val="id_ID" w:bidi="id_ID"/>
+        </w:rPr>
+        <w:t>Tit. 3:1</w:t>
+      </w:r>
       <w:r>
         <w:rPr>
           <w:lang w:val="id_ID" w:bidi="id_ID"/>
@@ -3120,144 +2682,96 @@
         </w:rPr>
         <w:t>Pengajaran yang sehat sangat mendesak karena adanya pengajar palsu yang telah menimbulkan masalah dalam "banyak keluarga" (</w:t>
       </w:r>
-      <w:hyperlink r:id="rId36">
-        <w:r>
-          <w:rPr>
-            <w:lang w:val="id_ID" w:bidi="id_ID"/>
-          </w:rPr>
-          <w:rPr>
-            <w:color w:val="0000EE"/>
-            <w:u w:val="single"/>
-          </w:rPr>
-          <w:t>Tit. 1:11</w:t>
-        </w:r>
-      </w:hyperlink>
+      <w:r>
+        <w:rPr>
+          <w:lang w:val="id_ID" w:bidi="id_ID"/>
+        </w:rPr>
+        <w:t>Tit. 1:11</w:t>
+      </w:r>
       <w:r>
         <w:rPr>
           <w:lang w:val="id_ID" w:bidi="id_ID"/>
         </w:rPr>
         <w:t xml:space="preserve">). Dalam </w:t>
       </w:r>
-      <w:hyperlink r:id="rId76">
-        <w:r>
-          <w:rPr>
-            <w:lang w:val="id_ID" w:bidi="id_ID"/>
-          </w:rPr>
-          <w:rPr>
-            <w:color w:val="0000EE"/>
-            <w:u w:val="single"/>
-          </w:rPr>
-          <w:t>Tit. 2:1–10</w:t>
-        </w:r>
-      </w:hyperlink>
+      <w:r>
+        <w:rPr>
+          <w:lang w:val="id_ID" w:bidi="id_ID"/>
+        </w:rPr>
+        <w:t>Tit. 2:1–10</w:t>
+      </w:r>
       <w:r>
         <w:rPr>
           <w:lang w:val="id_ID" w:bidi="id_ID"/>
         </w:rPr>
         <w:t>, Paulus berbicara kepada berbagai kelompok dalam rumah tangga iman, menunjukkan perhatiannya terhadap kesaksian publik gereja (</w:t>
       </w:r>
-      <w:hyperlink r:id="rId77">
-        <w:r>
-          <w:rPr>
-            <w:lang w:val="id_ID" w:bidi="id_ID"/>
-          </w:rPr>
-          <w:rPr>
-            <w:color w:val="0000EE"/>
-            <w:u w:val="single"/>
-          </w:rPr>
-          <w:t>Tit. 2:5</w:t>
-        </w:r>
-      </w:hyperlink>
+      <w:r>
+        <w:rPr>
+          <w:lang w:val="id_ID" w:bidi="id_ID"/>
+        </w:rPr>
+        <w:t>Tit. 2:5</w:t>
+      </w:r>
       <w:r>
         <w:rPr>
           <w:lang w:val="id_ID" w:bidi="id_ID"/>
         </w:rPr>
         <w:t xml:space="preserve">, </w:t>
       </w:r>
-      <w:hyperlink r:id="rId78">
-        <w:r>
-          <w:rPr>
-            <w:lang w:val="id_ID" w:bidi="id_ID"/>
-          </w:rPr>
-          <w:rPr>
-            <w:color w:val="0000EE"/>
-            <w:u w:val="single"/>
-          </w:rPr>
-          <w:t>8</w:t>
-        </w:r>
-      </w:hyperlink>
+      <w:r>
+        <w:rPr>
+          <w:lang w:val="id_ID" w:bidi="id_ID"/>
+        </w:rPr>
+        <w:t>8</w:t>
+      </w:r>
       <w:r>
         <w:rPr>
           <w:lang w:val="id_ID" w:bidi="id_ID"/>
         </w:rPr>
         <w:t xml:space="preserve">, </w:t>
       </w:r>
-      <w:hyperlink r:id="rId25">
-        <w:r>
-          <w:rPr>
-            <w:lang w:val="id_ID" w:bidi="id_ID"/>
-          </w:rPr>
-          <w:rPr>
-            <w:color w:val="0000EE"/>
-            <w:u w:val="single"/>
-          </w:rPr>
-          <w:t>10</w:t>
-        </w:r>
-      </w:hyperlink>
+      <w:r>
+        <w:rPr>
+          <w:lang w:val="id_ID" w:bidi="id_ID"/>
+        </w:rPr>
+        <w:t>10</w:t>
+      </w:r>
       <w:r>
         <w:rPr>
           <w:lang w:val="id_ID" w:bidi="id_ID"/>
         </w:rPr>
         <w:t xml:space="preserve">; lihat juga </w:t>
       </w:r>
-      <w:hyperlink r:id="rId79">
-        <w:r>
-          <w:rPr>
-            <w:lang w:val="id_ID" w:bidi="id_ID"/>
-          </w:rPr>
-          <w:rPr>
-            <w:color w:val="0000EE"/>
-            <w:u w:val="single"/>
-          </w:rPr>
-          <w:t>1Tim 5:1–6:2</w:t>
-        </w:r>
-      </w:hyperlink>
+      <w:r>
+        <w:rPr>
+          <w:lang w:val="id_ID" w:bidi="id_ID"/>
+        </w:rPr>
+        <w:t>1Tim 5:1–6:2</w:t>
+      </w:r>
       <w:r>
         <w:rPr>
           <w:lang w:val="id_ID" w:bidi="id_ID"/>
         </w:rPr>
         <w:t>). Paulus kemudian menjelaskan tentang kedatangan Kristus (</w:t>
       </w:r>
-      <w:hyperlink r:id="rId13">
-        <w:r>
-          <w:rPr>
-            <w:lang w:val="id_ID" w:bidi="id_ID"/>
-          </w:rPr>
-          <w:rPr>
-            <w:color w:val="0000EE"/>
-            <w:u w:val="single"/>
-          </w:rPr>
-          <w:t>Tit. 2:11–14</w:t>
-        </w:r>
-      </w:hyperlink>
+      <w:r>
+        <w:rPr>
+          <w:lang w:val="id_ID" w:bidi="id_ID"/>
+        </w:rPr>
+        <w:t>Tit. 2:11–14</w:t>
+      </w:r>
       <w:r>
         <w:rPr>
           <w:lang w:val="id_ID" w:bidi="id_ID"/>
         </w:rPr>
         <w:t>) sebelum memberikan perintah langsung kepada Titus (</w:t>
       </w:r>
-      <w:hyperlink r:id="rId47">
-        <w:r>
-          <w:rPr>
-            <w:lang w:val="id_ID" w:bidi="id_ID"/>
-          </w:rPr>
-          <w:rPr>
-            <w:color w:val="0000EE"/>
-            <w:u w:val="single"/>
-          </w:rPr>
-          <w:t>Tit. 2:15</w:t>
-        </w:r>
-      </w:hyperlink>
+      <w:r>
+        <w:rPr>
+          <w:lang w:val="id_ID" w:bidi="id_ID"/>
+        </w:rPr>
+        <w:t>Tit. 2:15</w:t>
+      </w:r>
       <w:r>
         <w:rPr>
           <w:lang w:val="id_ID" w:bidi="id_ID"/>
@@ -3312,18 +2826,12 @@
         </w:rPr>
         <w:t xml:space="preserve">Tujuan dari perintah-perintah ini adalah untuk "memperindah ajaran tentang Allah." Terjemahan Baru (TB) menerjemahkannya sebagai: "dalam segala hal memuliakan ajaran Allah" (lihat </w:t>
       </w:r>
-      <w:hyperlink r:id="rId80">
-        <w:r>
-          <w:rPr>
-            <w:lang w:val="id_ID" w:bidi="id_ID"/>
-          </w:rPr>
-          <w:rPr>
-            <w:color w:val="0000EE"/>
-            <w:u w:val="single"/>
-          </w:rPr>
-          <w:t>1Tim. 6:1–2</w:t>
-        </w:r>
-      </w:hyperlink>
+      <w:r>
+        <w:rPr>
+          <w:lang w:val="id_ID" w:bidi="id_ID"/>
+        </w:rPr>
+        <w:t>1Tim. 6:1–2</w:t>
+      </w:r>
       <w:r>
         <w:rPr>
           <w:lang w:val="id_ID" w:bidi="id_ID"/>
@@ -3439,54 +2947,36 @@
         </w:rPr>
         <w:t>: Paulus bermaksud agar rahmat Allah sepenuhnya mencapai tujuannya di antara orang Kreta dan, dalam prosesnya, melibatkan mereka dalam pekerjaan keselamatan Allah melalui penginjilan (</w:t>
       </w:r>
-      <w:hyperlink r:id="rId62">
-        <w:r>
-          <w:rPr>
-            <w:lang w:val="id_ID" w:bidi="id_ID"/>
-          </w:rPr>
-          <w:rPr>
-            <w:color w:val="0000EE"/>
-            <w:u w:val="single"/>
-          </w:rPr>
-          <w:t>Tit. 2:12</w:t>
-        </w:r>
-      </w:hyperlink>
+      <w:r>
+        <w:rPr>
+          <w:lang w:val="id_ID" w:bidi="id_ID"/>
+        </w:rPr>
+        <w:t>Tit. 2:12</w:t>
+      </w:r>
       <w:r>
         <w:rPr>
           <w:lang w:val="id_ID" w:bidi="id_ID"/>
         </w:rPr>
         <w:t xml:space="preserve">; lihat </w:t>
       </w:r>
-      <w:hyperlink r:id="rId81">
-        <w:r>
-          <w:rPr>
-            <w:lang w:val="id_ID" w:bidi="id_ID"/>
-          </w:rPr>
-          <w:rPr>
-            <w:color w:val="0000EE"/>
-            <w:u w:val="single"/>
-          </w:rPr>
-          <w:t>1Tim. 2:1–7</w:t>
-        </w:r>
-      </w:hyperlink>
+      <w:r>
+        <w:rPr>
+          <w:lang w:val="id_ID" w:bidi="id_ID"/>
+        </w:rPr>
+        <w:t>1Tim. 2:1–7</w:t>
+      </w:r>
       <w:r>
         <w:rPr>
           <w:lang w:val="id_ID" w:bidi="id_ID"/>
         </w:rPr>
         <w:t xml:space="preserve">; </w:t>
       </w:r>
-      <w:hyperlink r:id="rId82">
-        <w:r>
-          <w:rPr>
-            <w:lang w:val="id_ID" w:bidi="id_ID"/>
-          </w:rPr>
-          <w:rPr>
-            <w:color w:val="0000EE"/>
-            <w:u w:val="single"/>
-          </w:rPr>
-          <w:t>4:10</w:t>
-        </w:r>
-      </w:hyperlink>
+      <w:r>
+        <w:rPr>
+          <w:lang w:val="id_ID" w:bidi="id_ID"/>
+        </w:rPr>
+        <w:t>4:10</w:t>
+      </w:r>
       <w:r>
         <w:rPr>
           <w:lang w:val="id_ID" w:bidi="id_ID"/>
@@ -3548,36 +3038,24 @@
         </w:rPr>
         <w:t xml:space="preserve">: Segala perintah dalam </w:t>
       </w:r>
-      <w:hyperlink r:id="rId76">
-        <w:r>
-          <w:rPr>
-            <w:lang w:val="id_ID" w:bidi="id_ID"/>
-          </w:rPr>
-          <w:rPr>
-            <w:color w:val="0000EE"/>
-            <w:u w:val="single"/>
-          </w:rPr>
-          <w:t>Tit. 2:1–10</w:t>
-        </w:r>
-      </w:hyperlink>
+      <w:r>
+        <w:rPr>
+          <w:lang w:val="id_ID" w:bidi="id_ID"/>
+        </w:rPr>
+        <w:t>Tit. 2:1–10</w:t>
+      </w:r>
       <w:r>
         <w:rPr>
           <w:lang w:val="id_ID" w:bidi="id_ID"/>
         </w:rPr>
         <w:t xml:space="preserve"> didasarkan pada kedatangan Kristus di masa lalu dan masa depan. Kasih karunia Allah menjadi teladan bagi tata laku gereja, sebagaimana keselamatan oleh kasih karunia memungkinkan kehidupan yang baik dan menciptakan orang-orang yang berdedikasi untuk pekerjaan baik (lihat juga </w:t>
       </w:r>
-      <w:hyperlink r:id="rId83">
-        <w:r>
-          <w:rPr>
-            <w:lang w:val="id_ID" w:bidi="id_ID"/>
-          </w:rPr>
-          <w:rPr>
-            <w:color w:val="0000EE"/>
-            <w:u w:val="single"/>
-          </w:rPr>
-          <w:t>Tit. 3:3–7</w:t>
-        </w:r>
-      </w:hyperlink>
+      <w:r>
+        <w:rPr>
+          <w:lang w:val="id_ID" w:bidi="id_ID"/>
+        </w:rPr>
+        <w:t>Tit. 3:3–7</w:t>
+      </w:r>
       <w:r>
         <w:rPr>
           <w:lang w:val="id_ID" w:bidi="id_ID"/>
@@ -3643,36 +3121,24 @@
         </w:rPr>
         <w:t xml:space="preserve">: Penekanan dari instruksi ini terletak pada nilai-nilai positif: kebijaksanaan, kebenaran, dan pengabdian kepada Allah. Dalam tulisan Gerika-Romawi, ketiga nilai ini mewakili perilaku berbudi luhur secara umum. Nilai-nilai ini menentang sifat buruk Kreta (perilaku atau kualitas tidak bermoral) yang tercantum dalam </w:t>
       </w:r>
-      <w:hyperlink r:id="rId35">
-        <w:r>
-          <w:rPr>
-            <w:lang w:val="id_ID" w:bidi="id_ID"/>
-          </w:rPr>
-          <w:rPr>
-            <w:color w:val="0000EE"/>
-            <w:u w:val="single"/>
-          </w:rPr>
-          <w:t>Tit. 1:12</w:t>
-        </w:r>
-      </w:hyperlink>
+      <w:r>
+        <w:rPr>
+          <w:lang w:val="id_ID" w:bidi="id_ID"/>
+        </w:rPr>
+        <w:t>Tit. 1:12</w:t>
+      </w:r>
       <w:r>
         <w:rPr>
           <w:lang w:val="id_ID" w:bidi="id_ID"/>
         </w:rPr>
         <w:t xml:space="preserve"> dan diubah menjadi sifat-sifat Kristen yang sejati (lihat </w:t>
       </w:r>
-      <w:hyperlink r:id="rId26">
-        <w:r>
-          <w:rPr>
-            <w:lang w:val="id_ID" w:bidi="id_ID"/>
-          </w:rPr>
-          <w:rPr>
-            <w:color w:val="0000EE"/>
-            <w:u w:val="single"/>
-          </w:rPr>
-          <w:t>Tit. 2:13</w:t>
-        </w:r>
-      </w:hyperlink>
+      <w:r>
+        <w:rPr>
+          <w:lang w:val="id_ID" w:bidi="id_ID"/>
+        </w:rPr>
+        <w:t>Tit. 2:13</w:t>
+      </w:r>
       <w:r>
         <w:rPr>
           <w:lang w:val="id_ID" w:bidi="id_ID"/>
@@ -3781,18 +3247,12 @@
         </w:rPr>
         <w:t xml:space="preserve">: Kata Yunani yang digunakan di sini menonjol dalam surat-surat kepada Timotius dan Titus ("epifani" atau "penampakan"; juga </w:t>
       </w:r>
-      <w:hyperlink r:id="rId84">
-        <w:r>
-          <w:rPr>
-            <w:lang w:val="id_ID" w:bidi="id_ID"/>
-          </w:rPr>
-          <w:rPr>
-            <w:color w:val="0000EE"/>
-            <w:u w:val="single"/>
-          </w:rPr>
-          <w:t>Tit. 2:11</w:t>
-        </w:r>
-      </w:hyperlink>
+      <w:r>
+        <w:rPr>
+          <w:lang w:val="id_ID" w:bidi="id_ID"/>
+        </w:rPr>
+        <w:t>Tit. 2:11</w:t>
+      </w:r>
       <w:r>
         <w:rPr>
           <w:lang w:val="id_ID" w:bidi="id_ID"/>
@@ -3836,108 +3296,72 @@
         </w:rPr>
         <w:t xml:space="preserve">: Ini adalah salah satu dari sedikit tempat dalam Perjanjian Baru di mana Yesus Kristus secara eksplisit disebut "Allah" (lihat juga </w:t>
       </w:r>
-      <w:hyperlink r:id="rId85">
-        <w:r>
-          <w:rPr>
-            <w:lang w:val="id_ID" w:bidi="id_ID"/>
-          </w:rPr>
-          <w:rPr>
-            <w:color w:val="0000EE"/>
-            <w:u w:val="single"/>
-          </w:rPr>
-          <w:t>Yoh. 1:1</w:t>
-        </w:r>
-      </w:hyperlink>
+      <w:r>
+        <w:rPr>
+          <w:lang w:val="id_ID" w:bidi="id_ID"/>
+        </w:rPr>
+        <w:t>Yoh. 1:1</w:t>
+      </w:r>
       <w:r>
         <w:rPr>
           <w:lang w:val="id_ID" w:bidi="id_ID"/>
         </w:rPr>
         <w:t xml:space="preserve">; </w:t>
       </w:r>
-      <w:hyperlink r:id="rId86">
-        <w:r>
-          <w:rPr>
-            <w:lang w:val="id_ID" w:bidi="id_ID"/>
-          </w:rPr>
-          <w:rPr>
-            <w:color w:val="0000EE"/>
-            <w:u w:val="single"/>
-          </w:rPr>
-          <w:t>20:28</w:t>
-        </w:r>
-      </w:hyperlink>
+      <w:r>
+        <w:rPr>
+          <w:lang w:val="id_ID" w:bidi="id_ID"/>
+        </w:rPr>
+        <w:t>20:28</w:t>
+      </w:r>
       <w:r>
         <w:rPr>
           <w:lang w:val="id_ID" w:bidi="id_ID"/>
         </w:rPr>
         <w:t xml:space="preserve">; </w:t>
       </w:r>
-      <w:hyperlink r:id="rId87">
-        <w:r>
-          <w:rPr>
-            <w:lang w:val="id_ID" w:bidi="id_ID"/>
-          </w:rPr>
-          <w:rPr>
-            <w:color w:val="0000EE"/>
-            <w:u w:val="single"/>
-          </w:rPr>
-          <w:t>Rm. 9:5</w:t>
-        </w:r>
-      </w:hyperlink>
+      <w:r>
+        <w:rPr>
+          <w:lang w:val="id_ID" w:bidi="id_ID"/>
+        </w:rPr>
+        <w:t>Rm. 9:5</w:t>
+      </w:r>
       <w:r>
         <w:rPr>
           <w:lang w:val="id_ID" w:bidi="id_ID"/>
         </w:rPr>
         <w:t xml:space="preserve">; </w:t>
       </w:r>
-      <w:hyperlink r:id="rId88">
-        <w:r>
-          <w:rPr>
-            <w:lang w:val="id_ID" w:bidi="id_ID"/>
-          </w:rPr>
-          <w:rPr>
-            <w:color w:val="0000EE"/>
-            <w:u w:val="single"/>
-          </w:rPr>
-          <w:t>Ibr. 1:8</w:t>
-        </w:r>
-      </w:hyperlink>
+      <w:r>
+        <w:rPr>
+          <w:lang w:val="id_ID" w:bidi="id_ID"/>
+        </w:rPr>
+        <w:t>Ibr. 1:8</w:t>
+      </w:r>
       <w:r>
         <w:rPr>
           <w:lang w:val="id_ID" w:bidi="id_ID"/>
         </w:rPr>
         <w:t xml:space="preserve">; </w:t>
       </w:r>
-      <w:hyperlink r:id="rId89">
-        <w:r>
-          <w:rPr>
-            <w:lang w:val="id_ID" w:bidi="id_ID"/>
-          </w:rPr>
-          <w:rPr>
-            <w:color w:val="0000EE"/>
-            <w:u w:val="single"/>
-          </w:rPr>
-          <w:t>2Ptr. 1:1</w:t>
-        </w:r>
-      </w:hyperlink>
+      <w:r>
+        <w:rPr>
+          <w:lang w:val="id_ID" w:bidi="id_ID"/>
+        </w:rPr>
+        <w:t>2Ptr. 1:1</w:t>
+      </w:r>
       <w:r>
         <w:rPr>
           <w:lang w:val="id_ID" w:bidi="id_ID"/>
         </w:rPr>
         <w:t xml:space="preserve">; mungkin </w:t>
       </w:r>
-      <w:hyperlink r:id="rId90">
-        <w:r>
-          <w:rPr>
-            <w:lang w:val="id_ID" w:bidi="id_ID"/>
-          </w:rPr>
-          <w:rPr>
-            <w:color w:val="0000EE"/>
-            <w:u w:val="single"/>
-          </w:rPr>
-          <w:t>Yoh. 1:18</w:t>
-        </w:r>
-      </w:hyperlink>
+      <w:r>
+        <w:rPr>
+          <w:lang w:val="id_ID" w:bidi="id_ID"/>
+        </w:rPr>
+        <w:t>Yoh. 1:18</w:t>
+      </w:r>
       <w:r>
         <w:rPr>
           <w:lang w:val="id_ID" w:bidi="id_ID"/>
@@ -4008,18 +3432,12 @@
         </w:rPr>
         <w:t xml:space="preserve">Keselamatan menghasilkan individu yang memiliki keinginan dan kemampuan untuk melakukan perbuatan baik yang dijelaskan dalam </w:t>
       </w:r>
-      <w:hyperlink r:id="rId37">
-        <w:r>
-          <w:rPr>
-            <w:lang w:val="id_ID" w:bidi="id_ID"/>
-          </w:rPr>
-          <w:rPr>
-            <w:color w:val="0000EE"/>
-            <w:u w:val="single"/>
-          </w:rPr>
-          <w:t>Tit. 2:2–10</w:t>
-        </w:r>
-      </w:hyperlink>
+      <w:r>
+        <w:rPr>
+          <w:lang w:val="id_ID" w:bidi="id_ID"/>
+        </w:rPr>
+        <w:t>Tit. 2:2–10</w:t>
+      </w:r>
       <w:r>
         <w:rPr>
           <w:lang w:val="id_ID" w:bidi="id_ID"/>
@@ -4051,18 +3469,12 @@
         </w:rPr>
         <w:t xml:space="preserve">: Lihat juga </w:t>
       </w:r>
-      <w:hyperlink r:id="rId22">
-        <w:r>
-          <w:rPr>
-            <w:lang w:val="id_ID" w:bidi="id_ID"/>
-          </w:rPr>
-          <w:rPr>
-            <w:color w:val="0000EE"/>
-            <w:u w:val="single"/>
-          </w:rPr>
-          <w:t>1Tim. 2:6</w:t>
-        </w:r>
-      </w:hyperlink>
+      <w:r>
+        <w:rPr>
+          <w:lang w:val="id_ID" w:bidi="id_ID"/>
+        </w:rPr>
+        <w:t>1Tim. 2:6</w:t>
+      </w:r>
       <w:r>
         <w:rPr>
           <w:lang w:val="id_ID" w:bidi="id_ID"/>
@@ -4094,54 +3506,36 @@
         </w:rPr>
         <w:t xml:space="preserve">: Lihat </w:t>
       </w:r>
-      <w:hyperlink r:id="rId91">
-        <w:r>
-          <w:rPr>
-            <w:lang w:val="id_ID" w:bidi="id_ID"/>
-          </w:rPr>
-          <w:rPr>
-            <w:color w:val="0000EE"/>
-            <w:u w:val="single"/>
-          </w:rPr>
-          <w:t>Gal. 3:22</w:t>
-        </w:r>
-      </w:hyperlink>
+      <w:r>
+        <w:rPr>
+          <w:lang w:val="id_ID" w:bidi="id_ID"/>
+        </w:rPr>
+        <w:t>Gal. 3:22</w:t>
+      </w:r>
       <w:r>
         <w:rPr>
           <w:lang w:val="id_ID" w:bidi="id_ID"/>
         </w:rPr>
         <w:t xml:space="preserve">; </w:t>
       </w:r>
-      <w:hyperlink r:id="rId92">
-        <w:r>
-          <w:rPr>
-            <w:lang w:val="id_ID" w:bidi="id_ID"/>
-          </w:rPr>
-          <w:rPr>
-            <w:color w:val="0000EE"/>
-            <w:u w:val="single"/>
-          </w:rPr>
-          <w:t>4:4–5</w:t>
-        </w:r>
-      </w:hyperlink>
+      <w:r>
+        <w:rPr>
+          <w:lang w:val="id_ID" w:bidi="id_ID"/>
+        </w:rPr>
+        <w:t>4:4–5</w:t>
+      </w:r>
       <w:r>
         <w:rPr>
           <w:lang w:val="id_ID" w:bidi="id_ID"/>
         </w:rPr>
         <w:t xml:space="preserve">; lihat juga </w:t>
       </w:r>
-      <w:hyperlink r:id="rId93">
-        <w:r>
-          <w:rPr>
-            <w:lang w:val="id_ID" w:bidi="id_ID"/>
-          </w:rPr>
-          <w:rPr>
-            <w:color w:val="0000EE"/>
-            <w:u w:val="single"/>
-          </w:rPr>
-          <w:t>Kel. 6:6–8</w:t>
-        </w:r>
-      </w:hyperlink>
+      <w:r>
+        <w:rPr>
+          <w:lang w:val="id_ID" w:bidi="id_ID"/>
+        </w:rPr>
+        <w:t>Kel. 6:6–8</w:t>
+      </w:r>
       <w:r>
         <w:rPr>
           <w:lang w:val="id_ID" w:bidi="id_ID"/>
@@ -4166,54 +3560,36 @@
         </w:rPr>
         <w:t xml:space="preserve">Frasa "suatu umat, kepunyaan-Nya sendiri" mengingatkan pada pembentukan Israel sebagai sebuah bangsa (lihat </w:t>
       </w:r>
-      <w:hyperlink r:id="rId94">
-        <w:r>
-          <w:rPr>
-            <w:lang w:val="id_ID" w:bidi="id_ID"/>
-          </w:rPr>
-          <w:rPr>
-            <w:color w:val="0000EE"/>
-            <w:u w:val="single"/>
-          </w:rPr>
-          <w:t>Kel. 19:5</w:t>
-        </w:r>
-      </w:hyperlink>
+      <w:r>
+        <w:rPr>
+          <w:lang w:val="id_ID" w:bidi="id_ID"/>
+        </w:rPr>
+        <w:t>Kel. 19:5</w:t>
+      </w:r>
       <w:r>
         <w:rPr>
           <w:lang w:val="id_ID" w:bidi="id_ID"/>
         </w:rPr>
         <w:t xml:space="preserve">; </w:t>
       </w:r>
-      <w:hyperlink r:id="rId95">
-        <w:r>
-          <w:rPr>
-            <w:lang w:val="id_ID" w:bidi="id_ID"/>
-          </w:rPr>
-          <w:rPr>
-            <w:color w:val="0000EE"/>
-            <w:u w:val="single"/>
-          </w:rPr>
-          <w:t>Ul. 7:6</w:t>
-        </w:r>
-      </w:hyperlink>
+      <w:r>
+        <w:rPr>
+          <w:lang w:val="id_ID" w:bidi="id_ID"/>
+        </w:rPr>
+        <w:t>Ul. 7:6</w:t>
+      </w:r>
       <w:r>
         <w:rPr>
           <w:lang w:val="id_ID" w:bidi="id_ID"/>
         </w:rPr>
         <w:t xml:space="preserve">; </w:t>
       </w:r>
-      <w:hyperlink r:id="rId96">
-        <w:r>
-          <w:rPr>
-            <w:lang w:val="id_ID" w:bidi="id_ID"/>
-          </w:rPr>
-          <w:rPr>
-            <w:color w:val="0000EE"/>
-            <w:u w:val="single"/>
-          </w:rPr>
-          <w:t>14:2</w:t>
-        </w:r>
-      </w:hyperlink>
+      <w:r>
+        <w:rPr>
+          <w:lang w:val="id_ID" w:bidi="id_ID"/>
+        </w:rPr>
+        <w:t>14:2</w:t>
+      </w:r>
       <w:r>
         <w:rPr>
           <w:lang w:val="id_ID" w:bidi="id_ID"/>
@@ -4258,36 +3634,24 @@
         </w:rPr>
         <w:t xml:space="preserve">): Lihat </w:t>
       </w:r>
-      <w:hyperlink r:id="rId97">
-        <w:r>
-          <w:rPr>
-            <w:lang w:val="id_ID" w:bidi="id_ID"/>
-          </w:rPr>
-          <w:rPr>
-            <w:color w:val="0000EE"/>
-            <w:u w:val="single"/>
-          </w:rPr>
-          <w:t>Tit. 1:16</w:t>
-        </w:r>
-      </w:hyperlink>
+      <w:r>
+        <w:rPr>
+          <w:lang w:val="id_ID" w:bidi="id_ID"/>
+        </w:rPr>
+        <w:t>Tit. 1:16</w:t>
+      </w:r>
       <w:r>
         <w:rPr>
           <w:lang w:val="id_ID" w:bidi="id_ID"/>
         </w:rPr>
         <w:t xml:space="preserve">; </w:t>
       </w:r>
-      <w:hyperlink r:id="rId98">
-        <w:r>
-          <w:rPr>
-            <w:lang w:val="id_ID" w:bidi="id_ID"/>
-          </w:rPr>
-          <w:rPr>
-            <w:color w:val="0000EE"/>
-            <w:u w:val="single"/>
-          </w:rPr>
-          <w:t>Ef. 2:10</w:t>
-        </w:r>
-      </w:hyperlink>
+      <w:r>
+        <w:rPr>
+          <w:lang w:val="id_ID" w:bidi="id_ID"/>
+        </w:rPr>
+        <w:t>Ef. 2:10</w:t>
+      </w:r>
       <w:r>
         <w:rPr>
           <w:lang w:val="id_ID" w:bidi="id_ID"/>
@@ -4346,54 +3710,36 @@
         </w:rPr>
         <w:t>Paulus mungkin menginstruksikan orang-orang percaya untuk membuat perbedaan yang jelas antara diri mereka dan populasi umum yang tidak tertib. Sebagai alternatif, para pengacau (</w:t>
       </w:r>
-      <w:hyperlink r:id="rId99">
-        <w:r>
-          <w:rPr>
-            <w:lang w:val="id_ID" w:bidi="id_ID"/>
-          </w:rPr>
-          <w:rPr>
-            <w:color w:val="0000EE"/>
-            <w:u w:val="single"/>
-          </w:rPr>
-          <w:t>Tit. 1:10–15</w:t>
-        </w:r>
-      </w:hyperlink>
+      <w:r>
+        <w:rPr>
+          <w:lang w:val="id_ID" w:bidi="id_ID"/>
+        </w:rPr>
+        <w:t>Tit. 1:10–15</w:t>
+      </w:r>
       <w:r>
         <w:rPr>
           <w:lang w:val="id_ID" w:bidi="id_ID"/>
         </w:rPr>
         <w:t xml:space="preserve">; </w:t>
       </w:r>
-      <w:hyperlink r:id="rId100">
-        <w:r>
-          <w:rPr>
-            <w:lang w:val="id_ID" w:bidi="id_ID"/>
-          </w:rPr>
-          <w:rPr>
-            <w:color w:val="0000EE"/>
-            <w:u w:val="single"/>
-          </w:rPr>
-          <w:t>3:10</w:t>
-        </w:r>
-      </w:hyperlink>
+      <w:r>
+        <w:rPr>
+          <w:lang w:val="id_ID" w:bidi="id_ID"/>
+        </w:rPr>
+        <w:t>3:10</w:t>
+      </w:r>
       <w:r>
         <w:rPr>
           <w:lang w:val="id_ID" w:bidi="id_ID"/>
         </w:rPr>
         <w:t xml:space="preserve">) mungkin telah mengadopsi perilaku tidak tertib sebagai akibat dari ajaran sesat mereka (seperti yang mungkin terjadi dalam </w:t>
       </w:r>
-      <w:hyperlink r:id="rId81">
-        <w:r>
-          <w:rPr>
-            <w:lang w:val="id_ID" w:bidi="id_ID"/>
-          </w:rPr>
-          <w:rPr>
-            <w:color w:val="0000EE"/>
-            <w:u w:val="single"/>
-          </w:rPr>
-          <w:t>1Tim. 2:1–7</w:t>
-        </w:r>
-      </w:hyperlink>
+      <w:r>
+        <w:rPr>
+          <w:lang w:val="id_ID" w:bidi="id_ID"/>
+        </w:rPr>
+        <w:t>1Tim. 2:1–7</w:t>
+      </w:r>
       <w:r>
         <w:rPr>
           <w:lang w:val="id_ID" w:bidi="id_ID"/>
@@ -4431,36 +3777,24 @@
         </w:rPr>
         <w:t xml:space="preserve"> lihat </w:t>
       </w:r>
-      <w:hyperlink r:id="rId101">
-        <w:r>
-          <w:rPr>
-            <w:lang w:val="id_ID" w:bidi="id_ID"/>
-          </w:rPr>
-          <w:rPr>
-            <w:color w:val="0000EE"/>
-            <w:u w:val="single"/>
-          </w:rPr>
-          <w:t>1Tim. 2:2</w:t>
-        </w:r>
-      </w:hyperlink>
+      <w:r>
+        <w:rPr>
+          <w:lang w:val="id_ID" w:bidi="id_ID"/>
+        </w:rPr>
+        <w:t>1Tim. 2:2</w:t>
+      </w:r>
       <w:r>
         <w:rPr>
           <w:lang w:val="id_ID" w:bidi="id_ID"/>
         </w:rPr>
         <w:t xml:space="preserve">; </w:t>
       </w:r>
-      <w:hyperlink r:id="rId102">
-        <w:r>
-          <w:rPr>
-            <w:lang w:val="id_ID" w:bidi="id_ID"/>
-          </w:rPr>
-          <w:rPr>
-            <w:color w:val="0000EE"/>
-            <w:u w:val="single"/>
-          </w:rPr>
-          <w:t>Rm. 13:1–7</w:t>
-        </w:r>
-      </w:hyperlink>
+      <w:r>
+        <w:rPr>
+          <w:lang w:val="id_ID" w:bidi="id_ID"/>
+        </w:rPr>
+        <w:t>Rm. 13:1–7</w:t>
+      </w:r>
       <w:r>
         <w:rPr>
           <w:lang w:val="id_ID" w:bidi="id_ID"/>
@@ -4515,108 +3849,72 @@
         </w:rPr>
         <w:t>Penekanan pada pengajaran yang benar terus berlanjut (</w:t>
       </w:r>
-      <w:hyperlink r:id="rId64">
-        <w:r>
-          <w:rPr>
-            <w:lang w:val="id_ID" w:bidi="id_ID"/>
-          </w:rPr>
-          <w:rPr>
-            <w:color w:val="0000EE"/>
-            <w:u w:val="single"/>
-          </w:rPr>
-          <w:t>Tit. 1:9</w:t>
-        </w:r>
-      </w:hyperlink>
+      <w:r>
+        <w:rPr>
+          <w:lang w:val="id_ID" w:bidi="id_ID"/>
+        </w:rPr>
+        <w:t>Tit. 1:9</w:t>
+      </w:r>
       <w:r>
         <w:rPr>
           <w:lang w:val="id_ID" w:bidi="id_ID"/>
         </w:rPr>
         <w:t xml:space="preserve">; </w:t>
       </w:r>
-      <w:hyperlink r:id="rId103">
-        <w:r>
-          <w:rPr>
-            <w:lang w:val="id_ID" w:bidi="id_ID"/>
-          </w:rPr>
-          <w:rPr>
-            <w:color w:val="0000EE"/>
-            <w:u w:val="single"/>
-          </w:rPr>
-          <w:t>2:1</w:t>
-        </w:r>
-      </w:hyperlink>
+      <w:r>
+        <w:rPr>
+          <w:lang w:val="id_ID" w:bidi="id_ID"/>
+        </w:rPr>
+        <w:t>2:1</w:t>
+      </w:r>
       <w:r>
         <w:rPr>
           <w:lang w:val="id_ID" w:bidi="id_ID"/>
         </w:rPr>
         <w:t xml:space="preserve">). Sekarang Paulus mengalihkan fokusnya pada bagaimana komunitas Kristen berinteraksi dengan masyarakat secara umum (bandingkan </w:t>
       </w:r>
-      <w:hyperlink r:id="rId104">
-        <w:r>
-          <w:rPr>
-            <w:lang w:val="id_ID" w:bidi="id_ID"/>
-          </w:rPr>
-          <w:rPr>
-            <w:color w:val="0000EE"/>
-            <w:u w:val="single"/>
-          </w:rPr>
-          <w:t>1Tim. 2:2–4</w:t>
-        </w:r>
-      </w:hyperlink>
+      <w:r>
+        <w:rPr>
+          <w:lang w:val="id_ID" w:bidi="id_ID"/>
+        </w:rPr>
+        <w:t>1Tim. 2:2–4</w:t>
+      </w:r>
       <w:r>
         <w:rPr>
           <w:lang w:val="id_ID" w:bidi="id_ID"/>
         </w:rPr>
         <w:t xml:space="preserve">). Seperti dalam </w:t>
       </w:r>
-      <w:hyperlink r:id="rId105">
-        <w:r>
-          <w:rPr>
-            <w:lang w:val="id_ID" w:bidi="id_ID"/>
-          </w:rPr>
-          <w:rPr>
-            <w:color w:val="0000EE"/>
-            <w:u w:val="single"/>
-          </w:rPr>
-          <w:t>Tit. 2:1–15</w:t>
-        </w:r>
-      </w:hyperlink>
+      <w:r>
+        <w:rPr>
+          <w:lang w:val="id_ID" w:bidi="id_ID"/>
+        </w:rPr>
+        <w:t>Tit. 2:1–15</w:t>
+      </w:r>
       <w:r>
         <w:rPr>
           <w:lang w:val="id_ID" w:bidi="id_ID"/>
         </w:rPr>
         <w:t xml:space="preserve">, instruksi Allah untuk umat-Nya dalam </w:t>
       </w:r>
-      <w:hyperlink r:id="rId106">
-        <w:r>
-          <w:rPr>
-            <w:lang w:val="id_ID" w:bidi="id_ID"/>
-          </w:rPr>
-          <w:rPr>
-            <w:color w:val="0000EE"/>
-            <w:u w:val="single"/>
-          </w:rPr>
-          <w:t>Tit. 3:1–2</w:t>
-        </w:r>
-      </w:hyperlink>
+      <w:r>
+        <w:rPr>
+          <w:lang w:val="id_ID" w:bidi="id_ID"/>
+        </w:rPr>
+        <w:t>Tit. 3:1–2</w:t>
+      </w:r>
       <w:r>
         <w:rPr>
           <w:lang w:val="id_ID" w:bidi="id_ID"/>
         </w:rPr>
         <w:t xml:space="preserve"> didasarkan pada interaksi-Nya dengan mereka (</w:t>
       </w:r>
-      <w:hyperlink r:id="rId83">
-        <w:r>
-          <w:rPr>
-            <w:lang w:val="id_ID" w:bidi="id_ID"/>
-          </w:rPr>
-          <w:rPr>
-            <w:color w:val="0000EE"/>
-            <w:u w:val="single"/>
-          </w:rPr>
-          <w:t>Tit. 3:3–7</w:t>
-        </w:r>
-      </w:hyperlink>
+      <w:r>
+        <w:rPr>
+          <w:lang w:val="id_ID" w:bidi="id_ID"/>
+        </w:rPr>
+        <w:t>Tit. 3:3–7</w:t>
+      </w:r>
       <w:r>
         <w:rPr>
           <w:lang w:val="id_ID" w:bidi="id_ID"/>
@@ -4635,18 +3933,12 @@
         </w:rPr>
         <w:t>). Paulus kemudian menginstruksikan Titus untuk menghindari argumen yang tidak berguna dan menekankan pengajaran yang bermanfaat (</w:t>
       </w:r>
-      <w:hyperlink r:id="rId107">
-        <w:r>
-          <w:rPr>
-            <w:lang w:val="id_ID" w:bidi="id_ID"/>
-          </w:rPr>
-          <w:rPr>
-            <w:color w:val="0000EE"/>
-            <w:u w:val="single"/>
-          </w:rPr>
-          <w:t>Tit. 3:8–11</w:t>
-        </w:r>
-      </w:hyperlink>
+      <w:r>
+        <w:rPr>
+          <w:lang w:val="id_ID" w:bidi="id_ID"/>
+        </w:rPr>
+        <w:t>Tit. 3:8–11</w:t>
+      </w:r>
       <w:r>
         <w:rPr>
           <w:lang w:val="id_ID" w:bidi="id_ID"/>
@@ -4701,108 +3993,72 @@
         </w:rPr>
         <w:t>Hendaklah kita rendah hati dan memperlakukan semua orang dengan hormat. (</w:t>
       </w:r>
-      <w:hyperlink r:id="rId108">
-        <w:r>
-          <w:rPr>
-            <w:lang w:val="id_ID" w:bidi="id_ID"/>
-          </w:rPr>
-          <w:rPr>
-            <w:color w:val="0000EE"/>
-            <w:u w:val="single"/>
-          </w:rPr>
-          <w:t>Tit. 3:2</w:t>
-        </w:r>
-      </w:hyperlink>
+      <w:r>
+        <w:rPr>
+          <w:lang w:val="id_ID" w:bidi="id_ID"/>
+        </w:rPr>
+        <w:t>Tit. 3:2</w:t>
+      </w:r>
       <w:r>
         <w:rPr>
           <w:lang w:val="id_ID" w:bidi="id_ID"/>
         </w:rPr>
         <w:t>). Jika kita mengingat keadaan diri kita sebelum kemurahan dan kasih Allah datang kepada kita, ini adalah hal benar yang harus dilakukan. (</w:t>
       </w:r>
-      <w:hyperlink r:id="rId27">
-        <w:r>
-          <w:rPr>
-            <w:lang w:val="id_ID" w:bidi="id_ID"/>
-          </w:rPr>
-          <w:rPr>
-            <w:color w:val="0000EE"/>
-            <w:u w:val="single"/>
-          </w:rPr>
-          <w:t>Tit. 3:4</w:t>
-        </w:r>
-      </w:hyperlink>
+      <w:r>
+        <w:rPr>
+          <w:lang w:val="id_ID" w:bidi="id_ID"/>
+        </w:rPr>
+        <w:t>Tit. 3:4</w:t>
+      </w:r>
       <w:r>
         <w:rPr>
           <w:lang w:val="id_ID" w:bidi="id_ID"/>
         </w:rPr>
         <w:t xml:space="preserve">; lihat </w:t>
       </w:r>
-      <w:hyperlink r:id="rId109">
-        <w:r>
-          <w:rPr>
-            <w:lang w:val="id_ID" w:bidi="id_ID"/>
-          </w:rPr>
-          <w:rPr>
-            <w:color w:val="0000EE"/>
-            <w:u w:val="single"/>
-          </w:rPr>
-          <w:t>Ef. 2:1–4</w:t>
-        </w:r>
-      </w:hyperlink>
+      <w:r>
+        <w:rPr>
+          <w:lang w:val="id_ID" w:bidi="id_ID"/>
+        </w:rPr>
+        <w:t>Ef. 2:1–4</w:t>
+      </w:r>
       <w:r>
         <w:rPr>
           <w:lang w:val="id_ID" w:bidi="id_ID"/>
         </w:rPr>
         <w:t xml:space="preserve">; </w:t>
       </w:r>
-      <w:hyperlink r:id="rId110">
-        <w:r>
-          <w:rPr>
-            <w:lang w:val="id_ID" w:bidi="id_ID"/>
-          </w:rPr>
-          <w:rPr>
-            <w:color w:val="0000EE"/>
-            <w:u w:val="single"/>
-          </w:rPr>
-          <w:t>5:8</w:t>
-        </w:r>
-      </w:hyperlink>
+      <w:r>
+        <w:rPr>
+          <w:lang w:val="id_ID" w:bidi="id_ID"/>
+        </w:rPr>
+        <w:t>5:8</w:t>
+      </w:r>
       <w:r>
         <w:rPr>
           <w:lang w:val="id_ID" w:bidi="id_ID"/>
         </w:rPr>
         <w:t xml:space="preserve">; </w:t>
       </w:r>
-      <w:hyperlink r:id="rId111">
-        <w:r>
-          <w:rPr>
-            <w:lang w:val="id_ID" w:bidi="id_ID"/>
-          </w:rPr>
-          <w:rPr>
-            <w:color w:val="0000EE"/>
-            <w:u w:val="single"/>
-          </w:rPr>
-          <w:t>Kol. 3:7</w:t>
-        </w:r>
-      </w:hyperlink>
+      <w:r>
+        <w:rPr>
+          <w:lang w:val="id_ID" w:bidi="id_ID"/>
+        </w:rPr>
+        <w:t>Kol. 3:7</w:t>
+      </w:r>
       <w:r>
         <w:rPr>
           <w:lang w:val="id_ID" w:bidi="id_ID"/>
         </w:rPr>
         <w:t xml:space="preserve">; </w:t>
       </w:r>
-      <w:hyperlink r:id="rId112">
-        <w:r>
-          <w:rPr>
-            <w:lang w:val="id_ID" w:bidi="id_ID"/>
-          </w:rPr>
-          <w:rPr>
-            <w:color w:val="0000EE"/>
-            <w:u w:val="single"/>
-          </w:rPr>
-          <w:t>1Ptr. 4:3</w:t>
-        </w:r>
-      </w:hyperlink>
+      <w:r>
+        <w:rPr>
+          <w:lang w:val="id_ID" w:bidi="id_ID"/>
+        </w:rPr>
+        <w:t>1Ptr. 4:3</w:t>
+      </w:r>
       <w:r>
         <w:rPr>
           <w:lang w:val="id_ID" w:bidi="id_ID"/>
@@ -4899,36 +4155,24 @@
         </w:rPr>
         <w:t xml:space="preserve">): Kata Yunani ini berhubungan dengan kedatangan Kristus (juga dalam </w:t>
       </w:r>
-      <w:hyperlink r:id="rId84">
-        <w:r>
-          <w:rPr>
-            <w:lang w:val="id_ID" w:bidi="id_ID"/>
-          </w:rPr>
-          <w:rPr>
-            <w:color w:val="0000EE"/>
-            <w:u w:val="single"/>
-          </w:rPr>
-          <w:t>Tit. 2:11</w:t>
-        </w:r>
-      </w:hyperlink>
+      <w:r>
+        <w:rPr>
+          <w:lang w:val="id_ID" w:bidi="id_ID"/>
+        </w:rPr>
+        <w:t>Tit. 2:11</w:t>
+      </w:r>
       <w:r>
         <w:rPr>
           <w:lang w:val="id_ID" w:bidi="id_ID"/>
         </w:rPr>
         <w:t xml:space="preserve">, </w:t>
       </w:r>
-      <w:hyperlink r:id="rId26">
-        <w:r>
-          <w:rPr>
-            <w:lang w:val="id_ID" w:bidi="id_ID"/>
-          </w:rPr>
-          <w:rPr>
-            <w:color w:val="0000EE"/>
-            <w:u w:val="single"/>
-          </w:rPr>
-          <w:t>13</w:t>
-        </w:r>
-      </w:hyperlink>
+      <w:r>
+        <w:rPr>
+          <w:lang w:val="id_ID" w:bidi="id_ID"/>
+        </w:rPr>
+        <w:t>13</w:t>
+      </w:r>
       <w:r>
         <w:rPr>
           <w:lang w:val="id_ID" w:bidi="id_ID"/>
@@ -4995,36 +4239,24 @@
         </w:rPr>
         <w:t xml:space="preserve">Bagian ini mungkin merupakan ringkasan atau kutipan dari ajaran tradisional (lihat </w:t>
       </w:r>
-      <w:hyperlink r:id="rId113">
-        <w:r>
-          <w:rPr>
-            <w:lang w:val="id_ID" w:bidi="id_ID"/>
-          </w:rPr>
-          <w:rPr>
-            <w:color w:val="0000EE"/>
-            <w:u w:val="single"/>
-          </w:rPr>
-          <w:t>1Tim. 1:15</w:t>
-        </w:r>
-      </w:hyperlink>
+      <w:r>
+        <w:rPr>
+          <w:lang w:val="id_ID" w:bidi="id_ID"/>
+        </w:rPr>
+        <w:t>1Tim. 1:15</w:t>
+      </w:r>
       <w:r>
         <w:rPr>
           <w:lang w:val="id_ID" w:bidi="id_ID"/>
         </w:rPr>
         <w:t xml:space="preserve">; </w:t>
       </w:r>
-      <w:hyperlink r:id="rId114">
-        <w:r>
-          <w:rPr>
-            <w:lang w:val="id_ID" w:bidi="id_ID"/>
-          </w:rPr>
-          <w:rPr>
-            <w:color w:val="0000EE"/>
-            <w:u w:val="single"/>
-          </w:rPr>
-          <w:t>2:5–6</w:t>
-        </w:r>
-      </w:hyperlink>
+      <w:r>
+        <w:rPr>
+          <w:lang w:val="id_ID" w:bidi="id_ID"/>
+        </w:rPr>
+        <w:t>2:5–6</w:t>
+      </w:r>
       <w:r>
         <w:rPr>
           <w:lang w:val="id_ID" w:bidi="id_ID"/>
@@ -5090,36 +4322,24 @@
         </w:rPr>
         <w:t xml:space="preserve">: Kontrasnya adalah antara tindakan manusia yang mungkin dianggap layak untuk mendapatkan keselamatan dan anugerah Allah (lihat </w:t>
       </w:r>
-      <w:hyperlink r:id="rId115">
-        <w:r>
-          <w:rPr>
-            <w:lang w:val="id_ID" w:bidi="id_ID"/>
-          </w:rPr>
-          <w:rPr>
-            <w:color w:val="0000EE"/>
-            <w:u w:val="single"/>
-          </w:rPr>
-          <w:t>Gal. 2:16</w:t>
-        </w:r>
-      </w:hyperlink>
+      <w:r>
+        <w:rPr>
+          <w:lang w:val="id_ID" w:bidi="id_ID"/>
+        </w:rPr>
+        <w:t>Gal. 2:16</w:t>
+      </w:r>
       <w:r>
         <w:rPr>
           <w:lang w:val="id_ID" w:bidi="id_ID"/>
         </w:rPr>
         <w:t>). Keselamatan diperoleh melalui iman dalam belas kasihan Allah semata (</w:t>
       </w:r>
-      <w:hyperlink r:id="rId116">
-        <w:r>
-          <w:rPr>
-            <w:lang w:val="id_ID" w:bidi="id_ID"/>
-          </w:rPr>
-          <w:rPr>
-            <w:color w:val="0000EE"/>
-            <w:u w:val="single"/>
-          </w:rPr>
-          <w:t>Ef. 2:8</w:t>
-        </w:r>
-      </w:hyperlink>
+      <w:r>
+        <w:rPr>
+          <w:lang w:val="id_ID" w:bidi="id_ID"/>
+        </w:rPr>
+        <w:t>Ef. 2:8</w:t>
+      </w:r>
       <w:r>
         <w:rPr>
           <w:lang w:val="id_ID" w:bidi="id_ID"/>
@@ -5151,90 +4371,60 @@
         </w:rPr>
         <w:t xml:space="preserve">: Lihat </w:t>
       </w:r>
-      <w:hyperlink r:id="rId117">
-        <w:r>
-          <w:rPr>
-            <w:lang w:val="id_ID" w:bidi="id_ID"/>
-          </w:rPr>
-          <w:rPr>
-            <w:color w:val="0000EE"/>
-            <w:u w:val="single"/>
-          </w:rPr>
-          <w:t>Yeh. 16:9</w:t>
-        </w:r>
-      </w:hyperlink>
+      <w:r>
+        <w:rPr>
+          <w:lang w:val="id_ID" w:bidi="id_ID"/>
+        </w:rPr>
+        <w:t>Yeh. 16:9</w:t>
+      </w:r>
       <w:r>
         <w:rPr>
           <w:lang w:val="id_ID" w:bidi="id_ID"/>
         </w:rPr>
         <w:t xml:space="preserve">; </w:t>
       </w:r>
-      <w:hyperlink r:id="rId118">
-        <w:r>
-          <w:rPr>
-            <w:lang w:val="id_ID" w:bidi="id_ID"/>
-          </w:rPr>
-          <w:rPr>
-            <w:color w:val="0000EE"/>
-            <w:u w:val="single"/>
-          </w:rPr>
-          <w:t>Yoh. 3:1–15</w:t>
-        </w:r>
-      </w:hyperlink>
+      <w:r>
+        <w:rPr>
+          <w:lang w:val="id_ID" w:bidi="id_ID"/>
+        </w:rPr>
+        <w:t>Yoh. 3:1–15</w:t>
+      </w:r>
       <w:r>
         <w:rPr>
           <w:lang w:val="id_ID" w:bidi="id_ID"/>
         </w:rPr>
         <w:t xml:space="preserve">; </w:t>
       </w:r>
-      <w:hyperlink r:id="rId119">
-        <w:r>
-          <w:rPr>
-            <w:lang w:val="id_ID" w:bidi="id_ID"/>
-          </w:rPr>
-          <w:rPr>
-            <w:color w:val="0000EE"/>
-            <w:u w:val="single"/>
-          </w:rPr>
-          <w:t>Ef. 5:26</w:t>
-        </w:r>
-      </w:hyperlink>
+      <w:r>
+        <w:rPr>
+          <w:lang w:val="id_ID" w:bidi="id_ID"/>
+        </w:rPr>
+        <w:t>Ef. 5:26</w:t>
+      </w:r>
       <w:r>
         <w:rPr>
           <w:lang w:val="id_ID" w:bidi="id_ID"/>
         </w:rPr>
         <w:t xml:space="preserve">; </w:t>
       </w:r>
-      <w:hyperlink r:id="rId120">
-        <w:r>
-          <w:rPr>
-            <w:lang w:val="id_ID" w:bidi="id_ID"/>
-          </w:rPr>
-          <w:rPr>
-            <w:color w:val="0000EE"/>
-            <w:u w:val="single"/>
-          </w:rPr>
-          <w:t>Ibr. 10:22</w:t>
-        </w:r>
-      </w:hyperlink>
+      <w:r>
+        <w:rPr>
+          <w:lang w:val="id_ID" w:bidi="id_ID"/>
+        </w:rPr>
+        <w:t>Ibr. 10:22</w:t>
+      </w:r>
       <w:r>
         <w:rPr>
           <w:lang w:val="id_ID" w:bidi="id_ID"/>
         </w:rPr>
         <w:t xml:space="preserve">; </w:t>
       </w:r>
-      <w:hyperlink r:id="rId121">
-        <w:r>
-          <w:rPr>
-            <w:lang w:val="id_ID" w:bidi="id_ID"/>
-          </w:rPr>
-          <w:rPr>
-            <w:color w:val="0000EE"/>
-            <w:u w:val="single"/>
-          </w:rPr>
-          <w:t>2Ptr. 1:9</w:t>
-        </w:r>
-      </w:hyperlink>
+      <w:r>
+        <w:rPr>
+          <w:lang w:val="id_ID" w:bidi="id_ID"/>
+        </w:rPr>
+        <w:t>2Ptr. 1:9</w:t>
+      </w:r>
       <w:r>
         <w:rPr>
           <w:lang w:val="id_ID" w:bidi="id_ID"/>
@@ -5266,54 +4456,36 @@
         </w:rPr>
         <w:t xml:space="preserve">: Ini menunjukkan perubahan total dari kehidupan dosa dan kematian menuju kehidupan yang suci (lihat juga </w:t>
       </w:r>
-      <w:hyperlink r:id="rId122">
-        <w:r>
-          <w:rPr>
-            <w:lang w:val="id_ID" w:bidi="id_ID"/>
-          </w:rPr>
-          <w:rPr>
-            <w:color w:val="0000EE"/>
-            <w:u w:val="single"/>
-          </w:rPr>
-          <w:t>Rm. 12:2</w:t>
-        </w:r>
-      </w:hyperlink>
+      <w:r>
+        <w:rPr>
+          <w:lang w:val="id_ID" w:bidi="id_ID"/>
+        </w:rPr>
+        <w:t>Rm. 12:2</w:t>
+      </w:r>
       <w:r>
         <w:rPr>
           <w:lang w:val="id_ID" w:bidi="id_ID"/>
         </w:rPr>
         <w:t xml:space="preserve">; </w:t>
       </w:r>
-      <w:hyperlink r:id="rId123">
-        <w:r>
-          <w:rPr>
-            <w:lang w:val="id_ID" w:bidi="id_ID"/>
-          </w:rPr>
-          <w:rPr>
-            <w:color w:val="0000EE"/>
-            <w:u w:val="single"/>
-          </w:rPr>
-          <w:t>2Kor. 5:17</w:t>
-        </w:r>
-      </w:hyperlink>
+      <w:r>
+        <w:rPr>
+          <w:lang w:val="id_ID" w:bidi="id_ID"/>
+        </w:rPr>
+        <w:t>2Kor. 5:17</w:t>
+      </w:r>
       <w:r>
         <w:rPr>
           <w:lang w:val="id_ID" w:bidi="id_ID"/>
         </w:rPr>
         <w:t xml:space="preserve">; </w:t>
       </w:r>
-      <w:hyperlink r:id="rId124">
-        <w:r>
-          <w:rPr>
-            <w:lang w:val="id_ID" w:bidi="id_ID"/>
-          </w:rPr>
-          <w:rPr>
-            <w:color w:val="0000EE"/>
-            <w:u w:val="single"/>
-          </w:rPr>
-          <w:t>Kol. 3:10</w:t>
-        </w:r>
-      </w:hyperlink>
+      <w:r>
+        <w:rPr>
+          <w:lang w:val="id_ID" w:bidi="id_ID"/>
+        </w:rPr>
+        <w:t>Kol. 3:10</w:t>
+      </w:r>
       <w:r>
         <w:rPr>
           <w:lang w:val="id_ID" w:bidi="id_ID"/>
@@ -5372,18 +4544,12 @@
         </w:rPr>
         <w:t xml:space="preserve">Bagian pertama dari ayat ini merangkum </w:t>
       </w:r>
-      <w:hyperlink r:id="rId125">
-        <w:r>
-          <w:rPr>
-            <w:lang w:val="id_ID" w:bidi="id_ID"/>
-          </w:rPr>
-          <w:rPr>
-            <w:color w:val="0000EE"/>
-            <w:u w:val="single"/>
-          </w:rPr>
-          <w:t>Tit. 3:4–6</w:t>
-        </w:r>
-      </w:hyperlink>
+      <w:r>
+        <w:rPr>
+          <w:lang w:val="id_ID" w:bidi="id_ID"/>
+        </w:rPr>
+        <w:t>Tit. 3:4–6</w:t>
+      </w:r>
       <w:r>
         <w:rPr>
           <w:lang w:val="id_ID" w:bidi="id_ID"/>
@@ -5428,36 +4594,24 @@
         </w:rPr>
         <w:t xml:space="preserve">): Lihat </w:t>
       </w:r>
-      <w:hyperlink r:id="rId126">
-        <w:r>
-          <w:rPr>
-            <w:lang w:val="id_ID" w:bidi="id_ID"/>
-          </w:rPr>
-          <w:rPr>
-            <w:color w:val="0000EE"/>
-            <w:u w:val="single"/>
-          </w:rPr>
-          <w:t>Rm. 3:20–28</w:t>
-        </w:r>
-      </w:hyperlink>
+      <w:r>
+        <w:rPr>
+          <w:lang w:val="id_ID" w:bidi="id_ID"/>
+        </w:rPr>
+        <w:t>Rm. 3:20–28</w:t>
+      </w:r>
       <w:r>
         <w:rPr>
           <w:lang w:val="id_ID" w:bidi="id_ID"/>
         </w:rPr>
         <w:t xml:space="preserve">; </w:t>
       </w:r>
-      <w:hyperlink r:id="rId127">
-        <w:r>
-          <w:rPr>
-            <w:lang w:val="id_ID" w:bidi="id_ID"/>
-          </w:rPr>
-          <w:rPr>
-            <w:color w:val="0000EE"/>
-            <w:u w:val="single"/>
-          </w:rPr>
-          <w:t>Gal. 2:16–17</w:t>
-        </w:r>
-      </w:hyperlink>
+      <w:r>
+        <w:rPr>
+          <w:lang w:val="id_ID" w:bidi="id_ID"/>
+        </w:rPr>
+        <w:t>Gal. 2:16–17</w:t>
+      </w:r>
       <w:r>
         <w:rPr>
           <w:lang w:val="id_ID" w:bidi="id_ID"/>
@@ -5489,90 +4643,60 @@
         </w:rPr>
         <w:t xml:space="preserve">: Roh, seperti disebutkan dalam </w:t>
       </w:r>
-      <w:hyperlink r:id="rId21">
-        <w:r>
-          <w:rPr>
-            <w:lang w:val="id_ID" w:bidi="id_ID"/>
-          </w:rPr>
-          <w:rPr>
-            <w:color w:val="0000EE"/>
-            <w:u w:val="single"/>
-          </w:rPr>
-          <w:t>Tit. 3:5</w:t>
-        </w:r>
-      </w:hyperlink>
+      <w:r>
+        <w:rPr>
+          <w:lang w:val="id_ID" w:bidi="id_ID"/>
+        </w:rPr>
+        <w:t>Tit. 3:5</w:t>
+      </w:r>
       <w:r>
         <w:rPr>
           <w:lang w:val="id_ID" w:bidi="id_ID"/>
         </w:rPr>
         <w:t xml:space="preserve">, sering dikaitkan dengan status kita sebagai ahli waris (lihat </w:t>
       </w:r>
-      <w:hyperlink r:id="rId128">
-        <w:r>
-          <w:rPr>
-            <w:lang w:val="id_ID" w:bidi="id_ID"/>
-          </w:rPr>
-          <w:rPr>
-            <w:color w:val="0000EE"/>
-            <w:u w:val="single"/>
-          </w:rPr>
-          <w:t>Rm. 8:15–17</w:t>
-        </w:r>
-      </w:hyperlink>
+      <w:r>
+        <w:rPr>
+          <w:lang w:val="id_ID" w:bidi="id_ID"/>
+        </w:rPr>
+        <w:t>Rm. 8:15–17</w:t>
+      </w:r>
       <w:r>
         <w:rPr>
           <w:lang w:val="id_ID" w:bidi="id_ID"/>
         </w:rPr>
         <w:t xml:space="preserve">; </w:t>
       </w:r>
-      <w:hyperlink r:id="rId129">
-        <w:r>
-          <w:rPr>
-            <w:lang w:val="id_ID" w:bidi="id_ID"/>
-          </w:rPr>
-          <w:rPr>
-            <w:color w:val="0000EE"/>
-            <w:u w:val="single"/>
-          </w:rPr>
-          <w:t>1Kor. 6:9–11</w:t>
-        </w:r>
-      </w:hyperlink>
+      <w:r>
+        <w:rPr>
+          <w:lang w:val="id_ID" w:bidi="id_ID"/>
+        </w:rPr>
+        <w:t>1Kor. 6:9–11</w:t>
+      </w:r>
       <w:r>
         <w:rPr>
           <w:lang w:val="id_ID" w:bidi="id_ID"/>
         </w:rPr>
         <w:t xml:space="preserve">; </w:t>
       </w:r>
-      <w:hyperlink r:id="rId130">
-        <w:r>
-          <w:rPr>
-            <w:lang w:val="id_ID" w:bidi="id_ID"/>
-          </w:rPr>
-          <w:rPr>
-            <w:color w:val="0000EE"/>
-            <w:u w:val="single"/>
-          </w:rPr>
-          <w:t>Gal. 4:6–7</w:t>
-        </w:r>
-      </w:hyperlink>
+      <w:r>
+        <w:rPr>
+          <w:lang w:val="id_ID" w:bidi="id_ID"/>
+        </w:rPr>
+        <w:t>Gal. 4:6–7</w:t>
+      </w:r>
       <w:r>
         <w:rPr>
           <w:lang w:val="id_ID" w:bidi="id_ID"/>
         </w:rPr>
         <w:t xml:space="preserve">; </w:t>
       </w:r>
-      <w:hyperlink r:id="rId131">
-        <w:r>
-          <w:rPr>
-            <w:lang w:val="id_ID" w:bidi="id_ID"/>
-          </w:rPr>
-          <w:rPr>
-            <w:color w:val="0000EE"/>
-            <w:u w:val="single"/>
-          </w:rPr>
-          <w:t>Ef. 1:13–14</w:t>
-        </w:r>
-      </w:hyperlink>
+      <w:r>
+        <w:rPr>
+          <w:lang w:val="id_ID" w:bidi="id_ID"/>
+        </w:rPr>
+        <w:t>Ef. 1:13–14</w:t>
+      </w:r>
       <w:r>
         <w:rPr>
           <w:lang w:val="id_ID" w:bidi="id_ID"/>
@@ -5627,36 +4751,24 @@
         </w:rPr>
         <w:t xml:space="preserve">Perkataan ini benar dan yang dapat dipercaya adalah </w:t>
       </w:r>
-      <w:hyperlink r:id="rId132">
-        <w:r>
-          <w:rPr>
-            <w:lang w:val="id_ID" w:bidi="id_ID"/>
-          </w:rPr>
-          <w:rPr>
-            <w:color w:val="0000EE"/>
-            <w:u w:val="single"/>
-          </w:rPr>
-          <w:t>Tit. 3:4–7</w:t>
-        </w:r>
-      </w:hyperlink>
+      <w:r>
+        <w:rPr>
+          <w:lang w:val="id_ID" w:bidi="id_ID"/>
+        </w:rPr>
+        <w:t>Tit. 3:4–7</w:t>
+      </w:r>
       <w:r>
         <w:rPr>
           <w:lang w:val="id_ID" w:bidi="id_ID"/>
         </w:rPr>
         <w:t xml:space="preserve"> (lihat juga </w:t>
       </w:r>
-      <w:hyperlink r:id="rId113">
-        <w:r>
-          <w:rPr>
-            <w:lang w:val="id_ID" w:bidi="id_ID"/>
-          </w:rPr>
-          <w:rPr>
-            <w:color w:val="0000EE"/>
-            <w:u w:val="single"/>
-          </w:rPr>
-          <w:t>1Tim. 1:15</w:t>
-        </w:r>
-      </w:hyperlink>
+      <w:r>
+        <w:rPr>
+          <w:lang w:val="id_ID" w:bidi="id_ID"/>
+        </w:rPr>
+        <w:t>1Tim. 1:15</w:t>
+      </w:r>
       <w:r>
         <w:rPr>
           <w:lang w:val="id_ID" w:bidi="id_ID"/>
@@ -5718,36 +4830,24 @@
         </w:rPr>
         <w:t xml:space="preserve">: Ini merujuk pada orang-orang yang suka bertengkar dan sulit untuk diperbaiki atau diubah (lihat </w:t>
       </w:r>
-      <w:hyperlink r:id="rId36">
-        <w:r>
-          <w:rPr>
-            <w:lang w:val="id_ID" w:bidi="id_ID"/>
-          </w:rPr>
-          <w:rPr>
-            <w:color w:val="0000EE"/>
-            <w:u w:val="single"/>
-          </w:rPr>
-          <w:t>Tit. 1:11</w:t>
-        </w:r>
-      </w:hyperlink>
+      <w:r>
+        <w:rPr>
+          <w:lang w:val="id_ID" w:bidi="id_ID"/>
+        </w:rPr>
+        <w:t>Tit. 1:11</w:t>
+      </w:r>
       <w:r>
         <w:rPr>
           <w:lang w:val="id_ID" w:bidi="id_ID"/>
         </w:rPr>
         <w:t xml:space="preserve">, </w:t>
       </w:r>
-      <w:hyperlink r:id="rId46">
-        <w:r>
-          <w:rPr>
-            <w:lang w:val="id_ID" w:bidi="id_ID"/>
-          </w:rPr>
-          <w:rPr>
-            <w:color w:val="0000EE"/>
-            <w:u w:val="single"/>
-          </w:rPr>
-          <w:t>13</w:t>
-        </w:r>
-      </w:hyperlink>
+      <w:r>
+        <w:rPr>
+          <w:lang w:val="id_ID" w:bidi="id_ID"/>
+        </w:rPr>
+        <w:t>13</w:t>
+      </w:r>
       <w:r>
         <w:rPr>
           <w:lang w:val="id_ID" w:bidi="id_ID"/>
@@ -5806,18 +4906,12 @@
         </w:rPr>
         <w:t xml:space="preserve">Jelas bahwa Artemas atau Tikhikus akan menggantikan Titus di Kreta. Karena Tikhikus sebenarnya dikirim ke Efesus (lihat </w:t>
       </w:r>
-      <w:hyperlink r:id="rId133">
-        <w:r>
-          <w:rPr>
-            <w:lang w:val="id_ID" w:bidi="id_ID"/>
-          </w:rPr>
-          <w:rPr>
-            <w:color w:val="0000EE"/>
-            <w:u w:val="single"/>
-          </w:rPr>
-          <w:t>2Tim. 4:12</w:t>
-        </w:r>
-      </w:hyperlink>
+      <w:r>
+        <w:rPr>
+          <w:lang w:val="id_ID" w:bidi="id_ID"/>
+        </w:rPr>
+        <w:t>2Tim. 4:12</w:t>
+      </w:r>
       <w:r>
         <w:rPr>
           <w:lang w:val="id_ID" w:bidi="id_ID"/>
@@ -5849,18 +4943,12 @@
         </w:rPr>
         <w:t xml:space="preserve">: Ada beberapa kota yang memiliki nama ini. Kemungkinan besar, ini adalah kota besar di pantai barat semenanjung Yunani (sebidang tanah yang sebagian besar dikelilingi oleh air tetapi terhubung ke daratan di satu sisi). Mungkin Paulus pernah bekerja di sini sebelumnya (lihat </w:t>
       </w:r>
-      <w:hyperlink r:id="rId134">
-        <w:r>
-          <w:rPr>
-            <w:lang w:val="id_ID" w:bidi="id_ID"/>
-          </w:rPr>
-          <w:rPr>
-            <w:color w:val="0000EE"/>
-            <w:u w:val="single"/>
-          </w:rPr>
-          <w:t>Rm. 15:19</w:t>
-        </w:r>
-      </w:hyperlink>
+      <w:r>
+        <w:rPr>
+          <w:lang w:val="id_ID" w:bidi="id_ID"/>
+        </w:rPr>
+        <w:t>Rm. 15:19</w:t>
+      </w:r>
       <w:r>
         <w:rPr>
           <w:lang w:val="id_ID" w:bidi="id_ID"/>
@@ -5915,54 +5003,36 @@
         </w:rPr>
         <w:t xml:space="preserve">Surat tersebut diakhiri dengan berita pada </w:t>
       </w:r>
-      <w:hyperlink r:id="rId135">
-        <w:r>
-          <w:rPr>
-            <w:lang w:val="id_ID" w:bidi="id_ID"/>
-          </w:rPr>
-          <w:rPr>
-            <w:color w:val="0000EE"/>
-            <w:u w:val="single"/>
-          </w:rPr>
-          <w:t>Tit. 3:12</w:t>
-        </w:r>
-      </w:hyperlink>
+      <w:r>
+        <w:rPr>
+          <w:lang w:val="id_ID" w:bidi="id_ID"/>
+        </w:rPr>
+        <w:t>Tit. 3:12</w:t>
+      </w:r>
       <w:r>
         <w:rPr>
           <w:lang w:val="id_ID" w:bidi="id_ID"/>
         </w:rPr>
         <w:t xml:space="preserve">, dorongan terakhir (atau penyemangat) pada </w:t>
       </w:r>
-      <w:hyperlink r:id="rId136">
-        <w:r>
-          <w:rPr>
-            <w:lang w:val="id_ID" w:bidi="id_ID"/>
-          </w:rPr>
-          <w:rPr>
-            <w:color w:val="0000EE"/>
-            <w:u w:val="single"/>
-          </w:rPr>
-          <w:t>Tit. 3:13–14</w:t>
-        </w:r>
-      </w:hyperlink>
+      <w:r>
+        <w:rPr>
+          <w:lang w:val="id_ID" w:bidi="id_ID"/>
+        </w:rPr>
+        <w:t>Tit. 3:13–14</w:t>
+      </w:r>
       <w:r>
         <w:rPr>
           <w:lang w:val="id_ID" w:bidi="id_ID"/>
         </w:rPr>
         <w:t xml:space="preserve">, salam, dan berkat pada </w:t>
       </w:r>
-      <w:hyperlink r:id="rId137">
-        <w:r>
-          <w:rPr>
-            <w:lang w:val="id_ID" w:bidi="id_ID"/>
-          </w:rPr>
-          <w:rPr>
-            <w:color w:val="0000EE"/>
-            <w:u w:val="single"/>
-          </w:rPr>
-          <w:t>Tit. 3:15</w:t>
-        </w:r>
-      </w:hyperlink>
+      <w:r>
+        <w:rPr>
+          <w:lang w:val="id_ID" w:bidi="id_ID"/>
+        </w:rPr>
+        <w:t>Tit. 3:15</w:t>
+      </w:r>
       <w:r>
         <w:rPr>
           <w:lang w:val="id_ID" w:bidi="id_ID"/>
@@ -6039,36 +5109,24 @@
         </w:rPr>
         <w:t xml:space="preserve">Zenas mungkin adalah seorang ahli dalam hukum Romawi atau seorang ahli hukum Romawi (kata yang sama untuk pengacara terdapat di </w:t>
       </w:r>
-      <w:hyperlink r:id="rId138">
-        <w:r>
-          <w:rPr>
-            <w:lang w:val="id_ID" w:bidi="id_ID"/>
-          </w:rPr>
-          <w:rPr>
-            <w:color w:val="0000EE"/>
-            <w:u w:val="single"/>
-          </w:rPr>
-          <w:t>Luk. 7:30</w:t>
-        </w:r>
-      </w:hyperlink>
+      <w:r>
+        <w:rPr>
+          <w:lang w:val="id_ID" w:bidi="id_ID"/>
+        </w:rPr>
+        <w:t>Luk. 7:30</w:t>
+      </w:r>
       <w:r>
         <w:rPr>
           <w:lang w:val="id_ID" w:bidi="id_ID"/>
         </w:rPr>
         <w:t xml:space="preserve">; </w:t>
       </w:r>
-      <w:hyperlink r:id="rId139">
-        <w:r>
-          <w:rPr>
-            <w:lang w:val="id_ID" w:bidi="id_ID"/>
-          </w:rPr>
-          <w:rPr>
-            <w:color w:val="0000EE"/>
-            <w:u w:val="single"/>
-          </w:rPr>
-          <w:t>10:25</w:t>
-        </w:r>
-      </w:hyperlink>
+      <w:r>
+        <w:rPr>
+          <w:lang w:val="id_ID" w:bidi="id_ID"/>
+        </w:rPr>
+        <w:t>10:25</w:t>
+      </w:r>
       <w:r>
         <w:rPr>
           <w:lang w:val="id_ID" w:bidi="id_ID"/>
@@ -6093,126 +5151,84 @@
         </w:rPr>
         <w:t xml:space="preserve">Apolos mungkin adalah orang yang sama seperti yang disebutkan dalam </w:t>
       </w:r>
-      <w:hyperlink r:id="rId140">
-        <w:r>
-          <w:rPr>
-            <w:lang w:val="id_ID" w:bidi="id_ID"/>
-          </w:rPr>
-          <w:rPr>
-            <w:color w:val="0000EE"/>
-            <w:u w:val="single"/>
-          </w:rPr>
-          <w:t>Kisah. 18:24</w:t>
-        </w:r>
-      </w:hyperlink>
+      <w:r>
+        <w:rPr>
+          <w:lang w:val="id_ID" w:bidi="id_ID"/>
+        </w:rPr>
+        <w:t>Kisah. 18:24</w:t>
+      </w:r>
       <w:r>
         <w:rPr>
           <w:lang w:val="id_ID" w:bidi="id_ID"/>
         </w:rPr>
         <w:t xml:space="preserve">; </w:t>
       </w:r>
-      <w:hyperlink r:id="rId141">
-        <w:r>
-          <w:rPr>
-            <w:lang w:val="id_ID" w:bidi="id_ID"/>
-          </w:rPr>
-          <w:rPr>
-            <w:color w:val="0000EE"/>
-            <w:u w:val="single"/>
-          </w:rPr>
-          <w:t>19:1</w:t>
-        </w:r>
-      </w:hyperlink>
+      <w:r>
+        <w:rPr>
+          <w:lang w:val="id_ID" w:bidi="id_ID"/>
+        </w:rPr>
+        <w:t>19:1</w:t>
+      </w:r>
       <w:r>
         <w:rPr>
           <w:lang w:val="id_ID" w:bidi="id_ID"/>
         </w:rPr>
         <w:t xml:space="preserve">; </w:t>
       </w:r>
-      <w:hyperlink r:id="rId142">
-        <w:r>
-          <w:rPr>
-            <w:lang w:val="id_ID" w:bidi="id_ID"/>
-          </w:rPr>
-          <w:rPr>
-            <w:color w:val="0000EE"/>
-            <w:u w:val="single"/>
-          </w:rPr>
-          <w:t>1Kor. 1:12</w:t>
-        </w:r>
-      </w:hyperlink>
+      <w:r>
+        <w:rPr>
+          <w:lang w:val="id_ID" w:bidi="id_ID"/>
+        </w:rPr>
+        <w:t>1Kor. 1:12</w:t>
+      </w:r>
       <w:r>
         <w:rPr>
           <w:lang w:val="id_ID" w:bidi="id_ID"/>
         </w:rPr>
         <w:t xml:space="preserve">; </w:t>
       </w:r>
-      <w:hyperlink r:id="rId143">
-        <w:r>
-          <w:rPr>
-            <w:lang w:val="id_ID" w:bidi="id_ID"/>
-          </w:rPr>
-          <w:rPr>
-            <w:color w:val="0000EE"/>
-            <w:u w:val="single"/>
-          </w:rPr>
-          <w:t>3:4–6</w:t>
-        </w:r>
-      </w:hyperlink>
+      <w:r>
+        <w:rPr>
+          <w:lang w:val="id_ID" w:bidi="id_ID"/>
+        </w:rPr>
+        <w:t>3:4–6</w:t>
+      </w:r>
       <w:r>
         <w:rPr>
           <w:lang w:val="id_ID" w:bidi="id_ID"/>
         </w:rPr>
         <w:t xml:space="preserve">, </w:t>
       </w:r>
-      <w:hyperlink r:id="rId144">
-        <w:r>
-          <w:rPr>
-            <w:lang w:val="id_ID" w:bidi="id_ID"/>
-          </w:rPr>
-          <w:rPr>
-            <w:color w:val="0000EE"/>
-            <w:u w:val="single"/>
-          </w:rPr>
-          <w:t>22</w:t>
-        </w:r>
-      </w:hyperlink>
+      <w:r>
+        <w:rPr>
+          <w:lang w:val="id_ID" w:bidi="id_ID"/>
+        </w:rPr>
+        <w:t>22</w:t>
+      </w:r>
       <w:r>
         <w:rPr>
           <w:lang w:val="id_ID" w:bidi="id_ID"/>
         </w:rPr>
         <w:t xml:space="preserve">; </w:t>
       </w:r>
-      <w:hyperlink r:id="rId145">
-        <w:r>
-          <w:rPr>
-            <w:lang w:val="id_ID" w:bidi="id_ID"/>
-          </w:rPr>
-          <w:rPr>
-            <w:color w:val="0000EE"/>
-            <w:u w:val="single"/>
-          </w:rPr>
-          <w:t>4:6</w:t>
-        </w:r>
-      </w:hyperlink>
+      <w:r>
+        <w:rPr>
+          <w:lang w:val="id_ID" w:bidi="id_ID"/>
+        </w:rPr>
+        <w:t>4:6</w:t>
+      </w:r>
       <w:r>
         <w:rPr>
           <w:lang w:val="id_ID" w:bidi="id_ID"/>
         </w:rPr>
         <w:t xml:space="preserve">; </w:t>
       </w:r>
-      <w:hyperlink r:id="rId146">
-        <w:r>
-          <w:rPr>
-            <w:lang w:val="id_ID" w:bidi="id_ID"/>
-          </w:rPr>
-          <w:rPr>
-            <w:color w:val="0000EE"/>
-            <w:u w:val="single"/>
-          </w:rPr>
-          <w:t>16:12</w:t>
-        </w:r>
-      </w:hyperlink>
+      <w:r>
+        <w:rPr>
+          <w:lang w:val="id_ID" w:bidi="id_ID"/>
+        </w:rPr>
+        <w:t>16:12</w:t>
+      </w:r>
       <w:r>
         <w:rPr>
           <w:lang w:val="id_ID" w:bidi="id_ID"/>
@@ -6244,108 +5260,72 @@
         </w:rPr>
         <w:t xml:space="preserve">: Lihat </w:t>
       </w:r>
-      <w:hyperlink r:id="rId147">
-        <w:r>
-          <w:rPr>
-            <w:lang w:val="id_ID" w:bidi="id_ID"/>
-          </w:rPr>
-          <w:rPr>
-            <w:color w:val="0000EE"/>
-            <w:u w:val="single"/>
-          </w:rPr>
-          <w:t>1Tim. 3:2</w:t>
-        </w:r>
-      </w:hyperlink>
+      <w:r>
+        <w:rPr>
+          <w:lang w:val="id_ID" w:bidi="id_ID"/>
+        </w:rPr>
+        <w:t>1Tim. 3:2</w:t>
+      </w:r>
       <w:r>
         <w:rPr>
           <w:lang w:val="id_ID" w:bidi="id_ID"/>
         </w:rPr>
         <w:t xml:space="preserve">; </w:t>
       </w:r>
-      <w:hyperlink r:id="rId148">
-        <w:r>
-          <w:rPr>
-            <w:lang w:val="id_ID" w:bidi="id_ID"/>
-          </w:rPr>
-          <w:rPr>
-            <w:color w:val="0000EE"/>
-            <w:u w:val="single"/>
-          </w:rPr>
-          <w:t>3 Yoh. 1:5–8</w:t>
-        </w:r>
-      </w:hyperlink>
+      <w:r>
+        <w:rPr>
+          <w:lang w:val="id_ID" w:bidi="id_ID"/>
+        </w:rPr>
+        <w:t>3 Yoh. 1:5–8</w:t>
+      </w:r>
       <w:r>
         <w:rPr>
           <w:lang w:val="id_ID" w:bidi="id_ID"/>
         </w:rPr>
         <w:t xml:space="preserve">; bandingkan </w:t>
       </w:r>
-      <w:hyperlink r:id="rId149">
-        <w:r>
-          <w:rPr>
-            <w:lang w:val="id_ID" w:bidi="id_ID"/>
-          </w:rPr>
-          <w:rPr>
-            <w:color w:val="0000EE"/>
-            <w:u w:val="single"/>
-          </w:rPr>
-          <w:t>Rm. 15:24</w:t>
-        </w:r>
-      </w:hyperlink>
+      <w:r>
+        <w:rPr>
+          <w:lang w:val="id_ID" w:bidi="id_ID"/>
+        </w:rPr>
+        <w:t>Rm. 15:24</w:t>
+      </w:r>
       <w:r>
         <w:rPr>
           <w:lang w:val="id_ID" w:bidi="id_ID"/>
         </w:rPr>
         <w:t xml:space="preserve">; </w:t>
       </w:r>
-      <w:hyperlink r:id="rId150">
-        <w:r>
-          <w:rPr>
-            <w:lang w:val="id_ID" w:bidi="id_ID"/>
-          </w:rPr>
-          <w:rPr>
-            <w:color w:val="0000EE"/>
-            <w:u w:val="single"/>
-          </w:rPr>
-          <w:t>1Kor. 16:6</w:t>
-        </w:r>
-      </w:hyperlink>
+      <w:r>
+        <w:rPr>
+          <w:lang w:val="id_ID" w:bidi="id_ID"/>
+        </w:rPr>
+        <w:t>1Kor. 16:6</w:t>
+      </w:r>
       <w:r>
         <w:rPr>
           <w:lang w:val="id_ID" w:bidi="id_ID"/>
         </w:rPr>
         <w:t xml:space="preserve">, </w:t>
       </w:r>
-      <w:hyperlink r:id="rId151">
-        <w:r>
-          <w:rPr>
-            <w:lang w:val="id_ID" w:bidi="id_ID"/>
-          </w:rPr>
-          <w:rPr>
-            <w:color w:val="0000EE"/>
-            <w:u w:val="single"/>
-          </w:rPr>
-          <w:t>11</w:t>
-        </w:r>
-      </w:hyperlink>
+      <w:r>
+        <w:rPr>
+          <w:lang w:val="id_ID" w:bidi="id_ID"/>
+        </w:rPr>
+        <w:t>11</w:t>
+      </w:r>
       <w:r>
         <w:rPr>
           <w:lang w:val="id_ID" w:bidi="id_ID"/>
         </w:rPr>
         <w:t xml:space="preserve">; </w:t>
       </w:r>
-      <w:hyperlink r:id="rId152">
-        <w:r>
-          <w:rPr>
-            <w:lang w:val="id_ID" w:bidi="id_ID"/>
-          </w:rPr>
-          <w:rPr>
-            <w:color w:val="0000EE"/>
-            <w:u w:val="single"/>
-          </w:rPr>
-          <w:t>2Kor. 1:16</w:t>
-        </w:r>
-      </w:hyperlink>
+      <w:r>
+        <w:rPr>
+          <w:lang w:val="id_ID" w:bidi="id_ID"/>
+        </w:rPr>
+        <w:t>2Kor. 1:16</w:t>
+      </w:r>
       <w:r>
         <w:rPr>
           <w:lang w:val="id_ID" w:bidi="id_ID"/>
@@ -6404,108 +5384,72 @@
         </w:rPr>
         <w:t xml:space="preserve">Nasihat terakhir ini berkaitan dengan tanggung jawab untuk merawat Zenas dan Apolos (lihat </w:t>
       </w:r>
-      <w:hyperlink r:id="rId153">
-        <w:r>
-          <w:rPr>
-            <w:lang w:val="id_ID" w:bidi="id_ID"/>
-          </w:rPr>
-          <w:rPr>
-            <w:color w:val="0000EE"/>
-            <w:u w:val="single"/>
-          </w:rPr>
-          <w:t>Rm 12:13</w:t>
-        </w:r>
-      </w:hyperlink>
+      <w:r>
+        <w:rPr>
+          <w:lang w:val="id_ID" w:bidi="id_ID"/>
+        </w:rPr>
+        <w:t>Rm 12:13</w:t>
+      </w:r>
       <w:r>
         <w:rPr>
           <w:lang w:val="id_ID" w:bidi="id_ID"/>
         </w:rPr>
         <w:t xml:space="preserve">; </w:t>
       </w:r>
-      <w:hyperlink r:id="rId154">
-        <w:r>
-          <w:rPr>
-            <w:lang w:val="id_ID" w:bidi="id_ID"/>
-          </w:rPr>
-          <w:rPr>
-            <w:color w:val="0000EE"/>
-            <w:u w:val="single"/>
-          </w:rPr>
-          <w:t>Ef. 4:28</w:t>
-        </w:r>
-      </w:hyperlink>
+      <w:r>
+        <w:rPr>
+          <w:lang w:val="id_ID" w:bidi="id_ID"/>
+        </w:rPr>
+        <w:t>Ef. 4:28</w:t>
+      </w:r>
       <w:r>
         <w:rPr>
           <w:lang w:val="id_ID" w:bidi="id_ID"/>
         </w:rPr>
         <w:t xml:space="preserve">; </w:t>
       </w:r>
-      <w:hyperlink r:id="rId155">
-        <w:r>
-          <w:rPr>
-            <w:lang w:val="id_ID" w:bidi="id_ID"/>
-          </w:rPr>
-          <w:rPr>
-            <w:color w:val="0000EE"/>
-            <w:u w:val="single"/>
-          </w:rPr>
-          <w:t>1Tes. 4:11</w:t>
-        </w:r>
-      </w:hyperlink>
+      <w:r>
+        <w:rPr>
+          <w:lang w:val="id_ID" w:bidi="id_ID"/>
+        </w:rPr>
+        <w:t>1Tes. 4:11</w:t>
+      </w:r>
       <w:r>
         <w:rPr>
           <w:lang w:val="id_ID" w:bidi="id_ID"/>
         </w:rPr>
         <w:t xml:space="preserve">; </w:t>
       </w:r>
-      <w:hyperlink r:id="rId156">
-        <w:r>
-          <w:rPr>
-            <w:lang w:val="id_ID" w:bidi="id_ID"/>
-          </w:rPr>
-          <w:rPr>
-            <w:color w:val="0000EE"/>
-            <w:u w:val="single"/>
-          </w:rPr>
-          <w:t>1Tim. 5:8</w:t>
-        </w:r>
-      </w:hyperlink>
+      <w:r>
+        <w:rPr>
+          <w:lang w:val="id_ID" w:bidi="id_ID"/>
+        </w:rPr>
+        <w:t>1Tim. 5:8</w:t>
+      </w:r>
       <w:r>
         <w:rPr>
           <w:lang w:val="id_ID" w:bidi="id_ID"/>
         </w:rPr>
         <w:t xml:space="preserve">, </w:t>
       </w:r>
-      <w:hyperlink r:id="rId157">
-        <w:r>
-          <w:rPr>
-            <w:lang w:val="id_ID" w:bidi="id_ID"/>
-          </w:rPr>
-          <w:rPr>
-            <w:color w:val="0000EE"/>
-            <w:u w:val="single"/>
-          </w:rPr>
-          <w:t>16</w:t>
-        </w:r>
-      </w:hyperlink>
+      <w:r>
+        <w:rPr>
+          <w:lang w:val="id_ID" w:bidi="id_ID"/>
+        </w:rPr>
+        <w:t>16</w:t>
+      </w:r>
       <w:r>
         <w:rPr>
           <w:lang w:val="id_ID" w:bidi="id_ID"/>
         </w:rPr>
         <w:t xml:space="preserve">; </w:t>
       </w:r>
-      <w:hyperlink r:id="rId158">
-        <w:r>
-          <w:rPr>
-            <w:lang w:val="id_ID" w:bidi="id_ID"/>
-          </w:rPr>
-          <w:rPr>
-            <w:color w:val="0000EE"/>
-            <w:u w:val="single"/>
-          </w:rPr>
-          <w:t>6:18</w:t>
-        </w:r>
-      </w:hyperlink>
+      <w:r>
+        <w:rPr>
+          <w:lang w:val="id_ID" w:bidi="id_ID"/>
+        </w:rPr>
+        <w:t>6:18</w:t>
+      </w:r>
       <w:r>
         <w:rPr>
           <w:lang w:val="id_ID" w:bidi="id_ID"/>
@@ -6585,18 +5529,12 @@
         </w:rPr>
         <w:t xml:space="preserve">: Surat itu ditujukan kepada Titus dalam </w:t>
       </w:r>
-      <w:hyperlink r:id="rId24">
-        <w:r>
-          <w:rPr>
-            <w:lang w:val="id_ID" w:bidi="id_ID"/>
-          </w:rPr>
-          <w:rPr>
-            <w:color w:val="0000EE"/>
-            <w:u w:val="single"/>
-          </w:rPr>
-          <w:t>Tit. 1:4</w:t>
-        </w:r>
-      </w:hyperlink>
+      <w:r>
+        <w:rPr>
+          <w:lang w:val="id_ID" w:bidi="id_ID"/>
+        </w:rPr>
+        <w:t>Tit. 1:4</w:t>
+      </w:r>
       <w:r>
         <w:rPr>
           <w:lang w:val="id_ID" w:bidi="id_ID"/>
